--- a/fuentes/CF4_621209_DU.docx
+++ b/fuentes/CF4_621209_DU.docx
@@ -315,11 +315,12 @@
                             </w:r>
                             <w:r>
                               <w:rPr>
+                                <w:rStyle w:val="Extranjerismo"/>
                                 <w:b/>
-                                <w:i/>
-                                <w:iCs/>
-                                <w:color w:val="FFFFFF"/>
+                                <w:bCs/>
+                                <w:color w:val="FFFFFF" w:themeColor="background1"/>
                                 <w:sz w:val="72"/>
+                                <w:szCs w:val="72"/>
                               </w:rPr>
                               <w:t>Retail</w:t>
                             </w:r>
@@ -365,11 +366,12 @@
                       </w:r>
                       <w:r>
                         <w:rPr>
+                          <w:rStyle w:val="Extranjerismo"/>
                           <w:b/>
-                          <w:i/>
-                          <w:iCs/>
-                          <w:color w:val="FFFFFF"/>
+                          <w:bCs/>
+                          <w:color w:val="FFFFFF" w:themeColor="background1"/>
                           <w:sz w:val="72"/>
+                          <w:szCs w:val="72"/>
                         </w:rPr>
                         <w:t>Retail</w:t>
                       </w:r>
@@ -543,37 +545,47 @@
           <w:color w:val="000000"/>
           <w:kern w:val="0"/>
         </w:rPr>
-        <w:t>La logística en retail radica en el conjunto de técnicas necesarias para poder cumplir con el objetivo final de acercar y vender un producto al cliente en su respectiva sala de ventas del formato comercial o retail especializado. Este proceso abarca desde la gestión eficiente del inventario y el almacenamiento, hasta la distribución y transporte del producto, asegurando su disponibilidad en el momento y lugar adecuados.</w:t>
-      </w:r>
-    </w:p>
-    <w:p>
-      <w:pPr>
-        <w:spacing w:before="0" w:after="0"/>
-        <w:rPr>
-          <w:rFonts w:cs="Calibri"/>
-          <w:lang w:val="es-ES"/>
-        </w:rPr>
-      </w:pPr>
-      <w:r>
-        <w:rPr>
-          <w:rFonts w:cs="Calibri"/>
-          <w:b/>
+        <w:t xml:space="preserve">La logística en </w:t>
+      </w:r>
+      <w:r>
+        <w:rPr>
+          <w:rStyle w:val="Extranjerismo"/>
+        </w:rPr>
+        <w:t xml:space="preserve">retail </w:t>
+      </w:r>
+      <w:r>
+        <w:rPr>
+          <w:rFonts w:cs="Calibri"/>
           <w:bCs/>
           <w:color w:val="000000"/>
           <w:kern w:val="0"/>
         </w:rPr>
-        <w:t xml:space="preserve">                                                   </w:t>
-      </w:r>
-      <w:r>
-        <w:rPr>
-          <w:rFonts w:cs="Calibri"/>
-          <w:b/>
+        <w:t xml:space="preserve">radica en el conjunto de técnicas necesarias para poder cumplir con el objetivo final de acercar y vender un producto al cliente en su respectiva sala de ventas del formato comercial o </w:t>
+      </w:r>
+      <w:r>
+        <w:rPr>
+          <w:rStyle w:val="Extranjerismo"/>
+        </w:rPr>
+        <w:t>retail</w:t>
+      </w:r>
+      <w:r>
+        <w:rPr>
+          <w:rFonts w:cs="Calibri"/>
           <w:bCs/>
           <w:color w:val="000000"/>
           <w:kern w:val="0"/>
         </w:rPr>
-        <w:t>Junio</w:t>
-      </w:r>
+        <w:t xml:space="preserve"> especializado. Este proceso abarca desde la gestión eficiente del inventario y el almacenamiento, hasta la distribución y transporte del producto, asegurando su disponibilidad en el momento y lugar adecuados.</w:t>
+      </w:r>
+    </w:p>
+    <w:p>
+      <w:pPr>
+        <w:spacing w:before="0" w:after="0"/>
+        <w:rPr>
+          <w:rFonts w:cs="Calibri"/>
+          <w:lang w:val="es-ES"/>
+        </w:rPr>
+      </w:pPr>
       <w:r>
         <w:rPr>
           <w:rFonts w:cs="Calibri"/>
@@ -582,7 +594,7 @@
           <w:color w:val="000000"/>
           <w:kern w:val="0"/>
         </w:rPr>
-        <w:t xml:space="preserve"> 202</w:t>
+        <w:t xml:space="preserve">                                                   </w:t>
       </w:r>
       <w:r>
         <w:rPr>
@@ -592,6 +604,26 @@
           <w:color w:val="000000"/>
           <w:kern w:val="0"/>
         </w:rPr>
+        <w:t>Junio</w:t>
+      </w:r>
+      <w:r>
+        <w:rPr>
+          <w:rFonts w:cs="Calibri"/>
+          <w:b/>
+          <w:bCs/>
+          <w:color w:val="000000"/>
+          <w:kern w:val="0"/>
+        </w:rPr>
+        <w:t xml:space="preserve"> 202</w:t>
+      </w:r>
+      <w:r>
+        <w:rPr>
+          <w:rFonts w:cs="Calibri"/>
+          <w:b/>
+          <w:bCs/>
+          <w:color w:val="000000"/>
+          <w:kern w:val="0"/>
+        </w:rPr>
         <w:t>6</w:t>
       </w:r>
       <w:r>
@@ -604,34 +636,30 @@
     <w:p>
       <w:pPr>
         <w:pStyle w:val="Ttulo1"/>
-        <w:ind w:left="0"/>
         <w:rPr>
           <w:noProof/>
         </w:rPr>
       </w:pPr>
-      <w:bookmarkStart w:id="0" w:name="_Toc231831806"/>
       <w:r>
         <w:lastRenderedPageBreak/>
         <w:t>Tabla de contenido</w:t>
       </w:r>
-      <w:bookmarkEnd w:id="0"/>
-      <w:r>
-        <w:rPr>
-          <w:rFonts w:eastAsia="Calibri" w:cs="Calibri"/>
+      <w:r>
+        <w:rPr>
+          <w:rFonts w:eastAsia="Calibri"/>
           <w:lang w:val="es-ES"/>
         </w:rPr>
         <w:fldChar w:fldCharType="begin"/>
       </w:r>
       <w:r>
         <w:rPr>
-          <w:rFonts w:cs="Calibri"/>
           <w:lang w:val="es-ES"/>
         </w:rPr>
         <w:instrText xml:space="preserve"> TOC \o "1-3" \h \z \u </w:instrText>
       </w:r>
       <w:r>
         <w:rPr>
-          <w:rFonts w:eastAsia="Calibri" w:cs="Calibri"/>
+          <w:rFonts w:eastAsia="Calibri"/>
           <w:lang w:val="es-ES"/>
         </w:rPr>
         <w:fldChar w:fldCharType="separate"/>
@@ -640,6 +668,7 @@
     <w:p>
       <w:pPr>
         <w:pStyle w:val="TDC1"/>
+        <w:spacing w:line="360" w:lineRule="auto"/>
         <w:rPr>
           <w:rFonts w:asciiTheme="minorHAnsi" w:eastAsiaTheme="minorEastAsia" w:hAnsiTheme="minorHAnsi" w:cstheme="minorBidi"/>
           <w:noProof/>
@@ -649,13 +678,13 @@
           <w14:ligatures w14:val="standardContextual"/>
         </w:rPr>
       </w:pPr>
-      <w:hyperlink w:anchor="_Toc231831806" w:history="1">
+      <w:hyperlink w:anchor="_Toc232358889" w:history="1">
         <w:r>
           <w:rPr>
             <w:rStyle w:val="Hipervnculo"/>
             <w:noProof/>
           </w:rPr>
-          <w:t>Tabla de contenido</w:t>
+          <w:t>Introducción</w:t>
         </w:r>
         <w:r>
           <w:rPr>
@@ -676,7 +705,7 @@
             <w:noProof/>
             <w:webHidden/>
           </w:rPr>
-          <w:instrText xml:space="preserve"> PAGEREF _Toc231831806 \h </w:instrText>
+          <w:instrText xml:space="preserve"> PAGEREF _Toc232358889 \h </w:instrText>
         </w:r>
         <w:r>
           <w:rPr>
@@ -696,7 +725,7 @@
             <w:noProof/>
             <w:webHidden/>
           </w:rPr>
-          <w:t>2</w:t>
+          <w:t>3</w:t>
         </w:r>
         <w:r>
           <w:rPr>
@@ -710,6 +739,7 @@
     <w:p>
       <w:pPr>
         <w:pStyle w:val="TDC1"/>
+        <w:spacing w:line="360" w:lineRule="auto"/>
         <w:rPr>
           <w:rFonts w:asciiTheme="minorHAnsi" w:eastAsiaTheme="minorEastAsia" w:hAnsiTheme="minorHAnsi" w:cstheme="minorBidi"/>
           <w:noProof/>
@@ -719,13 +749,31 @@
           <w14:ligatures w14:val="standardContextual"/>
         </w:rPr>
       </w:pPr>
-      <w:hyperlink w:anchor="_Toc231831807" w:history="1">
+      <w:hyperlink w:anchor="_Toc232358890" w:history="1">
         <w:r>
           <w:rPr>
             <w:rStyle w:val="Hipervnculo"/>
             <w:noProof/>
           </w:rPr>
-          <w:t>Introducción</w:t>
+          <w:t>1.</w:t>
+        </w:r>
+        <w:r>
+          <w:rPr>
+            <w:rFonts w:asciiTheme="minorHAnsi" w:eastAsiaTheme="minorEastAsia" w:hAnsiTheme="minorHAnsi" w:cstheme="minorBidi"/>
+            <w:noProof/>
+            <w:sz w:val="24"/>
+            <w:szCs w:val="24"/>
+            <w:lang w:eastAsia="es-CO"/>
+            <w14:ligatures w14:val="standardContextual"/>
+          </w:rPr>
+          <w:tab/>
+        </w:r>
+        <w:r>
+          <w:rPr>
+            <w:rStyle w:val="Hipervnculo"/>
+            <w:noProof/>
+          </w:rPr>
+          <w:t>Gestión logística de inventarios en el punto de venta</w:t>
         </w:r>
         <w:r>
           <w:rPr>
@@ -746,7 +794,7 @@
             <w:noProof/>
             <w:webHidden/>
           </w:rPr>
-          <w:instrText xml:space="preserve"> PAGEREF _Toc231831807 \h </w:instrText>
+          <w:instrText xml:space="preserve"> PAGEREF _Toc232358890 \h </w:instrText>
         </w:r>
         <w:r>
           <w:rPr>
@@ -766,7 +814,7 @@
             <w:noProof/>
             <w:webHidden/>
           </w:rPr>
-          <w:t>3</w:t>
+          <w:t>5</w:t>
         </w:r>
         <w:r>
           <w:rPr>
@@ -779,7 +827,12 @@
     </w:p>
     <w:p>
       <w:pPr>
-        <w:pStyle w:val="TDC1"/>
+        <w:pStyle w:val="TDC2"/>
+        <w:tabs>
+          <w:tab w:val="left" w:pos="1680"/>
+          <w:tab w:val="right" w:leader="dot" w:pos="9962"/>
+        </w:tabs>
+        <w:spacing w:before="0" w:after="0"/>
         <w:rPr>
           <w:rFonts w:asciiTheme="minorHAnsi" w:eastAsiaTheme="minorEastAsia" w:hAnsiTheme="minorHAnsi" w:cstheme="minorBidi"/>
           <w:noProof/>
@@ -789,13 +842,13 @@
           <w14:ligatures w14:val="standardContextual"/>
         </w:rPr>
       </w:pPr>
-      <w:hyperlink w:anchor="_Toc231831808" w:history="1">
+      <w:hyperlink w:anchor="_Toc232358891" w:history="1">
         <w:r>
           <w:rPr>
             <w:rStyle w:val="Hipervnculo"/>
             <w:noProof/>
           </w:rPr>
-          <w:t>1.</w:t>
+          <w:t>1.1.</w:t>
         </w:r>
         <w:r>
           <w:rPr>
@@ -813,7 +866,7 @@
             <w:rStyle w:val="Hipervnculo"/>
             <w:noProof/>
           </w:rPr>
-          <w:t>Gestión logística de inventarios en el punto de venta</w:t>
+          <w:t>Conceptos básicos</w:t>
         </w:r>
         <w:r>
           <w:rPr>
@@ -834,7 +887,7 @@
             <w:noProof/>
             <w:webHidden/>
           </w:rPr>
-          <w:instrText xml:space="preserve"> PAGEREF _Toc231831808 \h </w:instrText>
+          <w:instrText xml:space="preserve"> PAGEREF _Toc232358891 \h </w:instrText>
         </w:r>
         <w:r>
           <w:rPr>
@@ -882,13 +935,13 @@
           <w14:ligatures w14:val="standardContextual"/>
         </w:rPr>
       </w:pPr>
-      <w:hyperlink w:anchor="_Toc231831809" w:history="1">
+      <w:hyperlink w:anchor="_Toc232358892" w:history="1">
         <w:r>
           <w:rPr>
             <w:rStyle w:val="Hipervnculo"/>
             <w:noProof/>
           </w:rPr>
-          <w:t>1.1.</w:t>
+          <w:t>1.2.</w:t>
         </w:r>
         <w:r>
           <w:rPr>
@@ -906,7 +959,7 @@
             <w:rStyle w:val="Hipervnculo"/>
             <w:noProof/>
           </w:rPr>
-          <w:t>Conceptos básicos</w:t>
+          <w:t>Inventario: concepto, característica, clasificación</w:t>
         </w:r>
         <w:r>
           <w:rPr>
@@ -927,7 +980,7 @@
             <w:noProof/>
             <w:webHidden/>
           </w:rPr>
-          <w:instrText xml:space="preserve"> PAGEREF _Toc231831809 \h </w:instrText>
+          <w:instrText xml:space="preserve"> PAGEREF _Toc232358892 \h </w:instrText>
         </w:r>
         <w:r>
           <w:rPr>
@@ -947,7 +1000,7 @@
             <w:noProof/>
             <w:webHidden/>
           </w:rPr>
-          <w:t>5</w:t>
+          <w:t>6</w:t>
         </w:r>
         <w:r>
           <w:rPr>
@@ -975,13 +1028,13 @@
           <w14:ligatures w14:val="standardContextual"/>
         </w:rPr>
       </w:pPr>
-      <w:hyperlink w:anchor="_Toc231831810" w:history="1">
+      <w:hyperlink w:anchor="_Toc232358893" w:history="1">
         <w:r>
           <w:rPr>
             <w:rStyle w:val="Hipervnculo"/>
             <w:noProof/>
           </w:rPr>
-          <w:t>1.2.</w:t>
+          <w:t>1.3.</w:t>
         </w:r>
         <w:r>
           <w:rPr>
@@ -999,7 +1052,7 @@
             <w:rStyle w:val="Hipervnculo"/>
             <w:noProof/>
           </w:rPr>
-          <w:t>Inventario: concepto, característica, clasificación</w:t>
+          <w:t>Recursos: concepto, tipo, herramientas, clases</w:t>
         </w:r>
         <w:r>
           <w:rPr>
@@ -1020,7 +1073,7 @@
             <w:noProof/>
             <w:webHidden/>
           </w:rPr>
-          <w:instrText xml:space="preserve"> PAGEREF _Toc231831810 \h </w:instrText>
+          <w:instrText xml:space="preserve"> PAGEREF _Toc232358893 \h </w:instrText>
         </w:r>
         <w:r>
           <w:rPr>
@@ -1040,7 +1093,7 @@
             <w:noProof/>
             <w:webHidden/>
           </w:rPr>
-          <w:t>6</w:t>
+          <w:t>8</w:t>
         </w:r>
         <w:r>
           <w:rPr>
@@ -1068,13 +1121,13 @@
           <w14:ligatures w14:val="standardContextual"/>
         </w:rPr>
       </w:pPr>
-      <w:hyperlink w:anchor="_Toc231831811" w:history="1">
+      <w:hyperlink w:anchor="_Toc232358894" w:history="1">
         <w:r>
           <w:rPr>
             <w:rStyle w:val="Hipervnculo"/>
             <w:noProof/>
           </w:rPr>
-          <w:t>1.3.</w:t>
+          <w:t>1.4.</w:t>
         </w:r>
         <w:r>
           <w:rPr>
@@ -1092,7 +1145,7 @@
             <w:rStyle w:val="Hipervnculo"/>
             <w:noProof/>
           </w:rPr>
-          <w:t>Recursos: concepto, tipo, herramientas, clases</w:t>
+          <w:t>Herramientas: concepto, clases, usos</w:t>
         </w:r>
         <w:r>
           <w:rPr>
@@ -1113,7 +1166,7 @@
             <w:noProof/>
             <w:webHidden/>
           </w:rPr>
-          <w:instrText xml:space="preserve"> PAGEREF _Toc231831811 \h </w:instrText>
+          <w:instrText xml:space="preserve"> PAGEREF _Toc232358894 \h </w:instrText>
         </w:r>
         <w:r>
           <w:rPr>
@@ -1161,13 +1214,13 @@
           <w14:ligatures w14:val="standardContextual"/>
         </w:rPr>
       </w:pPr>
-      <w:hyperlink w:anchor="_Toc231831812" w:history="1">
+      <w:hyperlink w:anchor="_Toc232358895" w:history="1">
         <w:r>
           <w:rPr>
             <w:rStyle w:val="Hipervnculo"/>
             <w:noProof/>
           </w:rPr>
-          <w:t>1.4.</w:t>
+          <w:t>1.5.</w:t>
         </w:r>
         <w:r>
           <w:rPr>
@@ -1185,7 +1238,7 @@
             <w:rStyle w:val="Hipervnculo"/>
             <w:noProof/>
           </w:rPr>
-          <w:t>Herramientas: concepto, clases, usos</w:t>
+          <w:t>Código de barras: concepto, características, tipos</w:t>
         </w:r>
         <w:r>
           <w:rPr>
@@ -1206,7 +1259,7 @@
             <w:noProof/>
             <w:webHidden/>
           </w:rPr>
-          <w:instrText xml:space="preserve"> PAGEREF _Toc231831812 \h </w:instrText>
+          <w:instrText xml:space="preserve"> PAGEREF _Toc232358895 \h </w:instrText>
         </w:r>
         <w:r>
           <w:rPr>
@@ -1226,7 +1279,7 @@
             <w:noProof/>
             <w:webHidden/>
           </w:rPr>
-          <w:t>8</w:t>
+          <w:t>9</w:t>
         </w:r>
         <w:r>
           <w:rPr>
@@ -1245,6 +1298,7 @@
           <w:tab w:val="right" w:leader="dot" w:pos="9962"/>
         </w:tabs>
         <w:spacing w:before="0" w:after="0"/>
+        <w:ind w:left="708" w:firstLine="281"/>
         <w:rPr>
           <w:rFonts w:asciiTheme="minorHAnsi" w:eastAsiaTheme="minorEastAsia" w:hAnsiTheme="minorHAnsi" w:cstheme="minorBidi"/>
           <w:noProof/>
@@ -1254,13 +1308,13 @@
           <w14:ligatures w14:val="standardContextual"/>
         </w:rPr>
       </w:pPr>
-      <w:hyperlink w:anchor="_Toc231831813" w:history="1">
+      <w:hyperlink w:anchor="_Toc232358896" w:history="1">
         <w:r>
           <w:rPr>
             <w:rStyle w:val="Hipervnculo"/>
             <w:noProof/>
           </w:rPr>
-          <w:t>1.5.</w:t>
+          <w:t>1.6.</w:t>
         </w:r>
         <w:r>
           <w:rPr>
@@ -1275,10 +1329,16 @@
         </w:r>
         <w:r>
           <w:rPr>
+            <w:rStyle w:val="Extranjerismo"/>
+          </w:rPr>
+          <w:t>Software</w:t>
+        </w:r>
+        <w:r>
+          <w:rPr>
             <w:rStyle w:val="Hipervnculo"/>
             <w:noProof/>
           </w:rPr>
-          <w:t>Código de barras: concepto, características, tipos</w:t>
+          <w:t> para la captura de código de barras: características, funcionalidad, tipos</w:t>
         </w:r>
         <w:r>
           <w:rPr>
@@ -1299,7 +1359,7 @@
             <w:noProof/>
             <w:webHidden/>
           </w:rPr>
-          <w:instrText xml:space="preserve"> PAGEREF _Toc231831813 \h </w:instrText>
+          <w:instrText xml:space="preserve"> PAGEREF _Toc232358896 \h </w:instrText>
         </w:r>
         <w:r>
           <w:rPr>
@@ -1319,7 +1379,7 @@
             <w:noProof/>
             <w:webHidden/>
           </w:rPr>
-          <w:t>9</w:t>
+          <w:t>13</w:t>
         </w:r>
         <w:r>
           <w:rPr>
@@ -1332,12 +1392,8 @@
     </w:p>
     <w:p>
       <w:pPr>
-        <w:pStyle w:val="TDC2"/>
-        <w:tabs>
-          <w:tab w:val="left" w:pos="1680"/>
-          <w:tab w:val="right" w:leader="dot" w:pos="9962"/>
-        </w:tabs>
-        <w:spacing w:before="0" w:after="0"/>
+        <w:pStyle w:val="TDC1"/>
+        <w:spacing w:line="360" w:lineRule="auto"/>
         <w:rPr>
           <w:rFonts w:asciiTheme="minorHAnsi" w:eastAsiaTheme="minorEastAsia" w:hAnsiTheme="minorHAnsi" w:cstheme="minorBidi"/>
           <w:noProof/>
@@ -1347,13 +1403,13 @@
           <w14:ligatures w14:val="standardContextual"/>
         </w:rPr>
       </w:pPr>
-      <w:hyperlink w:anchor="_Toc231831814" w:history="1">
+      <w:hyperlink w:anchor="_Toc232358897" w:history="1">
         <w:r>
           <w:rPr>
             <w:rStyle w:val="Hipervnculo"/>
             <w:noProof/>
           </w:rPr>
-          <w:t>1.6.</w:t>
+          <w:t>2.</w:t>
         </w:r>
         <w:r>
           <w:rPr>
@@ -1371,7 +1427,7 @@
             <w:rStyle w:val="Hipervnculo"/>
             <w:noProof/>
           </w:rPr>
-          <w:t>Software para la captura de código de barras: características, funcionalidad, tipos</w:t>
+          <w:t>Gestión de inventario</w:t>
         </w:r>
         <w:r>
           <w:rPr>
@@ -1392,7 +1448,7 @@
             <w:noProof/>
             <w:webHidden/>
           </w:rPr>
-          <w:instrText xml:space="preserve"> PAGEREF _Toc231831814 \h </w:instrText>
+          <w:instrText xml:space="preserve"> PAGEREF _Toc232358897 \h </w:instrText>
         </w:r>
         <w:r>
           <w:rPr>
@@ -1412,7 +1468,7 @@
             <w:noProof/>
             <w:webHidden/>
           </w:rPr>
-          <w:t>13</w:t>
+          <w:t>14</w:t>
         </w:r>
         <w:r>
           <w:rPr>
@@ -1425,7 +1481,12 @@
     </w:p>
     <w:p>
       <w:pPr>
-        <w:pStyle w:val="TDC1"/>
+        <w:pStyle w:val="TDC2"/>
+        <w:tabs>
+          <w:tab w:val="left" w:pos="1680"/>
+          <w:tab w:val="right" w:leader="dot" w:pos="9962"/>
+        </w:tabs>
+        <w:spacing w:before="0" w:after="0"/>
         <w:rPr>
           <w:rFonts w:asciiTheme="minorHAnsi" w:eastAsiaTheme="minorEastAsia" w:hAnsiTheme="minorHAnsi" w:cstheme="minorBidi"/>
           <w:noProof/>
@@ -1435,13 +1496,13 @@
           <w14:ligatures w14:val="standardContextual"/>
         </w:rPr>
       </w:pPr>
-      <w:hyperlink w:anchor="_Toc231831815" w:history="1">
+      <w:hyperlink w:anchor="_Toc232358898" w:history="1">
         <w:r>
           <w:rPr>
             <w:rStyle w:val="Hipervnculo"/>
             <w:noProof/>
           </w:rPr>
-          <w:t>2.</w:t>
+          <w:t>2.1.</w:t>
         </w:r>
         <w:r>
           <w:rPr>
@@ -1459,7 +1520,7 @@
             <w:rStyle w:val="Hipervnculo"/>
             <w:noProof/>
           </w:rPr>
-          <w:t>Gestión de inventario</w:t>
+          <w:t>Toma física: concepto, herramientas</w:t>
         </w:r>
         <w:r>
           <w:rPr>
@@ -1480,7 +1541,7 @@
             <w:noProof/>
             <w:webHidden/>
           </w:rPr>
-          <w:instrText xml:space="preserve"> PAGEREF _Toc231831815 \h </w:instrText>
+          <w:instrText xml:space="preserve"> PAGEREF _Toc232358898 \h </w:instrText>
         </w:r>
         <w:r>
           <w:rPr>
@@ -1500,7 +1561,7 @@
             <w:noProof/>
             <w:webHidden/>
           </w:rPr>
-          <w:t>14</w:t>
+          <w:t>15</w:t>
         </w:r>
         <w:r>
           <w:rPr>
@@ -1528,13 +1589,13 @@
           <w14:ligatures w14:val="standardContextual"/>
         </w:rPr>
       </w:pPr>
-      <w:hyperlink w:anchor="_Toc231831816" w:history="1">
+      <w:hyperlink w:anchor="_Toc232358899" w:history="1">
         <w:r>
           <w:rPr>
             <w:rStyle w:val="Hipervnculo"/>
             <w:noProof/>
           </w:rPr>
-          <w:t>2.1.</w:t>
+          <w:t>2.2.</w:t>
         </w:r>
         <w:r>
           <w:rPr>
@@ -1552,7 +1613,7 @@
             <w:rStyle w:val="Hipervnculo"/>
             <w:noProof/>
           </w:rPr>
-          <w:t>Toma física: concepto, herramientas</w:t>
+          <w:t>Toma digital: concepto, herramientas</w:t>
         </w:r>
         <w:r>
           <w:rPr>
@@ -1573,7 +1634,7 @@
             <w:noProof/>
             <w:webHidden/>
           </w:rPr>
-          <w:instrText xml:space="preserve"> PAGEREF _Toc231831816 \h </w:instrText>
+          <w:instrText xml:space="preserve"> PAGEREF _Toc232358899 \h </w:instrText>
         </w:r>
         <w:r>
           <w:rPr>
@@ -1593,7 +1654,7 @@
             <w:noProof/>
             <w:webHidden/>
           </w:rPr>
-          <w:t>15</w:t>
+          <w:t>17</w:t>
         </w:r>
         <w:r>
           <w:rPr>
@@ -1621,13 +1682,13 @@
           <w14:ligatures w14:val="standardContextual"/>
         </w:rPr>
       </w:pPr>
-      <w:hyperlink w:anchor="_Toc231831817" w:history="1">
+      <w:hyperlink w:anchor="_Toc232358900" w:history="1">
         <w:r>
           <w:rPr>
             <w:rStyle w:val="Hipervnculo"/>
             <w:noProof/>
           </w:rPr>
-          <w:t>2.2.</w:t>
+          <w:t>2.3.</w:t>
         </w:r>
         <w:r>
           <w:rPr>
@@ -1645,7 +1706,7 @@
             <w:rStyle w:val="Hipervnculo"/>
             <w:noProof/>
           </w:rPr>
-          <w:t>Toma digital: concepto, herramientas</w:t>
+          <w:t>Técnicas de conteo: tipos, características, clases</w:t>
         </w:r>
         <w:r>
           <w:rPr>
@@ -1666,7 +1727,7 @@
             <w:noProof/>
             <w:webHidden/>
           </w:rPr>
-          <w:instrText xml:space="preserve"> PAGEREF _Toc231831817 \h </w:instrText>
+          <w:instrText xml:space="preserve"> PAGEREF _Toc232358900 \h </w:instrText>
         </w:r>
         <w:r>
           <w:rPr>
@@ -1686,7 +1747,7 @@
             <w:noProof/>
             <w:webHidden/>
           </w:rPr>
-          <w:t>17</w:t>
+          <w:t>18</w:t>
         </w:r>
         <w:r>
           <w:rPr>
@@ -1714,13 +1775,13 @@
           <w14:ligatures w14:val="standardContextual"/>
         </w:rPr>
       </w:pPr>
-      <w:hyperlink w:anchor="_Toc231831818" w:history="1">
+      <w:hyperlink w:anchor="_Toc232358901" w:history="1">
         <w:r>
           <w:rPr>
             <w:rStyle w:val="Hipervnculo"/>
             <w:noProof/>
           </w:rPr>
-          <w:t>2.3.</w:t>
+          <w:t>2.4.</w:t>
         </w:r>
         <w:r>
           <w:rPr>
@@ -1738,7 +1799,7 @@
             <w:rStyle w:val="Hipervnculo"/>
             <w:noProof/>
           </w:rPr>
-          <w:t>Técnicas de conteo: tipos, características, clases</w:t>
+          <w:t>Mercancía: concepto, clases, normativa para manejo de mercancía</w:t>
         </w:r>
         <w:r>
           <w:rPr>
@@ -1759,7 +1820,7 @@
             <w:noProof/>
             <w:webHidden/>
           </w:rPr>
-          <w:instrText xml:space="preserve"> PAGEREF _Toc231831818 \h </w:instrText>
+          <w:instrText xml:space="preserve"> PAGEREF _Toc232358901 \h </w:instrText>
         </w:r>
         <w:r>
           <w:rPr>
@@ -1779,7 +1840,7 @@
             <w:noProof/>
             <w:webHidden/>
           </w:rPr>
-          <w:t>18</w:t>
+          <w:t>22</w:t>
         </w:r>
         <w:r>
           <w:rPr>
@@ -1792,12 +1853,8 @@
     </w:p>
     <w:p>
       <w:pPr>
-        <w:pStyle w:val="TDC2"/>
-        <w:tabs>
-          <w:tab w:val="left" w:pos="1680"/>
-          <w:tab w:val="right" w:leader="dot" w:pos="9962"/>
-        </w:tabs>
-        <w:spacing w:before="0" w:after="0"/>
+        <w:pStyle w:val="TDC1"/>
+        <w:spacing w:line="360" w:lineRule="auto"/>
         <w:rPr>
           <w:rFonts w:asciiTheme="minorHAnsi" w:eastAsiaTheme="minorEastAsia" w:hAnsiTheme="minorHAnsi" w:cstheme="minorBidi"/>
           <w:noProof/>
@@ -1807,13 +1864,13 @@
           <w14:ligatures w14:val="standardContextual"/>
         </w:rPr>
       </w:pPr>
-      <w:hyperlink w:anchor="_Toc231831819" w:history="1">
+      <w:hyperlink w:anchor="_Toc232358902" w:history="1">
         <w:r>
           <w:rPr>
             <w:rStyle w:val="Hipervnculo"/>
             <w:noProof/>
           </w:rPr>
-          <w:t>2.4.</w:t>
+          <w:t>3.</w:t>
         </w:r>
         <w:r>
           <w:rPr>
@@ -1831,7 +1888,7 @@
             <w:rStyle w:val="Hipervnculo"/>
             <w:noProof/>
           </w:rPr>
-          <w:t>Mercancía: concepto, clases, normativa para manejo de mercancía</w:t>
+          <w:t>Gestión de productos</w:t>
         </w:r>
         <w:r>
           <w:rPr>
@@ -1852,7 +1909,7 @@
             <w:noProof/>
             <w:webHidden/>
           </w:rPr>
-          <w:instrText xml:space="preserve"> PAGEREF _Toc231831819 \h </w:instrText>
+          <w:instrText xml:space="preserve"> PAGEREF _Toc232358902 \h </w:instrText>
         </w:r>
         <w:r>
           <w:rPr>
@@ -1872,7 +1929,7 @@
             <w:noProof/>
             <w:webHidden/>
           </w:rPr>
-          <w:t>22</w:t>
+          <w:t>25</w:t>
         </w:r>
         <w:r>
           <w:rPr>
@@ -1885,7 +1942,12 @@
     </w:p>
     <w:p>
       <w:pPr>
-        <w:pStyle w:val="TDC1"/>
+        <w:pStyle w:val="TDC2"/>
+        <w:tabs>
+          <w:tab w:val="left" w:pos="1680"/>
+          <w:tab w:val="right" w:leader="dot" w:pos="9962"/>
+        </w:tabs>
+        <w:spacing w:before="0" w:after="0"/>
         <w:rPr>
           <w:rFonts w:asciiTheme="minorHAnsi" w:eastAsiaTheme="minorEastAsia" w:hAnsiTheme="minorHAnsi" w:cstheme="minorBidi"/>
           <w:noProof/>
@@ -1895,13 +1957,13 @@
           <w14:ligatures w14:val="standardContextual"/>
         </w:rPr>
       </w:pPr>
-      <w:hyperlink w:anchor="_Toc231831820" w:history="1">
+      <w:hyperlink w:anchor="_Toc232358903" w:history="1">
         <w:r>
           <w:rPr>
             <w:rStyle w:val="Hipervnculo"/>
             <w:noProof/>
           </w:rPr>
-          <w:t>3.</w:t>
+          <w:t>3.1.</w:t>
         </w:r>
         <w:r>
           <w:rPr>
@@ -1919,7 +1981,7 @@
             <w:rStyle w:val="Hipervnculo"/>
             <w:noProof/>
           </w:rPr>
-          <w:t>Gestión de productos</w:t>
+          <w:t>Producto: concepto, naturaleza, atributos, clases</w:t>
         </w:r>
         <w:r>
           <w:rPr>
@@ -1940,7 +2002,7 @@
             <w:noProof/>
             <w:webHidden/>
           </w:rPr>
-          <w:instrText xml:space="preserve"> PAGEREF _Toc231831820 \h </w:instrText>
+          <w:instrText xml:space="preserve"> PAGEREF _Toc232358903 \h </w:instrText>
         </w:r>
         <w:r>
           <w:rPr>
@@ -1988,13 +2050,13 @@
           <w14:ligatures w14:val="standardContextual"/>
         </w:rPr>
       </w:pPr>
-      <w:hyperlink w:anchor="_Toc231831821" w:history="1">
+      <w:hyperlink w:anchor="_Toc232358904" w:history="1">
         <w:r>
           <w:rPr>
             <w:rStyle w:val="Hipervnculo"/>
             <w:noProof/>
           </w:rPr>
-          <w:t>3.1.</w:t>
+          <w:t>3.2.</w:t>
         </w:r>
         <w:r>
           <w:rPr>
@@ -2012,7 +2074,7 @@
             <w:rStyle w:val="Hipervnculo"/>
             <w:noProof/>
           </w:rPr>
-          <w:t>Producto: concepto, naturaleza, atributos, clases</w:t>
+          <w:t>Referencias: concepto, tipos</w:t>
         </w:r>
         <w:r>
           <w:rPr>
@@ -2033,7 +2095,7 @@
             <w:noProof/>
             <w:webHidden/>
           </w:rPr>
-          <w:instrText xml:space="preserve"> PAGEREF _Toc231831821 \h </w:instrText>
+          <w:instrText xml:space="preserve"> PAGEREF _Toc232358904 \h </w:instrText>
         </w:r>
         <w:r>
           <w:rPr>
@@ -2053,7 +2115,7 @@
             <w:noProof/>
             <w:webHidden/>
           </w:rPr>
-          <w:t>25</w:t>
+          <w:t>28</w:t>
         </w:r>
         <w:r>
           <w:rPr>
@@ -2081,13 +2143,13 @@
           <w14:ligatures w14:val="standardContextual"/>
         </w:rPr>
       </w:pPr>
-      <w:hyperlink w:anchor="_Toc231831822" w:history="1">
+      <w:hyperlink w:anchor="_Toc232358905" w:history="1">
         <w:r>
           <w:rPr>
             <w:rStyle w:val="Hipervnculo"/>
             <w:noProof/>
           </w:rPr>
-          <w:t>3.2.</w:t>
+          <w:t>3.3.</w:t>
         </w:r>
         <w:r>
           <w:rPr>
@@ -2105,7 +2167,7 @@
             <w:rStyle w:val="Hipervnculo"/>
             <w:noProof/>
           </w:rPr>
-          <w:t>Referencias: concepto, tipos</w:t>
+          <w:t>Rotación: concepto, procedimiento</w:t>
         </w:r>
         <w:r>
           <w:rPr>
@@ -2126,7 +2188,7 @@
             <w:noProof/>
             <w:webHidden/>
           </w:rPr>
-          <w:instrText xml:space="preserve"> PAGEREF _Toc231831822 \h </w:instrText>
+          <w:instrText xml:space="preserve"> PAGEREF _Toc232358905 \h </w:instrText>
         </w:r>
         <w:r>
           <w:rPr>
@@ -2174,13 +2236,13 @@
           <w14:ligatures w14:val="standardContextual"/>
         </w:rPr>
       </w:pPr>
-      <w:hyperlink w:anchor="_Toc231831823" w:history="1">
+      <w:hyperlink w:anchor="_Toc232358906" w:history="1">
         <w:r>
           <w:rPr>
             <w:rStyle w:val="Hipervnculo"/>
             <w:noProof/>
           </w:rPr>
-          <w:t>3.3.</w:t>
+          <w:t>3.4.</w:t>
         </w:r>
         <w:r>
           <w:rPr>
@@ -2198,7 +2260,7 @@
             <w:rStyle w:val="Hipervnculo"/>
             <w:noProof/>
           </w:rPr>
-          <w:t>Rotación: concepto, procedimiento</w:t>
+          <w:t>Agotados: concepto, características</w:t>
         </w:r>
         <w:r>
           <w:rPr>
@@ -2219,7 +2281,7 @@
             <w:noProof/>
             <w:webHidden/>
           </w:rPr>
-          <w:instrText xml:space="preserve"> PAGEREF _Toc231831823 \h </w:instrText>
+          <w:instrText xml:space="preserve"> PAGEREF _Toc232358906 \h </w:instrText>
         </w:r>
         <w:r>
           <w:rPr>
@@ -2239,7 +2301,7 @@
             <w:noProof/>
             <w:webHidden/>
           </w:rPr>
-          <w:t>28</w:t>
+          <w:t>29</w:t>
         </w:r>
         <w:r>
           <w:rPr>
@@ -2267,13 +2329,13 @@
           <w14:ligatures w14:val="standardContextual"/>
         </w:rPr>
       </w:pPr>
-      <w:hyperlink w:anchor="_Toc231831824" w:history="1">
+      <w:hyperlink w:anchor="_Toc232358907" w:history="1">
         <w:r>
           <w:rPr>
             <w:rStyle w:val="Hipervnculo"/>
             <w:noProof/>
           </w:rPr>
-          <w:t>3.4.</w:t>
+          <w:t>3.5.</w:t>
         </w:r>
         <w:r>
           <w:rPr>
@@ -2291,7 +2353,7 @@
             <w:rStyle w:val="Hipervnculo"/>
             <w:noProof/>
           </w:rPr>
-          <w:t>Agotados: concepto, características</w:t>
+          <w:t>Stock de mercancía</w:t>
         </w:r>
         <w:r>
           <w:rPr>
@@ -2312,7 +2374,7 @@
             <w:noProof/>
             <w:webHidden/>
           </w:rPr>
-          <w:instrText xml:space="preserve"> PAGEREF _Toc231831824 \h </w:instrText>
+          <w:instrText xml:space="preserve"> PAGEREF _Toc232358907 \h </w:instrText>
         </w:r>
         <w:r>
           <w:rPr>
@@ -2332,7 +2394,7 @@
             <w:noProof/>
             <w:webHidden/>
           </w:rPr>
-          <w:t>29</w:t>
+          <w:t>30</w:t>
         </w:r>
         <w:r>
           <w:rPr>
@@ -2345,12 +2407,8 @@
     </w:p>
     <w:p>
       <w:pPr>
-        <w:pStyle w:val="TDC2"/>
-        <w:tabs>
-          <w:tab w:val="left" w:pos="1680"/>
-          <w:tab w:val="right" w:leader="dot" w:pos="9962"/>
-        </w:tabs>
-        <w:spacing w:before="0" w:after="0"/>
+        <w:pStyle w:val="TDC1"/>
+        <w:spacing w:line="360" w:lineRule="auto"/>
         <w:rPr>
           <w:rFonts w:asciiTheme="minorHAnsi" w:eastAsiaTheme="minorEastAsia" w:hAnsiTheme="minorHAnsi" w:cstheme="minorBidi"/>
           <w:noProof/>
@@ -2360,13 +2418,13 @@
           <w14:ligatures w14:val="standardContextual"/>
         </w:rPr>
       </w:pPr>
-      <w:hyperlink w:anchor="_Toc231831825" w:history="1">
+      <w:hyperlink w:anchor="_Toc232358908" w:history="1">
         <w:r>
           <w:rPr>
             <w:rStyle w:val="Hipervnculo"/>
             <w:noProof/>
           </w:rPr>
-          <w:t>3.5.</w:t>
+          <w:t>4.</w:t>
         </w:r>
         <w:r>
           <w:rPr>
@@ -2384,7 +2442,7 @@
             <w:rStyle w:val="Hipervnculo"/>
             <w:noProof/>
           </w:rPr>
-          <w:t>Stock de mercancía</w:t>
+          <w:t>Gestión de devolución</w:t>
         </w:r>
         <w:r>
           <w:rPr>
@@ -2405,7 +2463,7 @@
             <w:noProof/>
             <w:webHidden/>
           </w:rPr>
-          <w:instrText xml:space="preserve"> PAGEREF _Toc231831825 \h </w:instrText>
+          <w:instrText xml:space="preserve"> PAGEREF _Toc232358908 \h </w:instrText>
         </w:r>
         <w:r>
           <w:rPr>
@@ -2425,7 +2483,7 @@
             <w:noProof/>
             <w:webHidden/>
           </w:rPr>
-          <w:t>30</w:t>
+          <w:t>33</w:t>
         </w:r>
         <w:r>
           <w:rPr>
@@ -2439,6 +2497,7 @@
     <w:p>
       <w:pPr>
         <w:pStyle w:val="TDC1"/>
+        <w:spacing w:line="360" w:lineRule="auto"/>
         <w:rPr>
           <w:rFonts w:asciiTheme="minorHAnsi" w:eastAsiaTheme="minorEastAsia" w:hAnsiTheme="minorHAnsi" w:cstheme="minorBidi"/>
           <w:noProof/>
@@ -2448,78 +2507,60 @@
           <w14:ligatures w14:val="standardContextual"/>
         </w:rPr>
       </w:pPr>
-      <w:hyperlink w:anchor="_Toc231831826" w:history="1">
+      <w:hyperlink w:anchor="_Toc232358909" w:history="1">
         <w:r>
           <w:rPr>
             <w:rStyle w:val="Hipervnculo"/>
             <w:noProof/>
           </w:rPr>
-          <w:t>4.</w:t>
-        </w:r>
-        <w:r>
-          <w:rPr>
-            <w:rFonts w:asciiTheme="minorHAnsi" w:eastAsiaTheme="minorEastAsia" w:hAnsiTheme="minorHAnsi" w:cstheme="minorBidi"/>
-            <w:noProof/>
-            <w:sz w:val="24"/>
-            <w:szCs w:val="24"/>
-            <w:lang w:eastAsia="es-CO"/>
-            <w14:ligatures w14:val="standardContextual"/>
+          <w:t>Síntesis</w:t>
+        </w:r>
+        <w:r>
+          <w:rPr>
+            <w:noProof/>
+            <w:webHidden/>
           </w:rPr>
           <w:tab/>
         </w:r>
         <w:r>
           <w:rPr>
-            <w:rStyle w:val="Hipervnculo"/>
-            <w:noProof/>
-          </w:rPr>
-          <w:t>Gestión de devolución</w:t>
-        </w:r>
-        <w:r>
-          <w:rPr>
             <w:noProof/>
             <w:webHidden/>
           </w:rPr>
-          <w:tab/>
+          <w:fldChar w:fldCharType="begin"/>
         </w:r>
         <w:r>
           <w:rPr>
             <w:noProof/>
             <w:webHidden/>
           </w:rPr>
-          <w:fldChar w:fldCharType="begin"/>
+          <w:instrText xml:space="preserve"> PAGEREF _Toc232358909 \h </w:instrText>
         </w:r>
         <w:r>
           <w:rPr>
             <w:noProof/>
             <w:webHidden/>
           </w:rPr>
-          <w:instrText xml:space="preserve"> PAGEREF _Toc231831826 \h </w:instrText>
         </w:r>
         <w:r>
           <w:rPr>
             <w:noProof/>
             <w:webHidden/>
           </w:rPr>
+          <w:fldChar w:fldCharType="separate"/>
         </w:r>
         <w:r>
           <w:rPr>
             <w:noProof/>
             <w:webHidden/>
           </w:rPr>
-          <w:fldChar w:fldCharType="separate"/>
+          <w:t>35</w:t>
         </w:r>
         <w:r>
           <w:rPr>
             <w:noProof/>
             <w:webHidden/>
           </w:rPr>
-          <w:t>33</w:t>
-        </w:r>
-        <w:r>
-          <w:rPr>
-            <w:noProof/>
-            <w:webHidden/>
-          </w:rPr>
           <w:fldChar w:fldCharType="end"/>
         </w:r>
       </w:hyperlink>
@@ -2527,6 +2568,7 @@
     <w:p>
       <w:pPr>
         <w:pStyle w:val="TDC1"/>
+        <w:spacing w:line="360" w:lineRule="auto"/>
         <w:rPr>
           <w:rFonts w:asciiTheme="minorHAnsi" w:eastAsiaTheme="minorEastAsia" w:hAnsiTheme="minorHAnsi" w:cstheme="minorBidi"/>
           <w:noProof/>
@@ -2536,13 +2578,13 @@
           <w14:ligatures w14:val="standardContextual"/>
         </w:rPr>
       </w:pPr>
-      <w:hyperlink w:anchor="_Toc231831827" w:history="1">
+      <w:hyperlink w:anchor="_Toc232358910" w:history="1">
         <w:r>
           <w:rPr>
             <w:rStyle w:val="Hipervnculo"/>
             <w:noProof/>
           </w:rPr>
-          <w:t>Síntesis</w:t>
+          <w:t>Glosario</w:t>
         </w:r>
         <w:r>
           <w:rPr>
@@ -2563,7 +2605,7 @@
             <w:noProof/>
             <w:webHidden/>
           </w:rPr>
-          <w:instrText xml:space="preserve"> PAGEREF _Toc231831827 \h </w:instrText>
+          <w:instrText xml:space="preserve"> PAGEREF _Toc232358910 \h </w:instrText>
         </w:r>
         <w:r>
           <w:rPr>
@@ -2583,7 +2625,7 @@
             <w:noProof/>
             <w:webHidden/>
           </w:rPr>
-          <w:t>35</w:t>
+          <w:t>36</w:t>
         </w:r>
         <w:r>
           <w:rPr>
@@ -2597,6 +2639,7 @@
     <w:p>
       <w:pPr>
         <w:pStyle w:val="TDC1"/>
+        <w:spacing w:line="360" w:lineRule="auto"/>
         <w:rPr>
           <w:rFonts w:asciiTheme="minorHAnsi" w:eastAsiaTheme="minorEastAsia" w:hAnsiTheme="minorHAnsi" w:cstheme="minorBidi"/>
           <w:noProof/>
@@ -2606,13 +2649,13 @@
           <w14:ligatures w14:val="standardContextual"/>
         </w:rPr>
       </w:pPr>
-      <w:hyperlink w:anchor="_Toc231831828" w:history="1">
+      <w:hyperlink w:anchor="_Toc232358911" w:history="1">
         <w:r>
           <w:rPr>
             <w:rStyle w:val="Hipervnculo"/>
             <w:noProof/>
           </w:rPr>
-          <w:t>Glosario</w:t>
+          <w:t>Referencias bibliográficas</w:t>
         </w:r>
         <w:r>
           <w:rPr>
@@ -2633,7 +2676,7 @@
             <w:noProof/>
             <w:webHidden/>
           </w:rPr>
-          <w:instrText xml:space="preserve"> PAGEREF _Toc231831828 \h </w:instrText>
+          <w:instrText xml:space="preserve"> PAGEREF _Toc232358911 \h </w:instrText>
         </w:r>
         <w:r>
           <w:rPr>
@@ -2653,7 +2696,7 @@
             <w:noProof/>
             <w:webHidden/>
           </w:rPr>
-          <w:t>36</w:t>
+          <w:t>37</w:t>
         </w:r>
         <w:r>
           <w:rPr>
@@ -2667,6 +2710,7 @@
     <w:p>
       <w:pPr>
         <w:pStyle w:val="TDC1"/>
+        <w:spacing w:line="360" w:lineRule="auto"/>
         <w:rPr>
           <w:rFonts w:asciiTheme="minorHAnsi" w:eastAsiaTheme="minorEastAsia" w:hAnsiTheme="minorHAnsi" w:cstheme="minorBidi"/>
           <w:noProof/>
@@ -2676,13 +2720,13 @@
           <w14:ligatures w14:val="standardContextual"/>
         </w:rPr>
       </w:pPr>
-      <w:hyperlink w:anchor="_Toc231831829" w:history="1">
+      <w:hyperlink w:anchor="_Toc232358912" w:history="1">
         <w:r>
           <w:rPr>
             <w:rStyle w:val="Hipervnculo"/>
             <w:noProof/>
           </w:rPr>
-          <w:t>Referencias bibliográficas</w:t>
+          <w:t>Créditos</w:t>
         </w:r>
         <w:r>
           <w:rPr>
@@ -2703,7 +2747,7 @@
             <w:noProof/>
             <w:webHidden/>
           </w:rPr>
-          <w:instrText xml:space="preserve"> PAGEREF _Toc231831829 \h </w:instrText>
+          <w:instrText xml:space="preserve"> PAGEREF _Toc232358912 \h </w:instrText>
         </w:r>
         <w:r>
           <w:rPr>
@@ -2723,7 +2767,7 @@
             <w:noProof/>
             <w:webHidden/>
           </w:rPr>
-          <w:t>37</w:t>
+          <w:t>38</w:t>
         </w:r>
         <w:r>
           <w:rPr>
@@ -2736,96 +2780,142 @@
     </w:p>
     <w:p>
       <w:pPr>
-        <w:pStyle w:val="TDC1"/>
-        <w:rPr>
-          <w:rFonts w:asciiTheme="minorHAnsi" w:eastAsiaTheme="minorEastAsia" w:hAnsiTheme="minorHAnsi" w:cstheme="minorBidi"/>
-          <w:noProof/>
-          <w:sz w:val="24"/>
-          <w:szCs w:val="24"/>
-          <w:lang w:eastAsia="es-CO"/>
-          <w14:ligatures w14:val="standardContextual"/>
-        </w:rPr>
-      </w:pPr>
-      <w:hyperlink w:anchor="_Toc231831830" w:history="1">
-        <w:r>
-          <w:rPr>
-            <w:rStyle w:val="Hipervnculo"/>
-            <w:noProof/>
-          </w:rPr>
-          <w:t>Créditos</w:t>
-        </w:r>
-        <w:r>
-          <w:rPr>
-            <w:noProof/>
-            <w:webHidden/>
-          </w:rPr>
-          <w:tab/>
-        </w:r>
-        <w:r>
-          <w:rPr>
-            <w:noProof/>
-            <w:webHidden/>
-          </w:rPr>
-          <w:fldChar w:fldCharType="begin"/>
-        </w:r>
-        <w:r>
-          <w:rPr>
-            <w:noProof/>
-            <w:webHidden/>
-          </w:rPr>
-          <w:instrText xml:space="preserve"> PAGEREF _Toc231831830 \h </w:instrText>
-        </w:r>
-        <w:r>
-          <w:rPr>
-            <w:noProof/>
-            <w:webHidden/>
-          </w:rPr>
-        </w:r>
-        <w:r>
-          <w:rPr>
-            <w:noProof/>
-            <w:webHidden/>
-          </w:rPr>
-          <w:fldChar w:fldCharType="separate"/>
-        </w:r>
-        <w:r>
-          <w:rPr>
-            <w:noProof/>
-            <w:webHidden/>
-          </w:rPr>
-          <w:t>38</w:t>
-        </w:r>
-        <w:r>
-          <w:rPr>
-            <w:noProof/>
-            <w:webHidden/>
-          </w:rPr>
-          <w:fldChar w:fldCharType="end"/>
-        </w:r>
-      </w:hyperlink>
-    </w:p>
-    <w:p>
-      <w:pPr>
         <w:pStyle w:val="Ttulo1"/>
-        <w:tabs>
-          <w:tab w:val="left" w:pos="1320"/>
-        </w:tabs>
-        <w:ind w:left="0" w:firstLine="708"/>
-      </w:pPr>
-      <w:r>
         <w:rPr>
           <w:lang w:val="es-ES"/>
         </w:rPr>
+      </w:pPr>
+      <w:r>
+        <w:rPr>
+          <w:lang w:val="es-ES"/>
+        </w:rPr>
+        <w:fldChar w:fldCharType="end"/>
+      </w:r>
+      <w:bookmarkStart w:id="0" w:name="_Toc176443691"/>
+      <w:bookmarkStart w:id="1" w:name="_Toc232358889"/>
+    </w:p>
+    <w:p>
+      <w:pPr>
+        <w:rPr>
+          <w:lang w:val="es-ES" w:eastAsia="es-CO"/>
+        </w:rPr>
+      </w:pPr>
+    </w:p>
+    <w:p>
+      <w:pPr>
+        <w:rPr>
+          <w:lang w:val="es-ES" w:eastAsia="es-CO"/>
+        </w:rPr>
+      </w:pPr>
+    </w:p>
+    <w:p>
+      <w:pPr>
+        <w:rPr>
+          <w:lang w:val="es-ES" w:eastAsia="es-CO"/>
+        </w:rPr>
+      </w:pPr>
+    </w:p>
+    <w:p>
+      <w:pPr>
+        <w:rPr>
+          <w:lang w:val="es-ES" w:eastAsia="es-CO"/>
+        </w:rPr>
+      </w:pPr>
+    </w:p>
+    <w:p>
+      <w:pPr>
+        <w:rPr>
+          <w:lang w:val="es-ES" w:eastAsia="es-CO"/>
+        </w:rPr>
+      </w:pPr>
+    </w:p>
+    <w:p>
+      <w:pPr>
+        <w:rPr>
+          <w:lang w:val="es-ES" w:eastAsia="es-CO"/>
+        </w:rPr>
+      </w:pPr>
+    </w:p>
+    <w:p>
+      <w:pPr>
+        <w:rPr>
+          <w:lang w:val="es-ES" w:eastAsia="es-CO"/>
+        </w:rPr>
+      </w:pPr>
+    </w:p>
+    <w:p>
+      <w:pPr>
+        <w:rPr>
+          <w:lang w:val="es-ES" w:eastAsia="es-CO"/>
+        </w:rPr>
+      </w:pPr>
+    </w:p>
+    <w:p>
+      <w:pPr>
+        <w:rPr>
+          <w:lang w:val="es-ES" w:eastAsia="es-CO"/>
+        </w:rPr>
+      </w:pPr>
+    </w:p>
+    <w:p>
+      <w:pPr>
+        <w:rPr>
+          <w:lang w:val="es-ES" w:eastAsia="es-CO"/>
+        </w:rPr>
+      </w:pPr>
+    </w:p>
+    <w:p>
+      <w:pPr>
+        <w:rPr>
+          <w:lang w:val="es-ES" w:eastAsia="es-CO"/>
+        </w:rPr>
+      </w:pPr>
+    </w:p>
+    <w:p>
+      <w:pPr>
+        <w:rPr>
+          <w:lang w:val="es-ES" w:eastAsia="es-CO"/>
+        </w:rPr>
+      </w:pPr>
+    </w:p>
+    <w:p>
+      <w:pPr>
+        <w:rPr>
+          <w:lang w:val="es-ES" w:eastAsia="es-CO"/>
+        </w:rPr>
+      </w:pPr>
+    </w:p>
+    <w:p>
+      <w:pPr>
+        <w:rPr>
+          <w:lang w:val="es-ES" w:eastAsia="es-CO"/>
+        </w:rPr>
+      </w:pPr>
+    </w:p>
+    <w:p>
+      <w:pPr>
+        <w:rPr>
+          <w:lang w:val="es-ES" w:eastAsia="es-CO"/>
+        </w:rPr>
+      </w:pPr>
+    </w:p>
+    <w:p>
+      <w:pPr>
+        <w:rPr>
+          <w:lang w:val="es-ES" w:eastAsia="es-CO"/>
+        </w:rPr>
+      </w:pPr>
+    </w:p>
+    <w:p>
+      <w:pPr>
+        <w:pStyle w:val="Ttulo1"/>
+      </w:pPr>
+      <w:r>
         <w:lastRenderedPageBreak/>
-        <w:fldChar w:fldCharType="end"/>
-      </w:r>
-      <w:bookmarkStart w:id="1" w:name="_Toc176443691"/>
-      <w:bookmarkStart w:id="2" w:name="_Toc231831807"/>
-      <w:r>
         <w:t>Introducción</w:t>
       </w:r>
+      <w:bookmarkEnd w:id="0"/>
       <w:bookmarkEnd w:id="1"/>
-      <w:bookmarkEnd w:id="2"/>
     </w:p>
     <w:p>
       <w:pPr>
@@ -2843,37 +2933,41 @@
       </w:r>
       <w:r>
         <w:rPr>
-          <w:rFonts w:cs="Calibri"/>
+          <w:rStyle w:val="Extranjerismo"/>
+          <w:lang w:eastAsia="es-CO"/>
+        </w:rPr>
+        <w:t>Retail,</w:t>
+      </w:r>
+      <w:r>
+        <w:rPr>
+          <w:rFonts w:cs="Calibri"/>
+          <w:lang w:eastAsia="es-CO"/>
+        </w:rPr>
+        <w:t xml:space="preserve"> en el cual se abordarán diversas temáticas con aspectos básicos y fundamentales que se deben tener en cuenta cuando se participa en las operaciones comerciales de una sala de ventas. A continuación, se invita a conocer un poco más de este componente formativo:</w:t>
+      </w:r>
+    </w:p>
+    <w:p>
+      <w:pPr>
+        <w:pStyle w:val="Video"/>
+        <w:rPr>
+          <w:lang w:eastAsia="es-CO"/>
+        </w:rPr>
+      </w:pPr>
+      <w:r>
+        <w:t xml:space="preserve">Manejo de inventarios en el </w:t>
+      </w:r>
+      <w:r>
+        <w:rPr>
+          <w:rStyle w:val="Extranjerismo"/>
+        </w:rPr>
+        <w:t>retail</w:t>
+      </w:r>
+      <w:r>
+        <w:rPr>
           <w:i/>
           <w:iCs/>
-          <w:lang w:eastAsia="es-CO"/>
-        </w:rPr>
-        <w:t>Retail</w:t>
-      </w:r>
-      <w:r>
-        <w:rPr>
-          <w:rFonts w:cs="Calibri"/>
-          <w:lang w:eastAsia="es-CO"/>
-        </w:rPr>
-        <w:t>, en el cual se abordarán diversas temáticas con aspectos básicos y fundamentales que se deben tener en cuenta cuando se participa en las operaciones comerciales de una sala de ventas. A continuación, se invita a conocer un poco más de este componente formativo:</w:t>
-      </w:r>
-    </w:p>
-    <w:p>
-      <w:pPr>
-        <w:pStyle w:val="Video"/>
-        <w:rPr>
-          <w:lang w:eastAsia="es-CO"/>
-        </w:rPr>
-      </w:pPr>
-      <w:r>
-        <w:t xml:space="preserve">Manejo de inventarios en el </w:t>
-      </w:r>
-      <w:r>
-        <w:rPr>
-          <w:i/>
-          <w:iCs/>
-        </w:rPr>
-        <w:t>retail:</w:t>
+        </w:rPr>
+        <w:t>:</w:t>
       </w:r>
       <w:r>
         <w:t xml:space="preserve"> introducción</w:t>
@@ -3015,7 +3109,16 @@
               <w:t xml:space="preserve">Transcripción del video: </w:t>
             </w:r>
             <w:r>
-              <w:t>Manejo de inventarios en el retail: introducción</w:t>
+              <w:t xml:space="preserve">Manejo de inventarios en el </w:t>
+            </w:r>
+            <w:r>
+              <w:rPr>
+                <w:rStyle w:val="Extranjerismo"/>
+              </w:rPr>
+              <w:t>retail:</w:t>
+            </w:r>
+            <w:r>
+              <w:t xml:space="preserve"> introducción</w:t>
             </w:r>
           </w:p>
         </w:tc>
@@ -3031,7 +3134,15 @@
               <w:ind w:right="-142"/>
             </w:pPr>
             <w:r>
-              <w:t>"Bienvenidos a Manejo de inventarios en el retail.</w:t>
+              <w:t xml:space="preserve">"Bienvenidos a Manejo de inventarios en el </w:t>
+            </w:r>
+            <w:r>
+              <w:rPr>
+                <w:rStyle w:val="Extranjerismo"/>
+                <w:color w:val="000000"/>
+                <w:kern w:val="0"/>
+              </w:rPr>
+              <w:t>retail.</w:t>
             </w:r>
           </w:p>
           <w:p>
@@ -3044,18 +3155,20 @@
             </w:r>
             <w:r>
               <w:rPr>
-                <w:i/>
-                <w:iCs/>
+                <w:rStyle w:val="Extranjerismo"/>
+                <w:color w:val="000000"/>
+                <w:kern w:val="0"/>
               </w:rPr>
-              <w:t>retail</w:t>
+              <w:t xml:space="preserve">retail </w:t>
             </w:r>
             <w:r>
-              <w:t xml:space="preserve"> genera la necesidad de llevar a cabo diferentes actividades logísticas. Por ejemplo, la distancia que separa a los fabricantes (o </w:t>
+              <w:t xml:space="preserve">genera la necesidad de llevar a cabo diferentes actividades logísticas. Por ejemplo, la distancia que separa a los fabricantes (o </w:t>
             </w:r>
             <w:r>
               <w:rPr>
-                <w:i/>
-                <w:iCs/>
+                <w:rStyle w:val="Extranjerismo"/>
+                <w:color w:val="000000"/>
+                <w:kern w:val="0"/>
               </w:rPr>
               <w:t>retail</w:t>
             </w:r>
@@ -3064,13 +3177,22 @@
             </w:r>
             <w:r>
               <w:rPr>
-                <w:i/>
-                <w:iCs/>
+                <w:rStyle w:val="Extranjerismo"/>
+                <w:color w:val="000000"/>
+                <w:kern w:val="0"/>
               </w:rPr>
               <w:t>retail</w:t>
             </w:r>
             <w:r>
-              <w:t xml:space="preserve"> de consumo, y estos a la operación comercial.</w:t>
+              <w:rPr>
+                <w:rStyle w:val="Extranjerismo"/>
+                <w:color w:val="000000"/>
+                <w:kern w:val="0"/>
+              </w:rPr>
+              <w:t xml:space="preserve"> </w:t>
+            </w:r>
+            <w:r>
+              <w:t>de consumo, y estos a la operación comercial.</w:t>
             </w:r>
           </w:p>
           <w:p>
@@ -3080,15 +3202,7 @@
             </w:pPr>
             <w:r>
               <w:lastRenderedPageBreak/>
-              <w:t xml:space="preserve">La logística no se limita a la realización de determinadas tareas, sino que también es esencial llevar a cabo la planificación y el control de </w:t>
-            </w:r>
-            <w:proofErr w:type="gramStart"/>
-            <w:r>
-              <w:t>las mismas</w:t>
-            </w:r>
-            <w:proofErr w:type="gramEnd"/>
-            <w:r>
-              <w:t xml:space="preserve"> para satisfacer a los clientes, consumidores y compradores, con el objetivo de que las empresas implicadas obtengan rentabilidad.</w:t>
+              <w:t>La logística no se limita a la realización de determinadas tareas, sino que también es esencial llevar a cabo la planificación y el control de las mismas para satisfacer a los clientes, consumidores y compradores, con el objetivo de que las empresas implicadas obtengan rentabilidad.</w:t>
             </w:r>
           </w:p>
           <w:p>
@@ -3106,16 +3220,33 @@
               <w:ind w:right="-142"/>
             </w:pPr>
             <w:r>
-              <w:t xml:space="preserve">Bienvenidos al manejo de inventarios en el </w:t>
+              <w:t xml:space="preserve">Bienvenidos al manejo de inventarios en </w:t>
+            </w:r>
+            <w:r>
+              <w:t>el</w:t>
             </w:r>
             <w:r>
               <w:rPr>
-                <w:i/>
-                <w:iCs/>
+                <w:rStyle w:val="Extranjerismo"/>
+                <w:color w:val="000000"/>
+                <w:kern w:val="0"/>
+              </w:rPr>
+              <w:t xml:space="preserve"> </w:t>
+            </w:r>
+            <w:r>
+              <w:rPr>
+                <w:rStyle w:val="Extranjerismo"/>
+                <w:color w:val="000000"/>
+                <w:kern w:val="0"/>
               </w:rPr>
               <w:t>retail</w:t>
             </w:r>
             <w:r>
+              <w:rPr>
+                <w:rStyle w:val="Extranjerismo"/>
+                <w:color w:val="000000"/>
+                <w:kern w:val="0"/>
+              </w:rPr>
               <w:t>."</w:t>
             </w:r>
           </w:p>
@@ -3249,71 +3380,70 @@
           <w:ilvl w:val="0"/>
           <w:numId w:val="4"/>
         </w:numPr>
-        <w:ind w:left="709"/>
-      </w:pPr>
-      <w:bookmarkStart w:id="3" w:name="_Toc231831808"/>
+      </w:pPr>
+      <w:bookmarkStart w:id="2" w:name="_Toc232358890"/>
       <w:r>
         <w:lastRenderedPageBreak/>
         <w:t>Gestión logística de inventarios en el punto de venta</w:t>
       </w:r>
+      <w:bookmarkEnd w:id="2"/>
+    </w:p>
+    <w:p>
+      <w:pPr>
+        <w:spacing w:before="0" w:after="0"/>
+        <w:ind w:firstLine="708"/>
+        <w:rPr>
+          <w:rFonts w:cs="Calibri"/>
+          <w:lang w:eastAsia="es-CO"/>
+        </w:rPr>
+      </w:pPr>
+      <w:r>
+        <w:rPr>
+          <w:rFonts w:cs="Calibri"/>
+          <w:lang w:eastAsia="es-CO"/>
+        </w:rPr>
+        <w:t>El inventario es una organización de elementos de forma ordenada y valorada mediante un proceso de recopilación de datos. Este sistema ayuda a las empresas a mantener el control y el orden de sus bienes, almacenes y bodegas, facilitando todo el proceso comercial y de producción para garantizar la disponibilidad del producto final para los consumidores.</w:t>
+      </w:r>
+    </w:p>
+    <w:p>
+      <w:pPr>
+        <w:spacing w:before="0" w:after="0"/>
+        <w:ind w:firstLine="708"/>
+        <w:rPr>
+          <w:rFonts w:cs="Calibri"/>
+          <w:lang w:eastAsia="es-CO"/>
+        </w:rPr>
+      </w:pPr>
+      <w:r>
+        <w:rPr>
+          <w:rFonts w:cs="Calibri"/>
+          <w:lang w:eastAsia="es-CO"/>
+        </w:rPr>
+        <w:t>El inventario tiene una estructura predefinida que contiene información valiosa sobre los productos, como su volumen, tamaño y características, asociadas a las funciones de provisión y distribución, las cuales están integradas en la estrategia logística a desarrollar.</w:t>
+      </w:r>
+    </w:p>
+    <w:p>
+      <w:pPr>
+        <w:spacing w:before="0" w:after="0"/>
+        <w:ind w:firstLine="708"/>
+        <w:rPr>
+          <w:rFonts w:cs="Calibri"/>
+          <w:lang w:eastAsia="es-CO"/>
+        </w:rPr>
+      </w:pPr>
+    </w:p>
+    <w:p>
+      <w:pPr>
+        <w:pStyle w:val="Ttulo2"/>
+      </w:pPr>
+      <w:bookmarkStart w:id="3" w:name="_Toc232358891"/>
+      <w:r>
+        <w:t xml:space="preserve">Conceptos </w:t>
+      </w:r>
+      <w:r>
+        <w:t>básicos</w:t>
+      </w:r>
       <w:bookmarkEnd w:id="3"/>
-    </w:p>
-    <w:p>
-      <w:pPr>
-        <w:spacing w:before="0" w:after="0"/>
-        <w:ind w:firstLine="708"/>
-        <w:rPr>
-          <w:rFonts w:cs="Calibri"/>
-          <w:lang w:eastAsia="es-CO"/>
-        </w:rPr>
-      </w:pPr>
-      <w:r>
-        <w:rPr>
-          <w:rFonts w:cs="Calibri"/>
-          <w:lang w:eastAsia="es-CO"/>
-        </w:rPr>
-        <w:t>El inventario es una organización de elementos de forma ordenada y valorada mediante un proceso de recopilación de datos. Este sistema ayuda a las empresas a mantener el control y el orden de sus bienes, almacenes y bodegas, facilitando todo el proceso comercial y de producción para garantizar la disponibilidad del producto final para los consumidores.</w:t>
-      </w:r>
-    </w:p>
-    <w:p>
-      <w:pPr>
-        <w:spacing w:before="0" w:after="0"/>
-        <w:ind w:firstLine="708"/>
-        <w:rPr>
-          <w:rFonts w:cs="Calibri"/>
-          <w:lang w:eastAsia="es-CO"/>
-        </w:rPr>
-      </w:pPr>
-      <w:r>
-        <w:rPr>
-          <w:rFonts w:cs="Calibri"/>
-          <w:lang w:eastAsia="es-CO"/>
-        </w:rPr>
-        <w:t>El inventario tiene una estructura predefinida que contiene información valiosa sobre los productos, como su volumen, tamaño y características, asociadas a las funciones de provisión y distribución, las cuales están integradas en la estrategia logística a desarrollar.</w:t>
-      </w:r>
-    </w:p>
-    <w:p>
-      <w:pPr>
-        <w:spacing w:before="0" w:after="0"/>
-        <w:ind w:firstLine="708"/>
-        <w:rPr>
-          <w:rFonts w:cs="Calibri"/>
-          <w:lang w:eastAsia="es-CO"/>
-        </w:rPr>
-      </w:pPr>
-    </w:p>
-    <w:p>
-      <w:pPr>
-        <w:pStyle w:val="Ttulo2"/>
-      </w:pPr>
-      <w:bookmarkStart w:id="4" w:name="_Toc231831809"/>
-      <w:r>
-        <w:t xml:space="preserve">Conceptos </w:t>
-      </w:r>
-      <w:r>
-        <w:t>básicos</w:t>
-      </w:r>
-      <w:bookmarkEnd w:id="4"/>
     </w:p>
     <w:p>
       <w:pPr>
@@ -3627,11 +3757,11 @@
       <w:pPr>
         <w:pStyle w:val="Ttulo2"/>
       </w:pPr>
-      <w:bookmarkStart w:id="5" w:name="_Toc231831810"/>
+      <w:bookmarkStart w:id="4" w:name="_Toc232358892"/>
       <w:r>
         <w:t>Inventario: concepto, característica, clasificación</w:t>
       </w:r>
-      <w:bookmarkEnd w:id="5"/>
+      <w:bookmarkEnd w:id="4"/>
     </w:p>
     <w:p>
       <w:pPr>
@@ -3937,11 +4067,128 @@
       <w:pPr>
         <w:pStyle w:val="Ttulo2"/>
       </w:pPr>
-      <w:bookmarkStart w:id="6" w:name="_Toc231831811"/>
+      <w:bookmarkStart w:id="5" w:name="_Toc232358893"/>
       <w:r>
         <w:lastRenderedPageBreak/>
         <w:t>Recursos: concepto, tipo, herramientas, clases</w:t>
       </w:r>
+      <w:bookmarkEnd w:id="5"/>
+    </w:p>
+    <w:p>
+      <w:pPr>
+        <w:spacing w:before="0" w:after="0"/>
+        <w:rPr>
+          <w:rFonts w:cs="Calibri"/>
+          <w:lang w:eastAsia="es-CO"/>
+        </w:rPr>
+      </w:pPr>
+      <w:r>
+        <w:rPr>
+          <w:rFonts w:cs="Calibri"/>
+          <w:lang w:eastAsia="es-CO"/>
+        </w:rPr>
+        <w:t xml:space="preserve">Se entiende por recursos los componentes disponibles para la actividad logística que permiten llevar a cabo las tareas necesarias. Estos recursos, esenciales para cumplir con las funciones en el </w:t>
+      </w:r>
+      <w:r>
+        <w:rPr>
+          <w:rStyle w:val="Extranjerismo"/>
+          <w:color w:val="000000"/>
+          <w:kern w:val="0"/>
+        </w:rPr>
+        <w:t>retail</w:t>
+      </w:r>
+      <w:r>
+        <w:rPr>
+          <w:rFonts w:cs="Calibri"/>
+          <w:lang w:eastAsia="es-CO"/>
+        </w:rPr>
+        <w:t>, pueden ser tanto de tipo humano como material.</w:t>
+      </w:r>
+    </w:p>
+    <w:p>
+      <w:pPr>
+        <w:spacing w:before="0" w:after="0"/>
+        <w:rPr>
+          <w:rFonts w:cs="Calibri"/>
+          <w:lang w:eastAsia="es-CO"/>
+        </w:rPr>
+      </w:pPr>
+      <w:r>
+        <w:rPr>
+          <w:rFonts w:cs="Calibri"/>
+          <w:lang w:eastAsia="es-CO"/>
+        </w:rPr>
+        <w:t xml:space="preserve">Los recursos y sus herramientas dependen del tipo de proceso logístico que se van a desempeñar, en lo relacionado al </w:t>
+      </w:r>
+      <w:r>
+        <w:rPr>
+          <w:rStyle w:val="Extranjerismo"/>
+          <w:color w:val="000000"/>
+          <w:kern w:val="0"/>
+        </w:rPr>
+        <w:t>retail</w:t>
+      </w:r>
+      <w:r>
+        <w:rPr>
+          <w:rStyle w:val="Extranjerismo"/>
+          <w:color w:val="000000"/>
+          <w:kern w:val="0"/>
+        </w:rPr>
+        <w:t>,</w:t>
+      </w:r>
+      <w:r>
+        <w:rPr>
+          <w:rFonts w:cs="Calibri"/>
+          <w:lang w:eastAsia="es-CO"/>
+        </w:rPr>
+        <w:t xml:space="preserve"> generalmente se pueden tener las famosas </w:t>
+      </w:r>
+      <w:r>
+        <w:rPr>
+          <w:rStyle w:val="Extranjerismo"/>
+          <w:lang w:eastAsia="es-CO"/>
+        </w:rPr>
+        <w:t>Manitou,</w:t>
+      </w:r>
+      <w:r>
+        <w:rPr>
+          <w:rFonts w:cs="Calibri"/>
+          <w:lang w:eastAsia="es-CO"/>
+        </w:rPr>
+        <w:t xml:space="preserve"> elevadores, grúas, transportadoras, remolcadoras, cintas de transportación, </w:t>
+      </w:r>
+      <w:r>
+        <w:rPr>
+          <w:rStyle w:val="Extranjerismo"/>
+          <w:lang w:eastAsia="es-CO"/>
+        </w:rPr>
+        <w:t>pallets, containers</w:t>
+      </w:r>
+      <w:r>
+        <w:rPr>
+          <w:rFonts w:cs="Calibri"/>
+          <w:lang w:eastAsia="es-CO"/>
+        </w:rPr>
+        <w:t>, plataformas móviles, entre otros.</w:t>
+      </w:r>
+    </w:p>
+    <w:p>
+      <w:pPr>
+        <w:spacing w:before="0" w:after="0"/>
+        <w:rPr>
+          <w:rFonts w:cs="Calibri"/>
+          <w:lang w:eastAsia="es-CO"/>
+        </w:rPr>
+      </w:pPr>
+    </w:p>
+    <w:p>
+      <w:pPr>
+        <w:pStyle w:val="Ttulo2"/>
+      </w:pPr>
+      <w:bookmarkStart w:id="6" w:name="_Toc232358894"/>
+      <w:r>
+        <w:t>Herramientas: concepto, clases, usos</w:t>
+      </w:r>
       <w:bookmarkEnd w:id="6"/>
     </w:p>
     <w:p>
@@ -3957,118 +4204,82 @@
           <w:rFonts w:cs="Calibri"/>
           <w:lang w:eastAsia="es-CO"/>
         </w:rPr>
-        <w:t>Se entiende por recursos los componentes disponibles para la actividad logística que permiten llevar a cabo las tareas necesarias. Estos recursos, esenciales para cumplir con las funciones en el retail, pueden ser tanto de tipo humano como material.</w:t>
-      </w:r>
-    </w:p>
-    <w:p>
-      <w:pPr>
-        <w:spacing w:before="0" w:after="0"/>
-        <w:rPr>
-          <w:rFonts w:cs="Calibri"/>
-          <w:lang w:eastAsia="es-CO"/>
-        </w:rPr>
-      </w:pPr>
-      <w:r>
-        <w:rPr>
-          <w:rFonts w:cs="Calibri"/>
-          <w:lang w:eastAsia="es-CO"/>
-        </w:rPr>
-        <w:t xml:space="preserve">Los recursos y sus herramientas dependen del tipo de proceso logístico que se van a desempeñar, en lo relacionado al retail, generalmente se pueden tener las famosas </w:t>
+        <w:t xml:space="preserve">En otro orden de ideas, las aplicaciones informáticas de base de datos y hojas de cálculo aplicado a la gestión de inventarios son las más comunes, como herramientas de control en los diferentes </w:t>
       </w:r>
       <w:r>
         <w:rPr>
           <w:rStyle w:val="Extranjerismo"/>
-          <w:lang w:eastAsia="es-CO"/>
-        </w:rPr>
-        <w:t>Manitou</w:t>
-      </w:r>
-      <w:r>
-        <w:rPr>
-          <w:rFonts w:cs="Calibri"/>
-          <w:lang w:eastAsia="es-CO"/>
-        </w:rPr>
-        <w:t xml:space="preserve">, elevadores, grúas, transportadoras, remolcadoras, cintas de transportación, </w:t>
+          <w:color w:val="000000"/>
+          <w:kern w:val="0"/>
+        </w:rPr>
+        <w:t>retail</w:t>
+      </w:r>
+      <w:r>
+        <w:rPr>
+          <w:rFonts w:cs="Calibri"/>
+          <w:lang w:eastAsia="es-CO"/>
+        </w:rPr>
+        <w:t xml:space="preserve"> o formatos comerciales del mercado.</w:t>
+      </w:r>
+    </w:p>
+    <w:p>
+      <w:pPr>
+        <w:spacing w:before="0" w:after="0"/>
+        <w:rPr>
+          <w:rFonts w:cs="Calibri"/>
+          <w:lang w:eastAsia="es-CO"/>
+        </w:rPr>
+      </w:pPr>
+      <w:r>
+        <w:rPr>
+          <w:rFonts w:cs="Calibri"/>
+          <w:lang w:eastAsia="es-CO"/>
+        </w:rPr>
+        <w:t xml:space="preserve">Para la gestión y control de los inventarios existen en el mercado multitud de </w:t>
       </w:r>
       <w:r>
         <w:rPr>
           <w:rStyle w:val="Extranjerismo"/>
           <w:lang w:eastAsia="es-CO"/>
         </w:rPr>
-        <w:t>pallets, containers</w:t>
-      </w:r>
-      <w:r>
-        <w:rPr>
-          <w:rFonts w:cs="Calibri"/>
-          <w:lang w:eastAsia="es-CO"/>
-        </w:rPr>
-        <w:t>, plataformas móviles, entre otros.</w:t>
-      </w:r>
-    </w:p>
-    <w:p>
-      <w:pPr>
-        <w:spacing w:before="0" w:after="0"/>
-        <w:rPr>
-          <w:rFonts w:cs="Calibri"/>
-          <w:lang w:eastAsia="es-CO"/>
-        </w:rPr>
-      </w:pPr>
-    </w:p>
-    <w:p>
-      <w:pPr>
-        <w:pStyle w:val="Ttulo2"/>
-      </w:pPr>
-      <w:bookmarkStart w:id="7" w:name="_Toc231831812"/>
-      <w:r>
-        <w:t>Herramientas: concepto, clases, usos</w:t>
-      </w:r>
-      <w:bookmarkEnd w:id="7"/>
-    </w:p>
-    <w:p>
-      <w:pPr>
-        <w:spacing w:before="0" w:after="0"/>
-        <w:rPr>
-          <w:rFonts w:cs="Calibri"/>
-          <w:lang w:eastAsia="es-CO"/>
-        </w:rPr>
-      </w:pPr>
-      <w:r>
-        <w:rPr>
-          <w:rFonts w:cs="Calibri"/>
-          <w:lang w:eastAsia="es-CO"/>
-        </w:rPr>
-        <w:t>En otro orden de ideas, las aplicaciones informáticas de base de datos y hojas de cálculo aplicado a la gestión de inventarios son las más comunes, como herramientas de control en los diferentes retail o formatos comerciales del mercado.</w:t>
-      </w:r>
-    </w:p>
-    <w:p>
-      <w:pPr>
-        <w:spacing w:before="0" w:after="0"/>
-        <w:rPr>
-          <w:rFonts w:cs="Calibri"/>
-          <w:lang w:eastAsia="es-CO"/>
-        </w:rPr>
-      </w:pPr>
-      <w:r>
-        <w:rPr>
-          <w:rFonts w:cs="Calibri"/>
-          <w:lang w:eastAsia="es-CO"/>
-        </w:rPr>
-        <w:t>Para la gestión y control de los inventarios existen en el mercado multitud de software que permiten dicha labor de la manera más eficiente. Evidentemente, dichas aplicaciones son generalmente de pago y producidas por grandes compañías como Microsoft o SAP, cuyos costes, en la mayoría de los casos, son imposibles de sufragar para muchas empresas.</w:t>
-      </w:r>
-    </w:p>
-    <w:p>
-      <w:pPr>
-        <w:spacing w:before="0" w:after="0"/>
-        <w:rPr>
-          <w:rFonts w:cs="Calibri"/>
-          <w:lang w:eastAsia="es-CO"/>
-        </w:rPr>
-      </w:pPr>
-      <w:r>
-        <w:rPr>
-          <w:rFonts w:cs="Calibri"/>
-          <w:lang w:eastAsia="es-CO"/>
-        </w:rPr>
-        <w:t>Existen diferentes empresas, con presupuestos y recursos que varían notablemente en cuantía, esto no debería ser un impedimento para la consecución de herramientas para este fin, ya que a través de aplicaciones como Excel o la utilización de software libre o gratuito le permitirían tener una gestión aceptable de su proceso de control y gestión de inventarios.</w:t>
+        <w:t>software</w:t>
+      </w:r>
+      <w:r>
+        <w:rPr>
+          <w:rFonts w:cs="Calibri"/>
+          <w:lang w:eastAsia="es-CO"/>
+        </w:rPr>
+        <w:t xml:space="preserve"> que permiten dicha labor de la manera más eficiente. Evidentemente, dichas aplicaciones son generalmente de pago y producidas por grandes compañías como Microsoft o SAP, cuyos costes, en la mayoría de los casos, son imposibles de sufragar para muchas empresas.</w:t>
+      </w:r>
+    </w:p>
+    <w:p>
+      <w:pPr>
+        <w:spacing w:before="0" w:after="0"/>
+        <w:rPr>
+          <w:rFonts w:cs="Calibri"/>
+          <w:lang w:eastAsia="es-CO"/>
+        </w:rPr>
+      </w:pPr>
+      <w:r>
+        <w:rPr>
+          <w:rFonts w:cs="Calibri"/>
+          <w:lang w:eastAsia="es-CO"/>
+        </w:rPr>
+        <w:t xml:space="preserve">Existen diferentes empresas, con presupuestos y recursos que varían notablemente en cuantía, esto no debería ser un impedimento para la consecución de herramientas para este fin, ya que a través de aplicaciones como Excel o la utilización de </w:t>
+      </w:r>
+      <w:r>
+        <w:rPr>
+          <w:rStyle w:val="Extranjerismo"/>
+          <w:lang w:eastAsia="es-CO"/>
+        </w:rPr>
+        <w:t xml:space="preserve">software </w:t>
+      </w:r>
+      <w:r>
+        <w:rPr>
+          <w:rFonts w:cs="Calibri"/>
+          <w:lang w:eastAsia="es-CO"/>
+        </w:rPr>
+        <w:t>libre o gratuito le permitirían tener una gestión aceptable de su proceso de control y gestión de inventarios.</w:t>
       </w:r>
     </w:p>
     <w:p>
@@ -4101,11 +4312,11 @@
       <w:pPr>
         <w:pStyle w:val="Ttulo2"/>
       </w:pPr>
-      <w:bookmarkStart w:id="8" w:name="_Toc231831813"/>
+      <w:bookmarkStart w:id="7" w:name="_Toc232358895"/>
       <w:r>
         <w:t>Código de barras: concepto, características, tipos</w:t>
       </w:r>
-      <w:bookmarkEnd w:id="8"/>
+      <w:bookmarkEnd w:id="7"/>
     </w:p>
     <w:p>
       <w:pPr>
@@ -4906,12 +5117,18 @@
       <w:pPr>
         <w:pStyle w:val="Ttulo2"/>
       </w:pPr>
-      <w:bookmarkStart w:id="9" w:name="_Toc231831814"/>
-      <w:r>
+      <w:bookmarkStart w:id="8" w:name="_Toc232358896"/>
+      <w:r>
+        <w:rPr>
+          <w:rStyle w:val="Extranjerismo"/>
+        </w:rPr>
         <w:lastRenderedPageBreak/>
-        <w:t>Software para la captura de código de barras: características, funcionalidad, tipos</w:t>
-      </w:r>
-      <w:bookmarkEnd w:id="9"/>
+        <w:t>Software</w:t>
+      </w:r>
+      <w:r>
+        <w:t> para la captura de código de barras: características, funcionalidad, tipos</w:t>
+      </w:r>
+      <w:bookmarkEnd w:id="8"/>
     </w:p>
     <w:p>
       <w:pPr>
@@ -4942,10 +5159,18 @@
       </w:pPr>
       <w:r>
         <w:rPr>
-          <w:b/>
-          <w:bCs/>
-        </w:rPr>
-        <w:t>Barcode Studio (Windows y Mac® OS)</w:t>
+          <w:rStyle w:val="Extranjerismo"/>
+          <w:b/>
+          <w:bCs/>
+        </w:rPr>
+        <w:t>Barcode Studio (Windows y Mac® OS</w:t>
+      </w:r>
+      <w:r>
+        <w:rPr>
+          <w:b/>
+          <w:bCs/>
+        </w:rPr>
+        <w:t>)</w:t>
       </w:r>
     </w:p>
     <w:p>
@@ -4962,16 +5187,28 @@
         <w:spacing w:before="0" w:after="0"/>
         <w:ind w:left="1080"/>
         <w:rPr>
-          <w:b/>
-          <w:bCs/>
-        </w:rPr>
-      </w:pPr>
-      <w:r>
-        <w:rPr>
-          <w:b/>
-          <w:bCs/>
-        </w:rPr>
-        <w:t>TBarCode Office</w:t>
+          <w:rStyle w:val="Extranjerismo"/>
+          <w:b/>
+          <w:bCs/>
+        </w:rPr>
+      </w:pPr>
+      <w:proofErr w:type="spellStart"/>
+      <w:r>
+        <w:rPr>
+          <w:rStyle w:val="Extranjerismo"/>
+          <w:b/>
+          <w:bCs/>
+        </w:rPr>
+        <w:t>TBarCode</w:t>
+      </w:r>
+      <w:proofErr w:type="spellEnd"/>
+      <w:r>
+        <w:rPr>
+          <w:rStyle w:val="Extranjerismo"/>
+          <w:b/>
+          <w:bCs/>
+        </w:rPr>
+        <w:t xml:space="preserve"> Office</w:t>
       </w:r>
     </w:p>
     <w:p>
@@ -4988,16 +5225,28 @@
         <w:spacing w:before="0" w:after="0"/>
         <w:ind w:left="1080"/>
         <w:rPr>
-          <w:b/>
-          <w:bCs/>
-        </w:rPr>
-      </w:pPr>
-      <w:r>
-        <w:rPr>
-          <w:b/>
-          <w:bCs/>
-        </w:rPr>
-        <w:t>TBarCode SDK</w:t>
+          <w:rStyle w:val="Extranjerismo"/>
+          <w:b/>
+          <w:bCs/>
+        </w:rPr>
+      </w:pPr>
+      <w:proofErr w:type="spellStart"/>
+      <w:r>
+        <w:rPr>
+          <w:rStyle w:val="Extranjerismo"/>
+          <w:b/>
+          <w:bCs/>
+        </w:rPr>
+        <w:t>TBarCode</w:t>
+      </w:r>
+      <w:proofErr w:type="spellEnd"/>
+      <w:r>
+        <w:rPr>
+          <w:rStyle w:val="Extranjerismo"/>
+          <w:b/>
+          <w:bCs/>
+        </w:rPr>
+        <w:t xml:space="preserve"> SDK</w:t>
       </w:r>
     </w:p>
     <w:p>
@@ -5007,16 +5256,45 @@
       </w:pPr>
       <w:r>
         <w:t>El componente de </w:t>
+      </w:r>
+      <w:r>
+        <w:rPr>
+          <w:rStyle w:val="Extranjerismo"/>
+        </w:rPr>
+        <w:t>software</w:t>
+      </w:r>
+      <w:r>
+        <w:t xml:space="preserve"> de código de barras </w:t>
+      </w:r>
+      <w:proofErr w:type="spellStart"/>
+      <w:r>
+        <w:rPr>
+          <w:rStyle w:val="Extranjerismo"/>
+        </w:rPr>
+        <w:t>TBarCode</w:t>
+      </w:r>
+      <w:proofErr w:type="spellEnd"/>
+      <w:r>
+        <w:t xml:space="preserve"> “Todo En Uno” (para </w:t>
+      </w:r>
+      <w:r>
+        <w:rPr>
+          <w:rStyle w:val="Extranjerismo"/>
+        </w:rPr>
+        <w:t>Microsoft® Windows</w:t>
+      </w:r>
+      <w:r>
+        <w:t>), genera e imprime todos los códigos de barras con aplicaciones diversas y cualquier tipo de impresora. Este flexible generador de código de barras soporta más de 100 tipos de códigos de barras diferentes. Entre ellos se encuentran códigos de barras lineales y 2D como </w:t>
       </w:r>
       <w:r>
         <w:rPr>
           <w:i/>
           <w:iCs/>
         </w:rPr>
-        <w:t>software</w:t>
-      </w:r>
-      <w:r>
-        <w:t> de código de barras TBarCode “Todo En Uno” (para Microsoft® Windows), genera e imprime todos los códigos de barras con aplicaciones diversas y cualquier tipo de impresora. Este flexible generador de código de barras soporta más de 100 tipos de códigos de barras diferentes. Entre ellos se encuentran códigos de barras lineales y 2D como </w:t>
+        <w:t>Code</w:t>
+      </w:r>
+      <w:r>
+        <w:t>128, EAN128, Datamatrix, QR </w:t>
       </w:r>
       <w:r>
         <w:rPr>
@@ -5026,7 +5304,15 @@
         <w:t>Code</w:t>
       </w:r>
       <w:r>
-        <w:t>128, EAN128, Datamatrix, QR </w:t>
+        <w:t xml:space="preserve">, PDF417, </w:t>
+      </w:r>
+      <w:proofErr w:type="spellStart"/>
+      <w:r>
+        <w:t>Aztec</w:t>
+      </w:r>
+      <w:proofErr w:type="spellEnd"/>
+      <w:r>
+        <w:t> </w:t>
       </w:r>
       <w:r>
         <w:rPr>
@@ -5036,55 +5322,94 @@
         <w:t>Code</w:t>
       </w:r>
       <w:r>
-        <w:t>, PDF417, Aztec </w:t>
-      </w:r>
-      <w:r>
-        <w:rPr>
-          <w:i/>
-          <w:iCs/>
-        </w:rPr>
-        <w:t>Code</w:t>
-      </w:r>
-      <w:r>
-        <w:t>, GS1 DataBar.</w:t>
+        <w:t xml:space="preserve">, GS1 </w:t>
+      </w:r>
+      <w:proofErr w:type="spellStart"/>
+      <w:r>
+        <w:t>DataBar</w:t>
+      </w:r>
+      <w:proofErr w:type="spellEnd"/>
+      <w:r>
+        <w:t>.</w:t>
       </w:r>
     </w:p>
     <w:p>
       <w:pPr>
         <w:spacing w:before="0" w:after="0"/>
         <w:ind w:left="1080"/>
-        <w:rPr>
-          <w:b/>
-          <w:bCs/>
-        </w:rPr>
-      </w:pPr>
-      <w:r>
-        <w:rPr>
-          <w:b/>
-          <w:bCs/>
-        </w:rPr>
-        <w:t>TBarCode/X</w:t>
-      </w:r>
+      </w:pPr>
     </w:p>
     <w:p>
       <w:pPr>
         <w:spacing w:before="0" w:after="0"/>
         <w:ind w:left="1080"/>
-      </w:pPr>
-      <w:r>
+        <w:rPr>
+          <w:rStyle w:val="Extranjerismo"/>
+          <w:b/>
+          <w:bCs/>
+        </w:rPr>
+      </w:pPr>
+      <w:proofErr w:type="spellStart"/>
+      <w:r>
+        <w:rPr>
+          <w:rStyle w:val="Extranjerismo"/>
+          <w:b/>
+          <w:bCs/>
+        </w:rPr>
         <w:lastRenderedPageBreak/>
+        <w:t>TBarCode</w:t>
+      </w:r>
+      <w:proofErr w:type="spellEnd"/>
+      <w:r>
+        <w:rPr>
+          <w:rStyle w:val="Extranjerismo"/>
+          <w:b/>
+          <w:bCs/>
+        </w:rPr>
+        <w:t>/X</w:t>
+      </w:r>
+    </w:p>
+    <w:p>
+      <w:pPr>
+        <w:spacing w:before="0" w:after="0"/>
+        <w:ind w:left="1080"/>
+      </w:pPr>
+      <w:r>
         <w:t>Es un complemento de </w:t>
       </w:r>
       <w:r>
         <w:rPr>
-          <w:i/>
-          <w:iCs/>
-        </w:rPr>
-        <w:t>software</w:t>
-      </w:r>
-      <w:r>
-        <w:t> de código de barras para Linux®, UNIX® y Mac OS X. Permite producir todos los formatos más comunes de código de barras (lineales, 2D y compuestos) con una calidad perfecta creando códigos de barras automáticamente durante la impresión “sobre la marcha”. De este modo, puede convertir cada impresora de la empresa en una impresora de código de barras sin costes adicionales.</w:t>
-      </w:r>
+          <w:rStyle w:val="Extranjerismo"/>
+        </w:rPr>
+        <w:t>software </w:t>
+      </w:r>
+      <w:r>
+        <w:t>de código de barras para Linux®, UNIX® y Mac OS X. Permite producir todos los formatos más comunes de código de barras (lineales, 2D y compuestos) con una calidad perfecta creando códigos de barras automáticamente durante la impresión “sobre la marcha”. De este modo, puede convertir cada impresora de la empresa en una impresora de código de barras sin costes adicionales.</w:t>
+      </w:r>
+    </w:p>
+    <w:p>
+      <w:pPr>
+        <w:spacing w:before="0" w:after="0"/>
+        <w:ind w:left="1080"/>
+      </w:pPr>
+    </w:p>
+    <w:p>
+      <w:pPr>
+        <w:spacing w:before="0" w:after="0"/>
+        <w:ind w:left="1080"/>
+      </w:pPr>
+    </w:p>
+    <w:p>
+      <w:pPr>
+        <w:spacing w:before="0" w:after="0"/>
+        <w:ind w:left="1080"/>
+      </w:pPr>
+    </w:p>
+    <w:p>
+      <w:pPr>
+        <w:spacing w:before="0" w:after="0"/>
+        <w:ind w:left="1080"/>
+      </w:pPr>
     </w:p>
     <w:p>
       <w:pPr>
@@ -5174,22 +5499,31 @@
           <w:ilvl w:val="0"/>
           <w:numId w:val="4"/>
         </w:numPr>
-        <w:ind w:left="709"/>
-      </w:pPr>
-      <w:bookmarkStart w:id="10" w:name="_Toc231831815"/>
-      <w:r>
+      </w:pPr>
+      <w:bookmarkStart w:id="9" w:name="_Toc232358897"/>
+      <w:r>
+        <w:lastRenderedPageBreak/>
         <w:t>Gestión de inventario</w:t>
       </w:r>
-      <w:bookmarkEnd w:id="10"/>
-    </w:p>
-    <w:p>
-      <w:r>
-        <w:t>Es el proceso de pedido, almacenamiento y uso del inventario, desde las materias primas hasta el producto terminado, o desde el producto terminado hasta la góndola o exhibición en el punto de venta del cliente o </w:t>
-      </w:r>
-      <w:r>
-        <w:rPr>
-          <w:i/>
-          <w:iCs/>
+      <w:bookmarkEnd w:id="9"/>
+    </w:p>
+    <w:p>
+      <w:r>
+        <w:t>Es el proceso de pedido, almacenamiento y uso del inventario, desde las materias primas hasta el producto terminado, o desde el producto terminado hasta la góndola o exhibición en el punto de venta del cliente o</w:t>
+      </w:r>
+      <w:r>
+        <w:rPr>
+          <w:rStyle w:val="Extranjerismo"/>
+          <w:color w:val="000000"/>
+          <w:kern w:val="0"/>
+        </w:rPr>
+        <w:t> </w:t>
+      </w:r>
+      <w:r>
+        <w:rPr>
+          <w:rStyle w:val="Extranjerismo"/>
+          <w:color w:val="000000"/>
+          <w:kern w:val="0"/>
         </w:rPr>
         <w:t>retail</w:t>
       </w:r>
@@ -5199,7 +5533,6 @@
     </w:p>
     <w:p>
       <w:r>
-        <w:lastRenderedPageBreak/>
         <w:t>La política de inventarios debe establecerse para lograr el cumplimiento de dos objetivos muy importantes y específicos:</w:t>
       </w:r>
     </w:p>
@@ -5239,11 +5572,11 @@
       <w:pPr>
         <w:pStyle w:val="Ttulo2"/>
       </w:pPr>
-      <w:bookmarkStart w:id="11" w:name="_Toc231831816"/>
+      <w:bookmarkStart w:id="10" w:name="_Toc232358898"/>
       <w:r>
         <w:t>Toma física: concepto, herramientas</w:t>
       </w:r>
-      <w:bookmarkEnd w:id="11"/>
+      <w:bookmarkEnd w:id="10"/>
     </w:p>
     <w:p>
       <w:pPr>
@@ -5272,17 +5605,25 @@
       </w:r>
       <w:r>
         <w:rPr>
-          <w:i/>
-          <w:iCs/>
-          <w:lang w:eastAsia="es-CO"/>
+          <w:rStyle w:val="Extranjerismo"/>
+          <w:color w:val="000000"/>
+          <w:kern w:val="0"/>
         </w:rPr>
         <w:t>retail</w:t>
       </w:r>
       <w:r>
         <w:rPr>
-          <w:lang w:eastAsia="es-CO"/>
-        </w:rPr>
-        <w:t> o formato comercial.</w:t>
+          <w:rStyle w:val="Extranjerismo"/>
+          <w:color w:val="000000"/>
+          <w:kern w:val="0"/>
+        </w:rPr>
+        <w:t> </w:t>
+      </w:r>
+      <w:r>
+        <w:rPr>
+          <w:lang w:eastAsia="es-CO"/>
+        </w:rPr>
+        <w:t>o formato comercial.</w:t>
       </w:r>
     </w:p>
     <w:p>
@@ -5310,7 +5651,19 @@
         <w:rPr>
           <w:lang w:eastAsia="es-CO"/>
         </w:rPr>
-        <w:t>Un ejemplo de Formato es:</w:t>
+        <w:t xml:space="preserve">Un ejemplo de </w:t>
+      </w:r>
+      <w:r>
+        <w:rPr>
+          <w:lang w:eastAsia="es-CO"/>
+        </w:rPr>
+        <w:t>f</w:t>
+      </w:r>
+      <w:r>
+        <w:rPr>
+          <w:lang w:eastAsia="es-CO"/>
+        </w:rPr>
+        <w:t>ormato es:</w:t>
       </w:r>
     </w:p>
     <w:p>
@@ -5337,6 +5690,7 @@
           <w:bCs/>
           <w:lang w:eastAsia="es-CO"/>
         </w:rPr>
+        <w:lastRenderedPageBreak/>
         <w:t>Acta de inicio y terminación de la verificación física del inventario</w:t>
       </w:r>
     </w:p>
@@ -5451,7 +5805,6 @@
           <w:bCs/>
           <w:lang w:eastAsia="es-CO"/>
         </w:rPr>
-        <w:lastRenderedPageBreak/>
         <w:t>Responsable del proceso:</w:t>
       </w:r>
       <w:r>
@@ -5747,6 +6100,7 @@
           <w:bCs/>
           <w:lang w:eastAsia="es-CO"/>
         </w:rPr>
+        <w:lastRenderedPageBreak/>
         <w:t>IV. Resultados de la verificación</w:t>
       </w:r>
     </w:p>
@@ -5841,7 +6195,6 @@
           <w:bCs/>
           <w:lang w:eastAsia="es-CO"/>
         </w:rPr>
-        <w:lastRenderedPageBreak/>
         <w:t>V. Conclusiones y recomendaciones</w:t>
       </w:r>
     </w:p>
@@ -5959,11 +6312,11 @@
       <w:pPr>
         <w:pStyle w:val="Ttulo2"/>
       </w:pPr>
-      <w:bookmarkStart w:id="12" w:name="_Toc231831817"/>
+      <w:bookmarkStart w:id="11" w:name="_Toc232358899"/>
       <w:r>
         <w:t>Toma digital: concepto, herramientas</w:t>
       </w:r>
-      <w:bookmarkEnd w:id="12"/>
+      <w:bookmarkEnd w:id="11"/>
     </w:p>
     <w:p>
       <w:pPr>
@@ -6008,11 +6361,20 @@
       </w:pPr>
       <w:r>
         <w:rPr>
-          <w:b/>
-          <w:bCs/>
-          <w:lang w:eastAsia="es-CO"/>
-        </w:rPr>
-        <w:t>Software de alerta de</w:t>
+          <w:rStyle w:val="Extranjerismo"/>
+          <w:b/>
+          <w:bCs/>
+          <w:lang w:eastAsia="es-CO"/>
+        </w:rPr>
+        <w:t>Software</w:t>
+      </w:r>
+      <w:r>
+        <w:rPr>
+          <w:b/>
+          <w:bCs/>
+          <w:lang w:eastAsia="es-CO"/>
+        </w:rPr>
+        <w:t xml:space="preserve"> de alerta de</w:t>
       </w:r>
       <w:r>
         <w:rPr>
@@ -6056,11 +6418,21 @@
       </w:pPr>
       <w:r>
         <w:rPr>
-          <w:b/>
-          <w:bCs/>
-          <w:lang w:eastAsia="es-CO"/>
-        </w:rPr>
-        <w:t>Software de reporte en el inventario</w:t>
+          <w:rStyle w:val="Extranjerismo"/>
+          <w:b/>
+          <w:bCs/>
+          <w:lang w:eastAsia="es-CO"/>
+        </w:rPr>
+        <w:lastRenderedPageBreak/>
+        <w:t>Software</w:t>
+      </w:r>
+      <w:r>
+        <w:rPr>
+          <w:b/>
+          <w:bCs/>
+          <w:lang w:eastAsia="es-CO"/>
+        </w:rPr>
+        <w:t xml:space="preserve"> de reporte en el inventario</w:t>
       </w:r>
     </w:p>
     <w:p>
@@ -6120,7 +6492,6 @@
         <w:rPr>
           <w:lang w:eastAsia="es-CO"/>
         </w:rPr>
-        <w:lastRenderedPageBreak/>
         <w:t>Proporciona una identificación única a cada producto, servicio o localización.</w:t>
       </w:r>
     </w:p>
@@ -6351,11 +6722,12 @@
       <w:pPr>
         <w:pStyle w:val="Ttulo2"/>
       </w:pPr>
-      <w:bookmarkStart w:id="13" w:name="_Toc231831818"/>
-      <w:r>
+      <w:bookmarkStart w:id="12" w:name="_Toc232358900"/>
+      <w:r>
+        <w:lastRenderedPageBreak/>
         <w:t>Técnicas de conteo: tipos, características, clases</w:t>
       </w:r>
-      <w:bookmarkEnd w:id="13"/>
+      <w:bookmarkEnd w:id="12"/>
     </w:p>
     <w:p>
       <w:pPr>
@@ -6374,30 +6746,43 @@
         <w:rPr>
           <w:lang w:eastAsia="es-CO"/>
         </w:rPr>
-        <w:t>Se define el conteo para el inventario como la acción o el proceso de cuantificar la cantidad de stock en poder de un retail o la existencia de productos en una organización. Existen diversas técnicas para inventariar las existencias de productos, definidas de la siguiente manera:</w:t>
-      </w:r>
-    </w:p>
-    <w:p>
-      <w:pPr>
-        <w:rPr>
-          <w:lang w:eastAsia="es-CO"/>
-        </w:rPr>
-      </w:pPr>
-    </w:p>
-    <w:p>
-      <w:pPr>
-        <w:spacing w:before="0" w:after="0"/>
-        <w:rPr>
-          <w:lang w:eastAsia="es-CO"/>
-        </w:rPr>
-      </w:pPr>
-      <w:r>
-        <w:rPr>
-          <w:b/>
-          <w:bCs/>
-          <w:lang w:eastAsia="es-CO"/>
-        </w:rPr>
-        <w:lastRenderedPageBreak/>
+        <w:t xml:space="preserve">Se define el conteo para el inventario como la acción o el proceso de cuantificar la cantidad de stock en poder de un </w:t>
+      </w:r>
+      <w:r>
+        <w:rPr>
+          <w:rStyle w:val="Extranjerismo"/>
+          <w:iCs w:val="0"/>
+          <w:szCs w:val="22"/>
+        </w:rPr>
+        <w:t>retail</w:t>
+      </w:r>
+      <w:r>
+        <w:rPr>
+          <w:lang w:eastAsia="es-CO"/>
+        </w:rPr>
+        <w:t xml:space="preserve"> o la existencia de productos en una organización. Existen diversas técnicas para inventariar las existencias de productos, definidas de la siguiente manera:</w:t>
+      </w:r>
+    </w:p>
+    <w:p>
+      <w:pPr>
+        <w:rPr>
+          <w:lang w:eastAsia="es-CO"/>
+        </w:rPr>
+      </w:pPr>
+    </w:p>
+    <w:p>
+      <w:pPr>
+        <w:spacing w:before="0" w:after="0"/>
+        <w:rPr>
+          <w:lang w:eastAsia="es-CO"/>
+        </w:rPr>
+      </w:pPr>
+      <w:r>
+        <w:rPr>
+          <w:b/>
+          <w:bCs/>
+          <w:lang w:eastAsia="es-CO"/>
+        </w:rPr>
         <w:t>Conteo periódico de </w:t>
       </w:r>
       <w:r>
@@ -6597,7 +6982,30 @@
         <w:rPr>
           <w:lang w:eastAsia="es-CO"/>
         </w:rPr>
-        <w:t>A continuación, se verá un paso a paso en el proceso de conteo en el retail o almacenamiento de la organización:</w:t>
+        <w:lastRenderedPageBreak/>
+        <w:t xml:space="preserve">A continuación, se verá un paso a paso en el proceso de conteo en el </w:t>
+      </w:r>
+      <w:r>
+        <w:rPr>
+          <w:rStyle w:val="Extranjerismo"/>
+          <w:color w:val="000000"/>
+          <w:kern w:val="0"/>
+        </w:rPr>
+        <w:t>retail</w:t>
+      </w:r>
+      <w:r>
+        <w:rPr>
+          <w:rStyle w:val="Extranjerismo"/>
+          <w:color w:val="000000"/>
+          <w:kern w:val="0"/>
+        </w:rPr>
+        <w:t xml:space="preserve"> </w:t>
+      </w:r>
+      <w:r>
+        <w:rPr>
+          <w:lang w:eastAsia="es-CO"/>
+        </w:rPr>
+        <w:t>o almacenamiento de la organización:</w:t>
       </w:r>
     </w:p>
     <w:p>
@@ -6693,7 +7101,6 @@
         <w:rPr>
           <w:lang w:eastAsia="es-CO"/>
         </w:rPr>
-        <w:lastRenderedPageBreak/>
         <w:t>Se hará un conteo independiente desde diferentes puntos, por parte del auditor y contador, comenzando el primero de un punto A hacia el B y el otro de forma contraria.</w:t>
       </w:r>
     </w:p>
@@ -6838,6 +7245,7 @@
         <w:rPr>
           <w:lang w:eastAsia="es-CO"/>
         </w:rPr>
+        <w:lastRenderedPageBreak/>
         <w:t>Al finalizar se contrastarán los listados del auditor y contador para la validación de errores y, en el caso de que existan, corregirlos para luego ingresar la información al sistema.</w:t>
       </w:r>
     </w:p>
@@ -6875,144 +7283,149 @@
         <w:rPr>
           <w:lang w:eastAsia="es-CO"/>
         </w:rPr>
+        <w:t>A su vez, en el proceso de conteo se pueden encontrar tipos de conteo, por fecha, producto y ubicación:</w:t>
+      </w:r>
+    </w:p>
+    <w:p>
+      <w:pPr>
+        <w:tabs>
+          <w:tab w:val="left" w:pos="1659"/>
+        </w:tabs>
+        <w:spacing w:before="0" w:after="0"/>
+        <w:rPr>
+          <w:b/>
+          <w:bCs/>
+          <w:lang w:eastAsia="es-CO"/>
+        </w:rPr>
+      </w:pPr>
+      <w:r>
+        <w:rPr>
+          <w:b/>
+          <w:bCs/>
+          <w:lang w:eastAsia="es-CO"/>
+        </w:rPr>
+        <w:t>Conteo cíclico por fecha</w:t>
+      </w:r>
+    </w:p>
+    <w:p>
+      <w:pPr>
+        <w:tabs>
+          <w:tab w:val="left" w:pos="1659"/>
+        </w:tabs>
+        <w:spacing w:before="0" w:after="0"/>
+        <w:rPr>
+          <w:lang w:eastAsia="es-CO"/>
+        </w:rPr>
+      </w:pPr>
+      <w:r>
+        <w:rPr>
+          <w:lang w:eastAsia="es-CO"/>
+        </w:rPr>
+        <w:t>Este conteo establece que una vez se define un periodo de tiempo constante, cada vez que se cumpla ese periodo se realiza un conteo de lo que se tiene físicamente en el almacén; si se establece el 15 de cada mes o, por ejemplo, todos los lunes.</w:t>
+      </w:r>
+    </w:p>
+    <w:p>
+      <w:pPr>
+        <w:tabs>
+          <w:tab w:val="left" w:pos="1659"/>
+        </w:tabs>
+        <w:spacing w:before="0" w:after="0"/>
+        <w:rPr>
+          <w:b/>
+          <w:bCs/>
+          <w:lang w:eastAsia="es-CO"/>
+        </w:rPr>
+      </w:pPr>
+      <w:r>
+        <w:rPr>
+          <w:b/>
+          <w:bCs/>
+          <w:lang w:eastAsia="es-CO"/>
+        </w:rPr>
+        <w:t>Conteo por producto</w:t>
+      </w:r>
+    </w:p>
+    <w:p>
+      <w:pPr>
+        <w:tabs>
+          <w:tab w:val="left" w:pos="1659"/>
+        </w:tabs>
+        <w:spacing w:before="0" w:after="0"/>
+        <w:rPr>
+          <w:lang w:eastAsia="es-CO"/>
+        </w:rPr>
+      </w:pPr>
+      <w:r>
+        <w:rPr>
+          <w:lang w:eastAsia="es-CO"/>
+        </w:rPr>
+        <w:t>Este consiste en realizar el conteo por orden de referencias de producto y en cualquier momento sin importar la fecha. En este caso se llevan a cabo conteos independientes para cada una de las referencias o tipos de producto que se manejan en el almacén.</w:t>
+      </w:r>
+    </w:p>
+    <w:p>
+      <w:pPr>
+        <w:tabs>
+          <w:tab w:val="left" w:pos="1659"/>
+        </w:tabs>
+        <w:spacing w:before="0" w:after="0"/>
+        <w:rPr>
+          <w:b/>
+          <w:bCs/>
+          <w:lang w:eastAsia="es-CO"/>
+        </w:rPr>
+      </w:pPr>
+      <w:r>
+        <w:rPr>
+          <w:b/>
+          <w:bCs/>
+          <w:lang w:eastAsia="es-CO"/>
+        </w:rPr>
+        <w:t>Por ubicación</w:t>
+      </w:r>
+    </w:p>
+    <w:p>
+      <w:pPr>
+        <w:spacing w:before="0" w:after="0"/>
+        <w:rPr>
+          <w:lang w:eastAsia="es-CO"/>
+        </w:rPr>
+      </w:pPr>
+      <w:r>
+        <w:rPr>
+          <w:lang w:eastAsia="es-CO"/>
+        </w:rPr>
+        <w:t>Dependiendo la distribución espacial y física del almacén. Es decir que, en orden de ubicación sin importar la fecha y la referencia, se realiza el conteo de las existencias.</w:t>
+      </w:r>
+    </w:p>
+    <w:p>
+      <w:pPr>
+        <w:rPr>
+          <w:lang w:eastAsia="es-CO"/>
+        </w:rPr>
+      </w:pPr>
+      <w:r>
+        <w:rPr>
+          <w:lang w:eastAsia="es-CO"/>
+        </w:rPr>
+        <w:t xml:space="preserve">Para la realización del proceso de conteo se debe hacer una mediación tecnológica, a través de herramientas que ayuden en el proceso de contabilización y que permita una gestión en vivo de la información recolectada. Herramientas como </w:t>
+      </w:r>
+      <w:r>
+        <w:rPr>
+          <w:lang w:eastAsia="es-CO"/>
+        </w:rPr>
         <w:lastRenderedPageBreak/>
-        <w:t>A su vez, en el proceso de conteo se pueden encontrar tipos de conteo, por fecha, producto y ubicación:</w:t>
-      </w:r>
-    </w:p>
-    <w:p>
-      <w:pPr>
-        <w:tabs>
-          <w:tab w:val="left" w:pos="1659"/>
-        </w:tabs>
-        <w:spacing w:before="0" w:after="0"/>
-        <w:rPr>
-          <w:b/>
-          <w:bCs/>
-          <w:lang w:eastAsia="es-CO"/>
-        </w:rPr>
-      </w:pPr>
-      <w:r>
-        <w:rPr>
-          <w:b/>
-          <w:bCs/>
-          <w:lang w:eastAsia="es-CO"/>
-        </w:rPr>
-        <w:t>Conteo cíclico por fecha</w:t>
-      </w:r>
-    </w:p>
-    <w:p>
-      <w:pPr>
-        <w:tabs>
-          <w:tab w:val="left" w:pos="1659"/>
-        </w:tabs>
-        <w:spacing w:before="0" w:after="0"/>
-        <w:rPr>
-          <w:lang w:eastAsia="es-CO"/>
-        </w:rPr>
-      </w:pPr>
-      <w:r>
-        <w:rPr>
-          <w:lang w:eastAsia="es-CO"/>
-        </w:rPr>
-        <w:t>Este conteo establece que una vez se define un periodo de tiempo constante, cada vez que se cumpla ese periodo se realiza un conteo de lo que se tiene físicamente en el almacén; si se establece el 15 de cada mes o, por ejemplo, todos los lunes.</w:t>
-      </w:r>
-    </w:p>
-    <w:p>
-      <w:pPr>
-        <w:tabs>
-          <w:tab w:val="left" w:pos="1659"/>
-        </w:tabs>
-        <w:spacing w:before="0" w:after="0"/>
-        <w:rPr>
-          <w:b/>
-          <w:bCs/>
-          <w:lang w:eastAsia="es-CO"/>
-        </w:rPr>
-      </w:pPr>
-      <w:r>
-        <w:rPr>
-          <w:b/>
-          <w:bCs/>
-          <w:lang w:eastAsia="es-CO"/>
-        </w:rPr>
-        <w:t>Conteo por producto</w:t>
-      </w:r>
-    </w:p>
-    <w:p>
-      <w:pPr>
-        <w:tabs>
-          <w:tab w:val="left" w:pos="1659"/>
-        </w:tabs>
-        <w:spacing w:before="0" w:after="0"/>
-        <w:rPr>
-          <w:lang w:eastAsia="es-CO"/>
-        </w:rPr>
-      </w:pPr>
-      <w:r>
-        <w:rPr>
-          <w:lang w:eastAsia="es-CO"/>
-        </w:rPr>
-        <w:t>Este consiste en realizar el conteo por orden de referencias de producto y en cualquier momento sin importar la fecha. En este caso se llevan a cabo conteos independientes para cada una de las referencias o tipos de producto que se manejan en el almacén.</w:t>
-      </w:r>
-    </w:p>
-    <w:p>
-      <w:pPr>
-        <w:tabs>
-          <w:tab w:val="left" w:pos="1659"/>
-        </w:tabs>
-        <w:spacing w:before="0" w:after="0"/>
-        <w:rPr>
-          <w:b/>
-          <w:bCs/>
-          <w:lang w:eastAsia="es-CO"/>
-        </w:rPr>
-      </w:pPr>
-      <w:r>
-        <w:rPr>
-          <w:b/>
-          <w:bCs/>
-          <w:lang w:eastAsia="es-CO"/>
-        </w:rPr>
-        <w:t>Por ubicación</w:t>
-      </w:r>
-    </w:p>
-    <w:p>
-      <w:pPr>
-        <w:spacing w:before="0" w:after="0"/>
-        <w:rPr>
-          <w:lang w:eastAsia="es-CO"/>
-        </w:rPr>
-      </w:pPr>
-      <w:r>
-        <w:rPr>
-          <w:lang w:eastAsia="es-CO"/>
-        </w:rPr>
-        <w:t>Dependiendo la distribución espacial y física del almacén. Es decir que, en orden de ubicación sin importar la fecha y la referencia, se realiza el conteo de las existencias.</w:t>
-      </w:r>
-    </w:p>
-    <w:p>
-      <w:pPr>
-        <w:rPr>
-          <w:lang w:eastAsia="es-CO"/>
-        </w:rPr>
-      </w:pPr>
-      <w:r>
-        <w:rPr>
-          <w:lang w:eastAsia="es-CO"/>
-        </w:rPr>
-        <w:t>Para la realización del proceso de conteo se debe hacer una mediación tecnológica, a través de herramientas que ayuden en el proceso de contabilización y que permita una gestión en vivo de la información recolectada. Herramientas como estas permiten almacenar, organizar y generar reportes, y mucho más, que ayuden a conocer las unidades exactas que quedan en resguardo, permitiendo cruzar la información y colaborar en la toma de decisiones y evitando una posible ruptura en la cadena de servicio.</w:t>
+        <w:t>estas permiten almacenar, organizar y generar reportes, y mucho más, que ayuden a conocer las unidades exactas que quedan en resguardo, permitiendo cruzar la información y colaborar en la toma de decisiones y evitando una posible ruptura en la cadena de servicio.</w:t>
       </w:r>
     </w:p>
     <w:p>
       <w:pPr>
         <w:pStyle w:val="Ttulo2"/>
       </w:pPr>
-      <w:bookmarkStart w:id="14" w:name="_Toc231831819"/>
-      <w:r>
-        <w:lastRenderedPageBreak/>
+      <w:bookmarkStart w:id="13" w:name="_Toc232358901"/>
+      <w:r>
         <w:t>Mercancía: concepto, clases, normativa para manejo de mercancía</w:t>
       </w:r>
-      <w:bookmarkEnd w:id="14"/>
+      <w:bookmarkEnd w:id="13"/>
     </w:p>
     <w:p>
       <w:pPr>
@@ -7155,7 +7568,14 @@
         <w:rPr>
           <w:lang w:eastAsia="es-CO"/>
         </w:rPr>
-        <w:t>Cuando eso sucede, es decir, cuando se transporta, la mercancía adquiere la consideración de “carga”. Así, la mercancía se considera una carga desde el momento en que pasa a ser un elemento que va a ser movido y trasladado o enviado desde un punto de origen a otro de destino, para lo que con toda probabilidad deberá ser embalado, manipulado, manejado o almacenado.</w:t>
+        <w:t xml:space="preserve">Cuando eso sucede, es decir, cuando se transporta, la mercancía adquiere la consideración de “carga”. Así, la mercancía se considera una carga desde el momento en que pasa a ser un elemento que va a ser movido y trasladado o enviado desde un </w:t>
+      </w:r>
+      <w:r>
+        <w:rPr>
+          <w:lang w:eastAsia="es-CO"/>
+        </w:rPr>
+        <w:lastRenderedPageBreak/>
+        <w:t>punto de origen a otro de destino, para lo que con toda probabilidad deberá ser embalado, manipulado, manejado o almacenado.</w:t>
       </w:r>
     </w:p>
     <w:p>
@@ -7192,7 +7612,6 @@
           <w:b/>
           <w:bCs/>
         </w:rPr>
-        <w:lastRenderedPageBreak/>
         <w:t>Figura 1.</w:t>
       </w:r>
       <w:r>
@@ -7341,6 +7760,7 @@
         <w:rPr>
           <w:lang w:eastAsia="es-CO"/>
         </w:rPr>
+        <w:lastRenderedPageBreak/>
         <w:t>Código internacional de mercancías peligrosas.</w:t>
       </w:r>
     </w:p>
@@ -7354,7 +7774,23 @@
         <w:rPr>
           <w:lang w:eastAsia="es-CO"/>
         </w:rPr>
-        <w:t>Es importante tener en cuenta en el retail:</w:t>
+        <w:t xml:space="preserve">Es importante tener en cuenta en el </w:t>
+      </w:r>
+      <w:r>
+        <w:rPr>
+          <w:rStyle w:val="Extranjerismo"/>
+          <w:color w:val="000000"/>
+          <w:kern w:val="0"/>
+        </w:rPr>
+        <w:t>retail</w:t>
+      </w:r>
+      <w:r>
+        <w:rPr>
+          <w:rStyle w:val="Extranjerismo"/>
+          <w:color w:val="000000"/>
+          <w:kern w:val="0"/>
+        </w:rPr>
+        <w:t>:</w:t>
       </w:r>
     </w:p>
     <w:p>
@@ -7380,7 +7816,6 @@
         <w:rPr>
           <w:lang w:eastAsia="es-CO"/>
         </w:rPr>
-        <w:lastRenderedPageBreak/>
         <w:t>La correcta presentación de los productos que se encuentran en las góndolas.</w:t>
       </w:r>
     </w:p>
@@ -7515,87 +7950,66 @@
     </w:p>
     <w:p>
       <w:pPr>
-        <w:rPr>
-          <w:lang w:eastAsia="es-CO"/>
-        </w:rPr>
-      </w:pPr>
-    </w:p>
-    <w:p>
-      <w:pPr>
-        <w:rPr>
-          <w:lang w:eastAsia="es-CO"/>
-        </w:rPr>
-      </w:pPr>
-    </w:p>
-    <w:p>
-      <w:pPr>
-        <w:rPr>
-          <w:lang w:eastAsia="es-CO"/>
-        </w:rPr>
-      </w:pPr>
-    </w:p>
-    <w:p>
-      <w:pPr>
         <w:pStyle w:val="Ttulo1"/>
         <w:numPr>
           <w:ilvl w:val="0"/>
           <w:numId w:val="4"/>
         </w:numPr>
       </w:pPr>
-      <w:bookmarkStart w:id="15" w:name="_Toc231831820"/>
+      <w:bookmarkStart w:id="14" w:name="_Toc232358902"/>
       <w:r>
         <w:lastRenderedPageBreak/>
         <w:t>Gestión de productos</w:t>
       </w:r>
+      <w:bookmarkEnd w:id="14"/>
+    </w:p>
+    <w:p>
+      <w:pPr>
+        <w:spacing w:before="0" w:after="0"/>
+        <w:ind w:left="1440" w:firstLine="0"/>
+        <w:rPr>
+          <w:rFonts w:cs="Calibri"/>
+          <w:b/>
+          <w:bCs/>
+          <w:lang w:eastAsia="es-CO"/>
+        </w:rPr>
+      </w:pPr>
+      <w:r>
+        <w:rPr>
+          <w:rFonts w:cs="Calibri"/>
+          <w:b/>
+          <w:bCs/>
+          <w:lang w:eastAsia="es-CO"/>
+        </w:rPr>
+        <w:t>Lo único constante en esta vida es el cambio.</w:t>
+      </w:r>
+    </w:p>
+    <w:p>
+      <w:pPr>
+        <w:spacing w:before="0" w:after="0"/>
+        <w:ind w:firstLine="708"/>
+        <w:rPr>
+          <w:rFonts w:cs="Calibri"/>
+          <w:lang w:eastAsia="es-CO"/>
+        </w:rPr>
+      </w:pPr>
+      <w:r>
+        <w:rPr>
+          <w:rFonts w:cs="Calibri"/>
+          <w:lang w:eastAsia="es-CO"/>
+        </w:rPr>
+        <w:t>Esta frase refleja una realidad natural que afecta tanto a las personas como a las empresas y, por supuesto, a sus productos, que constituyen su principal razón de ser y contribución a la sociedad. La gestión de productos es una función empresarial que guía el ciclo de vida y la innovación de nuevos productos, centrándose primero en el producto y en sus clientes.</w:t>
+      </w:r>
+    </w:p>
+    <w:p>
+      <w:pPr>
+        <w:pStyle w:val="Ttulo2"/>
+      </w:pPr>
+      <w:bookmarkStart w:id="15" w:name="_Toc232358903"/>
+      <w:r>
+        <w:t>Producto: concepto, naturaleza, atributos, clases</w:t>
+      </w:r>
       <w:bookmarkEnd w:id="15"/>
-    </w:p>
-    <w:p>
-      <w:pPr>
-        <w:spacing w:before="0" w:after="0"/>
-        <w:ind w:left="1440" w:firstLine="0"/>
-        <w:rPr>
-          <w:rFonts w:cs="Calibri"/>
-          <w:b/>
-          <w:bCs/>
-          <w:lang w:eastAsia="es-CO"/>
-        </w:rPr>
-      </w:pPr>
-      <w:r>
-        <w:rPr>
-          <w:rFonts w:cs="Calibri"/>
-          <w:b/>
-          <w:bCs/>
-          <w:lang w:eastAsia="es-CO"/>
-        </w:rPr>
-        <w:t>Lo único constante en esta vida es el cambio.</w:t>
-      </w:r>
-    </w:p>
-    <w:p>
-      <w:pPr>
-        <w:spacing w:before="0" w:after="0"/>
-        <w:ind w:firstLine="708"/>
-        <w:rPr>
-          <w:rFonts w:cs="Calibri"/>
-          <w:lang w:eastAsia="es-CO"/>
-        </w:rPr>
-      </w:pPr>
-      <w:r>
-        <w:rPr>
-          <w:rFonts w:cs="Calibri"/>
-          <w:lang w:eastAsia="es-CO"/>
-        </w:rPr>
-        <w:t>Esta frase refleja una realidad natural que afecta tanto a las personas como a las empresas y, por supuesto, a sus productos, que constituyen su principal razón de ser y contribución a la sociedad. La gestión de productos es una función empresarial que guía el ciclo de vida y la innovación de nuevos productos, centrándose primero en el producto y en sus clientes.</w:t>
-      </w:r>
-    </w:p>
-    <w:p>
-      <w:pPr>
-        <w:pStyle w:val="Ttulo2"/>
-      </w:pPr>
-      <w:bookmarkStart w:id="16" w:name="_Toc231831821"/>
-      <w:r>
-        <w:t>Producto: concepto, naturaleza, atributos, clases</w:t>
-      </w:r>
-      <w:bookmarkEnd w:id="16"/>
     </w:p>
     <w:p>
       <w:pPr>
@@ -8368,12 +8782,12 @@
       <w:pPr>
         <w:pStyle w:val="Ttulo2"/>
       </w:pPr>
-      <w:bookmarkStart w:id="17" w:name="_Toc231831822"/>
+      <w:bookmarkStart w:id="16" w:name="_Toc232358904"/>
       <w:r>
         <w:lastRenderedPageBreak/>
         <w:t>Referencias: concepto, tipos</w:t>
       </w:r>
-      <w:bookmarkEnd w:id="17"/>
+      <w:bookmarkEnd w:id="16"/>
     </w:p>
     <w:p>
       <w:pPr>
@@ -8431,19 +8845,26 @@
       </w:r>
       <w:r>
         <w:rPr>
-          <w:rFonts w:cs="Calibri"/>
-          <w:i/>
-          <w:iCs/>
-          <w:lang w:eastAsia="es-CO"/>
+          <w:rStyle w:val="Extranjerismo"/>
+          <w:color w:val="000000"/>
+          <w:kern w:val="0"/>
         </w:rPr>
         <w:t>retail</w:t>
       </w:r>
       <w:r>
         <w:rPr>
-          <w:rFonts w:cs="Calibri"/>
-          <w:lang w:eastAsia="es-CO"/>
-        </w:rPr>
-        <w:t>, mide qué tanto abarca cada referencia según su clasificación y cómo se componen las variaciones a existir, que son necesarias en todo establecimiento comercial.</w:t>
+          <w:rStyle w:val="Extranjerismo"/>
+          <w:color w:val="000000"/>
+          <w:kern w:val="0"/>
+        </w:rPr>
+        <w:t>,</w:t>
+      </w:r>
+      <w:r>
+        <w:rPr>
+          <w:rFonts w:cs="Calibri"/>
+          <w:lang w:eastAsia="es-CO"/>
+        </w:rPr>
+        <w:t xml:space="preserve"> mide qué tanto abarca cada referencia según su clasificación y cómo se componen las variaciones a existir, que son necesarias en todo establecimiento comercial.</w:t>
       </w:r>
     </w:p>
     <w:p>
@@ -8463,11 +8884,11 @@
       <w:r>
         <w:t xml:space="preserve"> </w:t>
       </w:r>
-      <w:bookmarkStart w:id="18" w:name="_Toc231831823"/>
+      <w:bookmarkStart w:id="17" w:name="_Toc232358905"/>
       <w:r>
         <w:t>Rotación: concepto, procedimiento</w:t>
       </w:r>
-      <w:bookmarkEnd w:id="18"/>
+      <w:bookmarkEnd w:id="17"/>
     </w:p>
     <w:p>
       <w:pPr>
@@ -8535,12 +8956,12 @@
         <w:pStyle w:val="Ttulo2"/>
         <w:ind w:left="1418"/>
       </w:pPr>
-      <w:bookmarkStart w:id="19" w:name="_Toc231831824"/>
+      <w:bookmarkStart w:id="18" w:name="_Toc232358906"/>
       <w:r>
         <w:lastRenderedPageBreak/>
         <w:t>Agotados: concepto, características</w:t>
       </w:r>
-      <w:bookmarkEnd w:id="19"/>
+      <w:bookmarkEnd w:id="18"/>
     </w:p>
     <w:p>
       <w:pPr>
@@ -8823,37 +9244,13 @@
         </w:rPr>
         <w:t> requiere una planificación cuidadosa y la implementación de estrategias para evitar que se repita, como el uso de sistemas de inventario </w:t>
       </w:r>
-      <w:proofErr w:type="spellStart"/>
-      <w:r>
-        <w:rPr>
-          <w:rFonts w:cs="Calibri"/>
-          <w:i/>
-          <w:iCs/>
-          <w:lang w:eastAsia="es-CO"/>
-        </w:rPr>
-        <w:t>just</w:t>
-      </w:r>
-      <w:proofErr w:type="spellEnd"/>
-      <w:r>
-        <w:rPr>
-          <w:rFonts w:cs="Calibri"/>
-          <w:i/>
-          <w:iCs/>
-          <w:lang w:eastAsia="es-CO"/>
-        </w:rPr>
-        <w:t>-</w:t>
-      </w:r>
-      <w:proofErr w:type="spellStart"/>
-      <w:r>
-        <w:rPr>
-          <w:rFonts w:cs="Calibri"/>
-          <w:i/>
-          <w:iCs/>
-          <w:lang w:eastAsia="es-CO"/>
-        </w:rPr>
-        <w:t>in-time</w:t>
-      </w:r>
-      <w:proofErr w:type="spellEnd"/>
+      <w:r>
+        <w:rPr>
+          <w:rStyle w:val="Extranjerismo"/>
+          <w:lang w:eastAsia="es-CO"/>
+        </w:rPr>
+        <w:t>just-in-time</w:t>
+      </w:r>
       <w:r>
         <w:rPr>
           <w:rFonts w:cs="Calibri"/>
@@ -8867,11 +9264,11 @@
         <w:pStyle w:val="Ttulo2"/>
         <w:ind w:left="1418"/>
       </w:pPr>
-      <w:bookmarkStart w:id="20" w:name="_Toc231831825"/>
+      <w:bookmarkStart w:id="19" w:name="_Toc232358907"/>
       <w:r>
         <w:t>Stock de mercancía</w:t>
       </w:r>
-      <w:bookmarkEnd w:id="20"/>
+      <w:bookmarkEnd w:id="19"/>
     </w:p>
     <w:p>
       <w:pPr>
@@ -8904,17 +9301,32 @@
           <w:rFonts w:cs="Calibri"/>
           <w:lang w:eastAsia="es-CO"/>
         </w:rPr>
-        <w:t xml:space="preserve">Se entiende por nivel de stock a la cantidad de existencias de un artículo almacenado en un momento dado, muy puntual para los </w:t>
-      </w:r>
-      <w:proofErr w:type="spellStart"/>
-      <w:r>
-        <w:rPr>
-          <w:rFonts w:cs="Calibri"/>
-          <w:lang w:eastAsia="es-CO"/>
-        </w:rPr>
-        <w:t>retailers</w:t>
-      </w:r>
-      <w:proofErr w:type="spellEnd"/>
+        <w:t>Se entiende por nivel de stock a la cantidad de existencias de un artículo almacenado en un momento dado, muy puntual para los</w:t>
+      </w:r>
+      <w:r>
+        <w:rPr>
+          <w:rStyle w:val="Extranjerismo"/>
+          <w:color w:val="000000"/>
+          <w:kern w:val="0"/>
+        </w:rPr>
+        <w:t xml:space="preserve"> </w:t>
+      </w:r>
+      <w:r>
+        <w:rPr>
+          <w:rStyle w:val="Extranjerismo"/>
+          <w:color w:val="000000"/>
+          <w:kern w:val="0"/>
+        </w:rPr>
+        <w:t>retail</w:t>
+      </w:r>
+      <w:r>
+        <w:rPr>
+          <w:rStyle w:val="Extranjerismo"/>
+          <w:color w:val="000000"/>
+          <w:kern w:val="0"/>
+        </w:rPr>
+        <w:t>ers</w:t>
+      </w:r>
       <w:r>
         <w:rPr>
           <w:rFonts w:cs="Calibri"/>
@@ -9716,14 +10128,13 @@
           <w:ilvl w:val="0"/>
           <w:numId w:val="4"/>
         </w:numPr>
-        <w:ind w:left="709"/>
-      </w:pPr>
-      <w:bookmarkStart w:id="21" w:name="_Toc231831826"/>
+      </w:pPr>
+      <w:bookmarkStart w:id="20" w:name="_Toc232358908"/>
       <w:r>
         <w:lastRenderedPageBreak/>
         <w:t>Gestión de devolución</w:t>
       </w:r>
-      <w:bookmarkEnd w:id="21"/>
+      <w:bookmarkEnd w:id="20"/>
     </w:p>
     <w:p>
       <w:pPr>
@@ -9810,15 +10221,13 @@
         </w:rPr>
         <w:t xml:space="preserve">La devolución de pedidos o logística inversa se utiliza para coordinar los movimientos de los productos. Su función principal es recuperar el stock teniendo presentes distintas variables, como diferentes trámites administrativos, </w:t>
       </w:r>
-      <w:proofErr w:type="spellStart"/>
-      <w:r>
-        <w:rPr>
-          <w:rFonts w:cs="Calibri"/>
-          <w:lang w:eastAsia="es-CO"/>
-        </w:rPr>
-        <w:t>Reetiquetado</w:t>
-      </w:r>
-      <w:proofErr w:type="spellEnd"/>
+      <w:r>
+        <w:rPr>
+          <w:rFonts w:cs="Calibri"/>
+          <w:lang w:eastAsia="es-CO"/>
+        </w:rPr>
+        <w:t>Re etiquetado</w:t>
+      </w:r>
       <w:r>
         <w:rPr>
           <w:rFonts w:cs="Calibri"/>
@@ -10207,7 +10616,6 @@
         </w:rPr>
         <w:t>Es un proceso logístico útil porque permite visualizar las ventas, lo que demuestra y permite analizar el tráfico y el número de </w:t>
       </w:r>
-      <w:proofErr w:type="gramStart"/>
       <w:r>
         <w:rPr>
           <w:rStyle w:val="Extranjerismo"/>
@@ -10215,7 +10623,6 @@
         </w:rPr>
         <w:t>tickets</w:t>
       </w:r>
-      <w:proofErr w:type="gramEnd"/>
       <w:r>
         <w:rPr>
           <w:rFonts w:cs="Calibri"/>
@@ -10380,14 +10787,13 @@
     <w:p>
       <w:pPr>
         <w:pStyle w:val="Ttulo1"/>
-        <w:ind w:left="0" w:firstLine="708"/>
-      </w:pPr>
-      <w:bookmarkStart w:id="22" w:name="_Toc231831827"/>
+      </w:pPr>
+      <w:bookmarkStart w:id="21" w:name="_Toc232358909"/>
       <w:r>
         <w:lastRenderedPageBreak/>
         <w:t>Síntesis</w:t>
       </w:r>
-      <w:bookmarkEnd w:id="22"/>
+      <w:bookmarkEnd w:id="21"/>
     </w:p>
     <w:p>
       <w:pPr>
@@ -10407,25 +10813,30 @@
       </w:r>
       <w:r>
         <w:rPr>
-          <w:rFonts w:cs="Calibri"/>
-          <w:i/>
-          <w:iCs/>
-          <w:lang w:eastAsia="es-CO"/>
+          <w:rStyle w:val="Extranjerismo"/>
+          <w:color w:val="000000"/>
+          <w:kern w:val="0"/>
         </w:rPr>
         <w:t>retail</w:t>
       </w:r>
       <w:r>
         <w:rPr>
-          <w:rFonts w:cs="Calibri"/>
-          <w:lang w:eastAsia="es-CO"/>
-        </w:rPr>
-        <w:t> implica una serie de procesos integrados que abarcan desde la logística y clasificación de inventarios en el punto de venta hasta la toma física y digital de estos. Se utilizan herramientas tecnológicas como códigos de barras y </w:t>
-      </w:r>
-      <w:r>
-        <w:rPr>
-          <w:rFonts w:cs="Calibri"/>
-          <w:i/>
-          <w:iCs/>
+          <w:rStyle w:val="Extranjerismo"/>
+          <w:color w:val="000000"/>
+          <w:kern w:val="0"/>
+        </w:rPr>
+        <w:t> </w:t>
+      </w:r>
+      <w:r>
+        <w:rPr>
+          <w:rFonts w:cs="Calibri"/>
+          <w:lang w:eastAsia="es-CO"/>
+        </w:rPr>
+        <w:t>implica una serie de procesos integrados que abarcan desde la logística y clasificación de inventarios en el punto de venta hasta la toma física y digital de estos. Se utilizan herramientas tecnológicas como códigos de barras y </w:t>
+      </w:r>
+      <w:r>
+        <w:rPr>
+          <w:rStyle w:val="Extranjerismo"/>
           <w:lang w:eastAsia="es-CO"/>
         </w:rPr>
         <w:t>software</w:t>
@@ -10605,16 +11016,15 @@
     <w:p>
       <w:pPr>
         <w:pStyle w:val="Ttulo1"/>
-        <w:ind w:left="0" w:firstLine="708"/>
-      </w:pPr>
-      <w:bookmarkStart w:id="23" w:name="_Toc176443725"/>
-      <w:bookmarkStart w:id="24" w:name="_Toc231831828"/>
+      </w:pPr>
+      <w:bookmarkStart w:id="22" w:name="_Toc176443725"/>
+      <w:bookmarkStart w:id="23" w:name="_Toc232358910"/>
       <w:r>
         <w:lastRenderedPageBreak/>
         <w:t>Glosario</w:t>
       </w:r>
+      <w:bookmarkEnd w:id="22"/>
       <w:bookmarkEnd w:id="23"/>
-      <w:bookmarkEnd w:id="24"/>
     </w:p>
     <w:p>
       <w:pPr>
@@ -11001,16 +11411,15 @@
     <w:p>
       <w:pPr>
         <w:pStyle w:val="Ttulo1"/>
-        <w:ind w:left="0" w:firstLine="708"/>
-      </w:pPr>
-      <w:bookmarkStart w:id="25" w:name="_Toc176443726"/>
-      <w:bookmarkStart w:id="26" w:name="_Toc231831829"/>
+      </w:pPr>
+      <w:bookmarkStart w:id="24" w:name="_Toc176443726"/>
+      <w:bookmarkStart w:id="25" w:name="_Toc232358911"/>
       <w:r>
         <w:lastRenderedPageBreak/>
         <w:t>Referencias bibliográficas</w:t>
       </w:r>
+      <w:bookmarkEnd w:id="24"/>
       <w:bookmarkEnd w:id="25"/>
-      <w:bookmarkEnd w:id="26"/>
     </w:p>
     <w:p>
       <w:pPr>
@@ -11263,16 +11672,15 @@
     <w:p>
       <w:pPr>
         <w:pStyle w:val="Ttulo1"/>
-        <w:ind w:left="0" w:firstLine="708"/>
-      </w:pPr>
-      <w:bookmarkStart w:id="27" w:name="_Toc176443727"/>
-      <w:bookmarkStart w:id="28" w:name="_Toc231831830"/>
+      </w:pPr>
+      <w:bookmarkStart w:id="26" w:name="_Toc176443727"/>
+      <w:bookmarkStart w:id="27" w:name="_Toc232358912"/>
       <w:r>
         <w:lastRenderedPageBreak/>
         <w:t>Créditos</w:t>
       </w:r>
+      <w:bookmarkEnd w:id="26"/>
       <w:bookmarkEnd w:id="27"/>
-      <w:bookmarkEnd w:id="28"/>
     </w:p>
     <w:tbl>
       <w:tblPr>
@@ -11402,6 +11810,13 @@
                 <w:szCs w:val="28"/>
               </w:rPr>
             </w:pPr>
+            <w:r>
+              <w:rPr>
+                <w:sz w:val="28"/>
+                <w:szCs w:val="28"/>
+              </w:rPr>
+              <w:t xml:space="preserve">Profesional 06. </w:t>
+            </w:r>
             <w:r>
               <w:rPr>
                 <w:sz w:val="28"/>
@@ -17284,11 +17699,11 @@
     <w:autoRedefine/>
     <w:uiPriority w:val="9"/>
     <w:qFormat/>
-    <w:rsid w:val="005A7669"/>
+    <w:rsid w:val="00F775F4"/>
     <w:pPr>
       <w:shd w:val="clear" w:color="auto" w:fill="FFFFFF"/>
       <w:spacing w:line="360" w:lineRule="auto"/>
-      <w:ind w:left="720" w:firstLine="0"/>
+      <w:ind w:firstLine="0"/>
       <w:outlineLvl w:val="0"/>
     </w:pPr>
     <w:rPr>
@@ -17473,6 +17888,7 @@
   <w:style w:type="character" w:default="1" w:styleId="Fuentedeprrafopredeter">
     <w:name w:val="Default Paragraph Font"/>
     <w:uiPriority w:val="1"/>
+    <w:semiHidden/>
     <w:unhideWhenUsed/>
   </w:style>
   <w:style w:type="table" w:default="1" w:styleId="Tablanormal">
@@ -17524,7 +17940,7 @@
     <w:name w:val="Título 1 Car"/>
     <w:link w:val="Ttulo1"/>
     <w:uiPriority w:val="9"/>
-    <w:rsid w:val="005A7669"/>
+    <w:rsid w:val="00F775F4"/>
     <w:rPr>
       <w:rFonts w:eastAsia="Times New Roman" w:cs="Times New Roman (Títulos en alf"/>
       <w:b/>
@@ -18705,19 +19121,17 @@
 </file>
 
 <file path=customXml/item1.xml><?xml version="1.0" encoding="utf-8"?>
-<b:Sources xmlns:b="http://schemas.openxmlformats.org/officeDocument/2006/bibliography" xmlns="http://schemas.openxmlformats.org/officeDocument/2006/bibliography" SelectedStyle="\APASixthEditionOfficeOnline.xsl" StyleName="APA" Version="6"/>
+<p:properties xmlns:p="http://schemas.microsoft.com/office/2006/metadata/properties" xmlns:xsi="http://www.w3.org/2001/XMLSchema-instance" xmlns:pc="http://schemas.microsoft.com/office/infopath/2007/PartnerControls">
+  <documentManagement>
+    <TaxCatchAll xmlns="13c90a0b-73bc-4dc0-be5f-28d77b615beb" xsi:nil="true"/>
+    <lcf76f155ced4ddcb4097134ff3c332f xmlns="13c93bba-48ce-428c-bfe5-88b42c19b028">
+      <Terms xmlns="http://schemas.microsoft.com/office/infopath/2007/PartnerControls"/>
+    </lcf76f155ced4ddcb4097134ff3c332f>
+  </documentManagement>
+</p:properties>
 </file>
 
 <file path=customXml/item2.xml><?xml version="1.0" encoding="utf-8"?>
-<?mso-contentType ?>
-<FormTemplates xmlns="http://schemas.microsoft.com/sharepoint/v3/contenttype/forms">
-  <Display>DocumentLibraryForm</Display>
-  <Edit>DocumentLibraryForm</Edit>
-  <New>DocumentLibraryForm</New>
-</FormTemplates>
-</file>
-
-<file path=customXml/item3.xml><?xml version="1.0" encoding="utf-8"?>
 <ct:contentTypeSchema xmlns:ct="http://schemas.microsoft.com/office/2006/metadata/contentType" xmlns:ma="http://schemas.microsoft.com/office/2006/metadata/properties/metaAttributes" ct:_="" ma:_="" ma:contentTypeName="Documento" ma:contentTypeID="0x0101006A81D6BD42E8DF4C91013959704817E1" ma:contentTypeVersion="15" ma:contentTypeDescription="Crear nuevo documento." ma:contentTypeScope="" ma:versionID="bf4f72ffd194f0963ff564daca6869f7">
   <xsd:schema xmlns:xsd="http://www.w3.org/2001/XMLSchema" xmlns:xs="http://www.w3.org/2001/XMLSchema" xmlns:p="http://schemas.microsoft.com/office/2006/metadata/properties" xmlns:ns2="13c90a0b-73bc-4dc0-be5f-28d77b615beb" xmlns:ns3="13c93bba-48ce-428c-bfe5-88b42c19b028" targetNamespace="http://schemas.microsoft.com/office/2006/metadata/properties" ma:root="true" ma:fieldsID="8718d6f4873a5b1392a45044efa78385" ns2:_="" ns3:_="">
     <xsd:import namespace="13c90a0b-73bc-4dc0-be5f-28d77b615beb"/>
@@ -18952,34 +19366,31 @@
 </ct:contentTypeSchema>
 </file>
 
+<file path=customXml/item3.xml><?xml version="1.0" encoding="utf-8"?>
+<?mso-contentType ?>
+<FormTemplates xmlns="http://schemas.microsoft.com/sharepoint/v3/contenttype/forms">
+  <Display>DocumentLibraryForm</Display>
+  <Edit>DocumentLibraryForm</Edit>
+  <New>DocumentLibraryForm</New>
+</FormTemplates>
+</file>
+
 <file path=customXml/item4.xml><?xml version="1.0" encoding="utf-8"?>
-<p:properties xmlns:p="http://schemas.microsoft.com/office/2006/metadata/properties" xmlns:xsi="http://www.w3.org/2001/XMLSchema-instance" xmlns:pc="http://schemas.microsoft.com/office/infopath/2007/PartnerControls">
-  <documentManagement>
-    <TaxCatchAll xmlns="13c90a0b-73bc-4dc0-be5f-28d77b615beb" xsi:nil="true"/>
-    <lcf76f155ced4ddcb4097134ff3c332f xmlns="13c93bba-48ce-428c-bfe5-88b42c19b028">
-      <Terms xmlns="http://schemas.microsoft.com/office/infopath/2007/PartnerControls"/>
-    </lcf76f155ced4ddcb4097134ff3c332f>
-  </documentManagement>
-</p:properties>
+<b:Sources xmlns:b="http://schemas.openxmlformats.org/officeDocument/2006/bibliography" xmlns="http://schemas.openxmlformats.org/officeDocument/2006/bibliography" SelectedStyle="\APASixthEditionOfficeOnline.xsl" StyleName="APA" Version="6"/>
 </file>
 
 <file path=customXml/itemProps1.xml><?xml version="1.0" encoding="utf-8"?>
-<ds:datastoreItem xmlns:ds="http://schemas.openxmlformats.org/officeDocument/2006/customXml" ds:itemID="{1AF2C25B-FB23-49D7-861B-D97474F002D2}">
+<ds:datastoreItem xmlns:ds="http://schemas.openxmlformats.org/officeDocument/2006/customXml" ds:itemID="{CEECB56F-E1D8-45BF-A0A3-B5258E7263D4}">
   <ds:schemaRefs>
-    <ds:schemaRef ds:uri="http://schemas.openxmlformats.org/officeDocument/2006/bibliography"/>
+    <ds:schemaRef ds:uri="http://schemas.microsoft.com/office/2006/metadata/properties"/>
+    <ds:schemaRef ds:uri="http://schemas.microsoft.com/office/infopath/2007/PartnerControls"/>
+    <ds:schemaRef ds:uri="13c90a0b-73bc-4dc0-be5f-28d77b615beb"/>
+    <ds:schemaRef ds:uri="13c93bba-48ce-428c-bfe5-88b42c19b028"/>
   </ds:schemaRefs>
 </ds:datastoreItem>
 </file>
 
 <file path=customXml/itemProps2.xml><?xml version="1.0" encoding="utf-8"?>
-<ds:datastoreItem xmlns:ds="http://schemas.openxmlformats.org/officeDocument/2006/customXml" ds:itemID="{91756AAB-0645-4FFC-990B-34BB6096B23B}">
-  <ds:schemaRefs>
-    <ds:schemaRef ds:uri="http://schemas.microsoft.com/sharepoint/v3/contenttype/forms"/>
-  </ds:schemaRefs>
-</ds:datastoreItem>
-</file>
-
-<file path=customXml/itemProps3.xml><?xml version="1.0" encoding="utf-8"?>
 <ds:datastoreItem xmlns:ds="http://schemas.openxmlformats.org/officeDocument/2006/customXml" ds:itemID="{4B3C6E78-634C-4AE7-B2E1-4D68F5BA9D52}">
   <ds:schemaRefs>
     <ds:schemaRef ds:uri="http://schemas.microsoft.com/office/2006/metadata/contentType"/>
@@ -18998,13 +19409,18 @@
 </ds:datastoreItem>
 </file>
 
+<file path=customXml/itemProps3.xml><?xml version="1.0" encoding="utf-8"?>
+<ds:datastoreItem xmlns:ds="http://schemas.openxmlformats.org/officeDocument/2006/customXml" ds:itemID="{91756AAB-0645-4FFC-990B-34BB6096B23B}">
+  <ds:schemaRefs>
+    <ds:schemaRef ds:uri="http://schemas.microsoft.com/sharepoint/v3/contenttype/forms"/>
+  </ds:schemaRefs>
+</ds:datastoreItem>
+</file>
+
 <file path=customXml/itemProps4.xml><?xml version="1.0" encoding="utf-8"?>
-<ds:datastoreItem xmlns:ds="http://schemas.openxmlformats.org/officeDocument/2006/customXml" ds:itemID="{CEECB56F-E1D8-45BF-A0A3-B5258E7263D4}">
+<ds:datastoreItem xmlns:ds="http://schemas.openxmlformats.org/officeDocument/2006/customXml" ds:itemID="{1AF2C25B-FB23-49D7-861B-D97474F002D2}">
   <ds:schemaRefs>
-    <ds:schemaRef ds:uri="http://schemas.microsoft.com/office/2006/metadata/properties"/>
-    <ds:schemaRef ds:uri="http://schemas.microsoft.com/office/infopath/2007/PartnerControls"/>
-    <ds:schemaRef ds:uri="13c90a0b-73bc-4dc0-be5f-28d77b615beb"/>
-    <ds:schemaRef ds:uri="13c93bba-48ce-428c-bfe5-88b42c19b028"/>
+    <ds:schemaRef ds:uri="http://schemas.openxmlformats.org/officeDocument/2006/bibliography"/>
   </ds:schemaRefs>
 </ds:datastoreItem>
 </file>
--- a/fuentes/CF4_621209_DU.docx
+++ b/fuentes/CF4_621209_DU.docx
@@ -322,7 +322,18 @@
                                 <w:sz w:val="72"/>
                                 <w:szCs w:val="72"/>
                               </w:rPr>
-                              <w:t>Retail</w:t>
+                              <w:t>r</w:t>
+                            </w:r>
+                            <w:r>
+                              <w:rPr>
+                                <w:rStyle w:val="Extranjerismo"/>
+                                <w:b/>
+                                <w:bCs/>
+                                <w:color w:val="FFFFFF" w:themeColor="background1"/>
+                                <w:sz w:val="72"/>
+                                <w:szCs w:val="72"/>
+                              </w:rPr>
+                              <w:t>etail</w:t>
                             </w:r>
                           </w:p>
                         </w:txbxContent>
@@ -373,7 +384,18 @@
                           <w:sz w:val="72"/>
                           <w:szCs w:val="72"/>
                         </w:rPr>
-                        <w:t>Retail</w:t>
+                        <w:t>r</w:t>
+                      </w:r>
+                      <w:r>
+                        <w:rPr>
+                          <w:rStyle w:val="Extranjerismo"/>
+                          <w:b/>
+                          <w:bCs/>
+                          <w:color w:val="FFFFFF" w:themeColor="background1"/>
+                          <w:sz w:val="72"/>
+                          <w:szCs w:val="72"/>
+                        </w:rPr>
+                        <w:t>etail</w:t>
                       </w:r>
                     </w:p>
                   </w:txbxContent>
@@ -2350,10 +2372,16 @@
         </w:r>
         <w:r>
           <w:rPr>
+            <w:rStyle w:val="Extranjerismo"/>
+          </w:rPr>
+          <w:t xml:space="preserve">Stock </w:t>
+        </w:r>
+        <w:r>
+          <w:rPr>
             <w:rStyle w:val="Hipervnculo"/>
             <w:noProof/>
           </w:rPr>
-          <w:t>Stock de mercancía</w:t>
+          <w:t>de mercancía</w:t>
         </w:r>
         <w:r>
           <w:rPr>
@@ -2936,7 +2964,14 @@
           <w:rStyle w:val="Extranjerismo"/>
           <w:lang w:eastAsia="es-CO"/>
         </w:rPr>
-        <w:t>Retail,</w:t>
+        <w:t>r</w:t>
+      </w:r>
+      <w:r>
+        <w:rPr>
+          <w:rStyle w:val="Extranjerismo"/>
+          <w:lang w:eastAsia="es-CO"/>
+        </w:rPr>
+        <w:t>etail,</w:t>
       </w:r>
       <w:r>
         <w:rPr>
@@ -3202,7 +3237,15 @@
             </w:pPr>
             <w:r>
               <w:lastRenderedPageBreak/>
-              <w:t>La logística no se limita a la realización de determinadas tareas, sino que también es esencial llevar a cabo la planificación y el control de las mismas para satisfacer a los clientes, consumidores y compradores, con el objetivo de que las empresas implicadas obtengan rentabilidad.</w:t>
+              <w:t xml:space="preserve">La logística no se limita a la realización de determinadas tareas, sino que también es esencial llevar a cabo la planificación y el control de </w:t>
+            </w:r>
+            <w:proofErr w:type="gramStart"/>
+            <w:r>
+              <w:t>las mismas</w:t>
+            </w:r>
+            <w:proofErr w:type="gramEnd"/>
+            <w:r>
+              <w:t xml:space="preserve"> para satisfacer a los clientes, consumidores y compradores, con el objetivo de que las empresas implicadas obtengan rentabilidad.</w:t>
             </w:r>
           </w:p>
           <w:p>
@@ -3546,10 +3589,7 @@
       </w:r>
       <w:r>
         <w:rPr>
-          <w:rFonts w:cs="Calibri"/>
-          <w:bCs/>
-          <w:i/>
-          <w:iCs/>
+          <w:rStyle w:val="Extranjerismo"/>
         </w:rPr>
         <w:t>stock</w:t>
       </w:r>
@@ -3631,10 +3671,7 @@
       </w:r>
       <w:r>
         <w:rPr>
-          <w:rFonts w:cs="Calibri"/>
-          <w:bCs/>
-          <w:i/>
-          <w:iCs/>
+          <w:rStyle w:val="Extranjerismo"/>
         </w:rPr>
         <w:t>stock</w:t>
       </w:r>
@@ -3715,24 +3752,31 @@
       </w:r>
       <w:r>
         <w:rPr>
+          <w:rFonts w:cs="Calibri"/>
+          <w:bCs/>
+        </w:rPr>
+        <w:t>SCM (</w:t>
+      </w:r>
+      <w:proofErr w:type="spellStart"/>
+      <w:r>
+        <w:rPr>
           <w:rStyle w:val="Extranjerismo"/>
-        </w:rPr>
-        <w:t>SCM (</w:t>
-      </w:r>
+          <w:lang w:val="es-CO"/>
+        </w:rPr>
+        <w:t>Supply</w:t>
+      </w:r>
+      <w:proofErr w:type="spellEnd"/>
       <w:r>
         <w:rPr>
           <w:rStyle w:val="Extranjerismo"/>
-          <w:i/>
-          <w:iCs/>
-        </w:rPr>
-        <w:t>Supply Chain Management</w:t>
-      </w:r>
-      <w:r>
-        <w:rPr>
-          <w:rFonts w:cs="Calibri"/>
-          <w:bCs/>
-          <w:i/>
-          <w:iCs/>
+          <w:lang w:val="es-CO"/>
+        </w:rPr>
+        <w:t xml:space="preserve"> Chain Management</w:t>
+      </w:r>
+      <w:r>
+        <w:rPr>
+          <w:rFonts w:cs="Calibri"/>
+          <w:bCs/>
         </w:rPr>
         <w:t>)</w:t>
       </w:r>
@@ -3896,9 +3940,7 @@
       </w:r>
       <w:r>
         <w:rPr>
-          <w:rFonts w:cs="Calibri"/>
-          <w:i/>
-          <w:iCs/>
+          <w:rStyle w:val="Extranjerismo"/>
           <w:lang w:eastAsia="es-CO"/>
         </w:rPr>
         <w:t>stock</w:t>
@@ -4553,7 +4595,13 @@
         <w:ind w:left="1701"/>
       </w:pPr>
       <w:r>
-        <w:t>Las barras que se incluyen en un código de barras tienen valores diferentes dependiendo siempre de la cantidad y la anchura que tengan. Habitualmente cada una de estas barras se compone de 8 sub barras situadas horizontalmente y de distinto color: blanco o negro. Aquí entra a formar parte el lenguaje binario, siendo el negro 1 y el blanco 0.</w:t>
+        <w:t xml:space="preserve">Las barras que se incluyen en un código de barras tienen valores diferentes dependiendo siempre de la cantidad y la anchura que tengan. Habitualmente cada una de estas barras se compone de 8 </w:t>
+      </w:r>
+      <w:r>
+        <w:t>sub-barras</w:t>
+      </w:r>
+      <w:r>
+        <w:t xml:space="preserve"> situadas horizontalmente y de distinto color: blanco o negro. Aquí entra a formar parte el lenguaje binario, siendo el negro 1 y el blanco 0.</w:t>
       </w:r>
     </w:p>
     <w:p>
@@ -4742,8 +4790,6 @@
           <w:rStyle w:val="Extranjerismo"/>
           <w:b/>
           <w:bCs/>
-          <w:i/>
-          <w:iCs/>
         </w:rPr>
         <w:t>European Article Number</w:t>
       </w:r>
@@ -4826,16 +4872,34 @@
         <w:ind w:left="1429" w:firstLine="0"/>
       </w:pPr>
       <w:r>
-        <w:t xml:space="preserve">El código UPC (siglas de Universal </w:t>
+        <w:t xml:space="preserve">El código UPC (siglas de </w:t>
       </w:r>
       <w:r>
         <w:rPr>
           <w:rStyle w:val="Extranjerismo"/>
         </w:rPr>
+        <w:t>Universal</w:t>
+      </w:r>
+      <w:r>
+        <w:t xml:space="preserve"> </w:t>
+      </w:r>
+      <w:r>
+        <w:rPr>
+          <w:rStyle w:val="Extranjerismo"/>
+        </w:rPr>
         <w:t>Product Code</w:t>
       </w:r>
       <w:r>
-        <w:t>) es un código de barras diseñado especialmente para identificar de manera inequívoca productos y consiste en un número único de 12 dígitos que se representan por barras de diferentes anchos y separación entre ellas para ser legibles por un scanner especializado.</w:t>
+        <w:t xml:space="preserve">) es un código de barras diseñado especialmente para identificar de manera inequívoca productos y consiste en un número único de 12 dígitos que se representan por barras de diferentes anchos y separación entre ellas para ser legibles por un </w:t>
+      </w:r>
+      <w:r>
+        <w:rPr>
+          <w:rStyle w:val="Extranjerismo"/>
+        </w:rPr>
+        <w:t>scanner</w:t>
+      </w:r>
+      <w:r>
+        <w:t xml:space="preserve"> especializado.</w:t>
       </w:r>
     </w:p>
     <w:p>
@@ -4853,10 +4917,18 @@
       </w:pPr>
       <w:r>
         <w:rPr>
-          <w:b/>
-          <w:bCs/>
-        </w:rPr>
-        <w:t>Code 39</w:t>
+          <w:rStyle w:val="Extranjerismo"/>
+          <w:b/>
+          <w:bCs/>
+        </w:rPr>
+        <w:t>Code</w:t>
+      </w:r>
+      <w:r>
+        <w:rPr>
+          <w:b/>
+          <w:bCs/>
+        </w:rPr>
+        <w:t xml:space="preserve"> 39</w:t>
       </w:r>
     </w:p>
     <w:p>
@@ -4874,7 +4946,7 @@
           <w:b/>
           <w:bCs/>
         </w:rPr>
-        <w:t>Código de barras Code 39 (</w:t>
+        <w:t xml:space="preserve">Código de barras </w:t>
       </w:r>
       <w:r>
         <w:rPr>
@@ -4882,6 +4954,21 @@
           <w:b/>
           <w:bCs/>
         </w:rPr>
+        <w:t>Code</w:t>
+      </w:r>
+      <w:r>
+        <w:rPr>
+          <w:b/>
+          <w:bCs/>
+        </w:rPr>
+        <w:t xml:space="preserve"> 39 (</w:t>
+      </w:r>
+      <w:r>
+        <w:rPr>
+          <w:rStyle w:val="Extranjerismo"/>
+          <w:b/>
+          <w:bCs/>
+        </w:rPr>
         <w:t>Code 3 of 9</w:t>
       </w:r>
       <w:r>
@@ -4899,7 +4986,15 @@
         <w:ind w:left="1429" w:firstLine="0"/>
       </w:pPr>
       <w:r>
-        <w:t>Este es el tipo de código de barras más utilizado en aplicaciones personalizadas. Su popularidad se debe a que puede codificar tanto texto como números (A-Z, 0-9, +, -, ., y &lt; espacio &gt;). Además, puede ser leído por prácticamente cualquier lector de código de barras en su configuración predeterminada.</w:t>
+        <w:t>Este es el tipo de código de barras más utilizado en aplicaciones personalizadas. Su popularidad se debe a que puede codificar tanto texto como números (A-Z, 0-9, +, -</w:t>
+      </w:r>
+      <w:proofErr w:type="gramStart"/>
+      <w:r>
+        <w:t>, .</w:t>
+      </w:r>
+      <w:proofErr w:type="gramEnd"/>
+      <w:r>
+        <w:t>, y &lt; espacio &gt;). Además, puede ser leído por prácticamente cualquier lector de código de barras en su configuración predeterminada.</w:t>
       </w:r>
     </w:p>
     <w:p>
@@ -4931,11 +5026,19 @@
       </w:pPr>
       <w:r>
         <w:rPr>
+          <w:rStyle w:val="Extranjerismo"/>
           <w:b/>
           <w:bCs/>
         </w:rPr>
         <w:lastRenderedPageBreak/>
-        <w:t>Code 128</w:t>
+        <w:t xml:space="preserve">Code </w:t>
+      </w:r>
+      <w:r>
+        <w:rPr>
+          <w:b/>
+          <w:bCs/>
+        </w:rPr>
+        <w:t>128</w:t>
       </w:r>
     </w:p>
     <w:p>
@@ -4945,16 +5048,41 @@
         <w:ind w:left="1429" w:firstLine="0"/>
       </w:pPr>
       <w:r>
-        <w:t xml:space="preserve">Code 128 es un código de barras desarrollado por </w:t>
-      </w:r>
-      <w:r>
         <w:rPr>
           <w:rStyle w:val="Extranjerismo"/>
         </w:rPr>
-        <w:t>Computer Identics Corporation (EE. UU.)</w:t>
-      </w:r>
-      <w:r>
-        <w:t xml:space="preserve"> en 1981. El código de barras Code 128 puede representar todos los 128 caracteres del código ASCII (números, mayúsculas/minúsculas de alfabetos, símbolos y códigos de control).</w:t>
+        <w:t>Code</w:t>
+      </w:r>
+      <w:r>
+        <w:t xml:space="preserve"> 128 es un código de barras desarrollado por </w:t>
+      </w:r>
+      <w:proofErr w:type="spellStart"/>
+      <w:r>
+        <w:t>Computer</w:t>
+      </w:r>
+      <w:proofErr w:type="spellEnd"/>
+      <w:r>
+        <w:t xml:space="preserve"> Identics </w:t>
+      </w:r>
+      <w:proofErr w:type="spellStart"/>
+      <w:r>
+        <w:t>Corporation</w:t>
+      </w:r>
+      <w:proofErr w:type="spellEnd"/>
+      <w:r>
+        <w:t xml:space="preserve"> (EE. UU.)</w:t>
+      </w:r>
+      <w:r>
+        <w:t xml:space="preserve"> en 1981. El código de barras </w:t>
+      </w:r>
+      <w:r>
+        <w:rPr>
+          <w:rStyle w:val="Extranjerismo"/>
+        </w:rPr>
+        <w:t>Code</w:t>
+      </w:r>
+      <w:r>
+        <w:t xml:space="preserve"> 128 puede representar todos los 128 caracteres del código ASCII (números, mayúsculas/minúsculas de alfabetos, símbolos y códigos de control).</w:t>
       </w:r>
     </w:p>
     <w:p>
@@ -5011,7 +5139,16 @@
         <w:ind w:left="1429" w:firstLine="0"/>
       </w:pPr>
       <w:r>
-        <w:t>Es ampliamente utilizado como el código de distribución estándar impreso en cajas de cartón corrugado. Hay varios tipos llamados “2 of 5”. Aunque su composición es similar, el código es completamente diferente.</w:t>
+        <w:t xml:space="preserve">Es ampliamente utilizado como el código de distribución estándar impreso en cajas de cartón corrugado. Hay varios tipos llamados “2 </w:t>
+      </w:r>
+      <w:r>
+        <w:rPr>
+          <w:rStyle w:val="Extranjerismo"/>
+        </w:rPr>
+        <w:t>of</w:t>
+      </w:r>
+      <w:r>
+        <w:t xml:space="preserve"> 5”. Aunque su composición es similar, el código es completamente diferente.</w:t>
       </w:r>
     </w:p>
     <w:p>
@@ -5025,16 +5162,12 @@
         <w:rPr>
           <w:b/>
           <w:bCs/>
-          <w:i/>
-          <w:iCs/>
-        </w:rPr>
-      </w:pPr>
-      <w:r>
-        <w:rPr>
-          <w:b/>
-          <w:bCs/>
-          <w:i/>
-          <w:iCs/>
+        </w:rPr>
+      </w:pPr>
+      <w:r>
+        <w:rPr>
+          <w:b/>
+          <w:bCs/>
         </w:rPr>
         <w:t>POSTNET</w:t>
       </w:r>
@@ -5136,13 +5269,24 @@
         <w:ind w:left="1080"/>
       </w:pPr>
       <w:r>
-        <w:t>Existen diversos </w:t>
+        <w:t xml:space="preserve">Existen </w:t>
+      </w:r>
+      <w:proofErr w:type="gramStart"/>
+      <w:r>
+        <w:t>diversos </w:t>
       </w:r>
       <w:r>
         <w:rPr>
           <w:rStyle w:val="Extranjerismo"/>
         </w:rPr>
-        <w:t>software </w:t>
+        <w:t>software</w:t>
+      </w:r>
+      <w:proofErr w:type="gramEnd"/>
+      <w:r>
+        <w:rPr>
+          <w:rStyle w:val="Extranjerismo"/>
+        </w:rPr>
+        <w:t> </w:t>
       </w:r>
       <w:r>
         <w:t>para la captura de los códigos de barras, algunos de ellos son:</w:t>
@@ -5157,20 +5301,191 @@
           <w:bCs/>
         </w:rPr>
       </w:pPr>
+      <w:proofErr w:type="spellStart"/>
+      <w:r>
+        <w:rPr>
+          <w:b/>
+          <w:bCs/>
+        </w:rPr>
+        <w:t>Barcode</w:t>
+      </w:r>
+      <w:proofErr w:type="spellEnd"/>
+      <w:r>
+        <w:rPr>
+          <w:b/>
+          <w:bCs/>
+        </w:rPr>
+        <w:t xml:space="preserve"> Studio (Windows y Mac® OS)</w:t>
+      </w:r>
+    </w:p>
+    <w:p>
+      <w:pPr>
+        <w:spacing w:before="0" w:after="0"/>
+        <w:ind w:left="1080"/>
+      </w:pPr>
+      <w:r>
+        <w:t>Proporciona una forma</w:t>
+      </w:r>
+      <w:r>
+        <w:t xml:space="preserve"> fácil y adecuada de crear códigos de barras visualmente y exportarlos como imagen o como un fichero de gráficos vectoriales, ofreciendo capacidades muy eficientes de impresión en las etiquetas.</w:t>
+      </w:r>
+    </w:p>
+    <w:p>
+      <w:pPr>
+        <w:spacing w:before="0" w:after="0"/>
+        <w:ind w:left="1080"/>
+        <w:rPr>
+          <w:b/>
+          <w:bCs/>
+        </w:rPr>
+      </w:pPr>
+      <w:proofErr w:type="spellStart"/>
+      <w:r>
+        <w:rPr>
+          <w:b/>
+          <w:bCs/>
+        </w:rPr>
+        <w:t>TBarCode</w:t>
+      </w:r>
+      <w:proofErr w:type="spellEnd"/>
+      <w:r>
+        <w:rPr>
+          <w:b/>
+          <w:bCs/>
+        </w:rPr>
+        <w:t xml:space="preserve"> Office</w:t>
+      </w:r>
+    </w:p>
+    <w:p>
+      <w:pPr>
+        <w:spacing w:before="0" w:after="0"/>
+        <w:ind w:left="1080"/>
+      </w:pPr>
+      <w:r>
+        <w:t xml:space="preserve">El complemento de código de barras </w:t>
+      </w:r>
+      <w:proofErr w:type="spellStart"/>
+      <w:r>
+        <w:t>TBarCode</w:t>
+      </w:r>
+      <w:proofErr w:type="spellEnd"/>
+      <w:r>
+        <w:t xml:space="preserve"> Office se integra perfectamente en Microsoft Office y es fácil de utilizar gracias a su intuitiva interfaz de usuario. Además, proporciona acceso a todos los parámetros del código de barras. Esta combinación hace de </w:t>
+      </w:r>
+      <w:proofErr w:type="spellStart"/>
+      <w:r>
+        <w:t>TBarCode</w:t>
+      </w:r>
+      <w:proofErr w:type="spellEnd"/>
+      <w:r>
+        <w:t xml:space="preserve"> Office el complemento de código de barras más avanzado del mercado.</w:t>
+      </w:r>
+    </w:p>
+    <w:p>
+      <w:pPr>
+        <w:spacing w:before="0" w:after="0"/>
+        <w:ind w:left="1080"/>
+        <w:rPr>
+          <w:b/>
+          <w:bCs/>
+        </w:rPr>
+      </w:pPr>
+      <w:proofErr w:type="spellStart"/>
+      <w:r>
+        <w:rPr>
+          <w:b/>
+          <w:bCs/>
+        </w:rPr>
+        <w:t>TBarCode</w:t>
+      </w:r>
+      <w:proofErr w:type="spellEnd"/>
+      <w:r>
+        <w:rPr>
+          <w:b/>
+          <w:bCs/>
+        </w:rPr>
+        <w:t xml:space="preserve"> SDK</w:t>
+      </w:r>
+    </w:p>
+    <w:p>
+      <w:pPr>
+        <w:spacing w:before="0" w:after="0"/>
+        <w:ind w:left="1080"/>
+      </w:pPr>
+      <w:r>
+        <w:t>El componente de </w:t>
+      </w:r>
       <w:r>
         <w:rPr>
           <w:rStyle w:val="Extranjerismo"/>
-          <w:b/>
-          <w:bCs/>
-        </w:rPr>
-        <w:t>Barcode Studio (Windows y Mac® OS</w:t>
-      </w:r>
-      <w:r>
-        <w:rPr>
-          <w:b/>
-          <w:bCs/>
-        </w:rPr>
-        <w:t>)</w:t>
+        </w:rPr>
+        <w:t>software</w:t>
+      </w:r>
+      <w:r>
+        <w:t> de código de barras</w:t>
+      </w:r>
+      <w:r>
+        <w:t xml:space="preserve"> </w:t>
+      </w:r>
+      <w:proofErr w:type="spellStart"/>
+      <w:r>
+        <w:t>TBarCode</w:t>
+      </w:r>
+      <w:proofErr w:type="spellEnd"/>
+      <w:r>
+        <w:t xml:space="preserve"> “Todo En Uno” (para </w:t>
+      </w:r>
+      <w:r>
+        <w:t>Microsoft® Windows</w:t>
+      </w:r>
+      <w:r>
+        <w:t>), genera e imprime todos los códigos de barras con aplicaciones diversas y cualquier tipo de impresora. Este flexible generador de código de barras soporta más de 100 tipos de códigos de barras diferentes. Entre ellos se encuentran códigos de barras lineales y 2D como </w:t>
+      </w:r>
+      <w:r>
+        <w:rPr>
+          <w:rStyle w:val="Extranjerismo"/>
+        </w:rPr>
+        <w:t>Code</w:t>
+      </w:r>
+      <w:r>
+        <w:t xml:space="preserve">128, EAN128, </w:t>
+      </w:r>
+      <w:proofErr w:type="spellStart"/>
+      <w:r>
+        <w:t>Datamatrix</w:t>
+      </w:r>
+      <w:proofErr w:type="spellEnd"/>
+      <w:r>
+        <w:t>, QR </w:t>
+      </w:r>
+      <w:r>
+        <w:rPr>
+          <w:rStyle w:val="Extranjerismo"/>
+        </w:rPr>
+        <w:t>Code,</w:t>
+      </w:r>
+      <w:r>
+        <w:t xml:space="preserve"> PDF417, </w:t>
+      </w:r>
+      <w:r>
+        <w:t>Aztec </w:t>
+      </w:r>
+      <w:r>
+        <w:rPr>
+          <w:rStyle w:val="Extranjerismo"/>
+        </w:rPr>
+        <w:t>Code,</w:t>
+      </w:r>
+      <w:r>
+        <w:t xml:space="preserve"> GS1 </w:t>
+      </w:r>
+      <w:proofErr w:type="spellStart"/>
+      <w:r>
+        <w:t>DataBar</w:t>
+      </w:r>
+      <w:proofErr w:type="spellEnd"/>
+      <w:r>
+        <w:t>.</w:t>
       </w:r>
     </w:p>
     <w:p>
@@ -5178,16 +5493,12 @@
         <w:spacing w:before="0" w:after="0"/>
         <w:ind w:left="1080"/>
       </w:pPr>
-      <w:r>
-        <w:t>Proporciona una forma fácil y adecuada de crear códigos de barras visualmente y exportarlos como imagen o como un fichero de gráficos vectoriales, ofreciendo capacidades muy eficientes de impresión en las etiquetas.</w:t>
-      </w:r>
     </w:p>
     <w:p>
       <w:pPr>
         <w:spacing w:before="0" w:after="0"/>
         <w:ind w:left="1080"/>
         <w:rPr>
-          <w:rStyle w:val="Extranjerismo"/>
           <w:b/>
           <w:bCs/>
         </w:rPr>
@@ -5195,164 +5506,6 @@
       <w:proofErr w:type="spellStart"/>
       <w:r>
         <w:rPr>
-          <w:rStyle w:val="Extranjerismo"/>
-          <w:b/>
-          <w:bCs/>
-        </w:rPr>
-        <w:t>TBarCode</w:t>
-      </w:r>
-      <w:proofErr w:type="spellEnd"/>
-      <w:r>
-        <w:rPr>
-          <w:rStyle w:val="Extranjerismo"/>
-          <w:b/>
-          <w:bCs/>
-        </w:rPr>
-        <w:t xml:space="preserve"> Office</w:t>
-      </w:r>
-    </w:p>
-    <w:p>
-      <w:pPr>
-        <w:spacing w:before="0" w:after="0"/>
-        <w:ind w:left="1080"/>
-      </w:pPr>
-      <w:r>
-        <w:t>El complemento de código de barras TBarCode Office se integra perfectamente en Microsoft Office y es fácil de utilizar gracias a su intuitiva interfaz de usuario. Además, proporciona acceso a todos los parámetros del código de barras. Esta combinación hace de TBarCode Office el complemento de código de barras más avanzado del mercado.</w:t>
-      </w:r>
-    </w:p>
-    <w:p>
-      <w:pPr>
-        <w:spacing w:before="0" w:after="0"/>
-        <w:ind w:left="1080"/>
-        <w:rPr>
-          <w:rStyle w:val="Extranjerismo"/>
-          <w:b/>
-          <w:bCs/>
-        </w:rPr>
-      </w:pPr>
-      <w:proofErr w:type="spellStart"/>
-      <w:r>
-        <w:rPr>
-          <w:rStyle w:val="Extranjerismo"/>
-          <w:b/>
-          <w:bCs/>
-        </w:rPr>
-        <w:t>TBarCode</w:t>
-      </w:r>
-      <w:proofErr w:type="spellEnd"/>
-      <w:r>
-        <w:rPr>
-          <w:rStyle w:val="Extranjerismo"/>
-          <w:b/>
-          <w:bCs/>
-        </w:rPr>
-        <w:t xml:space="preserve"> SDK</w:t>
-      </w:r>
-    </w:p>
-    <w:p>
-      <w:pPr>
-        <w:spacing w:before="0" w:after="0"/>
-        <w:ind w:left="1080"/>
-      </w:pPr>
-      <w:r>
-        <w:t>El componente de </w:t>
-      </w:r>
-      <w:r>
-        <w:rPr>
-          <w:rStyle w:val="Extranjerismo"/>
-        </w:rPr>
-        <w:t>software</w:t>
-      </w:r>
-      <w:r>
-        <w:t xml:space="preserve"> de código de barras </w:t>
-      </w:r>
-      <w:proofErr w:type="spellStart"/>
-      <w:r>
-        <w:rPr>
-          <w:rStyle w:val="Extranjerismo"/>
-        </w:rPr>
-        <w:t>TBarCode</w:t>
-      </w:r>
-      <w:proofErr w:type="spellEnd"/>
-      <w:r>
-        <w:t xml:space="preserve"> “Todo En Uno” (para </w:t>
-      </w:r>
-      <w:r>
-        <w:rPr>
-          <w:rStyle w:val="Extranjerismo"/>
-        </w:rPr>
-        <w:t>Microsoft® Windows</w:t>
-      </w:r>
-      <w:r>
-        <w:t>), genera e imprime todos los códigos de barras con aplicaciones diversas y cualquier tipo de impresora. Este flexible generador de código de barras soporta más de 100 tipos de códigos de barras diferentes. Entre ellos se encuentran códigos de barras lineales y 2D como </w:t>
-      </w:r>
-      <w:r>
-        <w:rPr>
-          <w:i/>
-          <w:iCs/>
-        </w:rPr>
-        <w:t>Code</w:t>
-      </w:r>
-      <w:r>
-        <w:t>128, EAN128, Datamatrix, QR </w:t>
-      </w:r>
-      <w:r>
-        <w:rPr>
-          <w:i/>
-          <w:iCs/>
-        </w:rPr>
-        <w:t>Code</w:t>
-      </w:r>
-      <w:r>
-        <w:t xml:space="preserve">, PDF417, </w:t>
-      </w:r>
-      <w:proofErr w:type="spellStart"/>
-      <w:r>
-        <w:t>Aztec</w:t>
-      </w:r>
-      <w:proofErr w:type="spellEnd"/>
-      <w:r>
-        <w:t> </w:t>
-      </w:r>
-      <w:r>
-        <w:rPr>
-          <w:i/>
-          <w:iCs/>
-        </w:rPr>
-        <w:t>Code</w:t>
-      </w:r>
-      <w:r>
-        <w:t xml:space="preserve">, GS1 </w:t>
-      </w:r>
-      <w:proofErr w:type="spellStart"/>
-      <w:r>
-        <w:t>DataBar</w:t>
-      </w:r>
-      <w:proofErr w:type="spellEnd"/>
-      <w:r>
-        <w:t>.</w:t>
-      </w:r>
-    </w:p>
-    <w:p>
-      <w:pPr>
-        <w:spacing w:before="0" w:after="0"/>
-        <w:ind w:left="1080"/>
-      </w:pPr>
-    </w:p>
-    <w:p>
-      <w:pPr>
-        <w:spacing w:before="0" w:after="0"/>
-        <w:ind w:left="1080"/>
-        <w:rPr>
-          <w:rStyle w:val="Extranjerismo"/>
-          <w:b/>
-          <w:bCs/>
-        </w:rPr>
-      </w:pPr>
-      <w:proofErr w:type="spellStart"/>
-      <w:r>
-        <w:rPr>
-          <w:rStyle w:val="Extranjerismo"/>
           <w:b/>
           <w:bCs/>
         </w:rPr>
@@ -5362,7 +5515,6 @@
       <w:proofErr w:type="spellEnd"/>
       <w:r>
         <w:rPr>
-          <w:rStyle w:val="Extranjerismo"/>
           <w:b/>
           <w:bCs/>
         </w:rPr>
@@ -6283,7 +6435,21 @@
         <w:rPr>
           <w:lang w:eastAsia="es-CO"/>
         </w:rPr>
-        <w:t>Nombre del Supervisor/Director: [nombre].</w:t>
+        <w:t>Nombre del Supervisor/</w:t>
+      </w:r>
+      <w:proofErr w:type="gramStart"/>
+      <w:r>
+        <w:rPr>
+          <w:lang w:eastAsia="es-CO"/>
+        </w:rPr>
+        <w:t>Director</w:t>
+      </w:r>
+      <w:proofErr w:type="gramEnd"/>
+      <w:r>
+        <w:rPr>
+          <w:lang w:eastAsia="es-CO"/>
+        </w:rPr>
+        <w:t>: [nombre].</w:t>
       </w:r>
     </w:p>
     <w:p>
@@ -6328,7 +6494,20 @@
         <w:rPr>
           <w:lang w:eastAsia="es-CO"/>
         </w:rPr>
-        <w:t>La toma digital, como su nombre lo define, es la utilización y automatización para administrar cualquier almacén, donde se sigue cada movimiento de stock con un sistema único de inventario de doble entrada.</w:t>
+        <w:t xml:space="preserve">La toma digital, como su nombre lo define, es la utilización y automatización para administrar cualquier almacén, donde se sigue cada movimiento de </w:t>
+      </w:r>
+      <w:r>
+        <w:rPr>
+          <w:rStyle w:val="Extranjerismo"/>
+          <w:lang w:eastAsia="es-CO"/>
+        </w:rPr>
+        <w:t>stock</w:t>
+      </w:r>
+      <w:r>
+        <w:rPr>
+          <w:lang w:eastAsia="es-CO"/>
+        </w:rPr>
+        <w:t xml:space="preserve"> con un sistema único de inventario de doble entrada.</w:t>
       </w:r>
     </w:p>
     <w:p>
@@ -6398,7 +6577,20 @@
         <w:rPr>
           <w:lang w:eastAsia="es-CO"/>
         </w:rPr>
-        <w:t>Recuerda o avisa que es tiempo de recolocar cierto producto, activándose   cuando este alcanza determinado nivel de stock.</w:t>
+        <w:t xml:space="preserve">Recuerda o avisa que es tiempo de recolocar cierto producto, activándose   cuando este alcanza determinado nivel de </w:t>
+      </w:r>
+      <w:r>
+        <w:rPr>
+          <w:rStyle w:val="Extranjerismo"/>
+          <w:lang w:eastAsia="es-CO"/>
+        </w:rPr>
+        <w:t>stock</w:t>
+      </w:r>
+      <w:r>
+        <w:rPr>
+          <w:lang w:eastAsia="es-CO"/>
+        </w:rPr>
+        <w:t>.</w:t>
       </w:r>
     </w:p>
     <w:p>
@@ -6627,11 +6819,20 @@
       </w:pPr>
       <w:r>
         <w:rPr>
-          <w:b/>
-          <w:bCs/>
-          <w:lang w:eastAsia="es-CO"/>
-        </w:rPr>
-        <w:t>Dashboards (tableros)</w:t>
+          <w:rStyle w:val="Extranjerismo"/>
+          <w:b/>
+          <w:bCs/>
+          <w:lang w:eastAsia="es-CO"/>
+        </w:rPr>
+        <w:t>Dashboards</w:t>
+      </w:r>
+      <w:r>
+        <w:rPr>
+          <w:b/>
+          <w:bCs/>
+          <w:lang w:eastAsia="es-CO"/>
+        </w:rPr>
+        <w:t xml:space="preserve"> (tableros)</w:t>
       </w:r>
     </w:p>
     <w:p>
@@ -6746,7 +6947,20 @@
         <w:rPr>
           <w:lang w:eastAsia="es-CO"/>
         </w:rPr>
-        <w:t xml:space="preserve">Se define el conteo para el inventario como la acción o el proceso de cuantificar la cantidad de stock en poder de un </w:t>
+        <w:t xml:space="preserve">Se define el conteo para el inventario como la acción o el proceso de cuantificar la cantidad de </w:t>
+      </w:r>
+      <w:r>
+        <w:rPr>
+          <w:rStyle w:val="Extranjerismo"/>
+          <w:lang w:eastAsia="es-CO"/>
+        </w:rPr>
+        <w:t>stock</w:t>
+      </w:r>
+      <w:r>
+        <w:rPr>
+          <w:lang w:eastAsia="es-CO"/>
+        </w:rPr>
+        <w:t xml:space="preserve"> en poder de un </w:t>
       </w:r>
       <w:r>
         <w:rPr>
@@ -6765,13 +6979,6 @@
     </w:p>
     <w:p>
       <w:pPr>
-        <w:rPr>
-          <w:lang w:eastAsia="es-CO"/>
-        </w:rPr>
-      </w:pPr>
-    </w:p>
-    <w:p>
-      <w:pPr>
         <w:spacing w:before="0" w:after="0"/>
         <w:rPr>
           <w:lang w:eastAsia="es-CO"/>
@@ -6784,6 +6991,123 @@
           <w:lang w:eastAsia="es-CO"/>
         </w:rPr>
         <w:t>Conteo periódico de </w:t>
+      </w:r>
+      <w:r>
+        <w:rPr>
+          <w:rStyle w:val="Extranjerismo"/>
+          <w:b/>
+          <w:bCs/>
+          <w:lang w:eastAsia="es-CO"/>
+        </w:rPr>
+        <w:t>stock</w:t>
+      </w:r>
+    </w:p>
+    <w:p>
+      <w:pPr>
+        <w:spacing w:before="0" w:after="0"/>
+        <w:rPr>
+          <w:lang w:eastAsia="es-CO"/>
+        </w:rPr>
+      </w:pPr>
+      <w:r>
+        <w:rPr>
+          <w:lang w:eastAsia="es-CO"/>
+        </w:rPr>
+        <w:t>Como su nombre lo indica, se definirá su realización con una periodicidad definida en días o meses, dependiendo de la cantidad.</w:t>
+      </w:r>
+    </w:p>
+    <w:p>
+      <w:pPr>
+        <w:spacing w:before="0" w:after="0"/>
+        <w:rPr>
+          <w:lang w:eastAsia="es-CO"/>
+        </w:rPr>
+      </w:pPr>
+      <w:r>
+        <w:rPr>
+          <w:b/>
+          <w:bCs/>
+          <w:lang w:eastAsia="es-CO"/>
+        </w:rPr>
+        <w:t>Conteo continuo de </w:t>
+      </w:r>
+      <w:r>
+        <w:rPr>
+          <w:rStyle w:val="Extranjerismo"/>
+          <w:b/>
+          <w:bCs/>
+          <w:lang w:eastAsia="es-CO"/>
+        </w:rPr>
+        <w:t>stock</w:t>
+      </w:r>
+    </w:p>
+    <w:p>
+      <w:pPr>
+        <w:spacing w:before="0" w:after="0"/>
+        <w:rPr>
+          <w:lang w:eastAsia="es-CO"/>
+        </w:rPr>
+      </w:pPr>
+      <w:r>
+        <w:rPr>
+          <w:lang w:eastAsia="es-CO"/>
+        </w:rPr>
+        <w:t>Este va acompañado de un plan de acción y se realiza de forma continua para el conocimiento del inventario a tiempo real.</w:t>
+      </w:r>
+    </w:p>
+    <w:p>
+      <w:pPr>
+        <w:spacing w:before="0" w:after="0"/>
+        <w:rPr>
+          <w:lang w:eastAsia="es-CO"/>
+        </w:rPr>
+      </w:pPr>
+      <w:r>
+        <w:rPr>
+          <w:b/>
+          <w:bCs/>
+          <w:lang w:eastAsia="es-CO"/>
+        </w:rPr>
+        <w:t>Conteo de precisión</w:t>
+      </w:r>
+    </w:p>
+    <w:p>
+      <w:pPr>
+        <w:spacing w:before="0" w:after="0"/>
+        <w:rPr>
+          <w:lang w:eastAsia="es-CO"/>
+        </w:rPr>
+      </w:pPr>
+      <w:r>
+        <w:rPr>
+          <w:lang w:eastAsia="es-CO"/>
+        </w:rPr>
+        <w:t>Se realiza al momento de recibir mercancía de los proveedores o al preparar los pedidos para clientes.</w:t>
+      </w:r>
+    </w:p>
+    <w:p>
+      <w:pPr>
+        <w:spacing w:before="0" w:after="0"/>
+        <w:rPr>
+          <w:lang w:eastAsia="es-CO"/>
+        </w:rPr>
+      </w:pPr>
+      <w:r>
+        <w:rPr>
+          <w:b/>
+          <w:bCs/>
+          <w:lang w:eastAsia="es-CO"/>
+        </w:rPr>
+        <w:t>Validación de </w:t>
+      </w:r>
+      <w:r>
+        <w:rPr>
+          <w:rStyle w:val="Extranjerismo"/>
+          <w:b/>
+          <w:bCs/>
+          <w:lang w:eastAsia="es-CO"/>
+        </w:rPr>
+        <w:t>stock</w:t>
       </w:r>
       <w:r>
         <w:rPr>
@@ -6794,6 +7118,53 @@
           <w:iCs/>
           <w:lang w:eastAsia="es-CO"/>
         </w:rPr>
+        <w:t> </w:t>
+      </w:r>
+      <w:r>
+        <w:rPr>
+          <w:b/>
+          <w:bCs/>
+          <w:lang w:eastAsia="es-CO"/>
+        </w:rPr>
+        <w:t>agotado</w:t>
+      </w:r>
+    </w:p>
+    <w:p>
+      <w:pPr>
+        <w:spacing w:before="0" w:after="0"/>
+        <w:rPr>
+          <w:lang w:eastAsia="es-CO"/>
+        </w:rPr>
+      </w:pPr>
+      <w:r>
+        <w:rPr>
+          <w:lang w:eastAsia="es-CO"/>
+        </w:rPr>
+        <w:t>Se utiliza como validación de la no disponibilidad de producto o para validar y cuantificar cantidades muy pequeñas.</w:t>
+      </w:r>
+    </w:p>
+    <w:p>
+      <w:pPr>
+        <w:spacing w:before="0" w:after="0"/>
+        <w:rPr>
+          <w:lang w:eastAsia="es-CO"/>
+        </w:rPr>
+      </w:pPr>
+      <w:r>
+        <w:rPr>
+          <w:b/>
+          <w:bCs/>
+          <w:lang w:eastAsia="es-CO"/>
+        </w:rPr>
+        <w:t>Inventario anual de </w:t>
+      </w:r>
+      <w:r>
+        <w:rPr>
+          <w:rStyle w:val="Extranjerismo"/>
+          <w:b/>
+          <w:bCs/>
+          <w:lang w:eastAsia="es-CO"/>
+        </w:rPr>
         <w:t>stock</w:t>
       </w:r>
     </w:p>
@@ -6808,167 +7179,6 @@
         <w:rPr>
           <w:lang w:eastAsia="es-CO"/>
         </w:rPr>
-        <w:t>Como su nombre lo indica, se definirá su realización con una periodicidad definida en días o meses, dependiendo de la cantidad.</w:t>
-      </w:r>
-    </w:p>
-    <w:p>
-      <w:pPr>
-        <w:spacing w:before="0" w:after="0"/>
-        <w:rPr>
-          <w:lang w:eastAsia="es-CO"/>
-        </w:rPr>
-      </w:pPr>
-      <w:r>
-        <w:rPr>
-          <w:b/>
-          <w:bCs/>
-          <w:lang w:eastAsia="es-CO"/>
-        </w:rPr>
-        <w:t>Conteo continuo de </w:t>
-      </w:r>
-      <w:r>
-        <w:rPr>
-          <w:rStyle w:val="Extranjerismo"/>
-          <w:b/>
-          <w:bCs/>
-          <w:i/>
-          <w:iCs/>
-          <w:lang w:eastAsia="es-CO"/>
-        </w:rPr>
-        <w:t>stock</w:t>
-      </w:r>
-    </w:p>
-    <w:p>
-      <w:pPr>
-        <w:spacing w:before="0" w:after="0"/>
-        <w:rPr>
-          <w:lang w:eastAsia="es-CO"/>
-        </w:rPr>
-      </w:pPr>
-      <w:r>
-        <w:rPr>
-          <w:lang w:eastAsia="es-CO"/>
-        </w:rPr>
-        <w:t>Este va acompañado de un plan de acción y se realiza de forma continua para el conocimiento del inventario a tiempo real.</w:t>
-      </w:r>
-    </w:p>
-    <w:p>
-      <w:pPr>
-        <w:spacing w:before="0" w:after="0"/>
-        <w:rPr>
-          <w:lang w:eastAsia="es-CO"/>
-        </w:rPr>
-      </w:pPr>
-      <w:r>
-        <w:rPr>
-          <w:b/>
-          <w:bCs/>
-          <w:lang w:eastAsia="es-CO"/>
-        </w:rPr>
-        <w:t>Conteo de precisión</w:t>
-      </w:r>
-    </w:p>
-    <w:p>
-      <w:pPr>
-        <w:spacing w:before="0" w:after="0"/>
-        <w:rPr>
-          <w:lang w:eastAsia="es-CO"/>
-        </w:rPr>
-      </w:pPr>
-      <w:r>
-        <w:rPr>
-          <w:lang w:eastAsia="es-CO"/>
-        </w:rPr>
-        <w:t>Se realiza al momento de recibir mercancía de los proveedores o al preparar los pedidos para clientes.</w:t>
-      </w:r>
-    </w:p>
-    <w:p>
-      <w:pPr>
-        <w:spacing w:before="0" w:after="0"/>
-        <w:rPr>
-          <w:lang w:eastAsia="es-CO"/>
-        </w:rPr>
-      </w:pPr>
-      <w:r>
-        <w:rPr>
-          <w:b/>
-          <w:bCs/>
-          <w:lang w:eastAsia="es-CO"/>
-        </w:rPr>
-        <w:t>Validación de </w:t>
-      </w:r>
-      <w:r>
-        <w:rPr>
-          <w:rStyle w:val="Extranjerismo"/>
-          <w:b/>
-          <w:bCs/>
-          <w:i/>
-          <w:iCs/>
-          <w:lang w:eastAsia="es-CO"/>
-        </w:rPr>
-        <w:t>stock </w:t>
-      </w:r>
-      <w:r>
-        <w:rPr>
-          <w:b/>
-          <w:bCs/>
-          <w:lang w:eastAsia="es-CO"/>
-        </w:rPr>
-        <w:t>agotado</w:t>
-      </w:r>
-    </w:p>
-    <w:p>
-      <w:pPr>
-        <w:spacing w:before="0" w:after="0"/>
-        <w:rPr>
-          <w:lang w:eastAsia="es-CO"/>
-        </w:rPr>
-      </w:pPr>
-      <w:r>
-        <w:rPr>
-          <w:lang w:eastAsia="es-CO"/>
-        </w:rPr>
-        <w:t>Se utiliza como validación de la no disponibilidad de producto o para validar y cuantificar cantidades muy pequeñas.</w:t>
-      </w:r>
-    </w:p>
-    <w:p>
-      <w:pPr>
-        <w:spacing w:before="0" w:after="0"/>
-        <w:rPr>
-          <w:lang w:eastAsia="es-CO"/>
-        </w:rPr>
-      </w:pPr>
-      <w:r>
-        <w:rPr>
-          <w:b/>
-          <w:bCs/>
-          <w:lang w:eastAsia="es-CO"/>
-        </w:rPr>
-        <w:t>Inventario anual de </w:t>
-      </w:r>
-      <w:r>
-        <w:rPr>
-          <w:rStyle w:val="Extranjerismo"/>
-          <w:b/>
-          <w:bCs/>
-          <w:i/>
-          <w:iCs/>
-          <w:lang w:eastAsia="es-CO"/>
-        </w:rPr>
-        <w:t>stock</w:t>
-      </w:r>
-    </w:p>
-    <w:p>
-      <w:pPr>
-        <w:spacing w:before="0" w:after="0"/>
-        <w:rPr>
-          <w:lang w:eastAsia="es-CO"/>
-        </w:rPr>
-      </w:pPr>
-      <w:r>
-        <w:rPr>
-          <w:lang w:eastAsia="es-CO"/>
-        </w:rPr>
         <w:t>Este sistema entra en funcionamiento cuando no se realiza un inventario periódico o continuo, y se lleva a cabo un único proceso de inventario para el año en curso.</w:t>
       </w:r>
     </w:p>
@@ -6982,7 +7192,6 @@
         <w:rPr>
           <w:lang w:eastAsia="es-CO"/>
         </w:rPr>
-        <w:lastRenderedPageBreak/>
         <w:t xml:space="preserve">A continuación, se verá un paso a paso en el proceso de conteo en el </w:t>
       </w:r>
       <w:r>
@@ -7029,6 +7238,7 @@
         <w:rPr>
           <w:lang w:eastAsia="es-CO"/>
         </w:rPr>
+        <w:lastRenderedPageBreak/>
         <w:t>La mercancía en la góndola se contará de izquierda a derecha, de arriba hacia abajo y de atrás hacia adelante.</w:t>
       </w:r>
     </w:p>
@@ -7245,7 +7455,6 @@
         <w:rPr>
           <w:lang w:eastAsia="es-CO"/>
         </w:rPr>
-        <w:lastRenderedPageBreak/>
         <w:t>Al finalizar se contrastarán los listados del auditor y contador para la validación de errores y, en el caso de que existan, corregirlos para luego ingresar la información al sistema.</w:t>
       </w:r>
     </w:p>
@@ -7270,6 +7479,7 @@
         <w:rPr>
           <w:lang w:eastAsia="es-CO"/>
         </w:rPr>
+        <w:lastRenderedPageBreak/>
         <w:t>Imprimir lo capturado en sistema y revisar que no haya ningún faltante físico de mercancía, en caso de haberlo se volverá a contar la mercancía con faltante y se buscará en todos los lugares posibles que pueda estar antes de tomarla como faltante real.</w:t>
       </w:r>
     </w:p>
@@ -7407,14 +7617,14 @@
         <w:rPr>
           <w:lang w:eastAsia="es-CO"/>
         </w:rPr>
-        <w:t xml:space="preserve">Para la realización del proceso de conteo se debe hacer una mediación tecnológica, a través de herramientas que ayuden en el proceso de contabilización y que permita una gestión en vivo de la información recolectada. Herramientas como </w:t>
+        <w:t xml:space="preserve">Para la realización del proceso de conteo se debe hacer una mediación tecnológica, a través de herramientas que ayuden en el proceso de contabilización y que permita una gestión en vivo de la información recolectada. Herramientas como estas permiten almacenar, organizar y generar reportes, y mucho más, que ayuden a conocer las unidades exactas que quedan en resguardo, permitiendo cruzar la </w:t>
       </w:r>
       <w:r>
         <w:rPr>
           <w:lang w:eastAsia="es-CO"/>
         </w:rPr>
         <w:lastRenderedPageBreak/>
-        <w:t>estas permiten almacenar, organizar y generar reportes, y mucho más, que ayuden a conocer las unidades exactas que quedan en resguardo, permitiendo cruzar la información y colaborar en la toma de decisiones y evitando una posible ruptura en la cadena de servicio.</w:t>
+        <w:t>información y colaborar en la toma de decisiones y evitando una posible ruptura en la cadena de servicio.</w:t>
       </w:r>
     </w:p>
     <w:p>
@@ -7568,14 +7778,23 @@
         <w:rPr>
           <w:lang w:eastAsia="es-CO"/>
         </w:rPr>
-        <w:t xml:space="preserve">Cuando eso sucede, es decir, cuando se transporta, la mercancía adquiere la consideración de “carga”. Así, la mercancía se considera una carga desde el momento en que pasa a ser un elemento que va a ser movido y trasladado o enviado desde un </w:t>
-      </w:r>
+        <w:t>Cuando eso sucede, es decir, cuando se transporta, la mercancía adquiere la consideración de “carga”. Así, la mercancía se considera una carga desde el momento en que pasa a ser un elemento que va a ser movido y trasladado o enviado desde un punto de origen a otro de destino, para lo que con toda probabilidad deberá ser embalado, manipulado, manejado o almacenado.</w:t>
+      </w:r>
+    </w:p>
+    <w:p>
+      <w:pPr>
+        <w:spacing w:before="0" w:after="0"/>
+        <w:ind w:firstLine="708"/>
+        <w:rPr>
+          <w:lang w:eastAsia="es-CO"/>
+        </w:rPr>
+      </w:pPr>
       <w:r>
         <w:rPr>
           <w:lang w:eastAsia="es-CO"/>
         </w:rPr>
         <w:lastRenderedPageBreak/>
-        <w:t>punto de origen a otro de destino, para lo que con toda probabilidad deberá ser embalado, manipulado, manejado o almacenado.</w:t>
+        <w:t>Las mercancías o productos pueden ser sólidos, líquidos o gaseosos y se clasifican en:</w:t>
       </w:r>
     </w:p>
     <w:p>
@@ -7586,26 +7805,10 @@
           <w:lang w:eastAsia="es-CO"/>
         </w:rPr>
       </w:pPr>
-      <w:r>
-        <w:rPr>
-          <w:lang w:eastAsia="es-CO"/>
-        </w:rPr>
-        <w:t>Las mercancías o productos pueden ser sólidos, líquidos o gaseosos y se clasifican en:</w:t>
-      </w:r>
-    </w:p>
-    <w:p>
-      <w:pPr>
-        <w:spacing w:before="0" w:after="0"/>
-        <w:ind w:firstLine="708"/>
-        <w:rPr>
-          <w:lang w:eastAsia="es-CO"/>
-        </w:rPr>
-      </w:pPr>
     </w:p>
     <w:p>
       <w:pPr>
         <w:pStyle w:val="Figura"/>
-        <w:ind w:left="0"/>
       </w:pPr>
       <w:r>
         <w:rPr>
@@ -7760,20 +7963,30 @@
         <w:rPr>
           <w:lang w:eastAsia="es-CO"/>
         </w:rPr>
+        <w:t>Código internacional de mercancías peligrosas.</w:t>
+      </w:r>
+    </w:p>
+    <w:p>
+      <w:pPr>
+        <w:pStyle w:val="Prrafodelista"/>
+        <w:spacing w:before="0" w:after="0"/>
+        <w:ind w:left="993" w:firstLine="0"/>
+        <w:rPr>
+          <w:lang w:eastAsia="es-CO"/>
+        </w:rPr>
+      </w:pPr>
+    </w:p>
+    <w:p>
+      <w:pPr>
+        <w:rPr>
+          <w:lang w:eastAsia="es-CO"/>
+        </w:rPr>
+      </w:pPr>
+      <w:r>
+        <w:rPr>
+          <w:lang w:eastAsia="es-CO"/>
+        </w:rPr>
         <w:lastRenderedPageBreak/>
-        <w:t>Código internacional de mercancías peligrosas.</w:t>
-      </w:r>
-    </w:p>
-    <w:p>
-      <w:pPr>
-        <w:rPr>
-          <w:lang w:eastAsia="es-CO"/>
-        </w:rPr>
-      </w:pPr>
-      <w:r>
-        <w:rPr>
-          <w:lang w:eastAsia="es-CO"/>
-        </w:rPr>
         <w:t xml:space="preserve">Es importante tener en cuenta en el </w:t>
       </w:r>
       <w:r>
@@ -7792,13 +8005,6 @@
         </w:rPr>
         <w:t>:</w:t>
       </w:r>
-    </w:p>
-    <w:p>
-      <w:pPr>
-        <w:rPr>
-          <w:lang w:eastAsia="es-CO"/>
-        </w:rPr>
-      </w:pPr>
     </w:p>
     <w:p>
       <w:pPr>
@@ -7859,6 +8065,11 @@
     </w:p>
     <w:p>
       <w:pPr>
+        <w:pStyle w:val="Prrafodelista"/>
+        <w:numPr>
+          <w:ilvl w:val="0"/>
+          <w:numId w:val="21"/>
+        </w:numPr>
         <w:spacing w:before="0" w:after="0"/>
         <w:rPr>
           <w:lang w:eastAsia="es-CO"/>
@@ -7870,6 +8081,20 @@
         </w:rPr>
         <w:t>No recoger del suelo utensilios o instrumentos, aplicando siempre unas buenas prácticas de manufactura.</w:t>
       </w:r>
+    </w:p>
+    <w:p>
+      <w:pPr>
+        <w:rPr>
+          <w:lang w:eastAsia="es-CO"/>
+        </w:rPr>
+      </w:pPr>
+    </w:p>
+    <w:p>
+      <w:pPr>
+        <w:rPr>
+          <w:lang w:eastAsia="es-CO"/>
+        </w:rPr>
+      </w:pPr>
     </w:p>
     <w:p>
       <w:pPr>
@@ -8803,24 +9028,23 @@
           <w:rFonts w:cs="Calibri"/>
           <w:lang w:eastAsia="es-CO"/>
         </w:rPr>
-        <w:t>Al hablar de referencias se hace mención de aquellos productos que buscan llenar una necesidad puntual y específica. Las mismas abarcan el modelo, función, marca, contenido y pueden ser tantas como artículos disponibles.</w:t>
-      </w:r>
-    </w:p>
-    <w:p>
-      <w:pPr>
-        <w:spacing w:before="0" w:after="0"/>
-        <w:ind w:firstLine="708"/>
-        <w:rPr>
-          <w:rFonts w:cs="Calibri"/>
-          <w:lang w:eastAsia="es-CO"/>
-        </w:rPr>
-      </w:pPr>
-      <w:r>
-        <w:rPr>
-          <w:rFonts w:cs="Calibri"/>
-          <w:lang w:eastAsia="es-CO"/>
-        </w:rPr>
-        <w:t>Las referencias son claves para la satisfacción del cliente, para el cumplimiento de sus necesidades o deseos o creando nuevas necesidades con miras a posicionarse en el mercado, generando rentabilidad.</w:t>
+        <w:t xml:space="preserve">Al hablar de referencias se </w:t>
+      </w:r>
+      <w:proofErr w:type="gramStart"/>
+      <w:r>
+        <w:rPr>
+          <w:rFonts w:cs="Calibri"/>
+          <w:lang w:eastAsia="es-CO"/>
+        </w:rPr>
+        <w:t>hace mención de</w:t>
+      </w:r>
+      <w:proofErr w:type="gramEnd"/>
+      <w:r>
+        <w:rPr>
+          <w:rFonts w:cs="Calibri"/>
+          <w:lang w:eastAsia="es-CO"/>
+        </w:rPr>
+        <w:t xml:space="preserve"> aquellos productos que buscan llenar una necesidad puntual y específica. Las mismas abarcan el modelo, función, marca, contenido y pueden ser tantas como artículos disponibles.</w:t>
       </w:r>
     </w:p>
     <w:p>
@@ -8841,6 +9065,27 @@
           <w:rFonts w:cs="Calibri"/>
           <w:lang w:eastAsia="es-CO"/>
         </w:rPr>
+        <w:t>Las referencias son claves para la satisfacción del cliente, para el cumplimiento de sus necesidades o deseos o creando nuevas necesidades con miras a posicionarse en el mercado, generando rentabilidad.</w:t>
+      </w:r>
+    </w:p>
+    <w:p>
+      <w:pPr>
+        <w:pStyle w:val="Prrafodelista"/>
+        <w:numPr>
+          <w:ilvl w:val="0"/>
+          <w:numId w:val="28"/>
+        </w:numPr>
+        <w:spacing w:before="0" w:after="0"/>
+        <w:rPr>
+          <w:rFonts w:cs="Calibri"/>
+          <w:lang w:eastAsia="es-CO"/>
+        </w:rPr>
+      </w:pPr>
+      <w:r>
+        <w:rPr>
+          <w:rFonts w:cs="Calibri"/>
+          <w:lang w:eastAsia="es-CO"/>
+        </w:rPr>
         <w:t>La profundidad del surtido en el formato comercial, o </w:t>
       </w:r>
       <w:r>
@@ -8981,9 +9226,7 @@
       </w:r>
       <w:r>
         <w:rPr>
-          <w:rFonts w:cs="Calibri"/>
-          <w:i/>
-          <w:iCs/>
+          <w:rStyle w:val="Extranjerismo"/>
           <w:lang w:eastAsia="es-CO"/>
         </w:rPr>
         <w:t>stock</w:t>
@@ -9017,7 +9260,25 @@
           <w:bCs/>
           <w:lang w:eastAsia="es-CO"/>
         </w:rPr>
-        <w:t>Falta de Disponibilidad:</w:t>
+        <w:t xml:space="preserve">Falta de </w:t>
+      </w:r>
+      <w:r>
+        <w:rPr>
+          <w:rFonts w:cs="Calibri"/>
+          <w:b/>
+          <w:bCs/>
+          <w:lang w:eastAsia="es-CO"/>
+        </w:rPr>
+        <w:t>d</w:t>
+      </w:r>
+      <w:r>
+        <w:rPr>
+          <w:rFonts w:cs="Calibri"/>
+          <w:b/>
+          <w:bCs/>
+          <w:lang w:eastAsia="es-CO"/>
+        </w:rPr>
+        <w:t>isponibilidad:</w:t>
       </w:r>
       <w:r>
         <w:rPr>
@@ -9048,7 +9309,25 @@
           <w:bCs/>
           <w:lang w:eastAsia="es-CO"/>
         </w:rPr>
-        <w:t>Pérdida de Ventas:</w:t>
+        <w:t xml:space="preserve">Pérdida de </w:t>
+      </w:r>
+      <w:r>
+        <w:rPr>
+          <w:rFonts w:cs="Calibri"/>
+          <w:b/>
+          <w:bCs/>
+          <w:lang w:eastAsia="es-CO"/>
+        </w:rPr>
+        <w:t>v</w:t>
+      </w:r>
+      <w:r>
+        <w:rPr>
+          <w:rFonts w:cs="Calibri"/>
+          <w:b/>
+          <w:bCs/>
+          <w:lang w:eastAsia="es-CO"/>
+        </w:rPr>
+        <w:t>entas:</w:t>
       </w:r>
       <w:r>
         <w:rPr>
@@ -9079,7 +9358,43 @@
           <w:bCs/>
           <w:lang w:eastAsia="es-CO"/>
         </w:rPr>
-        <w:t>Impacto en la Satisfacción del Cliente:</w:t>
+        <w:t xml:space="preserve">Impacto en la </w:t>
+      </w:r>
+      <w:r>
+        <w:rPr>
+          <w:rFonts w:cs="Calibri"/>
+          <w:b/>
+          <w:bCs/>
+          <w:lang w:eastAsia="es-CO"/>
+        </w:rPr>
+        <w:t>s</w:t>
+      </w:r>
+      <w:r>
+        <w:rPr>
+          <w:rFonts w:cs="Calibri"/>
+          <w:b/>
+          <w:bCs/>
+          <w:lang w:eastAsia="es-CO"/>
+        </w:rPr>
+        <w:t xml:space="preserve">atisfacción del </w:t>
+      </w:r>
+      <w:r>
+        <w:rPr>
+          <w:rFonts w:cs="Calibri"/>
+          <w:b/>
+          <w:bCs/>
+          <w:lang w:eastAsia="es-CO"/>
+        </w:rPr>
+        <w:t>c</w:t>
+      </w:r>
+      <w:r>
+        <w:rPr>
+          <w:rFonts w:cs="Calibri"/>
+          <w:b/>
+          <w:bCs/>
+          <w:lang w:eastAsia="es-CO"/>
+        </w:rPr>
+        <w:t>liente:</w:t>
       </w:r>
       <w:r>
         <w:rPr>
@@ -9110,7 +9425,43 @@
           <w:bCs/>
           <w:lang w:eastAsia="es-CO"/>
         </w:rPr>
-        <w:t>Problemas en la Cadena de Suministro:</w:t>
+        <w:t xml:space="preserve">Problemas en la </w:t>
+      </w:r>
+      <w:r>
+        <w:rPr>
+          <w:rFonts w:cs="Calibri"/>
+          <w:b/>
+          <w:bCs/>
+          <w:lang w:eastAsia="es-CO"/>
+        </w:rPr>
+        <w:t>c</w:t>
+      </w:r>
+      <w:r>
+        <w:rPr>
+          <w:rFonts w:cs="Calibri"/>
+          <w:b/>
+          <w:bCs/>
+          <w:lang w:eastAsia="es-CO"/>
+        </w:rPr>
+        <w:t xml:space="preserve">adena de </w:t>
+      </w:r>
+      <w:r>
+        <w:rPr>
+          <w:rFonts w:cs="Calibri"/>
+          <w:b/>
+          <w:bCs/>
+          <w:lang w:eastAsia="es-CO"/>
+        </w:rPr>
+        <w:t>s</w:t>
+      </w:r>
+      <w:r>
+        <w:rPr>
+          <w:rFonts w:cs="Calibri"/>
+          <w:b/>
+          <w:bCs/>
+          <w:lang w:eastAsia="es-CO"/>
+        </w:rPr>
+        <w:t>uministro:</w:t>
       </w:r>
       <w:r>
         <w:rPr>
@@ -9141,7 +9492,25 @@
           <w:bCs/>
           <w:lang w:eastAsia="es-CO"/>
         </w:rPr>
-        <w:t>Aumento de Costos:</w:t>
+        <w:t xml:space="preserve">Aumento de </w:t>
+      </w:r>
+      <w:r>
+        <w:rPr>
+          <w:rFonts w:cs="Calibri"/>
+          <w:b/>
+          <w:bCs/>
+          <w:lang w:eastAsia="es-CO"/>
+        </w:rPr>
+        <w:t>c</w:t>
+      </w:r>
+      <w:r>
+        <w:rPr>
+          <w:rFonts w:cs="Calibri"/>
+          <w:b/>
+          <w:bCs/>
+          <w:lang w:eastAsia="es-CO"/>
+        </w:rPr>
+        <w:t>ostos:</w:t>
       </w:r>
       <w:r>
         <w:rPr>
@@ -9172,7 +9541,25 @@
           <w:bCs/>
           <w:lang w:eastAsia="es-CO"/>
         </w:rPr>
-        <w:t>Oportunidades de Mejora:</w:t>
+        <w:t xml:space="preserve">Oportunidades de </w:t>
+      </w:r>
+      <w:r>
+        <w:rPr>
+          <w:rFonts w:cs="Calibri"/>
+          <w:b/>
+          <w:bCs/>
+          <w:lang w:eastAsia="es-CO"/>
+        </w:rPr>
+        <w:t>m</w:t>
+      </w:r>
+      <w:r>
+        <w:rPr>
+          <w:rFonts w:cs="Calibri"/>
+          <w:b/>
+          <w:bCs/>
+          <w:lang w:eastAsia="es-CO"/>
+        </w:rPr>
+        <w:t>ejora:</w:t>
       </w:r>
       <w:r>
         <w:rPr>
@@ -9203,7 +9590,25 @@
           <w:bCs/>
           <w:lang w:eastAsia="es-CO"/>
         </w:rPr>
-        <w:t>Dependencia de Proveedores:</w:t>
+        <w:t xml:space="preserve">Dependencia de </w:t>
+      </w:r>
+      <w:r>
+        <w:rPr>
+          <w:rFonts w:cs="Calibri"/>
+          <w:b/>
+          <w:bCs/>
+          <w:lang w:eastAsia="es-CO"/>
+        </w:rPr>
+        <w:t>p</w:t>
+      </w:r>
+      <w:r>
+        <w:rPr>
+          <w:rFonts w:cs="Calibri"/>
+          <w:b/>
+          <w:bCs/>
+          <w:lang w:eastAsia="es-CO"/>
+        </w:rPr>
+        <w:t>roveedores:</w:t>
       </w:r>
       <w:r>
         <w:rPr>
@@ -9235,7 +9640,25 @@
           <w:lang w:eastAsia="es-CO"/>
         </w:rPr>
         <w:lastRenderedPageBreak/>
-        <w:t>Planificación y Estrategia:</w:t>
+        <w:t xml:space="preserve">Planificación y </w:t>
+      </w:r>
+      <w:r>
+        <w:rPr>
+          <w:rFonts w:cs="Calibri"/>
+          <w:b/>
+          <w:bCs/>
+          <w:lang w:eastAsia="es-CO"/>
+        </w:rPr>
+        <w:t>e</w:t>
+      </w:r>
+      <w:r>
+        <w:rPr>
+          <w:rFonts w:cs="Calibri"/>
+          <w:b/>
+          <w:bCs/>
+          <w:lang w:eastAsia="es-CO"/>
+        </w:rPr>
+        <w:t>strategia:</w:t>
       </w:r>
       <w:r>
         <w:rPr>
@@ -9266,7 +9689,13 @@
       </w:pPr>
       <w:bookmarkStart w:id="19" w:name="_Toc232358907"/>
       <w:r>
-        <w:t>Stock de mercancía</w:t>
+        <w:rPr>
+          <w:rStyle w:val="Extranjerismo"/>
+        </w:rPr>
+        <w:t>Stock</w:t>
+      </w:r>
+      <w:r>
+        <w:t xml:space="preserve"> de mercancía</w:t>
       </w:r>
       <w:bookmarkEnd w:id="19"/>
     </w:p>
@@ -9284,7 +9713,21 @@
           <w:rFonts w:cs="Calibri"/>
           <w:lang w:eastAsia="es-CO"/>
         </w:rPr>
-        <w:t>Se denominan stock de una empresa a las mercancías que se encuentran en ella, acumuladas en un lugar determinado, en tránsito o inmersas en el proceso de producción, y cuyo objetivo es su aplicación empresarial en procesos industriales o comerciales.</w:t>
+        <w:t xml:space="preserve">Se denominan </w:t>
+      </w:r>
+      <w:r>
+        <w:rPr>
+          <w:rStyle w:val="Extranjerismo"/>
+          <w:lang w:eastAsia="es-CO"/>
+        </w:rPr>
+        <w:t>stock</w:t>
+      </w:r>
+      <w:r>
+        <w:rPr>
+          <w:rFonts w:cs="Calibri"/>
+          <w:lang w:eastAsia="es-CO"/>
+        </w:rPr>
+        <w:t xml:space="preserve"> de una empresa a las mercancías que se encuentran en ella, acumuladas en un lugar determinado, en tránsito o inmersas en el proceso de producción, y cuyo objetivo es su aplicación empresarial en procesos industriales o comerciales.</w:t>
       </w:r>
     </w:p>
     <w:p>
@@ -9301,7 +9744,21 @@
           <w:rFonts w:cs="Calibri"/>
           <w:lang w:eastAsia="es-CO"/>
         </w:rPr>
-        <w:t>Se entiende por nivel de stock a la cantidad de existencias de un artículo almacenado en un momento dado, muy puntual para los</w:t>
+        <w:t xml:space="preserve">Se entiende por nivel de </w:t>
+      </w:r>
+      <w:r>
+        <w:rPr>
+          <w:rStyle w:val="Extranjerismo"/>
+          <w:lang w:eastAsia="es-CO"/>
+        </w:rPr>
+        <w:t>stock</w:t>
+      </w:r>
+      <w:r>
+        <w:rPr>
+          <w:rFonts w:cs="Calibri"/>
+          <w:lang w:eastAsia="es-CO"/>
+        </w:rPr>
+        <w:t xml:space="preserve"> a la cantidad de existencias de un artículo almacenado en un momento dado, muy puntual para los</w:t>
       </w:r>
       <w:r>
         <w:rPr>
@@ -9349,7 +9806,21 @@
           <w:rFonts w:cs="Calibri"/>
           <w:lang w:eastAsia="es-CO"/>
         </w:rPr>
-        <w:t>Existen diversas clases de stock de mercancía, a saber:</w:t>
+        <w:t xml:space="preserve">Existen diversas clases de </w:t>
+      </w:r>
+      <w:r>
+        <w:rPr>
+          <w:rStyle w:val="Extranjerismo"/>
+          <w:lang w:eastAsia="es-CO"/>
+        </w:rPr>
+        <w:t>stock</w:t>
+      </w:r>
+      <w:r>
+        <w:rPr>
+          <w:rFonts w:cs="Calibri"/>
+          <w:lang w:eastAsia="es-CO"/>
+        </w:rPr>
+        <w:t xml:space="preserve"> de mercancía, a saber:</w:t>
       </w:r>
     </w:p>
     <w:p>
@@ -9363,11 +9834,9 @@
       </w:pPr>
       <w:r>
         <w:rPr>
-          <w:rFonts w:cs="Calibri"/>
-          <w:b/>
-          <w:bCs/>
-          <w:i/>
-          <w:iCs/>
+          <w:rStyle w:val="Extranjerismo"/>
+          <w:b/>
+          <w:bCs/>
           <w:lang w:eastAsia="es-CO"/>
         </w:rPr>
         <w:t>Stock</w:t>
@@ -9410,11 +9879,9 @@
       </w:pPr>
       <w:r>
         <w:rPr>
-          <w:rFonts w:cs="Calibri"/>
-          <w:b/>
-          <w:bCs/>
-          <w:i/>
-          <w:iCs/>
+          <w:rStyle w:val="Extranjerismo"/>
+          <w:b/>
+          <w:bCs/>
           <w:lang w:eastAsia="es-CO"/>
         </w:rPr>
         <w:t>Stock</w:t>
@@ -9457,11 +9924,9 @@
       </w:pPr>
       <w:r>
         <w:rPr>
-          <w:rFonts w:cs="Calibri"/>
-          <w:b/>
-          <w:bCs/>
-          <w:i/>
-          <w:iCs/>
+          <w:rStyle w:val="Extranjerismo"/>
+          <w:b/>
+          <w:bCs/>
           <w:lang w:eastAsia="es-CO"/>
         </w:rPr>
         <w:t>Stock</w:t>
@@ -9494,9 +9959,7 @@
       </w:r>
       <w:r>
         <w:rPr>
-          <w:rFonts w:cs="Calibri"/>
-          <w:i/>
-          <w:iCs/>
+          <w:rStyle w:val="Extranjerismo"/>
           <w:lang w:eastAsia="es-CO"/>
         </w:rPr>
         <w:t>stock</w:t>
@@ -9528,11 +9991,9 @@
       </w:pPr>
       <w:r>
         <w:rPr>
-          <w:rFonts w:cs="Calibri"/>
-          <w:b/>
-          <w:bCs/>
-          <w:i/>
-          <w:iCs/>
+          <w:rStyle w:val="Extranjerismo"/>
+          <w:b/>
+          <w:bCs/>
           <w:lang w:eastAsia="es-CO"/>
         </w:rPr>
         <w:t>Stock</w:t>
@@ -9548,11 +10009,9 @@
       </w:r>
       <w:r>
         <w:rPr>
-          <w:rFonts w:cs="Calibri"/>
-          <w:b/>
-          <w:bCs/>
-          <w:i/>
-          <w:iCs/>
+          <w:rStyle w:val="Extranjerismo"/>
+          <w:b/>
+          <w:bCs/>
           <w:lang w:eastAsia="es-CO"/>
         </w:rPr>
         <w:t>stock</w:t>
@@ -9585,9 +10044,7 @@
       </w:r>
       <w:r>
         <w:rPr>
-          <w:rFonts w:cs="Calibri"/>
-          <w:i/>
-          <w:iCs/>
+          <w:rStyle w:val="Extranjerismo"/>
           <w:lang w:eastAsia="es-CO"/>
         </w:rPr>
         <w:t>stock</w:t>
@@ -9601,9 +10058,7 @@
       </w:r>
       <w:r>
         <w:rPr>
-          <w:rFonts w:cs="Calibri"/>
-          <w:i/>
-          <w:iCs/>
+          <w:rStyle w:val="Extranjerismo"/>
           <w:lang w:eastAsia="es-CO"/>
         </w:rPr>
         <w:t>stock</w:t>
@@ -9627,11 +10082,9 @@
       </w:pPr>
       <w:r>
         <w:rPr>
-          <w:rFonts w:cs="Calibri"/>
-          <w:b/>
-          <w:bCs/>
-          <w:i/>
-          <w:iCs/>
+          <w:rStyle w:val="Extranjerismo"/>
+          <w:b/>
+          <w:bCs/>
           <w:lang w:eastAsia="es-CO"/>
         </w:rPr>
         <w:t>Stock</w:t>
@@ -9664,9 +10117,7 @@
       </w:r>
       <w:r>
         <w:rPr>
-          <w:rFonts w:cs="Calibri"/>
-          <w:i/>
-          <w:iCs/>
+          <w:rStyle w:val="Extranjerismo"/>
           <w:lang w:eastAsia="es-CO"/>
         </w:rPr>
         <w:t>stock</w:t>
@@ -9690,11 +10141,9 @@
       </w:pPr>
       <w:r>
         <w:rPr>
-          <w:rFonts w:cs="Calibri"/>
-          <w:b/>
-          <w:bCs/>
-          <w:i/>
-          <w:iCs/>
+          <w:rStyle w:val="Extranjerismo"/>
+          <w:b/>
+          <w:bCs/>
           <w:lang w:eastAsia="es-CO"/>
         </w:rPr>
         <w:t>Stock</w:t>
@@ -9727,9 +10176,7 @@
       </w:r>
       <w:r>
         <w:rPr>
-          <w:rFonts w:cs="Calibri"/>
-          <w:i/>
-          <w:iCs/>
+          <w:rStyle w:val="Extranjerismo"/>
           <w:lang w:eastAsia="es-CO"/>
         </w:rPr>
         <w:t>stock</w:t>
@@ -9770,11 +10217,9 @@
       </w:pPr>
       <w:r>
         <w:rPr>
-          <w:rFonts w:cs="Calibri"/>
-          <w:b/>
-          <w:bCs/>
-          <w:i/>
-          <w:iCs/>
+          <w:rStyle w:val="Extranjerismo"/>
+          <w:b/>
+          <w:bCs/>
           <w:lang w:eastAsia="es-CO"/>
         </w:rPr>
         <w:t>Stock</w:t>
@@ -9807,9 +10252,7 @@
       </w:r>
       <w:r>
         <w:rPr>
-          <w:rFonts w:cs="Calibri"/>
-          <w:i/>
-          <w:iCs/>
+          <w:rStyle w:val="Extranjerismo"/>
           <w:lang w:eastAsia="es-CO"/>
         </w:rPr>
         <w:t>stock</w:t>
@@ -9833,11 +10276,9 @@
       </w:pPr>
       <w:r>
         <w:rPr>
-          <w:rFonts w:cs="Calibri"/>
-          <w:b/>
-          <w:bCs/>
-          <w:i/>
-          <w:iCs/>
+          <w:rStyle w:val="Extranjerismo"/>
+          <w:b/>
+          <w:bCs/>
           <w:lang w:eastAsia="es-CO"/>
         </w:rPr>
         <w:t>Stock</w:t>
@@ -10219,14 +10660,35 @@
           <w:rFonts w:cs="Calibri"/>
           <w:lang w:eastAsia="es-CO"/>
         </w:rPr>
-        <w:t xml:space="preserve">La devolución de pedidos o logística inversa se utiliza para coordinar los movimientos de los productos. Su función principal es recuperar el stock teniendo presentes distintas variables, como diferentes trámites administrativos, </w:t>
-      </w:r>
-      <w:r>
-        <w:rPr>
-          <w:rFonts w:cs="Calibri"/>
-          <w:lang w:eastAsia="es-CO"/>
-        </w:rPr>
-        <w:t>Re etiquetado</w:t>
+        <w:t xml:space="preserve">La devolución de pedidos o logística inversa se utiliza para coordinar los movimientos de los productos. Su función principal es recuperar el </w:t>
+      </w:r>
+      <w:r>
+        <w:rPr>
+          <w:rStyle w:val="Extranjerismo"/>
+          <w:lang w:eastAsia="es-CO"/>
+        </w:rPr>
+        <w:t>stock</w:t>
+      </w:r>
+      <w:r>
+        <w:rPr>
+          <w:rFonts w:cs="Calibri"/>
+          <w:lang w:eastAsia="es-CO"/>
+        </w:rPr>
+        <w:t xml:space="preserve"> teniendo presentes distintas variables, como diferentes trámites administrativos, </w:t>
+      </w:r>
+      <w:r>
+        <w:rPr>
+          <w:rFonts w:cs="Calibri"/>
+          <w:lang w:eastAsia="es-CO"/>
+        </w:rPr>
+        <w:t>r</w:t>
+      </w:r>
+      <w:r>
+        <w:rPr>
+          <w:rFonts w:cs="Calibri"/>
+          <w:lang w:eastAsia="es-CO"/>
+        </w:rPr>
+        <w:t>eetiquetado</w:t>
       </w:r>
       <w:r>
         <w:rPr>
@@ -10250,7 +10712,23 @@
           <w:rFonts w:cs="Calibri"/>
           <w:lang w:eastAsia="es-CO"/>
         </w:rPr>
-        <w:t>El procedimiento de devolución está regulado, según la legislación comercial de cada país, ya que es un procedimiento de gestión tributaria adherido por la declaración que cada organización debe presentar a su sistema tributario.</w:t>
+        <w:t xml:space="preserve">El procedimiento de devolución está regulado, según la legislación comercial de cada país, ya que es un procedimiento de gestión tributaria adherido por la declaración que cada organización debe presentar a su sistema </w:t>
+      </w:r>
+      <w:proofErr w:type="spellStart"/>
+      <w:r>
+        <w:rPr>
+          <w:rFonts w:cs="Calibri"/>
+          <w:lang w:eastAsia="es-CO"/>
+        </w:rPr>
+        <w:t>tririo</w:t>
+      </w:r>
+      <w:proofErr w:type="spellEnd"/>
+      <w:r>
+        <w:rPr>
+          <w:rFonts w:cs="Calibri"/>
+          <w:lang w:eastAsia="es-CO"/>
+        </w:rPr>
+        <w:t>.</w:t>
       </w:r>
     </w:p>
     <w:p>
@@ -10616,6 +11094,7 @@
         </w:rPr>
         <w:t>Es un proceso logístico útil porque permite visualizar las ventas, lo que demuestra y permite analizar el tráfico y el número de </w:t>
       </w:r>
+      <w:proofErr w:type="gramStart"/>
       <w:r>
         <w:rPr>
           <w:rStyle w:val="Extranjerismo"/>
@@ -10623,6 +11102,7 @@
         </w:rPr>
         <w:t>tickets</w:t>
       </w:r>
+      <w:proofErr w:type="gramEnd"/>
       <w:r>
         <w:rPr>
           <w:rFonts w:cs="Calibri"/>
@@ -10850,9 +11330,7 @@
       </w:r>
       <w:r>
         <w:rPr>
-          <w:rFonts w:cs="Calibri"/>
-          <w:i/>
-          <w:iCs/>
+          <w:rStyle w:val="Extranjerismo"/>
           <w:lang w:eastAsia="es-CO"/>
         </w:rPr>
         <w:t>stock</w:t>
@@ -10868,22 +11346,22 @@
     <w:p>
       <w:pPr>
         <w:spacing w:before="0" w:after="0"/>
+        <w:ind w:firstLine="708"/>
+        <w:rPr>
+          <w:rFonts w:cs="Calibri"/>
+          <w:lang w:eastAsia="es-CO"/>
+        </w:rPr>
+      </w:pPr>
+    </w:p>
+    <w:p>
+      <w:pPr>
+        <w:spacing w:before="0" w:after="0"/>
         <w:ind w:firstLine="0"/>
         <w:rPr>
           <w:rFonts w:cs="Calibri"/>
           <w:lang w:eastAsia="es-CO"/>
         </w:rPr>
       </w:pPr>
-    </w:p>
-    <w:p>
-      <w:pPr>
-        <w:spacing w:before="0" w:after="0"/>
-        <w:ind w:firstLine="0"/>
-        <w:rPr>
-          <w:rFonts w:cs="Calibri"/>
-          <w:lang w:eastAsia="es-CO"/>
-        </w:rPr>
-      </w:pPr>
       <w:r>
         <w:rPr>
           <w:rFonts w:cs="Calibri"/>
@@ -10891,10 +11369,10 @@
           <w:lang w:eastAsia="es-CO"/>
         </w:rPr>
         <w:drawing>
-          <wp:inline distT="0" distB="0" distL="0" distR="0" wp14:anchorId="6D31A832" wp14:editId="02227885">
+          <wp:inline distT="0" distB="0" distL="0" distR="0" wp14:anchorId="22204205" wp14:editId="55101842">
             <wp:extent cx="6332220" cy="2012315"/>
             <wp:effectExtent l="0" t="0" r="0" b="6985"/>
-            <wp:docPr id="749968578" name="Gráfico 4" descr="Incluye la gestión logística en el punto de venta, que abarca la clasificación y características del inventario, el uso de herramientas como códigos de barras y software especializado. Además, se enfoca en la toma física y digital de inventarios mediante técnicas de conteo y manejo de mercancías. También se presta atención a la gestión de productos, considerando su naturaleza, atributos, rotación y niveles de stock. Finalmente, se abordan las devoluciones, explicando qué son, cómo identificar averías y realizar recuentos y reportes necesarios."/>
+            <wp:docPr id="1523988172" name="Gráfico 4" descr="Incluye la gestión logística en el punto de venta, que abarca la clasificación y características del inventario, el uso de herramientas como códigos de barras y software especializado. Además, se enfoca en la toma física y digital de inventarios mediante técnicas de conteo y manejo de mercancías. También se presta atención a la gestión de productos, considerando su naturaleza, atributos, rotación y niveles de stock. Finalmente, se abordan las devoluciones, explicando qué son, cómo identificar averías y realizar recuentos y reportes necesarios."/>
             <wp:cNvGraphicFramePr>
               <a:graphicFrameLocks xmlns:a="http://schemas.openxmlformats.org/drawingml/2006/main" noChangeAspect="1"/>
             </wp:cNvGraphicFramePr>
@@ -10902,7 +11380,7 @@
               <a:graphicData uri="http://schemas.openxmlformats.org/drawingml/2006/picture">
                 <pic:pic xmlns:pic="http://schemas.openxmlformats.org/drawingml/2006/picture">
                   <pic:nvPicPr>
-                    <pic:cNvPr id="749968578" name="Gráfico 4" descr="Incluye la gestión logística en el punto de venta, que abarca la clasificación y características del inventario, el uso de herramientas como códigos de barras y software especializado. Además, se enfoca en la toma física y digital de inventarios mediante técnicas de conteo y manejo de mercancías. También se presta atención a la gestión de productos, considerando su naturaleza, atributos, rotación y niveles de stock. Finalmente, se abordan las devoluciones, explicando qué son, cómo identificar averías y realizar recuentos y reportes necesarios."/>
+                    <pic:cNvPr id="1523988172" name="Gráfico 4" descr="Incluye la gestión logística en el punto de venta, que abarca la clasificación y características del inventario, el uso de herramientas como códigos de barras y software especializado. Además, se enfoca en la toma física y digital de inventarios mediante técnicas de conteo y manejo de mercancías. También se presta atención a la gestión de productos, considerando su naturaleza, atributos, rotación y niveles de stock. Finalmente, se abordan las devoluciones, explicando qué son, cómo identificar averías y realizar recuentos y reportes necesarios."/>
                     <pic:cNvPicPr/>
                   </pic:nvPicPr>
                   <pic:blipFill>
@@ -11235,11 +11713,9 @@
       </w:r>
       <w:r>
         <w:rPr>
-          <w:rFonts w:cs="Calibri"/>
-          <w:b/>
-          <w:bCs/>
-          <w:i/>
-          <w:iCs/>
+          <w:rStyle w:val="Extranjerismo"/>
+          <w:b/>
+          <w:bCs/>
           <w:lang w:eastAsia="es-CO"/>
         </w:rPr>
         <w:t>stock</w:t>
@@ -11354,11 +11830,9 @@
       </w:pPr>
       <w:r>
         <w:rPr>
-          <w:rFonts w:cs="Calibri"/>
-          <w:b/>
-          <w:bCs/>
-          <w:i/>
-          <w:iCs/>
+          <w:rStyle w:val="Extranjerismo"/>
+          <w:b/>
+          <w:bCs/>
           <w:lang w:eastAsia="es-CO"/>
         </w:rPr>
         <w:t>Stock</w:t>
@@ -11429,12 +11903,37 @@
           <w:lang w:val="es-MX" w:eastAsia="es-CO"/>
         </w:rPr>
       </w:pPr>
+      <w:proofErr w:type="spellStart"/>
       <w:r>
         <w:rPr>
           <w:rFonts w:cs="Calibri"/>
           <w:lang w:val="es-MX" w:eastAsia="es-CO"/>
         </w:rPr>
-        <w:t xml:space="preserve">Céspedes, A. (2010). Principios de mercadeo. Ecoe Ediciones. </w:t>
+        <w:t>Céspedes</w:t>
+      </w:r>
+      <w:proofErr w:type="spellEnd"/>
+      <w:r>
+        <w:rPr>
+          <w:rFonts w:cs="Calibri"/>
+          <w:lang w:val="es-MX" w:eastAsia="es-CO"/>
+        </w:rPr>
+        <w:t xml:space="preserve">, A. (2010). Principios de mercadeo. </w:t>
+      </w:r>
+      <w:proofErr w:type="spellStart"/>
+      <w:r>
+        <w:rPr>
+          <w:rFonts w:cs="Calibri"/>
+          <w:lang w:val="es-MX" w:eastAsia="es-CO"/>
+        </w:rPr>
+        <w:t>Ecoe</w:t>
+      </w:r>
+      <w:proofErr w:type="spellEnd"/>
+      <w:r>
+        <w:rPr>
+          <w:rFonts w:cs="Calibri"/>
+          <w:lang w:val="es-MX" w:eastAsia="es-CO"/>
+        </w:rPr>
+        <w:t xml:space="preserve"> Ediciones. </w:t>
       </w:r>
       <w:hyperlink r:id="rId17" w:history="1">
         <w:r>
@@ -11467,7 +11966,21 @@
           <w:rFonts w:cs="Calibri"/>
           <w:lang w:val="es-MX" w:eastAsia="es-CO"/>
         </w:rPr>
-        <w:t>Kotler, P. (2017). Fundamentos del marketing.</w:t>
+        <w:t xml:space="preserve">Kotler, P. (2017). Fundamentos del </w:t>
+      </w:r>
+      <w:r>
+        <w:rPr>
+          <w:rStyle w:val="Extranjerismo"/>
+          <w:lang w:val="es-MX" w:eastAsia="es-CO"/>
+        </w:rPr>
+        <w:t>marketing</w:t>
+      </w:r>
+      <w:r>
+        <w:rPr>
+          <w:rFonts w:cs="Calibri"/>
+          <w:lang w:val="es-MX" w:eastAsia="es-CO"/>
+        </w:rPr>
+        <w:t>.</w:t>
       </w:r>
       <w:r>
         <w:rPr>
@@ -11502,12 +12015,53 @@
           <w:lang w:val="es-MX" w:eastAsia="es-CO"/>
         </w:rPr>
       </w:pPr>
+      <w:proofErr w:type="spellStart"/>
       <w:r>
         <w:rPr>
           <w:rFonts w:cs="Calibri"/>
           <w:lang w:val="es-MX" w:eastAsia="es-CO"/>
         </w:rPr>
-        <w:t>Xmarts. (2025, 13 febrero). Guía Completa de Control de Inventarios 2025: Qué es, Cómo Hacerlo y Ejemplos - Xmarts. Xmarts - Libera el potencial de tu empresa.</w:t>
+        <w:t>Xmarts</w:t>
+      </w:r>
+      <w:proofErr w:type="spellEnd"/>
+      <w:r>
+        <w:rPr>
+          <w:rFonts w:cs="Calibri"/>
+          <w:lang w:val="es-MX" w:eastAsia="es-CO"/>
+        </w:rPr>
+        <w:t xml:space="preserve">. (2025, 13 febrero). Guía Completa de Control de Inventarios 2025: Qué es, Cómo Hacerlo y Ejemplos - </w:t>
+      </w:r>
+      <w:proofErr w:type="spellStart"/>
+      <w:r>
+        <w:rPr>
+          <w:rFonts w:cs="Calibri"/>
+          <w:lang w:val="es-MX" w:eastAsia="es-CO"/>
+        </w:rPr>
+        <w:t>Xmarts</w:t>
+      </w:r>
+      <w:proofErr w:type="spellEnd"/>
+      <w:r>
+        <w:rPr>
+          <w:rFonts w:cs="Calibri"/>
+          <w:lang w:val="es-MX" w:eastAsia="es-CO"/>
+        </w:rPr>
+        <w:t xml:space="preserve">. </w:t>
+      </w:r>
+      <w:proofErr w:type="spellStart"/>
+      <w:r>
+        <w:rPr>
+          <w:rFonts w:cs="Calibri"/>
+          <w:lang w:val="es-MX" w:eastAsia="es-CO"/>
+        </w:rPr>
+        <w:t>Xmarts</w:t>
+      </w:r>
+      <w:proofErr w:type="spellEnd"/>
+      <w:r>
+        <w:rPr>
+          <w:rFonts w:cs="Calibri"/>
+          <w:lang w:val="es-MX" w:eastAsia="es-CO"/>
+        </w:rPr>
+        <w:t xml:space="preserve"> - Libera el potencial de tu empresa.</w:t>
       </w:r>
       <w:r>
         <w:rPr>
@@ -18013,10 +18567,11 @@
     <w:link w:val="FiguraCar"/>
     <w:autoRedefine/>
     <w:qFormat/>
-    <w:rsid w:val="00C25AE8"/>
+    <w:rsid w:val="00164808"/>
     <w:pPr>
       <w:spacing w:before="0" w:after="0"/>
-      <w:ind w:left="360" w:firstLine="0"/>
+      <w:ind w:firstLine="0"/>
+      <w:jc w:val="center"/>
     </w:pPr>
     <w:rPr>
       <w:rFonts w:cs="Times New Roman (Cuerpo en alfa"/>
@@ -18029,7 +18584,7 @@
   <w:style w:type="character" w:customStyle="1" w:styleId="FiguraCar">
     <w:name w:val="Figura Car"/>
     <w:link w:val="Figura"/>
-    <w:rsid w:val="00C25AE8"/>
+    <w:rsid w:val="00164808"/>
     <w:rPr>
       <w:rFonts w:cs="Times New Roman (Cuerpo en alfa"/>
       <w:color w:val="000000"/>
@@ -19121,6 +19676,19 @@
 </file>
 
 <file path=customXml/item1.xml><?xml version="1.0" encoding="utf-8"?>
+<?mso-contentType ?>
+<FormTemplates xmlns="http://schemas.microsoft.com/sharepoint/v3/contenttype/forms">
+  <Display>DocumentLibraryForm</Display>
+  <Edit>DocumentLibraryForm</Edit>
+  <New>DocumentLibraryForm</New>
+</FormTemplates>
+</file>
+
+<file path=customXml/item2.xml><?xml version="1.0" encoding="utf-8"?>
+<b:Sources xmlns:b="http://schemas.openxmlformats.org/officeDocument/2006/bibliography" xmlns="http://schemas.openxmlformats.org/officeDocument/2006/bibliography" SelectedStyle="\APASixthEditionOfficeOnline.xsl" StyleName="APA" Version="6"/>
+</file>
+
+<file path=customXml/item3.xml><?xml version="1.0" encoding="utf-8"?>
 <p:properties xmlns:p="http://schemas.microsoft.com/office/2006/metadata/properties" xmlns:xsi="http://www.w3.org/2001/XMLSchema-instance" xmlns:pc="http://schemas.microsoft.com/office/infopath/2007/PartnerControls">
   <documentManagement>
     <TaxCatchAll xmlns="13c90a0b-73bc-4dc0-be5f-28d77b615beb" xsi:nil="true"/>
@@ -19131,7 +19699,7 @@
 </p:properties>
 </file>
 
-<file path=customXml/item2.xml><?xml version="1.0" encoding="utf-8"?>
+<file path=customXml/item4.xml><?xml version="1.0" encoding="utf-8"?>
 <ct:contentTypeSchema xmlns:ct="http://schemas.microsoft.com/office/2006/metadata/contentType" xmlns:ma="http://schemas.microsoft.com/office/2006/metadata/properties/metaAttributes" ct:_="" ma:_="" ma:contentTypeName="Documento" ma:contentTypeID="0x0101006A81D6BD42E8DF4C91013959704817E1" ma:contentTypeVersion="15" ma:contentTypeDescription="Crear nuevo documento." ma:contentTypeScope="" ma:versionID="bf4f72ffd194f0963ff564daca6869f7">
   <xsd:schema xmlns:xsd="http://www.w3.org/2001/XMLSchema" xmlns:xs="http://www.w3.org/2001/XMLSchema" xmlns:p="http://schemas.microsoft.com/office/2006/metadata/properties" xmlns:ns2="13c90a0b-73bc-4dc0-be5f-28d77b615beb" xmlns:ns3="13c93bba-48ce-428c-bfe5-88b42c19b028" targetNamespace="http://schemas.microsoft.com/office/2006/metadata/properties" ma:root="true" ma:fieldsID="8718d6f4873a5b1392a45044efa78385" ns2:_="" ns3:_="">
     <xsd:import namespace="13c90a0b-73bc-4dc0-be5f-28d77b615beb"/>
@@ -19366,20 +19934,23 @@
 </ct:contentTypeSchema>
 </file>
 
-<file path=customXml/item3.xml><?xml version="1.0" encoding="utf-8"?>
-<?mso-contentType ?>
-<FormTemplates xmlns="http://schemas.microsoft.com/sharepoint/v3/contenttype/forms">
-  <Display>DocumentLibraryForm</Display>
-  <Edit>DocumentLibraryForm</Edit>
-  <New>DocumentLibraryForm</New>
-</FormTemplates>
+<file path=customXml/itemProps1.xml><?xml version="1.0" encoding="utf-8"?>
+<ds:datastoreItem xmlns:ds="http://schemas.openxmlformats.org/officeDocument/2006/customXml" ds:itemID="{91756AAB-0645-4FFC-990B-34BB6096B23B}">
+  <ds:schemaRefs>
+    <ds:schemaRef ds:uri="http://schemas.microsoft.com/sharepoint/v3/contenttype/forms"/>
+  </ds:schemaRefs>
+</ds:datastoreItem>
 </file>
 
-<file path=customXml/item4.xml><?xml version="1.0" encoding="utf-8"?>
-<b:Sources xmlns:b="http://schemas.openxmlformats.org/officeDocument/2006/bibliography" xmlns="http://schemas.openxmlformats.org/officeDocument/2006/bibliography" SelectedStyle="\APASixthEditionOfficeOnline.xsl" StyleName="APA" Version="6"/>
+<file path=customXml/itemProps2.xml><?xml version="1.0" encoding="utf-8"?>
+<ds:datastoreItem xmlns:ds="http://schemas.openxmlformats.org/officeDocument/2006/customXml" ds:itemID="{1AF2C25B-FB23-49D7-861B-D97474F002D2}">
+  <ds:schemaRefs>
+    <ds:schemaRef ds:uri="http://schemas.openxmlformats.org/officeDocument/2006/bibliography"/>
+  </ds:schemaRefs>
+</ds:datastoreItem>
 </file>
 
-<file path=customXml/itemProps1.xml><?xml version="1.0" encoding="utf-8"?>
+<file path=customXml/itemProps3.xml><?xml version="1.0" encoding="utf-8"?>
 <ds:datastoreItem xmlns:ds="http://schemas.openxmlformats.org/officeDocument/2006/customXml" ds:itemID="{CEECB56F-E1D8-45BF-A0A3-B5258E7263D4}">
   <ds:schemaRefs>
     <ds:schemaRef ds:uri="http://schemas.microsoft.com/office/2006/metadata/properties"/>
@@ -19390,7 +19961,7 @@
 </ds:datastoreItem>
 </file>
 
-<file path=customXml/itemProps2.xml><?xml version="1.0" encoding="utf-8"?>
+<file path=customXml/itemProps4.xml><?xml version="1.0" encoding="utf-8"?>
 <ds:datastoreItem xmlns:ds="http://schemas.openxmlformats.org/officeDocument/2006/customXml" ds:itemID="{4B3C6E78-634C-4AE7-B2E1-4D68F5BA9D52}">
   <ds:schemaRefs>
     <ds:schemaRef ds:uri="http://schemas.microsoft.com/office/2006/metadata/contentType"/>
@@ -19407,20 +19978,4 @@
     <ds:schemaRef ds:uri="http://schemas.microsoft.com/internal/obd"/>
   </ds:schemaRefs>
 </ds:datastoreItem>
-</file>
-
-<file path=customXml/itemProps3.xml><?xml version="1.0" encoding="utf-8"?>
-<ds:datastoreItem xmlns:ds="http://schemas.openxmlformats.org/officeDocument/2006/customXml" ds:itemID="{91756AAB-0645-4FFC-990B-34BB6096B23B}">
-  <ds:schemaRefs>
-    <ds:schemaRef ds:uri="http://schemas.microsoft.com/sharepoint/v3/contenttype/forms"/>
-  </ds:schemaRefs>
-</ds:datastoreItem>
-</file>
-
-<file path=customXml/itemProps4.xml><?xml version="1.0" encoding="utf-8"?>
-<ds:datastoreItem xmlns:ds="http://schemas.openxmlformats.org/officeDocument/2006/customXml" ds:itemID="{1AF2C25B-FB23-49D7-861B-D97474F002D2}">
-  <ds:schemaRefs>
-    <ds:schemaRef ds:uri="http://schemas.openxmlformats.org/officeDocument/2006/bibliography"/>
-  </ds:schemaRefs>
-</ds:datastoreItem>
 </file>
--- a/fuentes/CF4_621209_DU.docx
+++ b/fuentes/CF4_621209_DU.docx
@@ -257,15 +257,15 @@
         <mc:AlternateContent>
           <mc:Choice Requires="wps">
             <w:drawing>
-              <wp:anchor distT="45720" distB="45720" distL="114300" distR="114300" simplePos="0" relativeHeight="251655168" behindDoc="0" locked="0" layoutInCell="1" allowOverlap="1" wp14:anchorId="45DB28F6" wp14:editId="73043311">
+              <wp:anchor distT="45720" distB="45720" distL="114300" distR="114300" simplePos="0" relativeHeight="251655168" behindDoc="0" locked="0" layoutInCell="1" allowOverlap="1" wp14:anchorId="45DB28F6" wp14:editId="174846AE">
                 <wp:simplePos x="0" y="0"/>
                 <wp:positionH relativeFrom="margin">
-                  <wp:posOffset>-24765</wp:posOffset>
+                  <wp:posOffset>385141</wp:posOffset>
                 </wp:positionH>
                 <wp:positionV relativeFrom="paragraph">
-                  <wp:posOffset>292735</wp:posOffset>
+                  <wp:posOffset>290002</wp:posOffset>
                 </wp:positionV>
-                <wp:extent cx="6524625" cy="2110509"/>
+                <wp:extent cx="6117784" cy="2110509"/>
                 <wp:effectExtent l="0" t="0" r="0" b="4445"/>
                 <wp:wrapNone/>
                 <wp:docPr id="377554333" name="Cuadro de texto 16">
@@ -287,7 +287,7 @@
                       <wps:spPr bwMode="auto">
                         <a:xfrm>
                           <a:off x="0" y="0"/>
-                          <a:ext cx="6524625" cy="2110509"/>
+                          <a:ext cx="6117784" cy="2110509"/>
                         </a:xfrm>
                         <a:prstGeom prst="rect">
                           <a:avLst/>
@@ -359,7 +359,7 @@
                 <v:stroke joinstyle="miter"/>
                 <v:path gradientshapeok="t" o:connecttype="rect"/>
               </v:shapetype>
-              <v:shape id="Cuadro de texto 16" o:spid="_x0000_s1026" type="#_x0000_t202" alt="&quot;&quot;" style="position:absolute;left:0;text-align:left;margin-left:-1.95pt;margin-top:23.05pt;width:513.75pt;height:166.2pt;z-index:251655168;visibility:visible;mso-wrap-style:square;mso-width-percent:0;mso-height-percent:0;mso-wrap-distance-left:9pt;mso-wrap-distance-top:3.6pt;mso-wrap-distance-right:9pt;mso-wrap-distance-bottom:3.6pt;mso-position-horizontal:absolute;mso-position-horizontal-relative:margin;mso-position-vertical:absolute;mso-position-vertical-relative:text;mso-width-percent:0;mso-height-percent:0;mso-width-relative:margin;mso-height-relative:margin;v-text-anchor:top" o:gfxdata="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" filled="f" stroked="f">
+              <v:shape id="Cuadro de texto 16" o:spid="_x0000_s1026" type="#_x0000_t202" alt="&quot;&quot;" style="position:absolute;left:0;text-align:left;margin-left:30.35pt;margin-top:22.85pt;width:481.7pt;height:166.2pt;z-index:251655168;visibility:visible;mso-wrap-style:square;mso-width-percent:0;mso-height-percent:0;mso-wrap-distance-left:9pt;mso-wrap-distance-top:3.6pt;mso-wrap-distance-right:9pt;mso-wrap-distance-bottom:3.6pt;mso-position-horizontal:absolute;mso-position-horizontal-relative:margin;mso-position-vertical:absolute;mso-position-vertical-relative:text;mso-width-percent:0;mso-height-percent:0;mso-width-relative:margin;mso-height-relative:margin;v-text-anchor:top" o:gfxdata="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" filled="f" stroked="f">
                 <v:textbox>
                   <w:txbxContent>
                     <w:p>
@@ -2937,6 +2937,7 @@
     <w:p>
       <w:pPr>
         <w:pStyle w:val="Ttulo1"/>
+        <w:ind w:firstLine="708"/>
       </w:pPr>
       <w:r>
         <w:lastRenderedPageBreak/>
@@ -2984,6 +2985,7 @@
     <w:p>
       <w:pPr>
         <w:pStyle w:val="Video"/>
+        <w:jc w:val="left"/>
         <w:rPr>
           <w:lang w:eastAsia="es-CO"/>
         </w:rPr>
@@ -3169,7 +3171,7 @@
               <w:ind w:right="-142"/>
             </w:pPr>
             <w:r>
-              <w:t xml:space="preserve">"Bienvenidos a Manejo de inventarios en el </w:t>
+              <w:t xml:space="preserve">Bienvenidos a Manejo de inventarios en el </w:t>
             </w:r>
             <w:r>
               <w:rPr>
@@ -3290,7 +3292,7 @@
                 <w:color w:val="000000"/>
                 <w:kern w:val="0"/>
               </w:rPr>
-              <w:t>."</w:t>
+              <w:t>.</w:t>
             </w:r>
           </w:p>
         </w:tc>
@@ -3760,16 +3762,16 @@
       <w:proofErr w:type="spellStart"/>
       <w:r>
         <w:rPr>
-          <w:rStyle w:val="Extranjerismo"/>
-          <w:lang w:val="es-CO"/>
+          <w:rFonts w:cs="Calibri"/>
+          <w:bCs/>
         </w:rPr>
         <w:t>Supply</w:t>
       </w:r>
       <w:proofErr w:type="spellEnd"/>
       <w:r>
         <w:rPr>
-          <w:rStyle w:val="Extranjerismo"/>
-          <w:lang w:val="es-CO"/>
+          <w:rFonts w:cs="Calibri"/>
+          <w:bCs/>
         </w:rPr>
         <w:t xml:space="preserve"> Chain Management</w:t>
       </w:r>
@@ -3820,7 +3822,35 @@
           <w:rFonts w:cs="Calibri"/>
           <w:lang w:eastAsia="es-CO"/>
         </w:rPr>
-        <w:t>El concepto “inventariar”, es cuando se procede a tener un número real y contrastado de elementos que hay en el almacenamiento, donde se valida no solo número, sino también estado y valor. Es un proceso vital para conocer la magnitud de elementos que se tienen en resguardo, </w:t>
+        <w:t xml:space="preserve">El concepto “inventariar”, es cuando se procede a tener un número real y contrastado de elementos que hay en el almacenamiento, donde se valida no solo </w:t>
+      </w:r>
+      <w:r>
+        <w:rPr>
+          <w:rFonts w:cs="Calibri"/>
+          <w:lang w:eastAsia="es-CO"/>
+        </w:rPr>
+        <w:t xml:space="preserve">el </w:t>
+      </w:r>
+      <w:r>
+        <w:rPr>
+          <w:rFonts w:cs="Calibri"/>
+          <w:lang w:eastAsia="es-CO"/>
+        </w:rPr>
+        <w:t xml:space="preserve">número, sino también </w:t>
+      </w:r>
+      <w:r>
+        <w:rPr>
+          <w:rFonts w:cs="Calibri"/>
+          <w:lang w:eastAsia="es-CO"/>
+        </w:rPr>
+        <w:t xml:space="preserve">el </w:t>
+      </w:r>
+      <w:r>
+        <w:rPr>
+          <w:rFonts w:cs="Calibri"/>
+          <w:lang w:eastAsia="es-CO"/>
+        </w:rPr>
+        <w:t>estado y valor. Es un proceso vital para conocer la magnitud de elementos que se tienen en resguardo, </w:t>
       </w:r>
       <w:r>
         <w:rPr>
@@ -4291,7 +4321,21 @@
           <w:rFonts w:cs="Calibri"/>
           <w:lang w:eastAsia="es-CO"/>
         </w:rPr>
-        <w:t xml:space="preserve"> que permiten dicha labor de la manera más eficiente. Evidentemente, dichas aplicaciones son generalmente de pago y producidas por grandes compañías como Microsoft o SAP, cuyos costes, en la mayoría de los casos, son imposibles de sufragar para muchas empresas.</w:t>
+        <w:t xml:space="preserve"> que permiten dicha labor de la manera más eficiente. Evidentemente, dichas aplicaciones son generalmente de pago y producidas por grandes compañías como </w:t>
+      </w:r>
+      <w:r>
+        <w:rPr>
+          <w:rFonts w:cs="Calibri"/>
+          <w:lang w:eastAsia="es-CO"/>
+        </w:rPr>
+        <w:t>Microsoft</w:t>
+      </w:r>
+      <w:r>
+        <w:rPr>
+          <w:rFonts w:cs="Calibri"/>
+          <w:lang w:eastAsia="es-CO"/>
+        </w:rPr>
+        <w:t xml:space="preserve"> o SAP, cuyos costes, en la mayoría de los casos, son imposibles de sufragar para muchas empresas.</w:t>
       </w:r>
     </w:p>
     <w:p>
@@ -4409,6 +4453,15 @@
           <w:lang w:eastAsia="es-CO"/>
         </w:rPr>
       </w:pPr>
+    </w:p>
+    <w:p>
+      <w:pPr>
+        <w:spacing w:before="0" w:after="0"/>
+        <w:rPr>
+          <w:rFonts w:cs="Calibri"/>
+          <w:lang w:eastAsia="es-CO"/>
+        </w:rPr>
+      </w:pPr>
       <w:r>
         <w:rPr>
           <w:rFonts w:cs="Calibri"/>
@@ -4425,6 +4478,15 @@
           <w:lang w:eastAsia="es-CO"/>
         </w:rPr>
       </w:pPr>
+    </w:p>
+    <w:p>
+      <w:pPr>
+        <w:spacing w:before="0" w:after="0"/>
+        <w:rPr>
+          <w:rFonts w:cs="Calibri"/>
+          <w:lang w:eastAsia="es-CO"/>
+        </w:rPr>
+      </w:pPr>
       <w:r>
         <w:rPr>
           <w:rFonts w:cs="Calibri"/>
@@ -4432,6 +4494,215 @@
         </w:rPr>
         <w:t>Los códigos de barras son muy útiles a la hora de gestionar los productos en un comercio, muestra una información esencial del artículo cuando se pasa a través de unos lectores láser, esta acción se lleva a cabo principalmente para hacer inventario en la empresa y el registro en el punto de pago de manera eficaz y eficiente para que queden perfectamente identificados o registrados.</w:t>
       </w:r>
+    </w:p>
+    <w:p>
+      <w:pPr>
+        <w:spacing w:before="0" w:after="0"/>
+        <w:rPr>
+          <w:rFonts w:cs="Calibri"/>
+          <w:lang w:eastAsia="es-CO"/>
+        </w:rPr>
+      </w:pPr>
+    </w:p>
+    <w:p>
+      <w:pPr>
+        <w:spacing w:before="0" w:after="0"/>
+        <w:rPr>
+          <w:rFonts w:cs="Calibri"/>
+          <w:lang w:eastAsia="es-CO"/>
+        </w:rPr>
+      </w:pPr>
+    </w:p>
+    <w:p>
+      <w:pPr>
+        <w:spacing w:before="0" w:after="0"/>
+        <w:rPr>
+          <w:rFonts w:cs="Calibri"/>
+          <w:lang w:eastAsia="es-CO"/>
+        </w:rPr>
+      </w:pPr>
+    </w:p>
+    <w:p>
+      <w:pPr>
+        <w:spacing w:before="0" w:after="0"/>
+        <w:rPr>
+          <w:rFonts w:cs="Calibri"/>
+          <w:lang w:eastAsia="es-CO"/>
+        </w:rPr>
+      </w:pPr>
+    </w:p>
+    <w:p>
+      <w:pPr>
+        <w:spacing w:before="0" w:after="0"/>
+        <w:rPr>
+          <w:b/>
+          <w:bCs/>
+        </w:rPr>
+      </w:pPr>
+      <w:r>
+        <w:rPr>
+          <w:b/>
+          <w:bCs/>
+        </w:rPr>
+        <w:t>¿Qué significado tienen los números y las barras que están incluidos en este tipo de códigos?</w:t>
+      </w:r>
+    </w:p>
+    <w:p>
+      <w:pPr>
+        <w:pStyle w:val="Prrafodelista"/>
+        <w:numPr>
+          <w:ilvl w:val="1"/>
+          <w:numId w:val="8"/>
+        </w:numPr>
+        <w:tabs>
+          <w:tab w:val="left" w:pos="1752"/>
+        </w:tabs>
+        <w:spacing w:before="0" w:after="0"/>
+        <w:ind w:left="1701"/>
+        <w:rPr>
+          <w:b/>
+          <w:bCs/>
+        </w:rPr>
+      </w:pPr>
+      <w:r>
+        <w:rPr>
+          <w:b/>
+          <w:bCs/>
+        </w:rPr>
+        <w:t>País</w:t>
+      </w:r>
+      <w:r>
+        <w:rPr>
+          <w:b/>
+          <w:bCs/>
+        </w:rPr>
+        <w:t xml:space="preserve">: </w:t>
+      </w:r>
+      <w:r>
+        <w:t>los dos primeros dígitos identifican al país del que proviene el artículo.</w:t>
+      </w:r>
+    </w:p>
+    <w:p>
+      <w:pPr>
+        <w:pStyle w:val="Prrafodelista"/>
+        <w:numPr>
+          <w:ilvl w:val="1"/>
+          <w:numId w:val="8"/>
+        </w:numPr>
+        <w:tabs>
+          <w:tab w:val="left" w:pos="1752"/>
+        </w:tabs>
+        <w:spacing w:before="0" w:after="0"/>
+        <w:ind w:left="1701"/>
+        <w:rPr>
+          <w:b/>
+          <w:bCs/>
+        </w:rPr>
+      </w:pPr>
+      <w:r>
+        <w:rPr>
+          <w:b/>
+          <w:bCs/>
+        </w:rPr>
+        <w:t>Código empresa</w:t>
+      </w:r>
+      <w:r>
+        <w:rPr>
+          <w:b/>
+          <w:bCs/>
+        </w:rPr>
+        <w:t xml:space="preserve">: </w:t>
+      </w:r>
+      <w:r>
+        <w:t>los siguientes números, que abarcan la cantidad de cinco, indican el número que dispone la empresa en consecuencia.</w:t>
+      </w:r>
+    </w:p>
+    <w:p>
+      <w:pPr>
+        <w:pStyle w:val="Prrafodelista"/>
+        <w:numPr>
+          <w:ilvl w:val="1"/>
+          <w:numId w:val="8"/>
+        </w:numPr>
+        <w:tabs>
+          <w:tab w:val="left" w:pos="1752"/>
+        </w:tabs>
+        <w:spacing w:before="0" w:after="0"/>
+        <w:ind w:left="1701"/>
+        <w:rPr>
+          <w:b/>
+          <w:bCs/>
+        </w:rPr>
+      </w:pPr>
+      <w:r>
+        <w:rPr>
+          <w:b/>
+          <w:bCs/>
+        </w:rPr>
+        <w:t xml:space="preserve">Código producto: </w:t>
+      </w:r>
+      <w:r>
+        <w:t>se incluyen los números del producto que sirven para identificarlo.</w:t>
+      </w:r>
+    </w:p>
+    <w:p>
+      <w:pPr>
+        <w:pStyle w:val="Prrafodelista"/>
+        <w:numPr>
+          <w:ilvl w:val="1"/>
+          <w:numId w:val="8"/>
+        </w:numPr>
+        <w:tabs>
+          <w:tab w:val="left" w:pos="1752"/>
+        </w:tabs>
+        <w:spacing w:before="0" w:after="0"/>
+        <w:ind w:left="1701"/>
+        <w:rPr>
+          <w:b/>
+          <w:bCs/>
+        </w:rPr>
+      </w:pPr>
+      <w:r>
+        <w:rPr>
+          <w:b/>
+          <w:bCs/>
+        </w:rPr>
+        <w:t xml:space="preserve">Dígito verificación: </w:t>
+      </w:r>
+      <w:r>
+        <w:t>el dígito de control es el último número que se vislumbra en un código de barras y es la comprobación de que todo está correcto y aporta seguridad para la gestión del producto.</w:t>
+      </w:r>
+    </w:p>
+    <w:p>
+      <w:pPr>
+        <w:pStyle w:val="Prrafodelista"/>
+        <w:numPr>
+          <w:ilvl w:val="1"/>
+          <w:numId w:val="8"/>
+        </w:numPr>
+        <w:tabs>
+          <w:tab w:val="left" w:pos="1752"/>
+        </w:tabs>
+        <w:spacing w:before="0" w:after="0"/>
+        <w:ind w:left="1701"/>
+      </w:pPr>
+      <w:r>
+        <w:t>Los códigos de barras lineales representan información mediante patrones específicos de barras negras y espacios blancos de diferente anchura. Cada simbología define cómo deben organizarse estas barras y espacios para representar caracteres o números. Los lectores ópticos interpretan estos patrones, transformándolos en datos digitales que posteriormente son decodificados por el sistema.</w:t>
+      </w:r>
+    </w:p>
+    <w:p>
+      <w:pPr>
+        <w:pStyle w:val="Prrafodelista"/>
+        <w:tabs>
+          <w:tab w:val="left" w:pos="1752"/>
+        </w:tabs>
+        <w:spacing w:before="0" w:after="0"/>
+        <w:ind w:left="1701" w:firstLine="0"/>
+        <w:rPr>
+          <w:b/>
+          <w:bCs/>
+        </w:rPr>
+      </w:pPr>
     </w:p>
     <w:p>
       <w:pPr>
@@ -4451,172 +4722,122 @@
           <w:b/>
           <w:bCs/>
         </w:rPr>
-        <w:t>¿Qué significado tienen los números y las barras que están incluidos en este tipo de códigos?</w:t>
+        <w:t>¿Por qué es importante el uso del código de barras?</w:t>
       </w:r>
     </w:p>
     <w:p>
       <w:pPr>
         <w:pStyle w:val="Prrafodelista"/>
         <w:numPr>
-          <w:ilvl w:val="1"/>
-          <w:numId w:val="8"/>
+          <w:ilvl w:val="0"/>
+          <w:numId w:val="9"/>
         </w:numPr>
-        <w:tabs>
-          <w:tab w:val="left" w:pos="1752"/>
-        </w:tabs>
         <w:spacing w:before="0" w:after="0"/>
         <w:ind w:left="1701"/>
-        <w:rPr>
-          <w:b/>
-          <w:bCs/>
-        </w:rPr>
-      </w:pPr>
-      <w:r>
-        <w:rPr>
-          <w:b/>
-          <w:bCs/>
-        </w:rPr>
-        <w:t>País</w:t>
-      </w:r>
-      <w:r>
-        <w:rPr>
-          <w:b/>
-          <w:bCs/>
-        </w:rPr>
-        <w:t xml:space="preserve">: </w:t>
-      </w:r>
-      <w:r>
-        <w:t>los dos primeros dígitos identifican al país del que proviene el artículo.</w:t>
+      </w:pPr>
+      <w:r>
+        <w:t>Ayudan en el proceso de inventariar al interior de las empresas de forma fácil y óptima de ca</w:t>
+      </w:r>
+      <w:r>
+        <w:t>ra</w:t>
+      </w:r>
+      <w:r>
+        <w:t xml:space="preserve"> al proceso.</w:t>
       </w:r>
     </w:p>
     <w:p>
       <w:pPr>
         <w:pStyle w:val="Prrafodelista"/>
         <w:numPr>
-          <w:ilvl w:val="1"/>
-          <w:numId w:val="8"/>
+          <w:ilvl w:val="0"/>
+          <w:numId w:val="9"/>
         </w:numPr>
-        <w:tabs>
-          <w:tab w:val="left" w:pos="1752"/>
-        </w:tabs>
         <w:spacing w:before="0" w:after="0"/>
         <w:ind w:left="1701"/>
-        <w:rPr>
-          <w:b/>
-          <w:bCs/>
-        </w:rPr>
-      </w:pPr>
-      <w:r>
-        <w:rPr>
-          <w:b/>
-          <w:bCs/>
-        </w:rPr>
-        <w:lastRenderedPageBreak/>
-        <w:t>Código empresa</w:t>
-      </w:r>
-      <w:r>
-        <w:rPr>
-          <w:b/>
-          <w:bCs/>
-        </w:rPr>
-        <w:t xml:space="preserve">: </w:t>
-      </w:r>
-      <w:r>
-        <w:t>los siguientes números, que abarcan la cantidad de cinco, indican el número que dispone la empresa en consecuencia.</w:t>
+      </w:pPr>
+      <w:r>
+        <w:t>A la hora de la facturación de cada compra, ayuda a ubicar y contabilizar el mismo dentro de la cuenta sin dar paso al error de una digitalización manual.</w:t>
       </w:r>
     </w:p>
     <w:p>
       <w:pPr>
         <w:pStyle w:val="Prrafodelista"/>
         <w:numPr>
-          <w:ilvl w:val="1"/>
-          <w:numId w:val="8"/>
+          <w:ilvl w:val="0"/>
+          <w:numId w:val="9"/>
         </w:numPr>
-        <w:tabs>
-          <w:tab w:val="left" w:pos="1752"/>
-        </w:tabs>
         <w:spacing w:before="0" w:after="0"/>
         <w:ind w:left="1701"/>
-        <w:rPr>
-          <w:b/>
-          <w:bCs/>
-        </w:rPr>
-      </w:pPr>
-      <w:r>
-        <w:rPr>
-          <w:b/>
-          <w:bCs/>
-        </w:rPr>
-        <w:t xml:space="preserve">Código producto: </w:t>
-      </w:r>
-      <w:r>
-        <w:t>se incluyen los números del producto que sirven para identificarlo.</w:t>
+      </w:pPr>
+      <w:r>
+        <w:lastRenderedPageBreak/>
+        <w:t>En la lista de compra, gracias al mismo, se puede ver con claridad cada artículo adquirido y facilitar la validación por parte del comprador.</w:t>
       </w:r>
     </w:p>
     <w:p>
       <w:pPr>
         <w:pStyle w:val="Prrafodelista"/>
         <w:numPr>
-          <w:ilvl w:val="1"/>
-          <w:numId w:val="8"/>
+          <w:ilvl w:val="0"/>
+          <w:numId w:val="9"/>
         </w:numPr>
-        <w:tabs>
-          <w:tab w:val="left" w:pos="1752"/>
-        </w:tabs>
         <w:spacing w:before="0" w:after="0"/>
         <w:ind w:left="1701"/>
-        <w:rPr>
-          <w:b/>
-          <w:bCs/>
-        </w:rPr>
-      </w:pPr>
-      <w:r>
-        <w:rPr>
-          <w:b/>
-          <w:bCs/>
-        </w:rPr>
-        <w:t xml:space="preserve">Dígito verificación: </w:t>
-      </w:r>
-      <w:r>
-        <w:t>el dígito de control es el último número que se vislumbra en un código de barras y es la comprobación de que todo está correcto y aporta seguridad para la gestión del producto.</w:t>
+      </w:pPr>
+      <w:r>
+        <w:t>Permite tener un control y visión estadística que ayuden en la toma de decisiones dentro de la estrategia empresarial.</w:t>
       </w:r>
     </w:p>
     <w:p>
       <w:pPr>
         <w:pStyle w:val="Prrafodelista"/>
         <w:numPr>
-          <w:ilvl w:val="1"/>
-          <w:numId w:val="8"/>
+          <w:ilvl w:val="0"/>
+          <w:numId w:val="9"/>
         </w:numPr>
-        <w:tabs>
-          <w:tab w:val="left" w:pos="1752"/>
-        </w:tabs>
         <w:spacing w:before="0" w:after="0"/>
         <w:ind w:left="1701"/>
       </w:pPr>
       <w:r>
-        <w:t xml:space="preserve">Las barras que se incluyen en un código de barras tienen valores diferentes dependiendo siempre de la cantidad y la anchura que tengan. Habitualmente cada una de estas barras se compone de 8 </w:t>
-      </w:r>
-      <w:r>
-        <w:t>sub-barras</w:t>
-      </w:r>
-      <w:r>
-        <w:t xml:space="preserve"> situadas horizontalmente y de distinto color: blanco o negro. Aquí entra a formar parte el lenguaje binario, siendo el negro 1 y el blanco 0.</w:t>
+        <w:t>Su uso es difundido a multitud de artículos y sectores, a tal punto que la mayoría de los productos que se disponen a la venta lo poseen.</w:t>
       </w:r>
     </w:p>
     <w:p>
       <w:pPr>
         <w:pStyle w:val="Prrafodelista"/>
-        <w:tabs>
-          <w:tab w:val="left" w:pos="1752"/>
-        </w:tabs>
+        <w:numPr>
+          <w:ilvl w:val="0"/>
+          <w:numId w:val="9"/>
+        </w:numPr>
+        <w:spacing w:before="0" w:after="0"/>
+        <w:ind w:left="1701"/>
+      </w:pPr>
+      <w:r>
+        <w:t>Su uso ha permitido agilizar todas las tareas y facilitar la labor humana al utilizar dichos códigos.</w:t>
+      </w:r>
+    </w:p>
+    <w:p>
+      <w:pPr>
+        <w:pStyle w:val="Prrafodelista"/>
         <w:spacing w:before="0" w:after="0"/>
         <w:ind w:left="1701" w:firstLine="0"/>
-        <w:rPr>
-          <w:b/>
-          <w:bCs/>
-        </w:rPr>
-      </w:pPr>
+      </w:pPr>
+    </w:p>
+    <w:p>
+      <w:pPr>
+        <w:spacing w:before="0" w:after="0"/>
+        <w:rPr>
+          <w:b/>
+          <w:bCs/>
+        </w:rPr>
+      </w:pPr>
+      <w:r>
+        <w:rPr>
+          <w:b/>
+          <w:bCs/>
+        </w:rPr>
+        <w:t>Los tipos de códigos de barras más comunes son los siguientes:</w:t>
+      </w:r>
     </w:p>
     <w:p>
       <w:pPr>
@@ -4636,115 +4857,50 @@
           <w:b/>
           <w:bCs/>
         </w:rPr>
-        <w:t>¿Por qué es importante el uso del código de barras?</w:t>
+        <w:t>EAN</w:t>
       </w:r>
     </w:p>
     <w:p>
       <w:pPr>
         <w:pStyle w:val="Prrafodelista"/>
-        <w:numPr>
-          <w:ilvl w:val="0"/>
-          <w:numId w:val="9"/>
-        </w:numPr>
-        <w:spacing w:before="0" w:after="0"/>
-        <w:ind w:left="1701"/>
-      </w:pPr>
-      <w:r>
-        <w:t>Ayudan en el proceso de inventariar al interior de las empresas de forma fácil y óptima de cada al proceso.</w:t>
+        <w:spacing w:before="0" w:after="0"/>
+        <w:ind w:left="1429" w:firstLine="0"/>
+        <w:rPr>
+          <w:b/>
+          <w:bCs/>
+        </w:rPr>
+      </w:pPr>
+      <w:r>
+        <w:rPr>
+          <w:b/>
+          <w:bCs/>
+        </w:rPr>
+        <w:t>Código de barras EAN (</w:t>
+      </w:r>
+      <w:r>
+        <w:rPr>
+          <w:rStyle w:val="Extranjerismo"/>
+          <w:b/>
+          <w:bCs/>
+        </w:rPr>
+        <w:t>European Article Number</w:t>
+      </w:r>
+      <w:r>
+        <w:rPr>
+          <w:b/>
+          <w:bCs/>
+        </w:rPr>
+        <w:t>)</w:t>
       </w:r>
     </w:p>
     <w:p>
       <w:pPr>
         <w:pStyle w:val="Prrafodelista"/>
-        <w:numPr>
-          <w:ilvl w:val="0"/>
-          <w:numId w:val="9"/>
-        </w:numPr>
-        <w:spacing w:before="0" w:after="0"/>
-        <w:ind w:left="1701"/>
-      </w:pPr>
-      <w:r>
-        <w:t>A la hora de la facturación de cada compra, ayuda a ubicar y contabilizar el mismo dentro de la cuenta sin dar paso al error de una digitalización manual.</w:t>
-      </w:r>
-    </w:p>
-    <w:p>
-      <w:pPr>
-        <w:pStyle w:val="Prrafodelista"/>
-        <w:numPr>
-          <w:ilvl w:val="0"/>
-          <w:numId w:val="9"/>
-        </w:numPr>
-        <w:spacing w:before="0" w:after="0"/>
-        <w:ind w:left="1701"/>
-      </w:pPr>
-      <w:r>
-        <w:t>En la lista de compra, gracias al mismo, se puede ver con claridad cada artículo adquirido y facilitar la validación por parte del comprador.</w:t>
-      </w:r>
-    </w:p>
-    <w:p>
-      <w:pPr>
-        <w:pStyle w:val="Prrafodelista"/>
-        <w:numPr>
-          <w:ilvl w:val="0"/>
-          <w:numId w:val="9"/>
-        </w:numPr>
-        <w:spacing w:before="0" w:after="0"/>
-        <w:ind w:left="1701"/>
-      </w:pPr>
-      <w:r>
-        <w:t>Permite tener un control y visión estadística que ayuden en la toma de decisiones dentro de la estrategia empresarial.</w:t>
-      </w:r>
-    </w:p>
-    <w:p>
-      <w:pPr>
-        <w:pStyle w:val="Prrafodelista"/>
-        <w:numPr>
-          <w:ilvl w:val="0"/>
-          <w:numId w:val="9"/>
-        </w:numPr>
-        <w:spacing w:before="0" w:after="0"/>
-        <w:ind w:left="1701"/>
-      </w:pPr>
-      <w:r>
-        <w:t>Su uso es difundido a multitud de artículos y sectores, a tal punto que la mayoría de los productos que se disponen a la venta lo poseen.</w:t>
-      </w:r>
-    </w:p>
-    <w:p>
-      <w:pPr>
-        <w:pStyle w:val="Prrafodelista"/>
-        <w:numPr>
-          <w:ilvl w:val="0"/>
-          <w:numId w:val="9"/>
-        </w:numPr>
-        <w:spacing w:before="0" w:after="0"/>
-        <w:ind w:left="1701"/>
-      </w:pPr>
-      <w:r>
-        <w:lastRenderedPageBreak/>
-        <w:t>Su uso ha permitido agilizar todas las tareas y facilitar la labor humana al utilizar dichos códigos.</w:t>
-      </w:r>
-    </w:p>
-    <w:p>
-      <w:pPr>
-        <w:pStyle w:val="Prrafodelista"/>
-        <w:spacing w:before="0" w:after="0"/>
-        <w:ind w:left="1701" w:firstLine="0"/>
-      </w:pPr>
-    </w:p>
-    <w:p>
-      <w:pPr>
-        <w:spacing w:before="0" w:after="0"/>
-        <w:rPr>
-          <w:b/>
-          <w:bCs/>
-        </w:rPr>
-      </w:pPr>
-      <w:r>
-        <w:rPr>
-          <w:b/>
-          <w:bCs/>
-        </w:rPr>
-        <w:t>Los tipos de códigos de barras más comunes son los siguientes:</w:t>
+        <w:spacing w:before="0" w:after="0"/>
+        <w:ind w:left="1429" w:firstLine="0"/>
+      </w:pPr>
+      <w:r>
+        <w:t>También conocido como GTIN-13 o EAN-13, es un tipo de código de barras utilizado internacionalmente para identificar productos individuales en un punto de venta.</w:t>
       </w:r>
     </w:p>
     <w:p>
@@ -4765,7 +4921,7 @@
           <w:b/>
           <w:bCs/>
         </w:rPr>
-        <w:t>EAN</w:t>
+        <w:t>UPC</w:t>
       </w:r>
     </w:p>
     <w:p>
@@ -4783,7 +4939,7 @@
           <w:b/>
           <w:bCs/>
         </w:rPr>
-        <w:t>Código de barras EAN (</w:t>
+        <w:t>Código de barras UPC (</w:t>
       </w:r>
       <w:r>
         <w:rPr>
@@ -4791,7 +4947,7 @@
           <w:b/>
           <w:bCs/>
         </w:rPr>
-        <w:t>European Article Number</w:t>
+        <w:t>Universal Product Code</w:t>
       </w:r>
       <w:r>
         <w:rPr>
@@ -4808,7 +4964,34 @@
         <w:ind w:left="1429" w:firstLine="0"/>
       </w:pPr>
       <w:r>
-        <w:t>También conocido como GTIN-13 o EAN-13, es un tipo de código de barras utilizado internacionalmente para identificar productos individuales en un punto de venta.</w:t>
+        <w:t xml:space="preserve">El código UPC (siglas de </w:t>
+      </w:r>
+      <w:r>
+        <w:rPr>
+          <w:rStyle w:val="Extranjerismo"/>
+        </w:rPr>
+        <w:t>Universal</w:t>
+      </w:r>
+      <w:r>
+        <w:t xml:space="preserve"> </w:t>
+      </w:r>
+      <w:r>
+        <w:rPr>
+          <w:rStyle w:val="Extranjerismo"/>
+        </w:rPr>
+        <w:t>Product Code</w:t>
+      </w:r>
+      <w:r>
+        <w:t xml:space="preserve">) es un código de barras diseñado especialmente para identificar de manera inequívoca productos y consiste en un número único de 12 dígitos que se representan por barras de diferentes anchos y separación entre ellas para ser legibles por un </w:t>
+      </w:r>
+      <w:r>
+        <w:rPr>
+          <w:rStyle w:val="Extranjerismo"/>
+        </w:rPr>
+        <w:t>scanner</w:t>
+      </w:r>
+      <w:r>
+        <w:t xml:space="preserve"> especializado.</w:t>
       </w:r>
     </w:p>
     <w:p>
@@ -4826,10 +5009,18 @@
       </w:pPr>
       <w:r>
         <w:rPr>
-          <w:b/>
-          <w:bCs/>
-        </w:rPr>
-        <w:t>UPC</w:t>
+          <w:rStyle w:val="Extranjerismo"/>
+          <w:b/>
+          <w:bCs/>
+        </w:rPr>
+        <w:t>Code</w:t>
+      </w:r>
+      <w:r>
+        <w:rPr>
+          <w:b/>
+          <w:bCs/>
+        </w:rPr>
+        <w:t xml:space="preserve"> 39</w:t>
       </w:r>
     </w:p>
     <w:p>
@@ -4847,7 +5038,7 @@
           <w:b/>
           <w:bCs/>
         </w:rPr>
-        <w:t>Código de barras UPC (</w:t>
+        <w:t xml:space="preserve">Código de barras </w:t>
       </w:r>
       <w:r>
         <w:rPr>
@@ -4855,7 +5046,22 @@
           <w:b/>
           <w:bCs/>
         </w:rPr>
-        <w:t>Universal Product Code</w:t>
+        <w:t>Code</w:t>
+      </w:r>
+      <w:r>
+        <w:rPr>
+          <w:b/>
+          <w:bCs/>
+        </w:rPr>
+        <w:t xml:space="preserve"> 39 (</w:t>
+      </w:r>
+      <w:r>
+        <w:rPr>
+          <w:rStyle w:val="Extranjerismo"/>
+          <w:b/>
+          <w:bCs/>
+        </w:rPr>
+        <w:t>Code 3 of 9</w:t>
       </w:r>
       <w:r>
         <w:rPr>
@@ -4872,34 +5078,16 @@
         <w:ind w:left="1429" w:firstLine="0"/>
       </w:pPr>
       <w:r>
-        <w:t xml:space="preserve">El código UPC (siglas de </w:t>
-      </w:r>
-      <w:r>
-        <w:rPr>
-          <w:rStyle w:val="Extranjerismo"/>
-        </w:rPr>
-        <w:t>Universal</w:t>
-      </w:r>
-      <w:r>
-        <w:t xml:space="preserve"> </w:t>
-      </w:r>
-      <w:r>
-        <w:rPr>
-          <w:rStyle w:val="Extranjerismo"/>
-        </w:rPr>
-        <w:t>Product Code</w:t>
-      </w:r>
-      <w:r>
-        <w:t xml:space="preserve">) es un código de barras diseñado especialmente para identificar de manera inequívoca productos y consiste en un número único de 12 dígitos que se representan por barras de diferentes anchos y separación entre ellas para ser legibles por un </w:t>
-      </w:r>
-      <w:r>
-        <w:rPr>
-          <w:rStyle w:val="Extranjerismo"/>
-        </w:rPr>
-        <w:t>scanner</w:t>
-      </w:r>
-      <w:r>
-        <w:t xml:space="preserve"> especializado.</w:t>
+        <w:lastRenderedPageBreak/>
+        <w:t>Este es el tipo de código de barras más utilizado en aplicaciones personalizadas. Su popularidad se debe a que puede codificar tanto texto como números (A-Z, 0-9, +, -</w:t>
+      </w:r>
+      <w:proofErr w:type="gramStart"/>
+      <w:r>
+        <w:t>, .</w:t>
+      </w:r>
+      <w:proofErr w:type="gramEnd"/>
+      <w:r>
+        <w:t>, y &lt; espacio &gt;). Además, puede ser leído por prácticamente cualquier lector de código de barras en su configuración predeterminada.</w:t>
       </w:r>
     </w:p>
     <w:p>
@@ -4921,95 +5109,49 @@
           <w:b/>
           <w:bCs/>
         </w:rPr>
+        <w:t xml:space="preserve">Code </w:t>
+      </w:r>
+      <w:r>
+        <w:rPr>
+          <w:b/>
+          <w:bCs/>
+        </w:rPr>
+        <w:t>128</w:t>
+      </w:r>
+    </w:p>
+    <w:p>
+      <w:pPr>
+        <w:pStyle w:val="Prrafodelista"/>
+        <w:spacing w:before="0" w:after="0"/>
+        <w:ind w:left="1429" w:firstLine="0"/>
+      </w:pPr>
+      <w:r>
+        <w:rPr>
+          <w:rStyle w:val="Extranjerismo"/>
+        </w:rPr>
         <w:t>Code</w:t>
       </w:r>
       <w:r>
-        <w:rPr>
-          <w:b/>
-          <w:bCs/>
-        </w:rPr>
-        <w:t xml:space="preserve"> 39</w:t>
-      </w:r>
-    </w:p>
-    <w:p>
-      <w:pPr>
-        <w:pStyle w:val="Prrafodelista"/>
-        <w:spacing w:before="0" w:after="0"/>
-        <w:ind w:left="1429" w:firstLine="0"/>
-        <w:rPr>
-          <w:b/>
-          <w:bCs/>
-        </w:rPr>
-      </w:pPr>
-      <w:r>
-        <w:rPr>
-          <w:b/>
-          <w:bCs/>
-        </w:rPr>
-        <w:t xml:space="preserve">Código de barras </w:t>
+        <w:t xml:space="preserve"> 128 es un código de barras desarrollado por </w:t>
       </w:r>
       <w:r>
         <w:rPr>
           <w:rStyle w:val="Extranjerismo"/>
-          <w:b/>
-          <w:bCs/>
+        </w:rPr>
+        <w:t>Computer Identics Corporation (EE.UU.)</w:t>
+      </w:r>
+      <w:r>
+        <w:t xml:space="preserve"> en 1981. El código de barras </w:t>
+      </w:r>
+      <w:r>
+        <w:rPr>
+          <w:rStyle w:val="Extranjerismo"/>
         </w:rPr>
         <w:t>Code</w:t>
       </w:r>
       <w:r>
-        <w:rPr>
-          <w:b/>
-          <w:bCs/>
-        </w:rPr>
-        <w:t xml:space="preserve"> 39 (</w:t>
-      </w:r>
-      <w:r>
-        <w:rPr>
-          <w:rStyle w:val="Extranjerismo"/>
-          <w:b/>
-          <w:bCs/>
-        </w:rPr>
-        <w:t>Code 3 of 9</w:t>
-      </w:r>
-      <w:r>
-        <w:rPr>
-          <w:b/>
-          <w:bCs/>
-        </w:rPr>
-        <w:t>)</w:t>
-      </w:r>
-    </w:p>
-    <w:p>
-      <w:pPr>
-        <w:pStyle w:val="Prrafodelista"/>
-        <w:spacing w:before="0" w:after="0"/>
-        <w:ind w:left="1429" w:firstLine="0"/>
-      </w:pPr>
-      <w:r>
-        <w:t>Este es el tipo de código de barras más utilizado en aplicaciones personalizadas. Su popularidad se debe a que puede codificar tanto texto como números (A-Z, 0-9, +, -</w:t>
-      </w:r>
-      <w:proofErr w:type="gramStart"/>
-      <w:r>
-        <w:t>, .</w:t>
-      </w:r>
-      <w:proofErr w:type="gramEnd"/>
-      <w:r>
-        <w:t>, y &lt; espacio &gt;). Además, puede ser leído por prácticamente cualquier lector de código de barras en su configuración predeterminada.</w:t>
-      </w:r>
-    </w:p>
-    <w:p>
-      <w:pPr>
-        <w:pStyle w:val="Prrafodelista"/>
-        <w:spacing w:before="0" w:after="0"/>
-        <w:ind w:left="1429" w:firstLine="0"/>
-      </w:pPr>
-    </w:p>
-    <w:p>
-      <w:pPr>
-        <w:pStyle w:val="Prrafodelista"/>
-        <w:spacing w:before="0" w:after="0"/>
-        <w:ind w:left="1429" w:firstLine="0"/>
-      </w:pPr>
+        <w:t xml:space="preserve"> 128 puede representar todos los 128 caracteres del código ASCII (números, mayúsculas/minúsculas de alfabetos, símbolos y códigos de control).</w:t>
+      </w:r>
     </w:p>
     <w:p>
       <w:pPr>
@@ -5026,19 +5168,36 @@
       </w:pPr>
       <w:r>
         <w:rPr>
+          <w:b/>
+          <w:bCs/>
+        </w:rPr>
+        <w:t>ITF</w:t>
+      </w:r>
+    </w:p>
+    <w:p>
+      <w:pPr>
+        <w:pStyle w:val="Prrafodelista"/>
+        <w:spacing w:before="0" w:after="0"/>
+        <w:ind w:left="1429" w:firstLine="0"/>
+        <w:rPr>
+          <w:b/>
+          <w:bCs/>
+        </w:rPr>
+      </w:pPr>
+      <w:r>
+        <w:rPr>
           <w:rStyle w:val="Extranjerismo"/>
           <w:b/>
           <w:bCs/>
         </w:rPr>
-        <w:lastRenderedPageBreak/>
-        <w:t xml:space="preserve">Code </w:t>
-      </w:r>
-      <w:r>
-        <w:rPr>
-          <w:b/>
-          <w:bCs/>
-        </w:rPr>
-        <w:t>128</w:t>
+        <w:t>Interleaved Two of Five (ITF</w:t>
+      </w:r>
+      <w:r>
+        <w:rPr>
+          <w:b/>
+          <w:bCs/>
+        </w:rPr>
+        <w:t>)</w:t>
       </w:r>
     </w:p>
     <w:p>
@@ -5048,41 +5207,16 @@
         <w:ind w:left="1429" w:firstLine="0"/>
       </w:pPr>
       <w:r>
+        <w:t xml:space="preserve">Es ampliamente utilizado como el código de distribución estándar impreso en cajas de cartón corrugado. Hay varios tipos llamados “2 </w:t>
+      </w:r>
+      <w:r>
         <w:rPr>
           <w:rStyle w:val="Extranjerismo"/>
         </w:rPr>
-        <w:t>Code</w:t>
-      </w:r>
-      <w:r>
-        <w:t xml:space="preserve"> 128 es un código de barras desarrollado por </w:t>
-      </w:r>
-      <w:proofErr w:type="spellStart"/>
-      <w:r>
-        <w:t>Computer</w:t>
-      </w:r>
-      <w:proofErr w:type="spellEnd"/>
-      <w:r>
-        <w:t xml:space="preserve"> Identics </w:t>
-      </w:r>
-      <w:proofErr w:type="spellStart"/>
-      <w:r>
-        <w:t>Corporation</w:t>
-      </w:r>
-      <w:proofErr w:type="spellEnd"/>
-      <w:r>
-        <w:t xml:space="preserve"> (EE. UU.)</w:t>
-      </w:r>
-      <w:r>
-        <w:t xml:space="preserve"> en 1981. El código de barras </w:t>
-      </w:r>
-      <w:r>
-        <w:rPr>
-          <w:rStyle w:val="Extranjerismo"/>
-        </w:rPr>
-        <w:t>Code</w:t>
-      </w:r>
-      <w:r>
-        <w:t xml:space="preserve"> 128 puede representar todos los 128 caracteres del código ASCII (números, mayúsculas/minúsculas de alfabetos, símbolos y códigos de control).</w:t>
+        <w:t>of</w:t>
+      </w:r>
+      <w:r>
+        <w:t xml:space="preserve"> 5”. Aunque su composición es similar, el código es completamente diferente.</w:t>
       </w:r>
     </w:p>
     <w:p>
@@ -5103,7 +5237,7 @@
           <w:b/>
           <w:bCs/>
         </w:rPr>
-        <w:t>ITF</w:t>
+        <w:t>POSTNET</w:t>
       </w:r>
     </w:p>
     <w:p>
@@ -5111,44 +5245,9 @@
         <w:pStyle w:val="Prrafodelista"/>
         <w:spacing w:before="0" w:after="0"/>
         <w:ind w:left="1429" w:firstLine="0"/>
-        <w:rPr>
-          <w:b/>
-          <w:bCs/>
-        </w:rPr>
-      </w:pPr>
-      <w:r>
-        <w:rPr>
-          <w:rStyle w:val="Extranjerismo"/>
-          <w:b/>
-          <w:bCs/>
-        </w:rPr>
-        <w:t>Interleaved Two of Five (ITF</w:t>
-      </w:r>
-      <w:r>
-        <w:rPr>
-          <w:b/>
-          <w:bCs/>
-        </w:rPr>
-        <w:t>)</w:t>
-      </w:r>
-    </w:p>
-    <w:p>
-      <w:pPr>
-        <w:pStyle w:val="Prrafodelista"/>
-        <w:spacing w:before="0" w:after="0"/>
-        <w:ind w:left="1429" w:firstLine="0"/>
-      </w:pPr>
-      <w:r>
-        <w:t xml:space="preserve">Es ampliamente utilizado como el código de distribución estándar impreso en cajas de cartón corrugado. Hay varios tipos llamados “2 </w:t>
-      </w:r>
-      <w:r>
-        <w:rPr>
-          <w:rStyle w:val="Extranjerismo"/>
-        </w:rPr>
-        <w:t>of</w:t>
-      </w:r>
-      <w:r>
-        <w:t xml:space="preserve"> 5”. Aunque su composición es similar, el código es completamente diferente.</w:t>
+      </w:pPr>
+      <w:r>
+        <w:t>Es una técnica postal de codificación numérica que se utiliza para clasificar el correo para la entrega, con el código postal de destino.</w:t>
       </w:r>
     </w:p>
     <w:p>
@@ -5169,18 +5268,23 @@
           <w:b/>
           <w:bCs/>
         </w:rPr>
-        <w:t>POSTNET</w:t>
+        <w:t>PDF 417</w:t>
       </w:r>
     </w:p>
     <w:p>
       <w:pPr>
         <w:pStyle w:val="Prrafodelista"/>
-        <w:spacing w:before="0" w:after="0"/>
         <w:ind w:left="1429" w:firstLine="0"/>
       </w:pPr>
       <w:r>
-        <w:t>Es una técnica postal de codificación numérica que se utiliza para clasificar el correo para la entrega, con el código postal de destino.</w:t>
-      </w:r>
+        <w:t>Es un código de barras apiladas que se puede utilizar para codificar grandes cantidades de información a través de múltiples códigos. Cada patrón en un código de barras individual consiste exactamente de 4 barras y 4 espacios, y cada patrón es de 17 unidades de longitud.</w:t>
+      </w:r>
+    </w:p>
+    <w:p>
+      <w:pPr>
+        <w:pStyle w:val="Prrafodelista"/>
+        <w:ind w:left="1429" w:firstLine="0"/>
+      </w:pPr>
     </w:p>
     <w:p>
       <w:pPr>
@@ -5190,61 +5294,32 @@
           <w:numId w:val="7"/>
         </w:numPr>
         <w:spacing w:before="0" w:after="0"/>
-        <w:rPr>
-          <w:b/>
-          <w:bCs/>
-        </w:rPr>
-      </w:pPr>
-      <w:r>
-        <w:rPr>
-          <w:b/>
-          <w:bCs/>
-        </w:rPr>
-        <w:t>PDF 417</w:t>
+      </w:pPr>
+      <w:r>
+        <w:rPr>
+          <w:b/>
+          <w:bCs/>
+        </w:rPr>
+        <w:lastRenderedPageBreak/>
+        <w:t>QR</w:t>
       </w:r>
     </w:p>
     <w:p>
       <w:pPr>
         <w:pStyle w:val="Prrafodelista"/>
+        <w:spacing w:before="0" w:after="0"/>
         <w:ind w:left="1429" w:firstLine="0"/>
       </w:pPr>
       <w:r>
-        <w:t>Es un código de barras apiladas que se puede utilizar para codificar grandes cantidades de información a través de múltiples códigos. Cada patrón en un código de barras individual consiste exactamente de 4 barras y 4 espacios, y cada patrón es de 17 unidades de longitud.</w:t>
+        <w:t>Combinación de barras y cuadros que acompaña a un producto o unidad de consumo para que pueda ser leído y descifrado mediante un lector óptico que transmite los datos a una máquina o una computadora.</w:t>
       </w:r>
     </w:p>
     <w:p>
       <w:pPr>
         <w:pStyle w:val="Prrafodelista"/>
-        <w:numPr>
-          <w:ilvl w:val="0"/>
-          <w:numId w:val="7"/>
-        </w:numPr>
-        <w:spacing w:before="0" w:after="0"/>
-      </w:pPr>
-      <w:r>
-        <w:rPr>
-          <w:b/>
-          <w:bCs/>
-        </w:rPr>
-        <w:t>QR</w:t>
-      </w:r>
-    </w:p>
-    <w:p>
-      <w:pPr>
-        <w:pStyle w:val="Prrafodelista"/>
         <w:spacing w:before="0" w:after="0"/>
         <w:ind w:left="1429" w:firstLine="0"/>
       </w:pPr>
-      <w:r>
-        <w:t>Combinación de barras y cuadros que acompaña a un producto o unidad de consumo para que pueda ser leído y descifrado mediante un lector óptico que transmite los datos a una máquina o una computadora.</w:t>
-      </w:r>
-    </w:p>
-    <w:p>
-      <w:pPr>
-        <w:pStyle w:val="Prrafodelista"/>
-        <w:spacing w:before="0" w:after="0"/>
-        <w:ind w:left="1429" w:firstLine="0"/>
-      </w:pPr>
     </w:p>
     <w:p>
       <w:pPr>
@@ -5255,238 +5330,336 @@
         <w:rPr>
           <w:rStyle w:val="Extranjerismo"/>
         </w:rPr>
+        <w:t>Software</w:t>
+      </w:r>
+      <w:r>
+        <w:t> para la captura de código de barras: características, funcionalidad, tipos</w:t>
+      </w:r>
+      <w:bookmarkEnd w:id="8"/>
+    </w:p>
+    <w:p>
+      <w:pPr>
+        <w:spacing w:before="0" w:after="0"/>
+        <w:ind w:left="1080"/>
+      </w:pPr>
+      <w:r>
+        <w:t xml:space="preserve">Existen </w:t>
+      </w:r>
+      <w:proofErr w:type="gramStart"/>
+      <w:r>
+        <w:t>diversos </w:t>
+      </w:r>
+      <w:r>
+        <w:rPr>
+          <w:rStyle w:val="Extranjerismo"/>
+        </w:rPr>
+        <w:t>software</w:t>
+      </w:r>
+      <w:proofErr w:type="gramEnd"/>
+      <w:r>
+        <w:rPr>
+          <w:rStyle w:val="Extranjerismo"/>
+        </w:rPr>
+        <w:t> </w:t>
+      </w:r>
+      <w:r>
+        <w:t>para la captura de los códigos de barras, algunos de ellos son:</w:t>
+      </w:r>
+    </w:p>
+    <w:p>
+      <w:pPr>
+        <w:spacing w:before="0" w:after="0"/>
+        <w:ind w:left="1080"/>
+        <w:rPr>
+          <w:b/>
+          <w:bCs/>
+        </w:rPr>
+      </w:pPr>
+      <w:proofErr w:type="spellStart"/>
+      <w:r>
+        <w:rPr>
+          <w:b/>
+          <w:bCs/>
+        </w:rPr>
+        <w:t>Barcode</w:t>
+      </w:r>
+      <w:proofErr w:type="spellEnd"/>
+      <w:r>
+        <w:rPr>
+          <w:b/>
+          <w:bCs/>
+        </w:rPr>
+        <w:t xml:space="preserve"> Studio (Windows y Mac® OS)</w:t>
+      </w:r>
+    </w:p>
+    <w:p>
+      <w:pPr>
+        <w:spacing w:before="0" w:after="0"/>
+        <w:ind w:left="1080"/>
+      </w:pPr>
+      <w:r>
+        <w:t>Proporciona una forma</w:t>
+      </w:r>
+      <w:r>
+        <w:t xml:space="preserve"> fácil y adecuada de crear códigos de barras visualmente y exportarlos como imagen o como un fichero de gráficos vectoriales, ofreciendo capacidades muy eficientes de impresión en las etiquetas.</w:t>
+      </w:r>
+    </w:p>
+    <w:p>
+      <w:pPr>
+        <w:spacing w:before="0" w:after="0"/>
+        <w:ind w:left="1080"/>
+        <w:rPr>
+          <w:b/>
+          <w:bCs/>
+        </w:rPr>
+      </w:pPr>
+      <w:proofErr w:type="spellStart"/>
+      <w:r>
+        <w:rPr>
+          <w:b/>
+          <w:bCs/>
+        </w:rPr>
+        <w:t>TBarCode</w:t>
+      </w:r>
+      <w:proofErr w:type="spellEnd"/>
+      <w:r>
+        <w:rPr>
+          <w:b/>
+          <w:bCs/>
+        </w:rPr>
+        <w:t xml:space="preserve"> Office</w:t>
+      </w:r>
+    </w:p>
+    <w:p>
+      <w:pPr>
+        <w:spacing w:before="0" w:after="0"/>
+        <w:ind w:left="1080"/>
+      </w:pPr>
+      <w:r>
+        <w:t xml:space="preserve">El complemento de código de barras </w:t>
+      </w:r>
+      <w:proofErr w:type="spellStart"/>
+      <w:r>
+        <w:t>TBarCode</w:t>
+      </w:r>
+      <w:proofErr w:type="spellEnd"/>
+      <w:r>
+        <w:t xml:space="preserve"> Office se integra perfectamente en </w:t>
+      </w:r>
+      <w:r>
+        <w:t>Microsoft</w:t>
+      </w:r>
+      <w:r>
+        <w:t xml:space="preserve"> Office y es fácil de utilizar gracias a su intuitiva interfaz de usuario. Además, proporciona acceso a todos los parámetros del código de barras. Esta combinación hace de </w:t>
+      </w:r>
+      <w:proofErr w:type="spellStart"/>
+      <w:r>
+        <w:t>TBarCode</w:t>
+      </w:r>
+      <w:proofErr w:type="spellEnd"/>
+      <w:r>
+        <w:t xml:space="preserve"> Office el complemento de código de barras más avanzado del mercado.</w:t>
+      </w:r>
+    </w:p>
+    <w:p>
+      <w:pPr>
+        <w:spacing w:before="0" w:after="0"/>
+        <w:ind w:left="1080"/>
+        <w:rPr>
+          <w:b/>
+          <w:bCs/>
+        </w:rPr>
+      </w:pPr>
+      <w:proofErr w:type="spellStart"/>
+      <w:r>
+        <w:rPr>
+          <w:b/>
+          <w:bCs/>
+        </w:rPr>
+        <w:t>TBarCode</w:t>
+      </w:r>
+      <w:proofErr w:type="spellEnd"/>
+      <w:r>
+        <w:rPr>
+          <w:b/>
+          <w:bCs/>
+        </w:rPr>
+        <w:t xml:space="preserve"> SDK</w:t>
+      </w:r>
+    </w:p>
+    <w:p>
+      <w:pPr>
+        <w:spacing w:before="0" w:after="0"/>
+        <w:ind w:left="1080"/>
+      </w:pPr>
+      <w:r>
+        <w:t>El componente de </w:t>
+      </w:r>
+      <w:r>
+        <w:rPr>
+          <w:rStyle w:val="Extranjerismo"/>
+        </w:rPr>
+        <w:t>software</w:t>
+      </w:r>
+      <w:r>
+        <w:t> de código de barras</w:t>
+      </w:r>
+      <w:r>
+        <w:t xml:space="preserve"> </w:t>
+      </w:r>
+      <w:proofErr w:type="spellStart"/>
+      <w:r>
+        <w:t>TBarCode</w:t>
+      </w:r>
+      <w:proofErr w:type="spellEnd"/>
+      <w:r>
+        <w:t xml:space="preserve"> “Todo En Uno” (para </w:t>
+      </w:r>
+      <w:r>
+        <w:t>Microsoft</w:t>
+      </w:r>
+      <w:r>
+        <w:t xml:space="preserve">® </w:t>
+      </w:r>
+      <w:r>
+        <w:t>Windows</w:t>
+      </w:r>
+      <w:r>
+        <w:t xml:space="preserve">), genera e imprime todos los códigos de barras con aplicaciones diversas y cualquier tipo de impresora. Este flexible </w:t>
+      </w:r>
+      <w:r>
         <w:lastRenderedPageBreak/>
-        <w:t>Software</w:t>
-      </w:r>
-      <w:r>
-        <w:t> para la captura de código de barras: características, funcionalidad, tipos</w:t>
-      </w:r>
-      <w:bookmarkEnd w:id="8"/>
+        <w:t>generador de código de barras soporta más de 100 tipos de códigos de barras diferentes. Entre ellos se encuentran códigos de barras lineales y 2D como </w:t>
+      </w:r>
+      <w:r>
+        <w:rPr>
+          <w:rStyle w:val="Extranjerismo"/>
+        </w:rPr>
+        <w:t>Code</w:t>
+      </w:r>
+      <w:r>
+        <w:t>128, EAN128</w:t>
+      </w:r>
+      <w:r>
+        <w:t xml:space="preserve">, </w:t>
+      </w:r>
+      <w:proofErr w:type="spellStart"/>
+      <w:r>
+        <w:t>Datamatrix</w:t>
+      </w:r>
+      <w:proofErr w:type="spellEnd"/>
+      <w:r>
+        <w:t>, QR </w:t>
+      </w:r>
+      <w:r>
+        <w:rPr>
+          <w:rStyle w:val="Extranjerismo"/>
+        </w:rPr>
+        <w:t>Code,</w:t>
+      </w:r>
+      <w:r>
+        <w:t xml:space="preserve"> PDF417, </w:t>
+      </w:r>
+      <w:r>
+        <w:t>Aztec </w:t>
+      </w:r>
+      <w:r>
+        <w:rPr>
+          <w:rStyle w:val="Extranjerismo"/>
+        </w:rPr>
+        <w:t>Code,</w:t>
+      </w:r>
+      <w:r>
+        <w:t xml:space="preserve"> GS1 </w:t>
+      </w:r>
+      <w:proofErr w:type="spellStart"/>
+      <w:r>
+        <w:t>DataBar</w:t>
+      </w:r>
+      <w:proofErr w:type="spellEnd"/>
+      <w:r>
+        <w:t>.</w:t>
+      </w:r>
     </w:p>
     <w:p>
       <w:pPr>
         <w:spacing w:before="0" w:after="0"/>
         <w:ind w:left="1080"/>
-      </w:pPr>
-      <w:r>
-        <w:t xml:space="preserve">Existen </w:t>
-      </w:r>
-      <w:proofErr w:type="gramStart"/>
-      <w:r>
-        <w:t>diversos </w:t>
+        <w:rPr>
+          <w:b/>
+          <w:bCs/>
+        </w:rPr>
+      </w:pPr>
+      <w:proofErr w:type="spellStart"/>
+      <w:r>
+        <w:rPr>
+          <w:b/>
+          <w:bCs/>
+        </w:rPr>
+        <w:t>TBarCode</w:t>
+      </w:r>
+      <w:proofErr w:type="spellEnd"/>
+      <w:r>
+        <w:rPr>
+          <w:b/>
+          <w:bCs/>
+        </w:rPr>
+        <w:t>/X</w:t>
+      </w:r>
+    </w:p>
+    <w:p>
+      <w:pPr>
+        <w:spacing w:before="0" w:after="0"/>
+        <w:ind w:left="1080"/>
+      </w:pPr>
+      <w:r>
+        <w:t>Es un complemento de </w:t>
       </w:r>
       <w:r>
         <w:rPr>
           <w:rStyle w:val="Extranjerismo"/>
         </w:rPr>
-        <w:t>software</w:t>
-      </w:r>
-      <w:proofErr w:type="gramEnd"/>
-      <w:r>
-        <w:rPr>
-          <w:rStyle w:val="Extranjerismo"/>
-        </w:rPr>
-        <w:t> </w:t>
-      </w:r>
-      <w:r>
-        <w:t>para la captura de los códigos de barras, algunos de ellos son:</w:t>
+        <w:t>software </w:t>
+      </w:r>
+      <w:r>
+        <w:t>de código de barras para Linux®, UNIX® y Mac OS X. Permite producir todos los formatos más comunes de código de barras (lineales, 2D y compuestos) con una calidad perfecta creando códigos de barras automáticamente durante la impresión “sobre la marcha”. De este modo, puede convertir cada impresora de la empresa en una impresora de código de barras sin costes adicionales.</w:t>
       </w:r>
     </w:p>
     <w:p>
       <w:pPr>
         <w:spacing w:before="0" w:after="0"/>
         <w:ind w:left="1080"/>
-        <w:rPr>
-          <w:b/>
-          <w:bCs/>
-        </w:rPr>
-      </w:pPr>
-      <w:proofErr w:type="spellStart"/>
-      <w:r>
-        <w:rPr>
-          <w:b/>
-          <w:bCs/>
-        </w:rPr>
-        <w:t>Barcode</w:t>
-      </w:r>
-      <w:proofErr w:type="spellEnd"/>
-      <w:r>
-        <w:rPr>
-          <w:b/>
-          <w:bCs/>
-        </w:rPr>
-        <w:t xml:space="preserve"> Studio (Windows y Mac® OS)</w:t>
-      </w:r>
+      </w:pPr>
     </w:p>
     <w:p>
       <w:pPr>
         <w:spacing w:before="0" w:after="0"/>
         <w:ind w:left="1080"/>
       </w:pPr>
-      <w:r>
-        <w:t>Proporciona una forma</w:t>
-      </w:r>
-      <w:r>
-        <w:t xml:space="preserve"> fácil y adecuada de crear códigos de barras visualmente y exportarlos como imagen o como un fichero de gráficos vectoriales, ofreciendo capacidades muy eficientes de impresión en las etiquetas.</w:t>
-      </w:r>
     </w:p>
     <w:p>
       <w:pPr>
         <w:spacing w:before="0" w:after="0"/>
         <w:ind w:left="1080"/>
-        <w:rPr>
-          <w:b/>
-          <w:bCs/>
-        </w:rPr>
-      </w:pPr>
-      <w:proofErr w:type="spellStart"/>
-      <w:r>
-        <w:rPr>
-          <w:b/>
-          <w:bCs/>
-        </w:rPr>
-        <w:t>TBarCode</w:t>
-      </w:r>
-      <w:proofErr w:type="spellEnd"/>
-      <w:r>
-        <w:rPr>
-          <w:b/>
-          <w:bCs/>
-        </w:rPr>
-        <w:t xml:space="preserve"> Office</w:t>
-      </w:r>
+      </w:pPr>
     </w:p>
     <w:p>
       <w:pPr>
         <w:spacing w:before="0" w:after="0"/>
         <w:ind w:left="1080"/>
       </w:pPr>
-      <w:r>
-        <w:t xml:space="preserve">El complemento de código de barras </w:t>
-      </w:r>
-      <w:proofErr w:type="spellStart"/>
-      <w:r>
-        <w:t>TBarCode</w:t>
-      </w:r>
-      <w:proofErr w:type="spellEnd"/>
-      <w:r>
-        <w:t xml:space="preserve"> Office se integra perfectamente en Microsoft Office y es fácil de utilizar gracias a su intuitiva interfaz de usuario. Además, proporciona acceso a todos los parámetros del código de barras. Esta combinación hace de </w:t>
-      </w:r>
-      <w:proofErr w:type="spellStart"/>
-      <w:r>
-        <w:t>TBarCode</w:t>
-      </w:r>
-      <w:proofErr w:type="spellEnd"/>
-      <w:r>
-        <w:t xml:space="preserve"> Office el complemento de código de barras más avanzado del mercado.</w:t>
-      </w:r>
     </w:p>
     <w:p>
       <w:pPr>
         <w:spacing w:before="0" w:after="0"/>
         <w:ind w:left="1080"/>
-        <w:rPr>
-          <w:b/>
-          <w:bCs/>
-        </w:rPr>
-      </w:pPr>
-      <w:proofErr w:type="spellStart"/>
-      <w:r>
-        <w:rPr>
-          <w:b/>
-          <w:bCs/>
-        </w:rPr>
-        <w:t>TBarCode</w:t>
-      </w:r>
-      <w:proofErr w:type="spellEnd"/>
-      <w:r>
-        <w:rPr>
-          <w:b/>
-          <w:bCs/>
-        </w:rPr>
-        <w:t xml:space="preserve"> SDK</w:t>
-      </w:r>
+      </w:pPr>
     </w:p>
     <w:p>
       <w:pPr>
         <w:spacing w:before="0" w:after="0"/>
         <w:ind w:left="1080"/>
       </w:pPr>
-      <w:r>
-        <w:t>El componente de </w:t>
-      </w:r>
-      <w:r>
-        <w:rPr>
-          <w:rStyle w:val="Extranjerismo"/>
-        </w:rPr>
-        <w:t>software</w:t>
-      </w:r>
-      <w:r>
-        <w:t> de código de barras</w:t>
-      </w:r>
-      <w:r>
-        <w:t xml:space="preserve"> </w:t>
-      </w:r>
-      <w:proofErr w:type="spellStart"/>
-      <w:r>
-        <w:t>TBarCode</w:t>
-      </w:r>
-      <w:proofErr w:type="spellEnd"/>
-      <w:r>
-        <w:t xml:space="preserve"> “Todo En Uno” (para </w:t>
-      </w:r>
-      <w:r>
-        <w:t>Microsoft® Windows</w:t>
-      </w:r>
-      <w:r>
-        <w:t>), genera e imprime todos los códigos de barras con aplicaciones diversas y cualquier tipo de impresora. Este flexible generador de código de barras soporta más de 100 tipos de códigos de barras diferentes. Entre ellos se encuentran códigos de barras lineales y 2D como </w:t>
-      </w:r>
-      <w:r>
-        <w:rPr>
-          <w:rStyle w:val="Extranjerismo"/>
-        </w:rPr>
-        <w:t>Code</w:t>
-      </w:r>
-      <w:r>
-        <w:t xml:space="preserve">128, EAN128, </w:t>
-      </w:r>
-      <w:proofErr w:type="spellStart"/>
-      <w:r>
-        <w:t>Datamatrix</w:t>
-      </w:r>
-      <w:proofErr w:type="spellEnd"/>
-      <w:r>
-        <w:t>, QR </w:t>
-      </w:r>
-      <w:r>
-        <w:rPr>
-          <w:rStyle w:val="Extranjerismo"/>
-        </w:rPr>
-        <w:t>Code,</w:t>
-      </w:r>
-      <w:r>
-        <w:t xml:space="preserve"> PDF417, </w:t>
-      </w:r>
-      <w:r>
-        <w:t>Aztec </w:t>
-      </w:r>
-      <w:r>
-        <w:rPr>
-          <w:rStyle w:val="Extranjerismo"/>
-        </w:rPr>
-        <w:t>Code,</w:t>
-      </w:r>
-      <w:r>
-        <w:t xml:space="preserve"> GS1 </w:t>
-      </w:r>
-      <w:proofErr w:type="spellStart"/>
-      <w:r>
-        <w:t>DataBar</w:t>
-      </w:r>
-      <w:proofErr w:type="spellEnd"/>
-      <w:r>
-        <w:t>.</w:t>
-      </w:r>
     </w:p>
     <w:p>
       <w:pPr>
@@ -5498,46 +5671,13 @@
       <w:pPr>
         <w:spacing w:before="0" w:after="0"/>
         <w:ind w:left="1080"/>
-        <w:rPr>
-          <w:b/>
-          <w:bCs/>
-        </w:rPr>
-      </w:pPr>
-      <w:proofErr w:type="spellStart"/>
-      <w:r>
-        <w:rPr>
-          <w:b/>
-          <w:bCs/>
-        </w:rPr>
-        <w:lastRenderedPageBreak/>
-        <w:t>TBarCode</w:t>
-      </w:r>
-      <w:proofErr w:type="spellEnd"/>
-      <w:r>
-        <w:rPr>
-          <w:b/>
-          <w:bCs/>
-        </w:rPr>
-        <w:t>/X</w:t>
-      </w:r>
+      </w:pPr>
     </w:p>
     <w:p>
       <w:pPr>
         <w:spacing w:before="0" w:after="0"/>
         <w:ind w:left="1080"/>
       </w:pPr>
-      <w:r>
-        <w:t>Es un complemento de </w:t>
-      </w:r>
-      <w:r>
-        <w:rPr>
-          <w:rStyle w:val="Extranjerismo"/>
-        </w:rPr>
-        <w:t>software </w:t>
-      </w:r>
-      <w:r>
-        <w:t>de código de barras para Linux®, UNIX® y Mac OS X. Permite producir todos los formatos más comunes de código de barras (lineales, 2D y compuestos) con una calidad perfecta creando códigos de barras automáticamente durante la impresión “sobre la marcha”. De este modo, puede convertir cada impresora de la empresa en una impresora de código de barras sin costes adicionales.</w:t>
-      </w:r>
     </w:p>
     <w:p>
       <w:pPr>
@@ -5567,81 +5707,6 @@
       <w:pPr>
         <w:spacing w:before="0" w:after="0"/>
         <w:ind w:left="1080"/>
-      </w:pPr>
-    </w:p>
-    <w:p>
-      <w:pPr>
-        <w:spacing w:before="0" w:after="0"/>
-        <w:ind w:left="1080"/>
-      </w:pPr>
-    </w:p>
-    <w:p>
-      <w:pPr>
-        <w:spacing w:before="0" w:after="0"/>
-        <w:ind w:left="1080"/>
-      </w:pPr>
-    </w:p>
-    <w:p>
-      <w:pPr>
-        <w:spacing w:before="0" w:after="0"/>
-        <w:ind w:left="1080"/>
-      </w:pPr>
-    </w:p>
-    <w:p>
-      <w:pPr>
-        <w:spacing w:before="0" w:after="0"/>
-        <w:ind w:left="1080"/>
-      </w:pPr>
-    </w:p>
-    <w:p>
-      <w:pPr>
-        <w:spacing w:before="0" w:after="0"/>
-        <w:ind w:left="1080"/>
-      </w:pPr>
-    </w:p>
-    <w:p>
-      <w:pPr>
-        <w:spacing w:before="0" w:after="0"/>
-        <w:ind w:left="1080"/>
-      </w:pPr>
-    </w:p>
-    <w:p>
-      <w:pPr>
-        <w:spacing w:before="0" w:after="0"/>
-        <w:ind w:left="1080"/>
-      </w:pPr>
-    </w:p>
-    <w:p>
-      <w:pPr>
-        <w:spacing w:before="0" w:after="0"/>
-        <w:ind w:left="1080"/>
-      </w:pPr>
-    </w:p>
-    <w:p>
-      <w:pPr>
-        <w:spacing w:before="0" w:after="0"/>
-        <w:ind w:left="1080"/>
-      </w:pPr>
-    </w:p>
-    <w:p>
-      <w:pPr>
-        <w:spacing w:before="0" w:after="0"/>
-        <w:ind w:left="1080"/>
-      </w:pPr>
-    </w:p>
-    <w:p>
-      <w:pPr>
-        <w:spacing w:before="0" w:after="0"/>
-        <w:ind w:left="1080"/>
-      </w:pPr>
-    </w:p>
-    <w:p>
-      <w:pPr>
-        <w:spacing w:before="0" w:after="0"/>
-        <w:rPr>
-          <w:b/>
-          <w:bCs/>
-        </w:rPr>
       </w:pPr>
     </w:p>
     <w:p>
@@ -5868,7 +5933,11 @@
           <w:ilvl w:val="0"/>
           <w:numId w:val="11"/>
         </w:numPr>
-        <w:spacing w:before="0" w:after="0"/>
+        <w:tabs>
+          <w:tab w:val="clear" w:pos="1429"/>
+        </w:tabs>
+        <w:spacing w:before="0" w:after="0"/>
+        <w:ind w:left="1276" w:hanging="283"/>
         <w:rPr>
           <w:lang w:eastAsia="es-CO"/>
         </w:rPr>
@@ -5894,7 +5963,11 @@
           <w:ilvl w:val="0"/>
           <w:numId w:val="11"/>
         </w:numPr>
-        <w:spacing w:before="0" w:after="0"/>
+        <w:tabs>
+          <w:tab w:val="clear" w:pos="1429"/>
+        </w:tabs>
+        <w:spacing w:before="0" w:after="0"/>
+        <w:ind w:left="1276" w:hanging="283"/>
         <w:rPr>
           <w:lang w:eastAsia="es-CO"/>
         </w:rPr>
@@ -5920,7 +5993,11 @@
           <w:ilvl w:val="0"/>
           <w:numId w:val="11"/>
         </w:numPr>
-        <w:spacing w:before="0" w:after="0"/>
+        <w:tabs>
+          <w:tab w:val="clear" w:pos="1429"/>
+        </w:tabs>
+        <w:spacing w:before="0" w:after="0"/>
+        <w:ind w:left="1276" w:hanging="283"/>
         <w:rPr>
           <w:lang w:eastAsia="es-CO"/>
         </w:rPr>
@@ -5946,7 +6023,11 @@
           <w:ilvl w:val="0"/>
           <w:numId w:val="11"/>
         </w:numPr>
-        <w:spacing w:before="0" w:after="0"/>
+        <w:tabs>
+          <w:tab w:val="clear" w:pos="1429"/>
+        </w:tabs>
+        <w:spacing w:before="0" w:after="0"/>
+        <w:ind w:left="1276" w:hanging="283"/>
         <w:rPr>
           <w:lang w:eastAsia="es-CO"/>
         </w:rPr>
@@ -5972,7 +6053,11 @@
           <w:ilvl w:val="0"/>
           <w:numId w:val="11"/>
         </w:numPr>
-        <w:spacing w:before="0" w:after="0"/>
+        <w:tabs>
+          <w:tab w:val="clear" w:pos="1429"/>
+        </w:tabs>
+        <w:spacing w:before="0" w:after="0"/>
+        <w:ind w:left="1276" w:hanging="283"/>
         <w:rPr>
           <w:lang w:eastAsia="es-CO"/>
         </w:rPr>
@@ -5995,6 +6080,15 @@
     <w:p>
       <w:pPr>
         <w:spacing w:before="0" w:after="0"/>
+        <w:ind w:left="1276" w:firstLine="0"/>
+        <w:rPr>
+          <w:lang w:eastAsia="es-CO"/>
+        </w:rPr>
+      </w:pPr>
+    </w:p>
+    <w:p>
+      <w:pPr>
+        <w:spacing w:before="0" w:after="0"/>
         <w:rPr>
           <w:lang w:eastAsia="es-CO"/>
         </w:rPr>
@@ -6041,6 +6135,7 @@
     <w:p>
       <w:pPr>
         <w:spacing w:before="0" w:after="0"/>
+        <w:ind w:left="707" w:firstLine="286"/>
         <w:rPr>
           <w:lang w:eastAsia="es-CO"/>
         </w:rPr>
@@ -6093,7 +6188,10 @@
     <w:p>
       <w:pPr>
         <w:spacing w:before="0" w:after="0"/>
-        <w:rPr>
+        <w:ind w:left="707" w:firstLine="286"/>
+        <w:rPr>
+          <w:b/>
+          <w:bCs/>
           <w:lang w:eastAsia="es-CO"/>
         </w:rPr>
       </w:pPr>
@@ -6110,7 +6208,7 @@
       <w:pPr>
         <w:numPr>
           <w:ilvl w:val="0"/>
-          <w:numId w:val="13"/>
+          <w:numId w:val="12"/>
         </w:numPr>
         <w:spacing w:before="0" w:after="0"/>
         <w:rPr>
@@ -6128,7 +6226,7 @@
       <w:pPr>
         <w:numPr>
           <w:ilvl w:val="0"/>
-          <w:numId w:val="13"/>
+          <w:numId w:val="12"/>
         </w:numPr>
         <w:spacing w:before="0" w:after="0"/>
         <w:rPr>
@@ -6146,7 +6244,7 @@
       <w:pPr>
         <w:numPr>
           <w:ilvl w:val="0"/>
-          <w:numId w:val="13"/>
+          <w:numId w:val="12"/>
         </w:numPr>
         <w:spacing w:before="0" w:after="0"/>
         <w:rPr>
@@ -6163,7 +6261,10 @@
     <w:p>
       <w:pPr>
         <w:spacing w:before="0" w:after="0"/>
-        <w:rPr>
+        <w:ind w:left="707" w:firstLine="286"/>
+        <w:rPr>
+          <w:b/>
+          <w:bCs/>
           <w:lang w:eastAsia="es-CO"/>
         </w:rPr>
       </w:pPr>
@@ -6180,7 +6281,7 @@
       <w:pPr>
         <w:numPr>
           <w:ilvl w:val="0"/>
-          <w:numId w:val="14"/>
+          <w:numId w:val="12"/>
         </w:numPr>
         <w:spacing w:before="0" w:after="0"/>
         <w:rPr>
@@ -6198,7 +6299,7 @@
       <w:pPr>
         <w:numPr>
           <w:ilvl w:val="0"/>
-          <w:numId w:val="14"/>
+          <w:numId w:val="12"/>
         </w:numPr>
         <w:spacing w:before="0" w:after="0"/>
         <w:rPr>
@@ -6216,7 +6317,7 @@
       <w:pPr>
         <w:numPr>
           <w:ilvl w:val="0"/>
-          <w:numId w:val="14"/>
+          <w:numId w:val="12"/>
         </w:numPr>
         <w:spacing w:before="0" w:after="0"/>
         <w:rPr>
@@ -6233,16 +6334,9 @@
     <w:p>
       <w:pPr>
         <w:spacing w:before="0" w:after="0"/>
-        <w:ind w:left="720" w:firstLine="0"/>
-        <w:rPr>
-          <w:lang w:eastAsia="es-CO"/>
-        </w:rPr>
-      </w:pPr>
-    </w:p>
-    <w:p>
-      <w:pPr>
-        <w:spacing w:before="0" w:after="0"/>
-        <w:rPr>
+        <w:rPr>
+          <w:b/>
+          <w:bCs/>
           <w:lang w:eastAsia="es-CO"/>
         </w:rPr>
       </w:pPr>
@@ -6273,7 +6367,23 @@
           <w:bCs/>
           <w:lang w:eastAsia="es-CO"/>
         </w:rPr>
-        <w:t>Total, de ítems verificados:</w:t>
+        <w:t>Total</w:t>
+      </w:r>
+      <w:r>
+        <w:rPr>
+          <w:b/>
+          <w:bCs/>
+          <w:lang w:eastAsia="es-CO"/>
+        </w:rPr>
+        <w:t xml:space="preserve"> </w:t>
+      </w:r>
+      <w:r>
+        <w:rPr>
+          <w:b/>
+          <w:bCs/>
+          <w:lang w:eastAsia="es-CO"/>
+        </w:rPr>
+        <w:t>de ítems verificados:</w:t>
       </w:r>
       <w:r>
         <w:rPr>
@@ -6353,6 +6463,7 @@
     <w:p>
       <w:pPr>
         <w:spacing w:before="0" w:after="0"/>
+        <w:ind w:left="993" w:firstLine="0"/>
         <w:rPr>
           <w:lang w:eastAsia="es-CO"/>
         </w:rPr>
@@ -6383,6 +6494,7 @@
     <w:p>
       <w:pPr>
         <w:spacing w:before="0" w:after="0"/>
+        <w:ind w:left="993" w:firstLine="0"/>
         <w:rPr>
           <w:lang w:eastAsia="es-CO"/>
         </w:rPr>
@@ -6397,6 +6509,7 @@
     <w:p>
       <w:pPr>
         <w:spacing w:before="0" w:after="0"/>
+        <w:ind w:left="993" w:firstLine="0"/>
         <w:rPr>
           <w:lang w:eastAsia="es-CO"/>
         </w:rPr>
@@ -6427,6 +6540,7 @@
     <w:p>
       <w:pPr>
         <w:spacing w:before="0" w:after="0"/>
+        <w:ind w:left="993" w:firstLine="0"/>
         <w:rPr>
           <w:lang w:eastAsia="es-CO"/>
         </w:rPr>
@@ -6455,6 +6569,7 @@
     <w:p>
       <w:pPr>
         <w:spacing w:before="0" w:after="0"/>
+        <w:ind w:left="993" w:firstLine="0"/>
         <w:rPr>
           <w:lang w:eastAsia="es-CO"/>
         </w:rPr>
@@ -6753,7 +6868,19 @@
         <w:rPr>
           <w:lang w:eastAsia="es-CO"/>
         </w:rPr>
-        <w:t>Permite obtener información rápida y oportuna sobre productos servicios o localizaciones.</w:t>
+        <w:t>Permite obtener información rápida y oportuna sobre productos</w:t>
+      </w:r>
+      <w:r>
+        <w:rPr>
+          <w:lang w:eastAsia="es-CO"/>
+        </w:rPr>
+        <w:t>,</w:t>
+      </w:r>
+      <w:r>
+        <w:rPr>
+          <w:lang w:eastAsia="es-CO"/>
+        </w:rPr>
+        <w:t xml:space="preserve"> servicios o localizaciones.</w:t>
       </w:r>
     </w:p>
     <w:p>
@@ -7407,7 +7534,19 @@
         <w:rPr>
           <w:lang w:eastAsia="es-CO"/>
         </w:rPr>
-        <w:t>Si se encuentra un producto que no esté anotado en la lista, se le dará un número de secuencia intermedia dependiendo la ubicación del producto y se anotará al final de la hoja.</w:t>
+        <w:t xml:space="preserve">Si se encuentra un producto que no esté anotado en la lista, se le dará un número de secuencia intermedia dependiendo </w:t>
+      </w:r>
+      <w:r>
+        <w:rPr>
+          <w:lang w:eastAsia="es-CO"/>
+        </w:rPr>
+        <w:t xml:space="preserve">de </w:t>
+      </w:r>
+      <w:r>
+        <w:rPr>
+          <w:lang w:eastAsia="es-CO"/>
+        </w:rPr>
+        <w:t>la ubicación del producto y se anotará al final de la hoja.</w:t>
       </w:r>
     </w:p>
     <w:p>
@@ -7431,7 +7570,31 @@
         <w:rPr>
           <w:lang w:eastAsia="es-CO"/>
         </w:rPr>
-        <w:t>Los números de secuencia de la mercancía listada, serán de 10 en 10 y por anaquel, es decir en el anaquel 1 abra la secuencia 10, 20, 30, etc. y hasta el número que se necesite según la cantidad de mercancía que haya; y en el anaquel 2 será lo mismo comenzando por el número 10 y continuando de 10 en 10.</w:t>
+        <w:t xml:space="preserve">Los números de secuencia de la mercancía listada, serán de 10 en 10 y por anaquel, es decir en el anaquel 1 </w:t>
+      </w:r>
+      <w:r>
+        <w:rPr>
+          <w:lang w:eastAsia="es-CO"/>
+        </w:rPr>
+        <w:t>h</w:t>
+      </w:r>
+      <w:r>
+        <w:rPr>
+          <w:lang w:eastAsia="es-CO"/>
+        </w:rPr>
+        <w:t>abr</w:t>
+      </w:r>
+      <w:r>
+        <w:rPr>
+          <w:lang w:eastAsia="es-CO"/>
+        </w:rPr>
+        <w:t>á</w:t>
+      </w:r>
+      <w:r>
+        <w:rPr>
+          <w:lang w:eastAsia="es-CO"/>
+        </w:rPr>
+        <w:t xml:space="preserve"> la secuencia 10, 20, 30, etc. y hasta el número que se necesite según la cantidad de mercancía que haya; y en el anaquel 2 será lo mismo comenzando por el número 10 y continuando de 10 en 10.</w:t>
       </w:r>
     </w:p>
     <w:p>
@@ -7480,7 +7643,19 @@
           <w:lang w:eastAsia="es-CO"/>
         </w:rPr>
         <w:lastRenderedPageBreak/>
-        <w:t>Imprimir lo capturado en sistema y revisar que no haya ningún faltante físico de mercancía, en caso de haberlo se volverá a contar la mercancía con faltante y se buscará en todos los lugares posibles que pueda estar antes de tomarla como faltante real.</w:t>
+        <w:t>Imprimir lo capturado en</w:t>
+      </w:r>
+      <w:r>
+        <w:rPr>
+          <w:lang w:eastAsia="es-CO"/>
+        </w:rPr>
+        <w:t xml:space="preserve"> el</w:t>
+      </w:r>
+      <w:r>
+        <w:rPr>
+          <w:lang w:eastAsia="es-CO"/>
+        </w:rPr>
+        <w:t xml:space="preserve"> sistema y revisar que no haya ningún faltante físico de mercancía, en caso de haberlo se volverá a contar la mercancía con faltante y se buscará en todos los lugares posibles que pueda estar antes de tomarla como faltante real.</w:t>
       </w:r>
     </w:p>
     <w:p>
@@ -7799,28 +7974,16 @@
     </w:p>
     <w:p>
       <w:pPr>
-        <w:spacing w:before="0" w:after="0"/>
-        <w:ind w:firstLine="708"/>
-        <w:rPr>
-          <w:lang w:eastAsia="es-CO"/>
-        </w:rPr>
-      </w:pPr>
-    </w:p>
-    <w:p>
-      <w:pPr>
         <w:pStyle w:val="Figura"/>
       </w:pPr>
       <w:r>
-        <w:rPr>
-          <w:b/>
-          <w:bCs/>
-        </w:rPr>
-        <w:t>Figura 1.</w:t>
-      </w:r>
-      <w:r>
-        <w:t xml:space="preserve"> </w:t>
-      </w:r>
-      <w:r>
+        <w:t xml:space="preserve">Figura 1. </w:t>
+      </w:r>
+      <w:r>
+        <w:rPr>
+          <w:b w:val="0"/>
+          <w:bCs w:val="0"/>
+        </w:rPr>
         <w:t>Clasificación mercancías o productos</w:t>
       </w:r>
     </w:p>
@@ -7838,10 +8001,10 @@
           <w:lang w:eastAsia="es-CO"/>
         </w:rPr>
         <w:drawing>
-          <wp:inline distT="0" distB="0" distL="0" distR="0" wp14:anchorId="7290A69D" wp14:editId="1EB68249">
-            <wp:extent cx="4775097" cy="3796323"/>
-            <wp:effectExtent l="0" t="0" r="6985" b="0"/>
-            <wp:docPr id="894016723" name="Imagen 1" descr="La imagen expone cómo los bienes materiales se clasifican en cuatro categorías: materias primas, que son sustancias naturales no transformadas; productos en bruto, que requieren acondicionamiento o transporte especializado debido a sus características; semiproductos o productos intermedios, que han pasado por un proceso de transformación y se integrarán en etapas productivas posteriores; y productos elaborados, que son bienes terminados destinados al consumo final tras haber sido transformados a partir de materias primas o productos intermedios."/>
+          <wp:inline distT="0" distB="0" distL="0" distR="0" wp14:anchorId="0D383867" wp14:editId="599691F9">
+            <wp:extent cx="4973348" cy="2655736"/>
+            <wp:effectExtent l="0" t="0" r="0" b="0"/>
+            <wp:docPr id="1219066015" name="Gráfico 7" descr="La imagen expone cómo los bienes materiales se clasifican en cuatro categorías: materias primas, que son sustancias naturales no transformadas; productos en bruto, que requieren acondicionamiento o transporte especializado debido a sus características; semiproductos o productos intermedios, que han pasado por un proceso de transformación y se integrarán en etapas productivas posteriores; y productos elaborados, que son bienes terminados destinados al consumo final tras haber sido transformados a partir de materias primas o productos intermedios."/>
             <wp:cNvGraphicFramePr>
               <a:graphicFrameLocks xmlns:a="http://schemas.openxmlformats.org/drawingml/2006/main" noChangeAspect="1"/>
             </wp:cNvGraphicFramePr>
@@ -7849,11 +8012,17 @@
               <a:graphicData uri="http://schemas.openxmlformats.org/drawingml/2006/picture">
                 <pic:pic xmlns:pic="http://schemas.openxmlformats.org/drawingml/2006/picture">
                   <pic:nvPicPr>
-                    <pic:cNvPr id="894016723" name="Imagen 1" descr="La imagen expone cómo los bienes materiales se clasifican en cuatro categorías: materias primas, que son sustancias naturales no transformadas; productos en bruto, que requieren acondicionamiento o transporte especializado debido a sus características; semiproductos o productos intermedios, que han pasado por un proceso de transformación y se integrarán en etapas productivas posteriores; y productos elaborados, que son bienes terminados destinados al consumo final tras haber sido transformados a partir de materias primas o productos intermedios."/>
+                    <pic:cNvPr id="1219066015" name="Gráfico 7" descr="La imagen expone cómo los bienes materiales se clasifican en cuatro categorías: materias primas, que son sustancias naturales no transformadas; productos en bruto, que requieren acondicionamiento o transporte especializado debido a sus características; semiproductos o productos intermedios, que han pasado por un proceso de transformación y se integrarán en etapas productivas posteriores; y productos elaborados, que son bienes terminados destinados al consumo final tras haber sido transformados a partir de materias primas o productos intermedios."/>
                     <pic:cNvPicPr/>
                   </pic:nvPicPr>
                   <pic:blipFill>
-                    <a:blip r:embed="rId14"/>
+                    <a:blip r:embed="rId14">
+                      <a:extLst>
+                        <a:ext uri="{96DAC541-7B7A-43D3-8B79-37D633B846F1}">
+                          <asvg:svgBlip xmlns:asvg="http://schemas.microsoft.com/office/drawing/2016/SVG/main" r:embed="rId15"/>
+                        </a:ext>
+                      </a:extLst>
+                    </a:blip>
                     <a:stretch>
                       <a:fillRect/>
                     </a:stretch>
@@ -7861,7 +8030,7 @@
                   <pic:spPr>
                     <a:xfrm>
                       <a:off x="0" y="0"/>
-                      <a:ext cx="4778365" cy="3798921"/>
+                      <a:ext cx="4977423" cy="2657912"/>
                     </a:xfrm>
                     <a:prstGeom prst="rect">
                       <a:avLst/>
@@ -7894,16 +8063,16 @@
     </w:p>
     <w:p>
       <w:pPr>
-        <w:spacing w:before="0" w:after="0"/>
-        <w:rPr>
-          <w:lang w:eastAsia="es-CO"/>
-        </w:rPr>
-      </w:pPr>
-      <w:r>
-        <w:rPr>
-          <w:lang w:eastAsia="es-CO"/>
-        </w:rPr>
-        <w:t>Entendemos por normatividad a un conjunto de normas, y las más frecuentes para el manejo de mercancías son:</w:t>
+        <w:ind w:firstLine="708"/>
+        <w:rPr>
+          <w:lang w:eastAsia="es-CO"/>
+        </w:rPr>
+      </w:pPr>
+      <w:r>
+        <w:rPr>
+          <w:lang w:eastAsia="es-CO"/>
+        </w:rPr>
+        <w:t>La normatividad corresponde al conjunto de disposiciones legales que regulan las actividades relacionadas con la importación, exportación, almacenamiento, transporte y control de mercancías. En Colombia, algunas de las principales normas aplicables son:</w:t>
       </w:r>
     </w:p>
     <w:p>
@@ -7911,19 +8080,35 @@
         <w:pStyle w:val="Prrafodelista"/>
         <w:numPr>
           <w:ilvl w:val="0"/>
-          <w:numId w:val="20"/>
+          <w:numId w:val="7"/>
         </w:numPr>
-        <w:spacing w:before="0" w:after="0"/>
-        <w:ind w:left="993"/>
-        <w:rPr>
-          <w:lang w:eastAsia="es-CO"/>
-        </w:rPr>
-      </w:pPr>
-      <w:r>
-        <w:rPr>
-          <w:lang w:eastAsia="es-CO"/>
-        </w:rPr>
-        <w:t>Ley 34 de 1989 para el régimen de las aduanas y el Decreto 402 de 2005 que aprueba el Reglamento para el Despacho Expreso de Envíos.</w:t>
+        <w:ind w:left="1134"/>
+        <w:rPr>
+          <w:lang w:eastAsia="es-CO"/>
+        </w:rPr>
+      </w:pPr>
+      <w:r>
+        <w:rPr>
+          <w:b/>
+          <w:bCs/>
+          <w:lang w:eastAsia="es-CO"/>
+        </w:rPr>
+        <w:t>Decreto 1165 de 2019</w:t>
+      </w:r>
+    </w:p>
+    <w:p>
+      <w:pPr>
+        <w:pStyle w:val="Prrafodelista"/>
+        <w:ind w:left="1134" w:firstLine="0"/>
+        <w:rPr>
+          <w:lang w:eastAsia="es-CO"/>
+        </w:rPr>
+      </w:pPr>
+      <w:r>
+        <w:rPr>
+          <w:lang w:eastAsia="es-CO"/>
+        </w:rPr>
+        <w:t>Establece el Régimen de Aduanas y regula las operaciones de importación, exportación, tránsito aduanero y control de mercancías en el territorio nacional.</w:t>
       </w:r>
     </w:p>
     <w:p>
@@ -7931,19 +8116,53 @@
         <w:pStyle w:val="Prrafodelista"/>
         <w:numPr>
           <w:ilvl w:val="0"/>
-          <w:numId w:val="20"/>
+          <w:numId w:val="34"/>
         </w:numPr>
-        <w:spacing w:before="0" w:after="0"/>
-        <w:ind w:left="993"/>
-        <w:rPr>
-          <w:lang w:eastAsia="es-CO"/>
-        </w:rPr>
-      </w:pPr>
-      <w:r>
-        <w:rPr>
-          <w:lang w:eastAsia="es-CO"/>
-        </w:rPr>
-        <w:t>Resolución 4100 del 26 de diciembre de 2004 para el transporte de carga.</w:t>
+        <w:ind w:left="1134"/>
+        <w:rPr>
+          <w:lang w:eastAsia="es-CO"/>
+        </w:rPr>
+      </w:pPr>
+      <w:r>
+        <w:rPr>
+          <w:b/>
+          <w:bCs/>
+          <w:lang w:eastAsia="es-CO"/>
+        </w:rPr>
+        <w:t>Resolución 046 de 2019 de la DIAN</w:t>
+      </w:r>
+    </w:p>
+    <w:p>
+      <w:pPr>
+        <w:pStyle w:val="Prrafodelista"/>
+        <w:ind w:left="1134" w:firstLine="0"/>
+        <w:rPr>
+          <w:lang w:eastAsia="es-CO"/>
+        </w:rPr>
+      </w:pPr>
+      <w:r>
+        <w:rPr>
+          <w:lang w:eastAsia="es-CO"/>
+        </w:rPr>
+        <w:t>Desarrolla</w:t>
+      </w:r>
+      <w:r>
+        <w:rPr>
+          <w:lang w:eastAsia="es-CO"/>
+        </w:rPr>
+        <w:t xml:space="preserve"> </w:t>
+      </w:r>
+      <w:r>
+        <w:rPr>
+          <w:lang w:eastAsia="es-CO"/>
+        </w:rPr>
+        <w:t>los procedimientos y requisitos operativos para la aplicación del régimen aduanero, incluyendo trámites, controles y formalidades asociadas a las operaciones de comercio exterior.</w:t>
+      </w:r>
+      <w:r>
+        <w:rPr>
+          <w:lang w:eastAsia="es-CO"/>
+        </w:rPr>
+        <w:t xml:space="preserve"> </w:t>
       </w:r>
     </w:p>
     <w:p>
@@ -7951,42 +8170,100 @@
         <w:pStyle w:val="Prrafodelista"/>
         <w:numPr>
           <w:ilvl w:val="0"/>
-          <w:numId w:val="20"/>
+          <w:numId w:val="34"/>
         </w:numPr>
-        <w:spacing w:before="0" w:after="0"/>
-        <w:ind w:left="993"/>
-        <w:rPr>
-          <w:lang w:eastAsia="es-CO"/>
-        </w:rPr>
-      </w:pPr>
-      <w:r>
-        <w:rPr>
-          <w:lang w:eastAsia="es-CO"/>
-        </w:rPr>
-        <w:t>Código internacional de mercancías peligrosas.</w:t>
+        <w:ind w:left="1134"/>
+        <w:rPr>
+          <w:b/>
+          <w:bCs/>
+          <w:lang w:eastAsia="es-CO"/>
+        </w:rPr>
+      </w:pPr>
+      <w:r>
+        <w:rPr>
+          <w:b/>
+          <w:bCs/>
+          <w:lang w:eastAsia="es-CO"/>
+        </w:rPr>
+        <w:lastRenderedPageBreak/>
+        <w:t>Ley 336 de 1996</w:t>
       </w:r>
     </w:p>
     <w:p>
       <w:pPr>
         <w:pStyle w:val="Prrafodelista"/>
-        <w:spacing w:before="0" w:after="0"/>
-        <w:ind w:left="993" w:firstLine="0"/>
-        <w:rPr>
-          <w:lang w:eastAsia="es-CO"/>
-        </w:rPr>
-      </w:pPr>
-    </w:p>
-    <w:p>
-      <w:pPr>
-        <w:rPr>
-          <w:lang w:eastAsia="es-CO"/>
-        </w:rPr>
-      </w:pPr>
-      <w:r>
-        <w:rPr>
-          <w:lang w:eastAsia="es-CO"/>
-        </w:rPr>
-        <w:lastRenderedPageBreak/>
+        <w:ind w:left="1134" w:firstLine="0"/>
+        <w:rPr>
+          <w:lang w:eastAsia="es-CO"/>
+        </w:rPr>
+      </w:pPr>
+      <w:r>
+        <w:rPr>
+          <w:lang w:eastAsia="es-CO"/>
+        </w:rPr>
+        <w:t>Contiene el Estatuto Nacional de Transporte, que establece los principios y disposiciones generales para la prestación del servicio de transporte de carga en Colombia.</w:t>
+      </w:r>
+    </w:p>
+    <w:p>
+      <w:pPr>
+        <w:pStyle w:val="Prrafodelista"/>
+        <w:numPr>
+          <w:ilvl w:val="0"/>
+          <w:numId w:val="34"/>
+        </w:numPr>
+        <w:ind w:left="1134"/>
+        <w:rPr>
+          <w:lang w:eastAsia="es-CO"/>
+        </w:rPr>
+      </w:pPr>
+      <w:r>
+        <w:rPr>
+          <w:b/>
+          <w:bCs/>
+          <w:lang w:eastAsia="es-CO"/>
+        </w:rPr>
+        <w:t>Decreto 1079 de 2015</w:t>
+      </w:r>
+    </w:p>
+    <w:p>
+      <w:pPr>
+        <w:pStyle w:val="Prrafodelista"/>
+        <w:ind w:left="1134" w:firstLine="0"/>
+        <w:rPr>
+          <w:lang w:eastAsia="es-CO"/>
+        </w:rPr>
+      </w:pPr>
+      <w:r>
+        <w:rPr>
+          <w:lang w:eastAsia="es-CO"/>
+        </w:rPr>
+        <w:t>Compila la reglamentación del sector transporte e incluye disposiciones relacionadas con el transporte terrestre automotor de carga y las condiciones para su operación.</w:t>
+      </w:r>
+    </w:p>
+    <w:p>
+      <w:pPr>
+        <w:ind w:firstLine="708"/>
+        <w:rPr>
+          <w:lang w:eastAsia="es-CO"/>
+        </w:rPr>
+      </w:pPr>
+      <w:r>
+        <w:rPr>
+          <w:lang w:eastAsia="es-CO"/>
+        </w:rPr>
+        <w:t>Estas normas constituyen parte del marco regulatorio que orienta la gestión segura, eficiente y legal de las mercancías a lo largo de la cadena logística.</w:t>
+      </w:r>
+    </w:p>
+    <w:p>
+      <w:pPr>
+        <w:rPr>
+          <w:lang w:eastAsia="es-CO"/>
+        </w:rPr>
+      </w:pPr>
+      <w:r>
+        <w:rPr>
+          <w:lang w:eastAsia="es-CO"/>
+        </w:rPr>
         <w:t xml:space="preserve">Es importante tener en cuenta en el </w:t>
       </w:r>
       <w:r>
@@ -8119,62 +8396,6 @@
     </w:p>
     <w:p>
       <w:pPr>
-        <w:rPr>
-          <w:lang w:eastAsia="es-CO"/>
-        </w:rPr>
-      </w:pPr>
-    </w:p>
-    <w:p>
-      <w:pPr>
-        <w:rPr>
-          <w:lang w:eastAsia="es-CO"/>
-        </w:rPr>
-      </w:pPr>
-    </w:p>
-    <w:p>
-      <w:pPr>
-        <w:rPr>
-          <w:lang w:eastAsia="es-CO"/>
-        </w:rPr>
-      </w:pPr>
-    </w:p>
-    <w:p>
-      <w:pPr>
-        <w:rPr>
-          <w:lang w:eastAsia="es-CO"/>
-        </w:rPr>
-      </w:pPr>
-    </w:p>
-    <w:p>
-      <w:pPr>
-        <w:rPr>
-          <w:lang w:eastAsia="es-CO"/>
-        </w:rPr>
-      </w:pPr>
-    </w:p>
-    <w:p>
-      <w:pPr>
-        <w:rPr>
-          <w:lang w:eastAsia="es-CO"/>
-        </w:rPr>
-      </w:pPr>
-    </w:p>
-    <w:p>
-      <w:pPr>
-        <w:rPr>
-          <w:lang w:eastAsia="es-CO"/>
-        </w:rPr>
-      </w:pPr>
-    </w:p>
-    <w:p>
-      <w:pPr>
-        <w:rPr>
-          <w:lang w:eastAsia="es-CO"/>
-        </w:rPr>
-      </w:pPr>
-    </w:p>
-    <w:p>
-      <w:pPr>
         <w:pStyle w:val="Ttulo1"/>
         <w:numPr>
           <w:ilvl w:val="0"/>
@@ -8191,7 +8412,7 @@
     <w:p>
       <w:pPr>
         <w:spacing w:before="0" w:after="0"/>
-        <w:ind w:left="1440" w:firstLine="0"/>
+        <w:ind w:left="1080" w:firstLine="0"/>
         <w:rPr>
           <w:rFonts w:cs="Calibri"/>
           <w:b/>
@@ -8374,7 +8595,7 @@
     <w:p>
       <w:pPr>
         <w:spacing w:before="0" w:after="0"/>
-        <w:ind w:firstLine="708"/>
+        <w:ind w:left="426" w:firstLine="708"/>
         <w:rPr>
           <w:rFonts w:cs="Calibri"/>
           <w:lang w:eastAsia="es-CO"/>
@@ -8417,7 +8638,7 @@
     <w:p>
       <w:pPr>
         <w:spacing w:before="0" w:after="0"/>
-        <w:ind w:firstLine="708"/>
+        <w:ind w:left="1134" w:firstLine="0"/>
         <w:rPr>
           <w:rFonts w:cs="Calibri"/>
           <w:lang w:eastAsia="es-CO"/>
@@ -8461,7 +8682,7 @@
     <w:p>
       <w:pPr>
         <w:spacing w:before="0" w:after="0"/>
-        <w:ind w:firstLine="708"/>
+        <w:ind w:left="1134" w:firstLine="0"/>
         <w:rPr>
           <w:rFonts w:cs="Calibri"/>
           <w:lang w:eastAsia="es-CO"/>
@@ -8474,6 +8695,16 @@
         </w:rPr>
         <w:t>Es el producto con el proceso de producción o transformación completo y destinado a la venta.</w:t>
       </w:r>
+    </w:p>
+    <w:p>
+      <w:pPr>
+        <w:spacing w:before="0" w:after="0"/>
+        <w:ind w:left="1134" w:firstLine="0"/>
+        <w:rPr>
+          <w:rFonts w:cs="Calibri"/>
+          <w:lang w:eastAsia="es-CO"/>
+        </w:rPr>
+      </w:pPr>
     </w:p>
     <w:p>
       <w:pPr>
@@ -8664,23 +8895,24 @@
           <w:lang w:eastAsia="es-CO"/>
         </w:rPr>
       </w:pPr>
-      <w:r>
-        <w:rPr>
-          <w:rFonts w:cs="Calibri"/>
-          <w:lang w:eastAsia="es-CO"/>
-        </w:rPr>
+    </w:p>
+    <w:p>
+      <w:pPr>
+        <w:spacing w:before="0" w:after="0"/>
+        <w:ind w:firstLine="708"/>
+        <w:rPr>
+          <w:rFonts w:cs="Calibri"/>
+          <w:lang w:eastAsia="es-CO"/>
+        </w:rPr>
+      </w:pPr>
+      <w:r>
+        <w:rPr>
+          <w:rFonts w:cs="Calibri"/>
+          <w:lang w:eastAsia="es-CO"/>
+        </w:rPr>
+        <w:lastRenderedPageBreak/>
         <w:t>Dentro de las características generales de un producto, hay dos divisiones:</w:t>
       </w:r>
-    </w:p>
-    <w:p>
-      <w:pPr>
-        <w:spacing w:before="0" w:after="0"/>
-        <w:ind w:firstLine="708"/>
-        <w:rPr>
-          <w:rFonts w:cs="Calibri"/>
-          <w:lang w:eastAsia="es-CO"/>
-        </w:rPr>
-      </w:pPr>
     </w:p>
     <w:p>
       <w:pPr>
@@ -8704,7 +8936,6 @@
           <w:bCs/>
           <w:lang w:eastAsia="es-CO"/>
         </w:rPr>
-        <w:lastRenderedPageBreak/>
         <w:t>Características perceptibles</w:t>
       </w:r>
     </w:p>
@@ -9149,7 +9380,21 @@
           <w:rFonts w:cs="Calibri"/>
           <w:lang w:eastAsia="es-CO"/>
         </w:rPr>
-        <w:t>La rotación productos es un indicador que señala el total de veces que el inventario del almacén y el de la góndola requiere ser suministrado con nuevas existencias.</w:t>
+        <w:t>La rotación</w:t>
+      </w:r>
+      <w:r>
+        <w:rPr>
+          <w:rFonts w:cs="Calibri"/>
+          <w:lang w:eastAsia="es-CO"/>
+        </w:rPr>
+        <w:t xml:space="preserve"> de</w:t>
+      </w:r>
+      <w:r>
+        <w:rPr>
+          <w:rFonts w:cs="Calibri"/>
+          <w:lang w:eastAsia="es-CO"/>
+        </w:rPr>
+        <w:t xml:space="preserve"> productos es un indicador que señala el total de veces que el inventario del almacén y el de la góndola requiere ser suministrado con nuevas existencias.</w:t>
       </w:r>
     </w:p>
     <w:p>
@@ -9222,21 +9467,42 @@
           <w:rFonts w:cs="Calibri"/>
           <w:lang w:eastAsia="es-CO"/>
         </w:rPr>
-        <w:t>El término "agotados inventarios" se refiere a una situación en la que una empresa no tiene existencias disponibles de uno o más productos en su inventario. Esto ocurre cuando la demanda de los productos supera la oferta disponible, resultando en una falta de </w:t>
+        <w:t>El término "inventarios</w:t>
+      </w:r>
+      <w:r>
+        <w:rPr>
+          <w:rFonts w:cs="Calibri"/>
+          <w:lang w:eastAsia="es-CO"/>
+        </w:rPr>
+        <w:t xml:space="preserve"> </w:t>
+      </w:r>
+      <w:r>
+        <w:rPr>
+          <w:rFonts w:cs="Calibri"/>
+          <w:lang w:eastAsia="es-CO"/>
+        </w:rPr>
+        <w:t>agotados</w:t>
+      </w:r>
+      <w:r>
+        <w:rPr>
+          <w:rFonts w:cs="Calibri"/>
+          <w:lang w:eastAsia="es-CO"/>
+        </w:rPr>
+        <w:t>" se refiere a una situación en la que una empresa no tiene existencias disponibles de uno o más productos en su inventario. Esto ocurre cuando la demanda de los productos supera la oferta disponible, resultando en una falta de </w:t>
       </w:r>
       <w:r>
         <w:rPr>
           <w:rStyle w:val="Extranjerismo"/>
           <w:lang w:eastAsia="es-CO"/>
         </w:rPr>
-        <w:t>stock</w:t>
-      </w:r>
-      <w:r>
-        <w:rPr>
-          <w:rFonts w:cs="Calibri"/>
-          <w:lang w:eastAsia="es-CO"/>
-        </w:rPr>
-        <w:t> para satisfacer las necesidades de los clientes.</w:t>
+        <w:t>stock p</w:t>
+      </w:r>
+      <w:r>
+        <w:rPr>
+          <w:rFonts w:cs="Calibri"/>
+          <w:lang w:eastAsia="es-CO"/>
+        </w:rPr>
+        <w:t>ara satisfacer las necesidades de los clientes.</w:t>
       </w:r>
     </w:p>
     <w:p>
@@ -11075,7 +11341,25 @@
           <w:bCs/>
           <w:lang w:eastAsia="es-CO"/>
         </w:rPr>
-        <w:t>Reconteo: concepto, usos reconteo</w:t>
+        <w:t>Reconteo: concepto, usos</w:t>
+      </w:r>
+      <w:r>
+        <w:rPr>
+          <w:rFonts w:cs="Calibri"/>
+          <w:b/>
+          <w:bCs/>
+          <w:lang w:eastAsia="es-CO"/>
+        </w:rPr>
+        <w:t>,</w:t>
+      </w:r>
+      <w:r>
+        <w:rPr>
+          <w:rFonts w:cs="Calibri"/>
+          <w:b/>
+          <w:bCs/>
+          <w:lang w:eastAsia="es-CO"/>
+        </w:rPr>
+        <w:t xml:space="preserve"> reconteo</w:t>
       </w:r>
     </w:p>
     <w:p>
@@ -11267,6 +11551,7 @@
     <w:p>
       <w:pPr>
         <w:pStyle w:val="Ttulo1"/>
+        <w:ind w:firstLine="708"/>
       </w:pPr>
       <w:bookmarkStart w:id="21" w:name="_Toc232358909"/>
       <w:r>
@@ -11384,10 +11669,10 @@
                     <pic:cNvPicPr/>
                   </pic:nvPicPr>
                   <pic:blipFill>
-                    <a:blip r:embed="rId15">
+                    <a:blip r:embed="rId16">
                       <a:extLst>
                         <a:ext uri="{96DAC541-7B7A-43D3-8B79-37D633B846F1}">
-                          <asvg:svgBlip xmlns:asvg="http://schemas.microsoft.com/office/drawing/2016/SVG/main" r:embed="rId16"/>
+                          <asvg:svgBlip xmlns:asvg="http://schemas.microsoft.com/office/drawing/2016/SVG/main" r:embed="rId17"/>
                         </a:ext>
                       </a:extLst>
                     </a:blip>
@@ -11494,6 +11779,7 @@
     <w:p>
       <w:pPr>
         <w:pStyle w:val="Ttulo1"/>
+        <w:ind w:firstLine="708"/>
       </w:pPr>
       <w:bookmarkStart w:id="22" w:name="_Toc176443725"/>
       <w:bookmarkStart w:id="23" w:name="_Toc232358910"/>
@@ -11885,6 +12171,7 @@
     <w:p>
       <w:pPr>
         <w:pStyle w:val="Ttulo1"/>
+        <w:ind w:firstLine="708"/>
       </w:pPr>
       <w:bookmarkStart w:id="24" w:name="_Toc176443726"/>
       <w:bookmarkStart w:id="25" w:name="_Toc232358911"/>
@@ -11935,7 +12222,7 @@
         </w:rPr>
         <w:t xml:space="preserve"> Ediciones. </w:t>
       </w:r>
-      <w:hyperlink r:id="rId17" w:history="1">
+      <w:hyperlink r:id="rId18" w:history="1">
         <w:r>
           <w:rPr>
             <w:rStyle w:val="Hipervnculo"/>
@@ -11989,7 +12276,7 @@
         </w:rPr>
         <w:t xml:space="preserve"> </w:t>
       </w:r>
-      <w:hyperlink r:id="rId18" w:history="1">
+      <w:hyperlink r:id="rId19" w:history="1">
         <w:r>
           <w:rPr>
             <w:rStyle w:val="Hipervnculo"/>
@@ -12070,7 +12357,7 @@
         </w:rPr>
         <w:t xml:space="preserve"> </w:t>
       </w:r>
-      <w:hyperlink r:id="rId19" w:history="1">
+      <w:hyperlink r:id="rId20" w:history="1">
         <w:r>
           <w:rPr>
             <w:rStyle w:val="Hipervnculo"/>
@@ -12245,8 +12532,8 @@
       </w:tblPr>
       <w:tblGrid>
         <w:gridCol w:w="2830"/>
-        <w:gridCol w:w="3119"/>
-        <w:gridCol w:w="4111"/>
+        <w:gridCol w:w="3402"/>
+        <w:gridCol w:w="3828"/>
       </w:tblGrid>
       <w:tr>
         <w:trPr>
@@ -12278,7 +12565,7 @@
         </w:tc>
         <w:tc>
           <w:tcPr>
-            <w:tcW w:w="3119" w:type="dxa"/>
+            <w:tcW w:w="3402" w:type="dxa"/>
           </w:tcPr>
           <w:p>
             <w:pPr>
@@ -12300,7 +12587,7 @@
         </w:tc>
         <w:tc>
           <w:tcPr>
-            <w:tcW w:w="4111" w:type="dxa"/>
+            <w:tcW w:w="3828" w:type="dxa"/>
           </w:tcPr>
           <w:p>
             <w:pPr>
@@ -12334,16 +12621,12 @@
               <w:pStyle w:val="TextoTablas"/>
               <w:spacing w:before="0" w:after="0" w:line="360" w:lineRule="auto"/>
               <w:rPr>
-                <w:b/>
-                <w:bCs/>
                 <w:sz w:val="28"/>
                 <w:szCs w:val="28"/>
               </w:rPr>
             </w:pPr>
             <w:r>
               <w:rPr>
-                <w:b/>
-                <w:bCs/>
                 <w:sz w:val="28"/>
                 <w:szCs w:val="28"/>
               </w:rPr>
@@ -12353,7 +12636,7 @@
         </w:tc>
         <w:tc>
           <w:tcPr>
-            <w:tcW w:w="3119" w:type="dxa"/>
+            <w:tcW w:w="3402" w:type="dxa"/>
           </w:tcPr>
           <w:p>
             <w:pPr>
@@ -12382,7 +12665,7 @@
         </w:tc>
         <w:tc>
           <w:tcPr>
-            <w:tcW w:w="4111" w:type="dxa"/>
+            <w:tcW w:w="3828" w:type="dxa"/>
           </w:tcPr>
           <w:p>
             <w:pPr>
@@ -12413,16 +12696,12 @@
               <w:pStyle w:val="TextoTablas"/>
               <w:spacing w:before="0" w:after="0" w:line="360" w:lineRule="auto"/>
               <w:rPr>
-                <w:b/>
-                <w:bCs/>
                 <w:sz w:val="28"/>
                 <w:szCs w:val="28"/>
               </w:rPr>
             </w:pPr>
             <w:r>
               <w:rPr>
-                <w:b/>
-                <w:bCs/>
                 <w:sz w:val="28"/>
                 <w:szCs w:val="28"/>
               </w:rPr>
@@ -12432,7 +12711,7 @@
         </w:tc>
         <w:tc>
           <w:tcPr>
-            <w:tcW w:w="3119" w:type="dxa"/>
+            <w:tcW w:w="3402" w:type="dxa"/>
           </w:tcPr>
           <w:p>
             <w:pPr>
@@ -12454,7 +12733,7 @@
         </w:tc>
         <w:tc>
           <w:tcPr>
-            <w:tcW w:w="4111" w:type="dxa"/>
+            <w:tcW w:w="3828" w:type="dxa"/>
           </w:tcPr>
           <w:p>
             <w:pPr>
@@ -12488,35 +12767,22 @@
               <w:pStyle w:val="TextoTablas"/>
               <w:spacing w:before="0" w:after="0" w:line="360" w:lineRule="auto"/>
               <w:rPr>
-                <w:b/>
-                <w:bCs/>
                 <w:sz w:val="28"/>
                 <w:szCs w:val="28"/>
               </w:rPr>
             </w:pPr>
             <w:r>
               <w:rPr>
-                <w:b/>
-                <w:bCs/>
                 <w:sz w:val="28"/>
                 <w:szCs w:val="28"/>
               </w:rPr>
-              <w:t>J</w:t>
-            </w:r>
-            <w:r>
-              <w:rPr>
-                <w:b/>
-                <w:bCs/>
-                <w:sz w:val="28"/>
-                <w:szCs w:val="28"/>
-              </w:rPr>
-              <w:t>aime Alberto Pérez Posada</w:t>
+              <w:t>Jaime Alberto Pérez Posada</w:t>
             </w:r>
           </w:p>
         </w:tc>
         <w:tc>
           <w:tcPr>
-            <w:tcW w:w="3119" w:type="dxa"/>
+            <w:tcW w:w="3402" w:type="dxa"/>
           </w:tcPr>
           <w:p>
             <w:pPr>
@@ -12538,7 +12804,7 @@
         </w:tc>
         <w:tc>
           <w:tcPr>
-            <w:tcW w:w="4111" w:type="dxa"/>
+            <w:tcW w:w="3828" w:type="dxa"/>
           </w:tcPr>
           <w:p>
             <w:pPr>
@@ -12569,16 +12835,12 @@
               <w:pStyle w:val="TextoTablas"/>
               <w:spacing w:before="0" w:after="0" w:line="360" w:lineRule="auto"/>
               <w:rPr>
-                <w:b/>
-                <w:bCs/>
                 <w:sz w:val="28"/>
                 <w:szCs w:val="28"/>
               </w:rPr>
             </w:pPr>
             <w:r>
               <w:rPr>
-                <w:b/>
-                <w:bCs/>
                 <w:sz w:val="28"/>
                 <w:szCs w:val="28"/>
               </w:rPr>
@@ -12588,7 +12850,7 @@
         </w:tc>
         <w:tc>
           <w:tcPr>
-            <w:tcW w:w="3119" w:type="dxa"/>
+            <w:tcW w:w="3402" w:type="dxa"/>
           </w:tcPr>
           <w:p>
             <w:pPr>
@@ -12610,7 +12872,7 @@
         </w:tc>
         <w:tc>
           <w:tcPr>
-            <w:tcW w:w="4111" w:type="dxa"/>
+            <w:tcW w:w="3828" w:type="dxa"/>
           </w:tcPr>
           <w:p>
             <w:pPr>
@@ -12644,16 +12906,12 @@
               <w:pStyle w:val="TextoTablas"/>
               <w:spacing w:before="0" w:after="0" w:line="360" w:lineRule="auto"/>
               <w:rPr>
-                <w:b/>
-                <w:bCs/>
                 <w:sz w:val="28"/>
                 <w:szCs w:val="28"/>
               </w:rPr>
             </w:pPr>
             <w:r>
               <w:rPr>
-                <w:b/>
-                <w:bCs/>
                 <w:sz w:val="28"/>
                 <w:szCs w:val="28"/>
               </w:rPr>
@@ -12663,7 +12921,7 @@
         </w:tc>
         <w:tc>
           <w:tcPr>
-            <w:tcW w:w="3119" w:type="dxa"/>
+            <w:tcW w:w="3402" w:type="dxa"/>
           </w:tcPr>
           <w:p>
             <w:pPr>
@@ -12685,7 +12943,7 @@
         </w:tc>
         <w:tc>
           <w:tcPr>
-            <w:tcW w:w="4111" w:type="dxa"/>
+            <w:tcW w:w="3828" w:type="dxa"/>
           </w:tcPr>
           <w:p>
             <w:pPr>
@@ -12701,7 +12959,7 @@
                 <w:sz w:val="28"/>
                 <w:szCs w:val="28"/>
               </w:rPr>
-              <w:t>Centro para la Industria de la Comunicación Gráfica - Regional Distrito Capital</w:t>
+              <w:t>Centro Agroempresarial y Desarrollo Pecuario - Regional Huila</w:t>
             </w:r>
           </w:p>
         </w:tc>
@@ -12716,16 +12974,12 @@
               <w:pStyle w:val="TextoTablas"/>
               <w:spacing w:before="0" w:after="0" w:line="360" w:lineRule="auto"/>
               <w:rPr>
-                <w:b/>
-                <w:bCs/>
                 <w:sz w:val="28"/>
                 <w:szCs w:val="28"/>
               </w:rPr>
             </w:pPr>
             <w:r>
               <w:rPr>
-                <w:b/>
-                <w:bCs/>
                 <w:sz w:val="28"/>
                 <w:szCs w:val="28"/>
               </w:rPr>
@@ -12735,7 +12989,7 @@
         </w:tc>
         <w:tc>
           <w:tcPr>
-            <w:tcW w:w="3119" w:type="dxa"/>
+            <w:tcW w:w="3402" w:type="dxa"/>
           </w:tcPr>
           <w:p>
             <w:pPr>
@@ -12757,7 +13011,7 @@
         </w:tc>
         <w:tc>
           <w:tcPr>
-            <w:tcW w:w="4111" w:type="dxa"/>
+            <w:tcW w:w="3828" w:type="dxa"/>
           </w:tcPr>
           <w:p>
             <w:pPr>
@@ -12791,16 +13045,12 @@
               <w:pStyle w:val="TextoTablas"/>
               <w:spacing w:before="0" w:after="0" w:line="360" w:lineRule="auto"/>
               <w:rPr>
-                <w:b/>
-                <w:bCs/>
                 <w:sz w:val="28"/>
                 <w:szCs w:val="28"/>
               </w:rPr>
             </w:pPr>
             <w:r>
               <w:rPr>
-                <w:b/>
-                <w:bCs/>
                 <w:sz w:val="28"/>
                 <w:szCs w:val="28"/>
               </w:rPr>
@@ -12810,7 +13060,7 @@
         </w:tc>
         <w:tc>
           <w:tcPr>
-            <w:tcW w:w="3119" w:type="dxa"/>
+            <w:tcW w:w="3402" w:type="dxa"/>
           </w:tcPr>
           <w:p>
             <w:pPr>
@@ -12832,7 +13082,7 @@
         </w:tc>
         <w:tc>
           <w:tcPr>
-            <w:tcW w:w="4111" w:type="dxa"/>
+            <w:tcW w:w="3828" w:type="dxa"/>
           </w:tcPr>
           <w:p>
             <w:pPr>
@@ -12863,16 +13113,12 @@
               <w:pStyle w:val="TextoTablas"/>
               <w:spacing w:before="0" w:after="0" w:line="360" w:lineRule="auto"/>
               <w:rPr>
-                <w:b/>
-                <w:bCs/>
                 <w:sz w:val="28"/>
                 <w:szCs w:val="28"/>
               </w:rPr>
             </w:pPr>
             <w:r>
               <w:rPr>
-                <w:b/>
-                <w:bCs/>
                 <w:sz w:val="28"/>
                 <w:szCs w:val="28"/>
               </w:rPr>
@@ -12882,7 +13128,7 @@
         </w:tc>
         <w:tc>
           <w:tcPr>
-            <w:tcW w:w="3119" w:type="dxa"/>
+            <w:tcW w:w="3402" w:type="dxa"/>
           </w:tcPr>
           <w:p>
             <w:pPr>
@@ -12904,7 +13150,7 @@
         </w:tc>
         <w:tc>
           <w:tcPr>
-            <w:tcW w:w="4111" w:type="dxa"/>
+            <w:tcW w:w="3828" w:type="dxa"/>
           </w:tcPr>
           <w:p>
             <w:pPr>
@@ -12938,16 +13184,12 @@
               <w:pStyle w:val="TextoTablas"/>
               <w:spacing w:before="0" w:after="0" w:line="360" w:lineRule="auto"/>
               <w:rPr>
-                <w:b/>
-                <w:bCs/>
                 <w:sz w:val="28"/>
                 <w:szCs w:val="28"/>
               </w:rPr>
             </w:pPr>
             <w:r>
               <w:rPr>
-                <w:b/>
-                <w:bCs/>
                 <w:sz w:val="28"/>
                 <w:szCs w:val="28"/>
               </w:rPr>
@@ -12958,7 +13200,7 @@
         </w:tc>
         <w:tc>
           <w:tcPr>
-            <w:tcW w:w="3119" w:type="dxa"/>
+            <w:tcW w:w="3402" w:type="dxa"/>
           </w:tcPr>
           <w:p>
             <w:pPr>
@@ -13001,7 +13243,7 @@
         </w:tc>
         <w:tc>
           <w:tcPr>
-            <w:tcW w:w="4111" w:type="dxa"/>
+            <w:tcW w:w="3828" w:type="dxa"/>
           </w:tcPr>
           <w:p>
             <w:pPr>
@@ -13032,16 +13274,12 @@
               <w:pStyle w:val="TextoTablas"/>
               <w:spacing w:before="0" w:after="0" w:line="360" w:lineRule="auto"/>
               <w:rPr>
-                <w:b/>
-                <w:bCs/>
                 <w:sz w:val="28"/>
                 <w:szCs w:val="28"/>
               </w:rPr>
             </w:pPr>
             <w:r>
               <w:rPr>
-                <w:b/>
-                <w:bCs/>
                 <w:sz w:val="28"/>
                 <w:szCs w:val="28"/>
               </w:rPr>
@@ -13051,7 +13289,7 @@
         </w:tc>
         <w:tc>
           <w:tcPr>
-            <w:tcW w:w="3119" w:type="dxa"/>
+            <w:tcW w:w="3402" w:type="dxa"/>
           </w:tcPr>
           <w:p>
             <w:pPr>
@@ -13081,7 +13319,7 @@
         </w:tc>
         <w:tc>
           <w:tcPr>
-            <w:tcW w:w="4111" w:type="dxa"/>
+            <w:tcW w:w="3828" w:type="dxa"/>
           </w:tcPr>
           <w:p>
             <w:pPr>
@@ -13115,16 +13353,12 @@
               <w:pStyle w:val="TextoTablas"/>
               <w:spacing w:before="0" w:after="0" w:line="360" w:lineRule="auto"/>
               <w:rPr>
-                <w:b/>
-                <w:bCs/>
                 <w:sz w:val="28"/>
                 <w:szCs w:val="28"/>
               </w:rPr>
             </w:pPr>
             <w:r>
               <w:rPr>
-                <w:b/>
-                <w:bCs/>
                 <w:sz w:val="28"/>
                 <w:szCs w:val="28"/>
               </w:rPr>
@@ -13132,8 +13366,6 @@
             </w:r>
             <w:r>
               <w:rPr>
-                <w:b/>
-                <w:bCs/>
                 <w:sz w:val="28"/>
                 <w:szCs w:val="28"/>
               </w:rPr>
@@ -13143,7 +13375,7 @@
         </w:tc>
         <w:tc>
           <w:tcPr>
-            <w:tcW w:w="3119" w:type="dxa"/>
+            <w:tcW w:w="3402" w:type="dxa"/>
           </w:tcPr>
           <w:p>
             <w:pPr>
@@ -13193,7 +13425,7 @@
         </w:tc>
         <w:tc>
           <w:tcPr>
-            <w:tcW w:w="4111" w:type="dxa"/>
+            <w:tcW w:w="3828" w:type="dxa"/>
           </w:tcPr>
           <w:p>
             <w:pPr>
@@ -13224,16 +13456,12 @@
               <w:pStyle w:val="TextoTablas"/>
               <w:spacing w:before="0" w:after="0" w:line="360" w:lineRule="auto"/>
               <w:rPr>
-                <w:b/>
-                <w:bCs/>
                 <w:sz w:val="28"/>
                 <w:szCs w:val="28"/>
               </w:rPr>
             </w:pPr>
             <w:r>
               <w:rPr>
-                <w:b/>
-                <w:bCs/>
                 <w:sz w:val="28"/>
                 <w:szCs w:val="28"/>
               </w:rPr>
@@ -13243,7 +13471,7 @@
         </w:tc>
         <w:tc>
           <w:tcPr>
-            <w:tcW w:w="3119" w:type="dxa"/>
+            <w:tcW w:w="3402" w:type="dxa"/>
           </w:tcPr>
           <w:p>
             <w:pPr>
@@ -13265,7 +13493,7 @@
         </w:tc>
         <w:tc>
           <w:tcPr>
-            <w:tcW w:w="4111" w:type="dxa"/>
+            <w:tcW w:w="3828" w:type="dxa"/>
           </w:tcPr>
           <w:p>
             <w:pPr>
@@ -13299,16 +13527,12 @@
               <w:pStyle w:val="TextoTablas"/>
               <w:spacing w:before="0" w:after="0" w:line="360" w:lineRule="auto"/>
               <w:rPr>
-                <w:b/>
-                <w:bCs/>
                 <w:sz w:val="28"/>
                 <w:szCs w:val="28"/>
               </w:rPr>
             </w:pPr>
             <w:r>
               <w:rPr>
-                <w:b/>
-                <w:bCs/>
                 <w:sz w:val="28"/>
                 <w:szCs w:val="28"/>
               </w:rPr>
@@ -13318,7 +13542,7 @@
         </w:tc>
         <w:tc>
           <w:tcPr>
-            <w:tcW w:w="3119" w:type="dxa"/>
+            <w:tcW w:w="3402" w:type="dxa"/>
           </w:tcPr>
           <w:p>
             <w:pPr>
@@ -13340,7 +13564,7 @@
         </w:tc>
         <w:tc>
           <w:tcPr>
-            <w:tcW w:w="4111" w:type="dxa"/>
+            <w:tcW w:w="3828" w:type="dxa"/>
           </w:tcPr>
           <w:p>
             <w:pPr>
@@ -13371,8 +13595,8 @@
       </w:pPr>
     </w:p>
     <w:sectPr>
-      <w:headerReference w:type="default" r:id="rId20"/>
-      <w:footerReference w:type="default" r:id="rId21"/>
+      <w:headerReference w:type="default" r:id="rId21"/>
+      <w:footerReference w:type="default" r:id="rId22"/>
       <w:pgSz w:w="12240" w:h="15840"/>
       <w:pgMar w:top="1701" w:right="1134" w:bottom="1134" w:left="1134" w:header="709" w:footer="737" w:gutter="0"/>
       <w:pgNumType w:start="1"/>
@@ -14217,9 +14441,9 @@
       <w:lvlJc w:val="left"/>
       <w:pPr>
         <w:tabs>
-          <w:tab w:val="num" w:pos="720"/>
-        </w:tabs>
-        <w:ind w:left="720" w:hanging="360"/>
+          <w:tab w:val="num" w:pos="1429"/>
+        </w:tabs>
+        <w:ind w:left="1429" w:hanging="360"/>
       </w:pPr>
       <w:rPr>
         <w:rFonts w:ascii="Symbol" w:hAnsi="Symbol" w:hint="default"/>
@@ -14233,9 +14457,9 @@
       <w:lvlJc w:val="left"/>
       <w:pPr>
         <w:tabs>
-          <w:tab w:val="num" w:pos="1440"/>
-        </w:tabs>
-        <w:ind w:left="1440" w:hanging="360"/>
+          <w:tab w:val="num" w:pos="2149"/>
+        </w:tabs>
+        <w:ind w:left="2149" w:hanging="360"/>
       </w:pPr>
       <w:rPr>
         <w:rFonts w:ascii="Courier New" w:hAnsi="Courier New" w:hint="default"/>
@@ -14249,9 +14473,9 @@
       <w:lvlJc w:val="left"/>
       <w:pPr>
         <w:tabs>
-          <w:tab w:val="num" w:pos="2160"/>
-        </w:tabs>
-        <w:ind w:left="2160" w:hanging="360"/>
+          <w:tab w:val="num" w:pos="2869"/>
+        </w:tabs>
+        <w:ind w:left="2869" w:hanging="360"/>
       </w:pPr>
       <w:rPr>
         <w:rFonts w:ascii="Wingdings" w:hAnsi="Wingdings" w:hint="default"/>
@@ -14265,9 +14489,9 @@
       <w:lvlJc w:val="left"/>
       <w:pPr>
         <w:tabs>
-          <w:tab w:val="num" w:pos="2880"/>
-        </w:tabs>
-        <w:ind w:left="2880" w:hanging="360"/>
+          <w:tab w:val="num" w:pos="3589"/>
+        </w:tabs>
+        <w:ind w:left="3589" w:hanging="360"/>
       </w:pPr>
       <w:rPr>
         <w:rFonts w:ascii="Wingdings" w:hAnsi="Wingdings" w:hint="default"/>
@@ -14281,9 +14505,9 @@
       <w:lvlJc w:val="left"/>
       <w:pPr>
         <w:tabs>
-          <w:tab w:val="num" w:pos="3600"/>
-        </w:tabs>
-        <w:ind w:left="3600" w:hanging="360"/>
+          <w:tab w:val="num" w:pos="4309"/>
+        </w:tabs>
+        <w:ind w:left="4309" w:hanging="360"/>
       </w:pPr>
       <w:rPr>
         <w:rFonts w:ascii="Wingdings" w:hAnsi="Wingdings" w:hint="default"/>
@@ -14297,9 +14521,9 @@
       <w:lvlJc w:val="left"/>
       <w:pPr>
         <w:tabs>
-          <w:tab w:val="num" w:pos="4320"/>
-        </w:tabs>
-        <w:ind w:left="4320" w:hanging="360"/>
+          <w:tab w:val="num" w:pos="5029"/>
+        </w:tabs>
+        <w:ind w:left="5029" w:hanging="360"/>
       </w:pPr>
       <w:rPr>
         <w:rFonts w:ascii="Wingdings" w:hAnsi="Wingdings" w:hint="default"/>
@@ -14313,9 +14537,9 @@
       <w:lvlJc w:val="left"/>
       <w:pPr>
         <w:tabs>
-          <w:tab w:val="num" w:pos="5040"/>
-        </w:tabs>
-        <w:ind w:left="5040" w:hanging="360"/>
+          <w:tab w:val="num" w:pos="5749"/>
+        </w:tabs>
+        <w:ind w:left="5749" w:hanging="360"/>
       </w:pPr>
       <w:rPr>
         <w:rFonts w:ascii="Wingdings" w:hAnsi="Wingdings" w:hint="default"/>
@@ -14329,9 +14553,9 @@
       <w:lvlJc w:val="left"/>
       <w:pPr>
         <w:tabs>
-          <w:tab w:val="num" w:pos="5760"/>
-        </w:tabs>
-        <w:ind w:left="5760" w:hanging="360"/>
+          <w:tab w:val="num" w:pos="6469"/>
+        </w:tabs>
+        <w:ind w:left="6469" w:hanging="360"/>
       </w:pPr>
       <w:rPr>
         <w:rFonts w:ascii="Wingdings" w:hAnsi="Wingdings" w:hint="default"/>
@@ -14345,9 +14569,9 @@
       <w:lvlJc w:val="left"/>
       <w:pPr>
         <w:tabs>
-          <w:tab w:val="num" w:pos="6480"/>
-        </w:tabs>
-        <w:ind w:left="6480" w:hanging="360"/>
+          <w:tab w:val="num" w:pos="7189"/>
+        </w:tabs>
+        <w:ind w:left="7189" w:hanging="360"/>
       </w:pPr>
       <w:rPr>
         <w:rFonts w:ascii="Wingdings" w:hAnsi="Wingdings" w:hint="default"/>
@@ -14840,9 +15064,9 @@
       <w:lvlJc w:val="left"/>
       <w:pPr>
         <w:tabs>
-          <w:tab w:val="num" w:pos="720"/>
-        </w:tabs>
-        <w:ind w:left="720" w:hanging="360"/>
+          <w:tab w:val="num" w:pos="1713"/>
+        </w:tabs>
+        <w:ind w:left="1713" w:hanging="360"/>
       </w:pPr>
       <w:rPr>
         <w:rFonts w:ascii="Symbol" w:hAnsi="Symbol" w:hint="default"/>
@@ -14856,9 +15080,9 @@
       <w:lvlJc w:val="left"/>
       <w:pPr>
         <w:tabs>
-          <w:tab w:val="num" w:pos="1440"/>
-        </w:tabs>
-        <w:ind w:left="1440" w:hanging="360"/>
+          <w:tab w:val="num" w:pos="2433"/>
+        </w:tabs>
+        <w:ind w:left="2433" w:hanging="360"/>
       </w:pPr>
       <w:rPr>
         <w:rFonts w:ascii="Courier New" w:hAnsi="Courier New" w:hint="default"/>
@@ -14872,9 +15096,9 @@
       <w:lvlJc w:val="left"/>
       <w:pPr>
         <w:tabs>
-          <w:tab w:val="num" w:pos="2160"/>
-        </w:tabs>
-        <w:ind w:left="2160" w:hanging="360"/>
+          <w:tab w:val="num" w:pos="3153"/>
+        </w:tabs>
+        <w:ind w:left="3153" w:hanging="360"/>
       </w:pPr>
       <w:rPr>
         <w:rFonts w:ascii="Wingdings" w:hAnsi="Wingdings" w:hint="default"/>
@@ -14888,9 +15112,9 @@
       <w:lvlJc w:val="left"/>
       <w:pPr>
         <w:tabs>
-          <w:tab w:val="num" w:pos="2880"/>
-        </w:tabs>
-        <w:ind w:left="2880" w:hanging="360"/>
+          <w:tab w:val="num" w:pos="3873"/>
+        </w:tabs>
+        <w:ind w:left="3873" w:hanging="360"/>
       </w:pPr>
       <w:rPr>
         <w:rFonts w:ascii="Wingdings" w:hAnsi="Wingdings" w:hint="default"/>
@@ -14904,9 +15128,9 @@
       <w:lvlJc w:val="left"/>
       <w:pPr>
         <w:tabs>
-          <w:tab w:val="num" w:pos="3600"/>
-        </w:tabs>
-        <w:ind w:left="3600" w:hanging="360"/>
+          <w:tab w:val="num" w:pos="4593"/>
+        </w:tabs>
+        <w:ind w:left="4593" w:hanging="360"/>
       </w:pPr>
       <w:rPr>
         <w:rFonts w:ascii="Wingdings" w:hAnsi="Wingdings" w:hint="default"/>
@@ -14920,9 +15144,9 @@
       <w:lvlJc w:val="left"/>
       <w:pPr>
         <w:tabs>
-          <w:tab w:val="num" w:pos="4320"/>
-        </w:tabs>
-        <w:ind w:left="4320" w:hanging="360"/>
+          <w:tab w:val="num" w:pos="5313"/>
+        </w:tabs>
+        <w:ind w:left="5313" w:hanging="360"/>
       </w:pPr>
       <w:rPr>
         <w:rFonts w:ascii="Wingdings" w:hAnsi="Wingdings" w:hint="default"/>
@@ -14936,9 +15160,9 @@
       <w:lvlJc w:val="left"/>
       <w:pPr>
         <w:tabs>
-          <w:tab w:val="num" w:pos="5040"/>
-        </w:tabs>
-        <w:ind w:left="5040" w:hanging="360"/>
+          <w:tab w:val="num" w:pos="6033"/>
+        </w:tabs>
+        <w:ind w:left="6033" w:hanging="360"/>
       </w:pPr>
       <w:rPr>
         <w:rFonts w:ascii="Wingdings" w:hAnsi="Wingdings" w:hint="default"/>
@@ -14952,9 +15176,9 @@
       <w:lvlJc w:val="left"/>
       <w:pPr>
         <w:tabs>
-          <w:tab w:val="num" w:pos="5760"/>
-        </w:tabs>
-        <w:ind w:left="5760" w:hanging="360"/>
+          <w:tab w:val="num" w:pos="6753"/>
+        </w:tabs>
+        <w:ind w:left="6753" w:hanging="360"/>
       </w:pPr>
       <w:rPr>
         <w:rFonts w:ascii="Wingdings" w:hAnsi="Wingdings" w:hint="default"/>
@@ -14968,9 +15192,9 @@
       <w:lvlJc w:val="left"/>
       <w:pPr>
         <w:tabs>
-          <w:tab w:val="num" w:pos="6480"/>
-        </w:tabs>
-        <w:ind w:left="6480" w:hanging="360"/>
+          <w:tab w:val="num" w:pos="7473"/>
+        </w:tabs>
+        <w:ind w:left="7473" w:hanging="360"/>
       </w:pPr>
       <w:rPr>
         <w:rFonts w:ascii="Wingdings" w:hAnsi="Wingdings" w:hint="default"/>
@@ -14989,9 +15213,9 @@
       <w:lvlJc w:val="left"/>
       <w:pPr>
         <w:tabs>
-          <w:tab w:val="num" w:pos="1428"/>
-        </w:tabs>
-        <w:ind w:left="1428" w:hanging="360"/>
+          <w:tab w:val="num" w:pos="1776"/>
+        </w:tabs>
+        <w:ind w:left="1776" w:hanging="360"/>
       </w:pPr>
       <w:rPr>
         <w:rFonts w:ascii="Wingdings" w:hAnsi="Wingdings" w:hint="default"/>
@@ -15005,9 +15229,9 @@
       <w:lvlJc w:val="left"/>
       <w:pPr>
         <w:tabs>
-          <w:tab w:val="num" w:pos="2148"/>
-        </w:tabs>
-        <w:ind w:left="2148" w:hanging="360"/>
+          <w:tab w:val="num" w:pos="2496"/>
+        </w:tabs>
+        <w:ind w:left="2496" w:hanging="360"/>
       </w:pPr>
       <w:rPr>
         <w:rFonts w:ascii="Courier New" w:hAnsi="Courier New" w:hint="default"/>
@@ -15021,9 +15245,9 @@
       <w:lvlJc w:val="left"/>
       <w:pPr>
         <w:tabs>
-          <w:tab w:val="num" w:pos="2868"/>
-        </w:tabs>
-        <w:ind w:left="2868" w:hanging="360"/>
+          <w:tab w:val="num" w:pos="3216"/>
+        </w:tabs>
+        <w:ind w:left="3216" w:hanging="360"/>
       </w:pPr>
       <w:rPr>
         <w:rFonts w:ascii="Wingdings" w:hAnsi="Wingdings" w:hint="default"/>
@@ -15037,9 +15261,9 @@
       <w:lvlJc w:val="left"/>
       <w:pPr>
         <w:tabs>
-          <w:tab w:val="num" w:pos="3588"/>
-        </w:tabs>
-        <w:ind w:left="3588" w:hanging="360"/>
+          <w:tab w:val="num" w:pos="3936"/>
+        </w:tabs>
+        <w:ind w:left="3936" w:hanging="360"/>
       </w:pPr>
       <w:rPr>
         <w:rFonts w:ascii="Wingdings" w:hAnsi="Wingdings" w:hint="default"/>
@@ -15053,9 +15277,9 @@
       <w:lvlJc w:val="left"/>
       <w:pPr>
         <w:tabs>
-          <w:tab w:val="num" w:pos="4308"/>
-        </w:tabs>
-        <w:ind w:left="4308" w:hanging="360"/>
+          <w:tab w:val="num" w:pos="4656"/>
+        </w:tabs>
+        <w:ind w:left="4656" w:hanging="360"/>
       </w:pPr>
       <w:rPr>
         <w:rFonts w:ascii="Wingdings" w:hAnsi="Wingdings" w:hint="default"/>
@@ -15069,9 +15293,9 @@
       <w:lvlJc w:val="left"/>
       <w:pPr>
         <w:tabs>
-          <w:tab w:val="num" w:pos="5028"/>
-        </w:tabs>
-        <w:ind w:left="5028" w:hanging="360"/>
+          <w:tab w:val="num" w:pos="5376"/>
+        </w:tabs>
+        <w:ind w:left="5376" w:hanging="360"/>
       </w:pPr>
       <w:rPr>
         <w:rFonts w:ascii="Wingdings" w:hAnsi="Wingdings" w:hint="default"/>
@@ -15085,9 +15309,9 @@
       <w:lvlJc w:val="left"/>
       <w:pPr>
         <w:tabs>
-          <w:tab w:val="num" w:pos="5748"/>
-        </w:tabs>
-        <w:ind w:left="5748" w:hanging="360"/>
+          <w:tab w:val="num" w:pos="6096"/>
+        </w:tabs>
+        <w:ind w:left="6096" w:hanging="360"/>
       </w:pPr>
       <w:rPr>
         <w:rFonts w:ascii="Wingdings" w:hAnsi="Wingdings" w:hint="default"/>
@@ -15101,9 +15325,9 @@
       <w:lvlJc w:val="left"/>
       <w:pPr>
         <w:tabs>
-          <w:tab w:val="num" w:pos="6468"/>
-        </w:tabs>
-        <w:ind w:left="6468" w:hanging="360"/>
+          <w:tab w:val="num" w:pos="6816"/>
+        </w:tabs>
+        <w:ind w:left="6816" w:hanging="360"/>
       </w:pPr>
       <w:rPr>
         <w:rFonts w:ascii="Wingdings" w:hAnsi="Wingdings" w:hint="default"/>
@@ -15117,9 +15341,9 @@
       <w:lvlJc w:val="left"/>
       <w:pPr>
         <w:tabs>
-          <w:tab w:val="num" w:pos="7188"/>
-        </w:tabs>
-        <w:ind w:left="7188" w:hanging="360"/>
+          <w:tab w:val="num" w:pos="7536"/>
+        </w:tabs>
+        <w:ind w:left="7536" w:hanging="360"/>
       </w:pPr>
       <w:rPr>
         <w:rFonts w:ascii="Wingdings" w:hAnsi="Wingdings" w:hint="default"/>
@@ -15910,9 +16134,9 @@
       <w:lvlJc w:val="left"/>
       <w:pPr>
         <w:tabs>
-          <w:tab w:val="num" w:pos="1428"/>
-        </w:tabs>
-        <w:ind w:left="1428" w:hanging="360"/>
+          <w:tab w:val="num" w:pos="1776"/>
+        </w:tabs>
+        <w:ind w:left="1776" w:hanging="360"/>
       </w:pPr>
       <w:rPr>
         <w:rFonts w:ascii="Wingdings" w:hAnsi="Wingdings" w:hint="default"/>
@@ -15926,9 +16150,9 @@
       <w:lvlJc w:val="left"/>
       <w:pPr>
         <w:tabs>
-          <w:tab w:val="num" w:pos="2148"/>
-        </w:tabs>
-        <w:ind w:left="2148" w:hanging="360"/>
+          <w:tab w:val="num" w:pos="2496"/>
+        </w:tabs>
+        <w:ind w:left="2496" w:hanging="360"/>
       </w:pPr>
       <w:rPr>
         <w:rFonts w:ascii="Courier New" w:hAnsi="Courier New" w:hint="default"/>
@@ -15942,9 +16166,9 @@
       <w:lvlJc w:val="left"/>
       <w:pPr>
         <w:tabs>
-          <w:tab w:val="num" w:pos="2868"/>
-        </w:tabs>
-        <w:ind w:left="2868" w:hanging="360"/>
+          <w:tab w:val="num" w:pos="3216"/>
+        </w:tabs>
+        <w:ind w:left="3216" w:hanging="360"/>
       </w:pPr>
       <w:rPr>
         <w:rFonts w:ascii="Wingdings" w:hAnsi="Wingdings" w:hint="default"/>
@@ -15958,9 +16182,9 @@
       <w:lvlJc w:val="left"/>
       <w:pPr>
         <w:tabs>
-          <w:tab w:val="num" w:pos="3588"/>
-        </w:tabs>
-        <w:ind w:left="3588" w:hanging="360"/>
+          <w:tab w:val="num" w:pos="3936"/>
+        </w:tabs>
+        <w:ind w:left="3936" w:hanging="360"/>
       </w:pPr>
       <w:rPr>
         <w:rFonts w:ascii="Wingdings" w:hAnsi="Wingdings" w:hint="default"/>
@@ -15974,9 +16198,9 @@
       <w:lvlJc w:val="left"/>
       <w:pPr>
         <w:tabs>
-          <w:tab w:val="num" w:pos="4308"/>
-        </w:tabs>
-        <w:ind w:left="4308" w:hanging="360"/>
+          <w:tab w:val="num" w:pos="4656"/>
+        </w:tabs>
+        <w:ind w:left="4656" w:hanging="360"/>
       </w:pPr>
       <w:rPr>
         <w:rFonts w:ascii="Wingdings" w:hAnsi="Wingdings" w:hint="default"/>
@@ -15990,9 +16214,9 @@
       <w:lvlJc w:val="left"/>
       <w:pPr>
         <w:tabs>
-          <w:tab w:val="num" w:pos="5028"/>
-        </w:tabs>
-        <w:ind w:left="5028" w:hanging="360"/>
+          <w:tab w:val="num" w:pos="5376"/>
+        </w:tabs>
+        <w:ind w:left="5376" w:hanging="360"/>
       </w:pPr>
       <w:rPr>
         <w:rFonts w:ascii="Wingdings" w:hAnsi="Wingdings" w:hint="default"/>
@@ -16006,9 +16230,9 @@
       <w:lvlJc w:val="left"/>
       <w:pPr>
         <w:tabs>
-          <w:tab w:val="num" w:pos="5748"/>
-        </w:tabs>
-        <w:ind w:left="5748" w:hanging="360"/>
+          <w:tab w:val="num" w:pos="6096"/>
+        </w:tabs>
+        <w:ind w:left="6096" w:hanging="360"/>
       </w:pPr>
       <w:rPr>
         <w:rFonts w:ascii="Wingdings" w:hAnsi="Wingdings" w:hint="default"/>
@@ -16022,9 +16246,9 @@
       <w:lvlJc w:val="left"/>
       <w:pPr>
         <w:tabs>
-          <w:tab w:val="num" w:pos="6468"/>
-        </w:tabs>
-        <w:ind w:left="6468" w:hanging="360"/>
+          <w:tab w:val="num" w:pos="6816"/>
+        </w:tabs>
+        <w:ind w:left="6816" w:hanging="360"/>
       </w:pPr>
       <w:rPr>
         <w:rFonts w:ascii="Wingdings" w:hAnsi="Wingdings" w:hint="default"/>
@@ -16038,9 +16262,9 @@
       <w:lvlJc w:val="left"/>
       <w:pPr>
         <w:tabs>
-          <w:tab w:val="num" w:pos="7188"/>
-        </w:tabs>
-        <w:ind w:left="7188" w:hanging="360"/>
+          <w:tab w:val="num" w:pos="7536"/>
+        </w:tabs>
+        <w:ind w:left="7536" w:hanging="360"/>
       </w:pPr>
       <w:rPr>
         <w:rFonts w:ascii="Wingdings" w:hAnsi="Wingdings" w:hint="default"/>
@@ -16164,7 +16388,7 @@
   <w:abstractNum w:abstractNumId="20" w15:restartNumberingAfterBreak="0">
     <w:nsid w:val="48122BA7"/>
     <w:multiLevelType w:val="hybridMultilevel"/>
-    <w:tmpl w:val="2B0A8764"/>
+    <w:tmpl w:val="AC28091A"/>
     <w:lvl w:ilvl="0" w:tplc="240A0001">
       <w:start w:val="1"/>
       <w:numFmt w:val="bullet"/>
@@ -16285,9 +16509,9 @@
       <w:lvlJc w:val="left"/>
       <w:pPr>
         <w:tabs>
-          <w:tab w:val="num" w:pos="720"/>
-        </w:tabs>
-        <w:ind w:left="720" w:hanging="360"/>
+          <w:tab w:val="num" w:pos="1429"/>
+        </w:tabs>
+        <w:ind w:left="1429" w:hanging="360"/>
       </w:pPr>
       <w:rPr>
         <w:rFonts w:ascii="Symbol" w:hAnsi="Symbol" w:hint="default"/>
@@ -16301,9 +16525,9 @@
       <w:lvlJc w:val="left"/>
       <w:pPr>
         <w:tabs>
-          <w:tab w:val="num" w:pos="1440"/>
-        </w:tabs>
-        <w:ind w:left="1440" w:hanging="360"/>
+          <w:tab w:val="num" w:pos="2149"/>
+        </w:tabs>
+        <w:ind w:left="2149" w:hanging="360"/>
       </w:pPr>
       <w:rPr>
         <w:rFonts w:ascii="Courier New" w:hAnsi="Courier New" w:hint="default"/>
@@ -16317,9 +16541,9 @@
       <w:lvlJc w:val="left"/>
       <w:pPr>
         <w:tabs>
-          <w:tab w:val="num" w:pos="2160"/>
-        </w:tabs>
-        <w:ind w:left="2160" w:hanging="360"/>
+          <w:tab w:val="num" w:pos="2869"/>
+        </w:tabs>
+        <w:ind w:left="2869" w:hanging="360"/>
       </w:pPr>
       <w:rPr>
         <w:rFonts w:ascii="Wingdings" w:hAnsi="Wingdings" w:hint="default"/>
@@ -16333,9 +16557,9 @@
       <w:lvlJc w:val="left"/>
       <w:pPr>
         <w:tabs>
-          <w:tab w:val="num" w:pos="2880"/>
-        </w:tabs>
-        <w:ind w:left="2880" w:hanging="360"/>
+          <w:tab w:val="num" w:pos="3589"/>
+        </w:tabs>
+        <w:ind w:left="3589" w:hanging="360"/>
       </w:pPr>
       <w:rPr>
         <w:rFonts w:ascii="Wingdings" w:hAnsi="Wingdings" w:hint="default"/>
@@ -16349,9 +16573,9 @@
       <w:lvlJc w:val="left"/>
       <w:pPr>
         <w:tabs>
-          <w:tab w:val="num" w:pos="3600"/>
-        </w:tabs>
-        <w:ind w:left="3600" w:hanging="360"/>
+          <w:tab w:val="num" w:pos="4309"/>
+        </w:tabs>
+        <w:ind w:left="4309" w:hanging="360"/>
       </w:pPr>
       <w:rPr>
         <w:rFonts w:ascii="Wingdings" w:hAnsi="Wingdings" w:hint="default"/>
@@ -16365,9 +16589,9 @@
       <w:lvlJc w:val="left"/>
       <w:pPr>
         <w:tabs>
-          <w:tab w:val="num" w:pos="4320"/>
-        </w:tabs>
-        <w:ind w:left="4320" w:hanging="360"/>
+          <w:tab w:val="num" w:pos="5029"/>
+        </w:tabs>
+        <w:ind w:left="5029" w:hanging="360"/>
       </w:pPr>
       <w:rPr>
         <w:rFonts w:ascii="Wingdings" w:hAnsi="Wingdings" w:hint="default"/>
@@ -16381,9 +16605,9 @@
       <w:lvlJc w:val="left"/>
       <w:pPr>
         <w:tabs>
-          <w:tab w:val="num" w:pos="5040"/>
-        </w:tabs>
-        <w:ind w:left="5040" w:hanging="360"/>
+          <w:tab w:val="num" w:pos="5749"/>
+        </w:tabs>
+        <w:ind w:left="5749" w:hanging="360"/>
       </w:pPr>
       <w:rPr>
         <w:rFonts w:ascii="Wingdings" w:hAnsi="Wingdings" w:hint="default"/>
@@ -16397,9 +16621,9 @@
       <w:lvlJc w:val="left"/>
       <w:pPr>
         <w:tabs>
-          <w:tab w:val="num" w:pos="5760"/>
-        </w:tabs>
-        <w:ind w:left="5760" w:hanging="360"/>
+          <w:tab w:val="num" w:pos="6469"/>
+        </w:tabs>
+        <w:ind w:left="6469" w:hanging="360"/>
       </w:pPr>
       <w:rPr>
         <w:rFonts w:ascii="Wingdings" w:hAnsi="Wingdings" w:hint="default"/>
@@ -16413,9 +16637,9 @@
       <w:lvlJc w:val="left"/>
       <w:pPr>
         <w:tabs>
-          <w:tab w:val="num" w:pos="6480"/>
-        </w:tabs>
-        <w:ind w:left="6480" w:hanging="360"/>
+          <w:tab w:val="num" w:pos="7189"/>
+        </w:tabs>
+        <w:ind w:left="7189" w:hanging="360"/>
       </w:pPr>
       <w:rPr>
         <w:rFonts w:ascii="Wingdings" w:hAnsi="Wingdings" w:hint="default"/>
@@ -16640,7 +16864,7 @@
       <w:lvlText w:val=""/>
       <w:lvlJc w:val="left"/>
       <w:pPr>
-        <w:ind w:left="720" w:hanging="360"/>
+        <w:ind w:left="1068" w:hanging="360"/>
       </w:pPr>
       <w:rPr>
         <w:rFonts w:ascii="Wingdings" w:hAnsi="Wingdings" w:hint="default"/>
@@ -16652,7 +16876,7 @@
       <w:lvlText w:val="o"/>
       <w:lvlJc w:val="left"/>
       <w:pPr>
-        <w:ind w:left="1440" w:hanging="360"/>
+        <w:ind w:left="1788" w:hanging="360"/>
       </w:pPr>
       <w:rPr>
         <w:rFonts w:ascii="Courier New" w:hAnsi="Courier New" w:cs="Courier New" w:hint="default"/>
@@ -16664,7 +16888,7 @@
       <w:lvlText w:val=""/>
       <w:lvlJc w:val="left"/>
       <w:pPr>
-        <w:ind w:left="2160" w:hanging="360"/>
+        <w:ind w:left="2508" w:hanging="360"/>
       </w:pPr>
       <w:rPr>
         <w:rFonts w:ascii="Wingdings" w:hAnsi="Wingdings" w:hint="default"/>
@@ -16676,7 +16900,7 @@
       <w:lvlText w:val=""/>
       <w:lvlJc w:val="left"/>
       <w:pPr>
-        <w:ind w:left="2880" w:hanging="360"/>
+        <w:ind w:left="3228" w:hanging="360"/>
       </w:pPr>
       <w:rPr>
         <w:rFonts w:ascii="Symbol" w:hAnsi="Symbol" w:hint="default"/>
@@ -16688,7 +16912,7 @@
       <w:lvlText w:val="o"/>
       <w:lvlJc w:val="left"/>
       <w:pPr>
-        <w:ind w:left="3600" w:hanging="360"/>
+        <w:ind w:left="3948" w:hanging="360"/>
       </w:pPr>
       <w:rPr>
         <w:rFonts w:ascii="Courier New" w:hAnsi="Courier New" w:cs="Courier New" w:hint="default"/>
@@ -16700,7 +16924,7 @@
       <w:lvlText w:val=""/>
       <w:lvlJc w:val="left"/>
       <w:pPr>
-        <w:ind w:left="4320" w:hanging="360"/>
+        <w:ind w:left="4668" w:hanging="360"/>
       </w:pPr>
       <w:rPr>
         <w:rFonts w:ascii="Wingdings" w:hAnsi="Wingdings" w:hint="default"/>
@@ -16712,7 +16936,7 @@
       <w:lvlText w:val=""/>
       <w:lvlJc w:val="left"/>
       <w:pPr>
-        <w:ind w:left="5040" w:hanging="360"/>
+        <w:ind w:left="5388" w:hanging="360"/>
       </w:pPr>
       <w:rPr>
         <w:rFonts w:ascii="Symbol" w:hAnsi="Symbol" w:hint="default"/>
@@ -16724,7 +16948,7 @@
       <w:lvlText w:val="o"/>
       <w:lvlJc w:val="left"/>
       <w:pPr>
-        <w:ind w:left="5760" w:hanging="360"/>
+        <w:ind w:left="6108" w:hanging="360"/>
       </w:pPr>
       <w:rPr>
         <w:rFonts w:ascii="Courier New" w:hAnsi="Courier New" w:cs="Courier New" w:hint="default"/>
@@ -16736,7 +16960,7 @@
       <w:lvlText w:val=""/>
       <w:lvlJc w:val="left"/>
       <w:pPr>
-        <w:ind w:left="6480" w:hanging="360"/>
+        <w:ind w:left="6828" w:hanging="360"/>
       </w:pPr>
       <w:rPr>
         <w:rFonts w:ascii="Wingdings" w:hAnsi="Wingdings" w:hint="default"/>
@@ -17012,6 +17236,119 @@
     </w:lvl>
   </w:abstractNum>
   <w:abstractNum w:abstractNumId="27" w15:restartNumberingAfterBreak="0">
+    <w:nsid w:val="611C4D13"/>
+    <w:multiLevelType w:val="hybridMultilevel"/>
+    <w:tmpl w:val="A8F8C1DE"/>
+    <w:lvl w:ilvl="0" w:tplc="240A0001">
+      <w:start w:val="1"/>
+      <w:numFmt w:val="bullet"/>
+      <w:lvlText w:val=""/>
+      <w:lvlJc w:val="left"/>
+      <w:pPr>
+        <w:ind w:left="1713" w:hanging="360"/>
+      </w:pPr>
+      <w:rPr>
+        <w:rFonts w:ascii="Symbol" w:hAnsi="Symbol" w:hint="default"/>
+      </w:rPr>
+    </w:lvl>
+    <w:lvl w:ilvl="1" w:tplc="240A0003" w:tentative="1">
+      <w:start w:val="1"/>
+      <w:numFmt w:val="bullet"/>
+      <w:lvlText w:val="o"/>
+      <w:lvlJc w:val="left"/>
+      <w:pPr>
+        <w:ind w:left="2433" w:hanging="360"/>
+      </w:pPr>
+      <w:rPr>
+        <w:rFonts w:ascii="Courier New" w:hAnsi="Courier New" w:cs="Courier New" w:hint="default"/>
+      </w:rPr>
+    </w:lvl>
+    <w:lvl w:ilvl="2" w:tplc="240A0005" w:tentative="1">
+      <w:start w:val="1"/>
+      <w:numFmt w:val="bullet"/>
+      <w:lvlText w:val=""/>
+      <w:lvlJc w:val="left"/>
+      <w:pPr>
+        <w:ind w:left="3153" w:hanging="360"/>
+      </w:pPr>
+      <w:rPr>
+        <w:rFonts w:ascii="Wingdings" w:hAnsi="Wingdings" w:hint="default"/>
+      </w:rPr>
+    </w:lvl>
+    <w:lvl w:ilvl="3" w:tplc="240A0001" w:tentative="1">
+      <w:start w:val="1"/>
+      <w:numFmt w:val="bullet"/>
+      <w:lvlText w:val=""/>
+      <w:lvlJc w:val="left"/>
+      <w:pPr>
+        <w:ind w:left="3873" w:hanging="360"/>
+      </w:pPr>
+      <w:rPr>
+        <w:rFonts w:ascii="Symbol" w:hAnsi="Symbol" w:hint="default"/>
+      </w:rPr>
+    </w:lvl>
+    <w:lvl w:ilvl="4" w:tplc="240A0003" w:tentative="1">
+      <w:start w:val="1"/>
+      <w:numFmt w:val="bullet"/>
+      <w:lvlText w:val="o"/>
+      <w:lvlJc w:val="left"/>
+      <w:pPr>
+        <w:ind w:left="4593" w:hanging="360"/>
+      </w:pPr>
+      <w:rPr>
+        <w:rFonts w:ascii="Courier New" w:hAnsi="Courier New" w:cs="Courier New" w:hint="default"/>
+      </w:rPr>
+    </w:lvl>
+    <w:lvl w:ilvl="5" w:tplc="240A0005" w:tentative="1">
+      <w:start w:val="1"/>
+      <w:numFmt w:val="bullet"/>
+      <w:lvlText w:val=""/>
+      <w:lvlJc w:val="left"/>
+      <w:pPr>
+        <w:ind w:left="5313" w:hanging="360"/>
+      </w:pPr>
+      <w:rPr>
+        <w:rFonts w:ascii="Wingdings" w:hAnsi="Wingdings" w:hint="default"/>
+      </w:rPr>
+    </w:lvl>
+    <w:lvl w:ilvl="6" w:tplc="240A0001" w:tentative="1">
+      <w:start w:val="1"/>
+      <w:numFmt w:val="bullet"/>
+      <w:lvlText w:val=""/>
+      <w:lvlJc w:val="left"/>
+      <w:pPr>
+        <w:ind w:left="6033" w:hanging="360"/>
+      </w:pPr>
+      <w:rPr>
+        <w:rFonts w:ascii="Symbol" w:hAnsi="Symbol" w:hint="default"/>
+      </w:rPr>
+    </w:lvl>
+    <w:lvl w:ilvl="7" w:tplc="240A0003" w:tentative="1">
+      <w:start w:val="1"/>
+      <w:numFmt w:val="bullet"/>
+      <w:lvlText w:val="o"/>
+      <w:lvlJc w:val="left"/>
+      <w:pPr>
+        <w:ind w:left="6753" w:hanging="360"/>
+      </w:pPr>
+      <w:rPr>
+        <w:rFonts w:ascii="Courier New" w:hAnsi="Courier New" w:cs="Courier New" w:hint="default"/>
+      </w:rPr>
+    </w:lvl>
+    <w:lvl w:ilvl="8" w:tplc="240A0005" w:tentative="1">
+      <w:start w:val="1"/>
+      <w:numFmt w:val="bullet"/>
+      <w:lvlText w:val=""/>
+      <w:lvlJc w:val="left"/>
+      <w:pPr>
+        <w:ind w:left="7473" w:hanging="360"/>
+      </w:pPr>
+      <w:rPr>
+        <w:rFonts w:ascii="Wingdings" w:hAnsi="Wingdings" w:hint="default"/>
+      </w:rPr>
+    </w:lvl>
+  </w:abstractNum>
+  <w:abstractNum w:abstractNumId="28" w15:restartNumberingAfterBreak="0">
     <w:nsid w:val="67AD3321"/>
     <w:multiLevelType w:val="hybridMultilevel"/>
     <w:tmpl w:val="C07017FE"/>
@@ -17124,7 +17461,7 @@
       </w:rPr>
     </w:lvl>
   </w:abstractNum>
-  <w:abstractNum w:abstractNumId="28" w15:restartNumberingAfterBreak="0">
+  <w:abstractNum w:abstractNumId="29" w15:restartNumberingAfterBreak="0">
     <w:nsid w:val="68B409FA"/>
     <w:multiLevelType w:val="hybridMultilevel"/>
     <w:tmpl w:val="ED28D48E"/>
@@ -17237,7 +17574,7 @@
       </w:rPr>
     </w:lvl>
   </w:abstractNum>
-  <w:abstractNum w:abstractNumId="29" w15:restartNumberingAfterBreak="0">
+  <w:abstractNum w:abstractNumId="30" w15:restartNumberingAfterBreak="0">
     <w:nsid w:val="68B65700"/>
     <w:multiLevelType w:val="multilevel"/>
     <w:tmpl w:val="D87CBBB6"/>
@@ -17386,7 +17723,7 @@
       </w:rPr>
     </w:lvl>
   </w:abstractNum>
-  <w:abstractNum w:abstractNumId="30" w15:restartNumberingAfterBreak="0">
+  <w:abstractNum w:abstractNumId="31" w15:restartNumberingAfterBreak="0">
     <w:nsid w:val="70937914"/>
     <w:multiLevelType w:val="multilevel"/>
     <w:tmpl w:val="A9F4A582"/>
@@ -17535,7 +17872,7 @@
       </w:rPr>
     </w:lvl>
   </w:abstractNum>
-  <w:abstractNum w:abstractNumId="31" w15:restartNumberingAfterBreak="0">
+  <w:abstractNum w:abstractNumId="32" w15:restartNumberingAfterBreak="0">
     <w:nsid w:val="71E53B85"/>
     <w:multiLevelType w:val="hybridMultilevel"/>
     <w:tmpl w:val="01F8FE2A"/>
@@ -17625,7 +17962,7 @@
       </w:pPr>
     </w:lvl>
   </w:abstractNum>
-  <w:abstractNum w:abstractNumId="32" w15:restartNumberingAfterBreak="0">
+  <w:abstractNum w:abstractNumId="33" w15:restartNumberingAfterBreak="0">
     <w:nsid w:val="749835A7"/>
     <w:multiLevelType w:val="hybridMultilevel"/>
     <w:tmpl w:val="1D34C88E"/>
@@ -17754,7 +18091,7 @@
     <w:abstractNumId w:val="15"/>
   </w:num>
   <w:num w:numId="6" w16cid:durableId="1731266303">
-    <w:abstractNumId w:val="29"/>
+    <w:abstractNumId w:val="30"/>
   </w:num>
   <w:num w:numId="7" w16cid:durableId="1149790533">
     <w:abstractNumId w:val="20"/>
@@ -17775,7 +18112,7 @@
     <w:abstractNumId w:val="10"/>
   </w:num>
   <w:num w:numId="13" w16cid:durableId="147017474">
-    <w:abstractNumId w:val="30"/>
+    <w:abstractNumId w:val="31"/>
   </w:num>
   <w:num w:numId="14" w16cid:durableId="1831941254">
     <w:abstractNumId w:val="16"/>
@@ -17793,13 +18130,13 @@
     <w:abstractNumId w:val="25"/>
   </w:num>
   <w:num w:numId="19" w16cid:durableId="1111633335">
-    <w:abstractNumId w:val="32"/>
+    <w:abstractNumId w:val="33"/>
   </w:num>
   <w:num w:numId="20" w16cid:durableId="661928292">
-    <w:abstractNumId w:val="27"/>
+    <w:abstractNumId w:val="28"/>
   </w:num>
   <w:num w:numId="21" w16cid:durableId="1061320340">
-    <w:abstractNumId w:val="28"/>
+    <w:abstractNumId w:val="29"/>
   </w:num>
   <w:num w:numId="22" w16cid:durableId="275529568">
     <w:abstractNumId w:val="12"/>
@@ -17823,7 +18160,7 @@
     <w:abstractNumId w:val="24"/>
   </w:num>
   <w:num w:numId="29" w16cid:durableId="644360250">
-    <w:abstractNumId w:val="31"/>
+    <w:abstractNumId w:val="32"/>
   </w:num>
   <w:num w:numId="30" w16cid:durableId="1273784962">
     <w:abstractNumId w:val="17"/>
@@ -17836,6 +18173,9 @@
   </w:num>
   <w:num w:numId="33" w16cid:durableId="293602997">
     <w:abstractNumId w:val="6"/>
+  </w:num>
+  <w:num w:numId="34" w16cid:durableId="2039118331">
+    <w:abstractNumId w:val="27"/>
   </w:num>
   <w:numIdMacAtCleanup w:val="33"/>
 </w:numbering>
@@ -18442,7 +18782,6 @@
   <w:style w:type="character" w:default="1" w:styleId="Fuentedeprrafopredeter">
     <w:name w:val="Default Paragraph Font"/>
     <w:uiPriority w:val="1"/>
-    <w:semiHidden/>
     <w:unhideWhenUsed/>
   </w:style>
   <w:style w:type="table" w:default="1" w:styleId="Tablanormal">
@@ -18567,14 +18906,15 @@
     <w:link w:val="FiguraCar"/>
     <w:autoRedefine/>
     <w:qFormat/>
-    <w:rsid w:val="00164808"/>
+    <w:rsid w:val="002D682D"/>
     <w:pPr>
       <w:spacing w:before="0" w:after="0"/>
       <w:ind w:firstLine="0"/>
-      <w:jc w:val="center"/>
     </w:pPr>
     <w:rPr>
       <w:rFonts w:cs="Times New Roman (Cuerpo en alfa"/>
+      <w:b/>
+      <w:bCs/>
       <w:color w:val="000000"/>
       <w:kern w:val="0"/>
       <w:szCs w:val="24"/>
@@ -18584,9 +18924,11 @@
   <w:style w:type="character" w:customStyle="1" w:styleId="FiguraCar">
     <w:name w:val="Figura Car"/>
     <w:link w:val="Figura"/>
-    <w:rsid w:val="00164808"/>
+    <w:rsid w:val="002D682D"/>
     <w:rPr>
       <w:rFonts w:cs="Times New Roman (Cuerpo en alfa"/>
+      <w:b/>
+      <w:bCs/>
       <w:color w:val="000000"/>
       <w:sz w:val="28"/>
       <w:szCs w:val="24"/>
@@ -19676,30 +20018,6 @@
 </file>
 
 <file path=customXml/item1.xml><?xml version="1.0" encoding="utf-8"?>
-<?mso-contentType ?>
-<FormTemplates xmlns="http://schemas.microsoft.com/sharepoint/v3/contenttype/forms">
-  <Display>DocumentLibraryForm</Display>
-  <Edit>DocumentLibraryForm</Edit>
-  <New>DocumentLibraryForm</New>
-</FormTemplates>
-</file>
-
-<file path=customXml/item2.xml><?xml version="1.0" encoding="utf-8"?>
-<b:Sources xmlns:b="http://schemas.openxmlformats.org/officeDocument/2006/bibliography" xmlns="http://schemas.openxmlformats.org/officeDocument/2006/bibliography" SelectedStyle="\APASixthEditionOfficeOnline.xsl" StyleName="APA" Version="6"/>
-</file>
-
-<file path=customXml/item3.xml><?xml version="1.0" encoding="utf-8"?>
-<p:properties xmlns:p="http://schemas.microsoft.com/office/2006/metadata/properties" xmlns:xsi="http://www.w3.org/2001/XMLSchema-instance" xmlns:pc="http://schemas.microsoft.com/office/infopath/2007/PartnerControls">
-  <documentManagement>
-    <TaxCatchAll xmlns="13c90a0b-73bc-4dc0-be5f-28d77b615beb" xsi:nil="true"/>
-    <lcf76f155ced4ddcb4097134ff3c332f xmlns="13c93bba-48ce-428c-bfe5-88b42c19b028">
-      <Terms xmlns="http://schemas.microsoft.com/office/infopath/2007/PartnerControls"/>
-    </lcf76f155ced4ddcb4097134ff3c332f>
-  </documentManagement>
-</p:properties>
-</file>
-
-<file path=customXml/item4.xml><?xml version="1.0" encoding="utf-8"?>
 <ct:contentTypeSchema xmlns:ct="http://schemas.microsoft.com/office/2006/metadata/contentType" xmlns:ma="http://schemas.microsoft.com/office/2006/metadata/properties/metaAttributes" ct:_="" ma:_="" ma:contentTypeName="Documento" ma:contentTypeID="0x0101006A81D6BD42E8DF4C91013959704817E1" ma:contentTypeVersion="15" ma:contentTypeDescription="Crear nuevo documento." ma:contentTypeScope="" ma:versionID="bf4f72ffd194f0963ff564daca6869f7">
   <xsd:schema xmlns:xsd="http://www.w3.org/2001/XMLSchema" xmlns:xs="http://www.w3.org/2001/XMLSchema" xmlns:p="http://schemas.microsoft.com/office/2006/metadata/properties" xmlns:ns2="13c90a0b-73bc-4dc0-be5f-28d77b615beb" xmlns:ns3="13c93bba-48ce-428c-bfe5-88b42c19b028" targetNamespace="http://schemas.microsoft.com/office/2006/metadata/properties" ma:root="true" ma:fieldsID="8718d6f4873a5b1392a45044efa78385" ns2:_="" ns3:_="">
     <xsd:import namespace="13c90a0b-73bc-4dc0-be5f-28d77b615beb"/>
@@ -19934,34 +20252,31 @@
 </ct:contentTypeSchema>
 </file>
 
-<file path=customXml/itemProps1.xml><?xml version="1.0" encoding="utf-8"?>
-<ds:datastoreItem xmlns:ds="http://schemas.openxmlformats.org/officeDocument/2006/customXml" ds:itemID="{91756AAB-0645-4FFC-990B-34BB6096B23B}">
-  <ds:schemaRefs>
-    <ds:schemaRef ds:uri="http://schemas.microsoft.com/sharepoint/v3/contenttype/forms"/>
-  </ds:schemaRefs>
-</ds:datastoreItem>
+<file path=customXml/item2.xml><?xml version="1.0" encoding="utf-8"?>
+<?mso-contentType ?>
+<FormTemplates xmlns="http://schemas.microsoft.com/sharepoint/v3/contenttype/forms">
+  <Display>DocumentLibraryForm</Display>
+  <Edit>DocumentLibraryForm</Edit>
+  <New>DocumentLibraryForm</New>
+</FormTemplates>
 </file>
 
-<file path=customXml/itemProps2.xml><?xml version="1.0" encoding="utf-8"?>
-<ds:datastoreItem xmlns:ds="http://schemas.openxmlformats.org/officeDocument/2006/customXml" ds:itemID="{1AF2C25B-FB23-49D7-861B-D97474F002D2}">
-  <ds:schemaRefs>
-    <ds:schemaRef ds:uri="http://schemas.openxmlformats.org/officeDocument/2006/bibliography"/>
-  </ds:schemaRefs>
-</ds:datastoreItem>
+<file path=customXml/item3.xml><?xml version="1.0" encoding="utf-8"?>
+<b:Sources xmlns:b="http://schemas.openxmlformats.org/officeDocument/2006/bibliography" xmlns="http://schemas.openxmlformats.org/officeDocument/2006/bibliography" SelectedStyle="\APASixthEditionOfficeOnline.xsl" StyleName="APA" Version="6"/>
 </file>
 
-<file path=customXml/itemProps3.xml><?xml version="1.0" encoding="utf-8"?>
-<ds:datastoreItem xmlns:ds="http://schemas.openxmlformats.org/officeDocument/2006/customXml" ds:itemID="{CEECB56F-E1D8-45BF-A0A3-B5258E7263D4}">
-  <ds:schemaRefs>
-    <ds:schemaRef ds:uri="http://schemas.microsoft.com/office/2006/metadata/properties"/>
-    <ds:schemaRef ds:uri="http://schemas.microsoft.com/office/infopath/2007/PartnerControls"/>
-    <ds:schemaRef ds:uri="13c90a0b-73bc-4dc0-be5f-28d77b615beb"/>
-    <ds:schemaRef ds:uri="13c93bba-48ce-428c-bfe5-88b42c19b028"/>
-  </ds:schemaRefs>
-</ds:datastoreItem>
+<file path=customXml/item4.xml><?xml version="1.0" encoding="utf-8"?>
+<p:properties xmlns:p="http://schemas.microsoft.com/office/2006/metadata/properties" xmlns:xsi="http://www.w3.org/2001/XMLSchema-instance" xmlns:pc="http://schemas.microsoft.com/office/infopath/2007/PartnerControls">
+  <documentManagement>
+    <TaxCatchAll xmlns="13c90a0b-73bc-4dc0-be5f-28d77b615beb" xsi:nil="true"/>
+    <lcf76f155ced4ddcb4097134ff3c332f xmlns="13c93bba-48ce-428c-bfe5-88b42c19b028">
+      <Terms xmlns="http://schemas.microsoft.com/office/infopath/2007/PartnerControls"/>
+    </lcf76f155ced4ddcb4097134ff3c332f>
+  </documentManagement>
+</p:properties>
 </file>
 
-<file path=customXml/itemProps4.xml><?xml version="1.0" encoding="utf-8"?>
+<file path=customXml/itemProps1.xml><?xml version="1.0" encoding="utf-8"?>
 <ds:datastoreItem xmlns:ds="http://schemas.openxmlformats.org/officeDocument/2006/customXml" ds:itemID="{4B3C6E78-634C-4AE7-B2E1-4D68F5BA9D52}">
   <ds:schemaRefs>
     <ds:schemaRef ds:uri="http://schemas.microsoft.com/office/2006/metadata/contentType"/>
@@ -19978,4 +20293,31 @@
     <ds:schemaRef ds:uri="http://schemas.microsoft.com/internal/obd"/>
   </ds:schemaRefs>
 </ds:datastoreItem>
+</file>
+
+<file path=customXml/itemProps2.xml><?xml version="1.0" encoding="utf-8"?>
+<ds:datastoreItem xmlns:ds="http://schemas.openxmlformats.org/officeDocument/2006/customXml" ds:itemID="{91756AAB-0645-4FFC-990B-34BB6096B23B}">
+  <ds:schemaRefs>
+    <ds:schemaRef ds:uri="http://schemas.microsoft.com/sharepoint/v3/contenttype/forms"/>
+  </ds:schemaRefs>
+</ds:datastoreItem>
+</file>
+
+<file path=customXml/itemProps3.xml><?xml version="1.0" encoding="utf-8"?>
+<ds:datastoreItem xmlns:ds="http://schemas.openxmlformats.org/officeDocument/2006/customXml" ds:itemID="{1AF2C25B-FB23-49D7-861B-D97474F002D2}">
+  <ds:schemaRefs>
+    <ds:schemaRef ds:uri="http://schemas.openxmlformats.org/officeDocument/2006/bibliography"/>
+  </ds:schemaRefs>
+</ds:datastoreItem>
+</file>
+
+<file path=customXml/itemProps4.xml><?xml version="1.0" encoding="utf-8"?>
+<ds:datastoreItem xmlns:ds="http://schemas.openxmlformats.org/officeDocument/2006/customXml" ds:itemID="{CEECB56F-E1D8-45BF-A0A3-B5258E7263D4}">
+  <ds:schemaRefs>
+    <ds:schemaRef ds:uri="http://schemas.microsoft.com/office/2006/metadata/properties"/>
+    <ds:schemaRef ds:uri="http://schemas.microsoft.com/office/infopath/2007/PartnerControls"/>
+    <ds:schemaRef ds:uri="13c90a0b-73bc-4dc0-be5f-28d77b615beb"/>
+    <ds:schemaRef ds:uri="13c93bba-48ce-428c-bfe5-88b42c19b028"/>
+  </ds:schemaRefs>
+</ds:datastoreItem>
 </file>
--- a/fuentes/CF4_621209_DU.docx
+++ b/fuentes/CF4_621209_DU.docx
@@ -602,6 +602,20 @@
     </w:p>
     <w:p>
       <w:pPr>
+        <w:pBdr>
+          <w:bottom w:val="single" w:sz="12" w:space="1" w:color="auto"/>
+        </w:pBdr>
+        <w:spacing w:before="0" w:after="0" w:line="240" w:lineRule="auto"/>
+        <w:rPr>
+          <w:rFonts w:cs="Calibri"/>
+          <w:bCs/>
+          <w:color w:val="000000"/>
+          <w:kern w:val="0"/>
+        </w:rPr>
+      </w:pPr>
+    </w:p>
+    <w:p>
+      <w:pPr>
         <w:spacing w:before="0" w:after="0"/>
         <w:rPr>
           <w:rFonts w:cs="Calibri"/>
@@ -2809,6 +2823,11 @@
     <w:p>
       <w:pPr>
         <w:pStyle w:val="Ttulo1"/>
+        <w:numPr>
+          <w:ilvl w:val="0"/>
+          <w:numId w:val="0"/>
+        </w:numPr>
+        <w:ind w:left="720"/>
         <w:rPr>
           <w:lang w:val="es-ES"/>
         </w:rPr>
@@ -2937,7 +2956,10 @@
     <w:p>
       <w:pPr>
         <w:pStyle w:val="Ttulo1"/>
-        <w:ind w:firstLine="708"/>
+        <w:numPr>
+          <w:ilvl w:val="0"/>
+          <w:numId w:val="0"/>
+        </w:numPr>
       </w:pPr>
       <w:r>
         <w:lastRenderedPageBreak/>
@@ -3423,7 +3445,7 @@
         <w:pStyle w:val="Ttulo1"/>
         <w:numPr>
           <w:ilvl w:val="0"/>
-          <w:numId w:val="4"/>
+          <w:numId w:val="43"/>
         </w:numPr>
       </w:pPr>
       <w:bookmarkStart w:id="2" w:name="_Toc232358890"/>
@@ -4453,15 +4475,6 @@
           <w:lang w:eastAsia="es-CO"/>
         </w:rPr>
       </w:pPr>
-    </w:p>
-    <w:p>
-      <w:pPr>
-        <w:spacing w:before="0" w:after="0"/>
-        <w:rPr>
-          <w:rFonts w:cs="Calibri"/>
-          <w:lang w:eastAsia="es-CO"/>
-        </w:rPr>
-      </w:pPr>
       <w:r>
         <w:rPr>
           <w:rFonts w:cs="Calibri"/>
@@ -4497,43 +4510,13 @@
     </w:p>
     <w:p>
       <w:pPr>
-        <w:spacing w:before="0" w:after="0"/>
-        <w:rPr>
-          <w:rFonts w:cs="Calibri"/>
-          <w:lang w:eastAsia="es-CO"/>
-        </w:rPr>
-      </w:pPr>
-    </w:p>
-    <w:p>
-      <w:pPr>
-        <w:spacing w:before="0" w:after="0"/>
-        <w:rPr>
-          <w:rFonts w:cs="Calibri"/>
-          <w:lang w:eastAsia="es-CO"/>
-        </w:rPr>
-      </w:pPr>
-    </w:p>
-    <w:p>
-      <w:pPr>
-        <w:spacing w:before="0" w:after="0"/>
-        <w:rPr>
-          <w:rFonts w:cs="Calibri"/>
-          <w:lang w:eastAsia="es-CO"/>
-        </w:rPr>
-      </w:pPr>
-    </w:p>
-    <w:p>
-      <w:pPr>
-        <w:spacing w:before="0" w:after="0"/>
-        <w:rPr>
-          <w:rFonts w:cs="Calibri"/>
-          <w:lang w:eastAsia="es-CO"/>
-        </w:rPr>
-      </w:pPr>
-    </w:p>
-    <w:p>
-      <w:pPr>
-        <w:spacing w:before="0" w:after="0"/>
+        <w:pStyle w:val="Prrafodelista"/>
+        <w:numPr>
+          <w:ilvl w:val="0"/>
+          <w:numId w:val="40"/>
+        </w:numPr>
+        <w:spacing w:before="0" w:after="0"/>
+        <w:ind w:left="1134"/>
         <w:rPr>
           <w:b/>
           <w:bCs/>
@@ -4554,11 +4537,8 @@
           <w:ilvl w:val="1"/>
           <w:numId w:val="8"/>
         </w:numPr>
-        <w:tabs>
-          <w:tab w:val="left" w:pos="1752"/>
-        </w:tabs>
-        <w:spacing w:before="0" w:after="0"/>
-        <w:ind w:left="1701"/>
+        <w:spacing w:before="0" w:after="0"/>
+        <w:ind w:left="1560"/>
         <w:rPr>
           <w:b/>
           <w:bCs/>
@@ -4589,21 +4569,19 @@
           <w:ilvl w:val="1"/>
           <w:numId w:val="8"/>
         </w:numPr>
-        <w:tabs>
-          <w:tab w:val="left" w:pos="1752"/>
-        </w:tabs>
-        <w:spacing w:before="0" w:after="0"/>
-        <w:ind w:left="1701"/>
-        <w:rPr>
-          <w:b/>
-          <w:bCs/>
-        </w:rPr>
-      </w:pPr>
-      <w:r>
-        <w:rPr>
-          <w:b/>
-          <w:bCs/>
-        </w:rPr>
+        <w:spacing w:before="0" w:after="0"/>
+        <w:ind w:left="1560"/>
+        <w:rPr>
+          <w:b/>
+          <w:bCs/>
+        </w:rPr>
+      </w:pPr>
+      <w:r>
+        <w:rPr>
+          <w:b/>
+          <w:bCs/>
+        </w:rPr>
+        <w:lastRenderedPageBreak/>
         <w:t>Código empresa</w:t>
       </w:r>
       <w:r>
@@ -4624,11 +4602,8 @@
           <w:ilvl w:val="1"/>
           <w:numId w:val="8"/>
         </w:numPr>
-        <w:tabs>
-          <w:tab w:val="left" w:pos="1752"/>
-        </w:tabs>
-        <w:spacing w:before="0" w:after="0"/>
-        <w:ind w:left="1701"/>
+        <w:spacing w:before="0" w:after="0"/>
+        <w:ind w:left="1560"/>
         <w:rPr>
           <w:b/>
           <w:bCs/>
@@ -4652,11 +4627,8 @@
           <w:ilvl w:val="1"/>
           <w:numId w:val="8"/>
         </w:numPr>
-        <w:tabs>
-          <w:tab w:val="left" w:pos="1752"/>
-        </w:tabs>
-        <w:spacing w:before="0" w:after="0"/>
-        <w:ind w:left="1701"/>
+        <w:spacing w:before="0" w:after="0"/>
+        <w:ind w:left="1560"/>
         <w:rPr>
           <w:b/>
           <w:bCs/>
@@ -4680,11 +4652,8 @@
           <w:ilvl w:val="1"/>
           <w:numId w:val="8"/>
         </w:numPr>
-        <w:tabs>
-          <w:tab w:val="left" w:pos="1752"/>
-        </w:tabs>
-        <w:spacing w:before="0" w:after="0"/>
-        <w:ind w:left="1701"/>
+        <w:spacing w:before="0" w:after="0"/>
+        <w:ind w:left="1560"/>
       </w:pPr>
       <w:r>
         <w:t>Los códigos de barras lineales representan información mediante patrones específicos de barras negras y espacios blancos de diferente anchura. Cada simbología define cómo deben organizarse estas barras y espacios para representar caracteres o números. Los lectores ópticos interpretan estos patrones, transformándolos en datos digitales que posteriormente son decodificados por el sistema.</w:t>
@@ -4693,16 +4662,151 @@
     <w:p>
       <w:pPr>
         <w:pStyle w:val="Prrafodelista"/>
-        <w:tabs>
-          <w:tab w:val="left" w:pos="1752"/>
-        </w:tabs>
+        <w:spacing w:before="0" w:after="0"/>
+        <w:ind w:left="1560" w:firstLine="0"/>
+      </w:pPr>
+    </w:p>
+    <w:p>
+      <w:pPr>
+        <w:pStyle w:val="Prrafodelista"/>
+        <w:numPr>
+          <w:ilvl w:val="0"/>
+          <w:numId w:val="40"/>
+        </w:numPr>
+        <w:spacing w:before="0" w:after="0"/>
+        <w:ind w:left="1134"/>
+        <w:rPr>
+          <w:b/>
+          <w:bCs/>
+        </w:rPr>
+      </w:pPr>
+      <w:r>
+        <w:rPr>
+          <w:b/>
+          <w:bCs/>
+        </w:rPr>
+        <w:t>¿Por qué es importante el uso del código de barras?</w:t>
+      </w:r>
+    </w:p>
+    <w:p>
+      <w:pPr>
+        <w:pStyle w:val="Prrafodelista"/>
+        <w:numPr>
+          <w:ilvl w:val="0"/>
+          <w:numId w:val="9"/>
+        </w:numPr>
+        <w:spacing w:before="0" w:after="0"/>
+        <w:ind w:left="1560"/>
+      </w:pPr>
+      <w:r>
+        <w:t>Ayudan en el proceso de inventariar al interior de las empresas de forma fácil y óptima de ca</w:t>
+      </w:r>
+      <w:r>
+        <w:t>ra</w:t>
+      </w:r>
+      <w:r>
+        <w:t xml:space="preserve"> al proceso.</w:t>
+      </w:r>
+    </w:p>
+    <w:p>
+      <w:pPr>
+        <w:pStyle w:val="Prrafodelista"/>
+        <w:numPr>
+          <w:ilvl w:val="0"/>
+          <w:numId w:val="9"/>
+        </w:numPr>
+        <w:spacing w:before="0" w:after="0"/>
+        <w:ind w:left="1560"/>
+      </w:pPr>
+      <w:r>
+        <w:t>A la hora de la facturación de cada compra, ayuda a ubicar y contabilizar el mismo dentro de la cuenta sin dar paso al error de una digitalización manual.</w:t>
+      </w:r>
+    </w:p>
+    <w:p>
+      <w:pPr>
+        <w:pStyle w:val="Prrafodelista"/>
+        <w:numPr>
+          <w:ilvl w:val="0"/>
+          <w:numId w:val="9"/>
+        </w:numPr>
+        <w:spacing w:before="0" w:after="0"/>
+        <w:ind w:left="1560"/>
+      </w:pPr>
+      <w:r>
+        <w:t>En la lista de compra, gracias al mismo, se puede ver con claridad cada artículo adquirido y facilitar la validación por parte del comprador.</w:t>
+      </w:r>
+    </w:p>
+    <w:p>
+      <w:pPr>
+        <w:pStyle w:val="Prrafodelista"/>
+        <w:numPr>
+          <w:ilvl w:val="0"/>
+          <w:numId w:val="9"/>
+        </w:numPr>
+        <w:spacing w:before="0" w:after="0"/>
+        <w:ind w:left="1560"/>
+      </w:pPr>
+      <w:r>
+        <w:t>Permite tener un control y visión estadística que ayuden en la toma de decisiones dentro de la estrategia empresarial.</w:t>
+      </w:r>
+    </w:p>
+    <w:p>
+      <w:pPr>
+        <w:pStyle w:val="Prrafodelista"/>
+        <w:numPr>
+          <w:ilvl w:val="0"/>
+          <w:numId w:val="9"/>
+        </w:numPr>
+        <w:spacing w:before="0" w:after="0"/>
+        <w:ind w:left="1560"/>
+      </w:pPr>
+      <w:r>
+        <w:lastRenderedPageBreak/>
+        <w:t>Su uso es difundido a multitud de artículos y sectores, a tal punto que la mayoría de los productos que se disponen a la venta lo poseen.</w:t>
+      </w:r>
+    </w:p>
+    <w:p>
+      <w:pPr>
+        <w:pStyle w:val="Prrafodelista"/>
+        <w:numPr>
+          <w:ilvl w:val="0"/>
+          <w:numId w:val="9"/>
+        </w:numPr>
+        <w:spacing w:before="0" w:after="0"/>
+        <w:ind w:left="1560"/>
+      </w:pPr>
+      <w:r>
+        <w:t>Su uso ha permitido agilizar todas las tareas y facilitar la labor humana al utilizar dichos códigos.</w:t>
+      </w:r>
+    </w:p>
+    <w:p>
+      <w:pPr>
+        <w:pStyle w:val="Prrafodelista"/>
         <w:spacing w:before="0" w:after="0"/>
         <w:ind w:left="1701" w:firstLine="0"/>
-        <w:rPr>
-          <w:b/>
-          <w:bCs/>
-        </w:rPr>
-      </w:pPr>
+      </w:pPr>
+    </w:p>
+    <w:p>
+      <w:pPr>
+        <w:pStyle w:val="Prrafodelista"/>
+        <w:numPr>
+          <w:ilvl w:val="0"/>
+          <w:numId w:val="40"/>
+        </w:numPr>
+        <w:spacing w:before="0" w:after="0"/>
+        <w:ind w:left="1134"/>
+        <w:rPr>
+          <w:b/>
+          <w:bCs/>
+        </w:rPr>
+      </w:pPr>
+      <w:r>
+        <w:rPr>
+          <w:b/>
+          <w:bCs/>
+        </w:rPr>
+        <w:t>Los tipos de códigos de barras más comunes son los siguientes:</w:t>
+      </w:r>
     </w:p>
     <w:p>
       <w:pPr>
@@ -4722,121 +4826,50 @@
           <w:b/>
           <w:bCs/>
         </w:rPr>
-        <w:t>¿Por qué es importante el uso del código de barras?</w:t>
+        <w:t>EAN</w:t>
       </w:r>
     </w:p>
     <w:p>
       <w:pPr>
         <w:pStyle w:val="Prrafodelista"/>
-        <w:numPr>
-          <w:ilvl w:val="0"/>
-          <w:numId w:val="9"/>
-        </w:numPr>
-        <w:spacing w:before="0" w:after="0"/>
-        <w:ind w:left="1701"/>
-      </w:pPr>
-      <w:r>
-        <w:t>Ayudan en el proceso de inventariar al interior de las empresas de forma fácil y óptima de ca</w:t>
-      </w:r>
-      <w:r>
-        <w:t>ra</w:t>
-      </w:r>
-      <w:r>
-        <w:t xml:space="preserve"> al proceso.</w:t>
+        <w:spacing w:before="0" w:after="0"/>
+        <w:ind w:left="1429" w:firstLine="0"/>
+        <w:rPr>
+          <w:b/>
+          <w:bCs/>
+        </w:rPr>
+      </w:pPr>
+      <w:r>
+        <w:rPr>
+          <w:b/>
+          <w:bCs/>
+        </w:rPr>
+        <w:t>Código de barras EAN (</w:t>
+      </w:r>
+      <w:r>
+        <w:rPr>
+          <w:rStyle w:val="Extranjerismo"/>
+          <w:b/>
+          <w:bCs/>
+        </w:rPr>
+        <w:t>European Article Number</w:t>
+      </w:r>
+      <w:r>
+        <w:rPr>
+          <w:b/>
+          <w:bCs/>
+        </w:rPr>
+        <w:t>)</w:t>
       </w:r>
     </w:p>
     <w:p>
       <w:pPr>
         <w:pStyle w:val="Prrafodelista"/>
-        <w:numPr>
-          <w:ilvl w:val="0"/>
-          <w:numId w:val="9"/>
-        </w:numPr>
-        <w:spacing w:before="0" w:after="0"/>
-        <w:ind w:left="1701"/>
-      </w:pPr>
-      <w:r>
-        <w:t>A la hora de la facturación de cada compra, ayuda a ubicar y contabilizar el mismo dentro de la cuenta sin dar paso al error de una digitalización manual.</w:t>
-      </w:r>
-    </w:p>
-    <w:p>
-      <w:pPr>
-        <w:pStyle w:val="Prrafodelista"/>
-        <w:numPr>
-          <w:ilvl w:val="0"/>
-          <w:numId w:val="9"/>
-        </w:numPr>
-        <w:spacing w:before="0" w:after="0"/>
-        <w:ind w:left="1701"/>
-      </w:pPr>
-      <w:r>
-        <w:lastRenderedPageBreak/>
-        <w:t>En la lista de compra, gracias al mismo, se puede ver con claridad cada artículo adquirido y facilitar la validación por parte del comprador.</w:t>
-      </w:r>
-    </w:p>
-    <w:p>
-      <w:pPr>
-        <w:pStyle w:val="Prrafodelista"/>
-        <w:numPr>
-          <w:ilvl w:val="0"/>
-          <w:numId w:val="9"/>
-        </w:numPr>
-        <w:spacing w:before="0" w:after="0"/>
-        <w:ind w:left="1701"/>
-      </w:pPr>
-      <w:r>
-        <w:t>Permite tener un control y visión estadística que ayuden en la toma de decisiones dentro de la estrategia empresarial.</w:t>
-      </w:r>
-    </w:p>
-    <w:p>
-      <w:pPr>
-        <w:pStyle w:val="Prrafodelista"/>
-        <w:numPr>
-          <w:ilvl w:val="0"/>
-          <w:numId w:val="9"/>
-        </w:numPr>
-        <w:spacing w:before="0" w:after="0"/>
-        <w:ind w:left="1701"/>
-      </w:pPr>
-      <w:r>
-        <w:t>Su uso es difundido a multitud de artículos y sectores, a tal punto que la mayoría de los productos que se disponen a la venta lo poseen.</w:t>
-      </w:r>
-    </w:p>
-    <w:p>
-      <w:pPr>
-        <w:pStyle w:val="Prrafodelista"/>
-        <w:numPr>
-          <w:ilvl w:val="0"/>
-          <w:numId w:val="9"/>
-        </w:numPr>
-        <w:spacing w:before="0" w:after="0"/>
-        <w:ind w:left="1701"/>
-      </w:pPr>
-      <w:r>
-        <w:t>Su uso ha permitido agilizar todas las tareas y facilitar la labor humana al utilizar dichos códigos.</w:t>
-      </w:r>
-    </w:p>
-    <w:p>
-      <w:pPr>
-        <w:pStyle w:val="Prrafodelista"/>
-        <w:spacing w:before="0" w:after="0"/>
-        <w:ind w:left="1701" w:firstLine="0"/>
-      </w:pPr>
-    </w:p>
-    <w:p>
-      <w:pPr>
-        <w:spacing w:before="0" w:after="0"/>
-        <w:rPr>
-          <w:b/>
-          <w:bCs/>
-        </w:rPr>
-      </w:pPr>
-      <w:r>
-        <w:rPr>
-          <w:b/>
-          <w:bCs/>
-        </w:rPr>
-        <w:t>Los tipos de códigos de barras más comunes son los siguientes:</w:t>
+        <w:spacing w:before="0" w:after="0"/>
+        <w:ind w:left="1429" w:firstLine="0"/>
+      </w:pPr>
+      <w:r>
+        <w:t>También conocido como GTIN-13 o EAN-13, es un tipo de código de barras utilizado internacionalmente para identificar productos individuales en un punto de venta.</w:t>
       </w:r>
     </w:p>
     <w:p>
@@ -4857,7 +4890,7 @@
           <w:b/>
           <w:bCs/>
         </w:rPr>
-        <w:t>EAN</w:t>
+        <w:t>UPC</w:t>
       </w:r>
     </w:p>
     <w:p>
@@ -4875,7 +4908,7 @@
           <w:b/>
           <w:bCs/>
         </w:rPr>
-        <w:t>Código de barras EAN (</w:t>
+        <w:t>Código de barras UPC (</w:t>
       </w:r>
       <w:r>
         <w:rPr>
@@ -4883,7 +4916,7 @@
           <w:b/>
           <w:bCs/>
         </w:rPr>
-        <w:t>European Article Number</w:t>
+        <w:t>Universal Product Code</w:t>
       </w:r>
       <w:r>
         <w:rPr>
@@ -4900,7 +4933,34 @@
         <w:ind w:left="1429" w:firstLine="0"/>
       </w:pPr>
       <w:r>
-        <w:t>También conocido como GTIN-13 o EAN-13, es un tipo de código de barras utilizado internacionalmente para identificar productos individuales en un punto de venta.</w:t>
+        <w:t xml:space="preserve">El código UPC (siglas de </w:t>
+      </w:r>
+      <w:r>
+        <w:rPr>
+          <w:rStyle w:val="Extranjerismo"/>
+        </w:rPr>
+        <w:t>Universal</w:t>
+      </w:r>
+      <w:r>
+        <w:t xml:space="preserve"> </w:t>
+      </w:r>
+      <w:r>
+        <w:rPr>
+          <w:rStyle w:val="Extranjerismo"/>
+        </w:rPr>
+        <w:t>Product Code</w:t>
+      </w:r>
+      <w:r>
+        <w:t xml:space="preserve">) es un código de barras diseñado especialmente para identificar de manera inequívoca productos y consiste en un número único de 12 dígitos que se representan por barras de diferentes anchos y separación entre ellas para ser legibles por un </w:t>
+      </w:r>
+      <w:r>
+        <w:rPr>
+          <w:rStyle w:val="Extranjerismo"/>
+        </w:rPr>
+        <w:t>scanner</w:t>
+      </w:r>
+      <w:r>
+        <w:t xml:space="preserve"> especializado.</w:t>
       </w:r>
     </w:p>
     <w:p>
@@ -4918,10 +4978,18 @@
       </w:pPr>
       <w:r>
         <w:rPr>
-          <w:b/>
-          <w:bCs/>
-        </w:rPr>
-        <w:t>UPC</w:t>
+          <w:rStyle w:val="Extranjerismo"/>
+          <w:b/>
+          <w:bCs/>
+        </w:rPr>
+        <w:t>Code</w:t>
+      </w:r>
+      <w:r>
+        <w:rPr>
+          <w:b/>
+          <w:bCs/>
+        </w:rPr>
+        <w:t xml:space="preserve"> 39</w:t>
       </w:r>
     </w:p>
     <w:p>
@@ -4939,7 +5007,7 @@
           <w:b/>
           <w:bCs/>
         </w:rPr>
-        <w:t>Código de barras UPC (</w:t>
+        <w:t xml:space="preserve">Código de barras </w:t>
       </w:r>
       <w:r>
         <w:rPr>
@@ -4947,7 +5015,22 @@
           <w:b/>
           <w:bCs/>
         </w:rPr>
-        <w:t>Universal Product Code</w:t>
+        <w:t>Code</w:t>
+      </w:r>
+      <w:r>
+        <w:rPr>
+          <w:b/>
+          <w:bCs/>
+        </w:rPr>
+        <w:t xml:space="preserve"> 39 (</w:t>
+      </w:r>
+      <w:r>
+        <w:rPr>
+          <w:rStyle w:val="Extranjerismo"/>
+          <w:b/>
+          <w:bCs/>
+        </w:rPr>
+        <w:t>Code 3 of 9</w:t>
       </w:r>
       <w:r>
         <w:rPr>
@@ -4964,34 +5047,15 @@
         <w:ind w:left="1429" w:firstLine="0"/>
       </w:pPr>
       <w:r>
-        <w:t xml:space="preserve">El código UPC (siglas de </w:t>
-      </w:r>
-      <w:r>
-        <w:rPr>
-          <w:rStyle w:val="Extranjerismo"/>
-        </w:rPr>
-        <w:t>Universal</w:t>
-      </w:r>
-      <w:r>
-        <w:t xml:space="preserve"> </w:t>
-      </w:r>
-      <w:r>
-        <w:rPr>
-          <w:rStyle w:val="Extranjerismo"/>
-        </w:rPr>
-        <w:t>Product Code</w:t>
-      </w:r>
-      <w:r>
-        <w:t xml:space="preserve">) es un código de barras diseñado especialmente para identificar de manera inequívoca productos y consiste en un número único de 12 dígitos que se representan por barras de diferentes anchos y separación entre ellas para ser legibles por un </w:t>
-      </w:r>
-      <w:r>
-        <w:rPr>
-          <w:rStyle w:val="Extranjerismo"/>
-        </w:rPr>
-        <w:t>scanner</w:t>
-      </w:r>
-      <w:r>
-        <w:t xml:space="preserve"> especializado.</w:t>
+        <w:t>Este es el tipo de código de barras más utilizado en aplicaciones personalizadas. Su popularidad se debe a que puede codificar tanto texto como números (A-Z, 0-9, +, -</w:t>
+      </w:r>
+      <w:proofErr w:type="gramStart"/>
+      <w:r>
+        <w:t>, .</w:t>
+      </w:r>
+      <w:proofErr w:type="gramEnd"/>
+      <w:r>
+        <w:t>, y &lt; espacio &gt;). Además, puede ser leído por prácticamente cualquier lector de código de barras en su configuración predeterminada.</w:t>
       </w:r>
     </w:p>
     <w:p>
@@ -5013,81 +5077,49 @@
           <w:b/>
           <w:bCs/>
         </w:rPr>
+        <w:lastRenderedPageBreak/>
+        <w:t xml:space="preserve">Code </w:t>
+      </w:r>
+      <w:r>
+        <w:rPr>
+          <w:b/>
+          <w:bCs/>
+        </w:rPr>
+        <w:t>128</w:t>
+      </w:r>
+    </w:p>
+    <w:p>
+      <w:pPr>
+        <w:pStyle w:val="Prrafodelista"/>
+        <w:spacing w:before="0" w:after="0"/>
+        <w:ind w:left="1429" w:firstLine="0"/>
+      </w:pPr>
+      <w:r>
+        <w:rPr>
+          <w:rStyle w:val="Extranjerismo"/>
+        </w:rPr>
         <w:t>Code</w:t>
       </w:r>
       <w:r>
-        <w:rPr>
-          <w:b/>
-          <w:bCs/>
-        </w:rPr>
-        <w:t xml:space="preserve"> 39</w:t>
-      </w:r>
-    </w:p>
-    <w:p>
-      <w:pPr>
-        <w:pStyle w:val="Prrafodelista"/>
-        <w:spacing w:before="0" w:after="0"/>
-        <w:ind w:left="1429" w:firstLine="0"/>
-        <w:rPr>
-          <w:b/>
-          <w:bCs/>
-        </w:rPr>
-      </w:pPr>
-      <w:r>
-        <w:rPr>
-          <w:b/>
-          <w:bCs/>
-        </w:rPr>
-        <w:t xml:space="preserve">Código de barras </w:t>
+        <w:t xml:space="preserve"> 128 es un código de barras desarrollado por </w:t>
       </w:r>
       <w:r>
         <w:rPr>
           <w:rStyle w:val="Extranjerismo"/>
-          <w:b/>
-          <w:bCs/>
+        </w:rPr>
+        <w:t>Computer Identics Corporation (EE.UU.)</w:t>
+      </w:r>
+      <w:r>
+        <w:t xml:space="preserve"> en 1981. El código de barras </w:t>
+      </w:r>
+      <w:r>
+        <w:rPr>
+          <w:rStyle w:val="Extranjerismo"/>
         </w:rPr>
         <w:t>Code</w:t>
       </w:r>
       <w:r>
-        <w:rPr>
-          <w:b/>
-          <w:bCs/>
-        </w:rPr>
-        <w:t xml:space="preserve"> 39 (</w:t>
-      </w:r>
-      <w:r>
-        <w:rPr>
-          <w:rStyle w:val="Extranjerismo"/>
-          <w:b/>
-          <w:bCs/>
-        </w:rPr>
-        <w:t>Code 3 of 9</w:t>
-      </w:r>
-      <w:r>
-        <w:rPr>
-          <w:b/>
-          <w:bCs/>
-        </w:rPr>
-        <w:t>)</w:t>
-      </w:r>
-    </w:p>
-    <w:p>
-      <w:pPr>
-        <w:pStyle w:val="Prrafodelista"/>
-        <w:spacing w:before="0" w:after="0"/>
-        <w:ind w:left="1429" w:firstLine="0"/>
-      </w:pPr>
-      <w:r>
-        <w:lastRenderedPageBreak/>
-        <w:t>Este es el tipo de código de barras más utilizado en aplicaciones personalizadas. Su popularidad se debe a que puede codificar tanto texto como números (A-Z, 0-9, +, -</w:t>
-      </w:r>
-      <w:proofErr w:type="gramStart"/>
-      <w:r>
-        <w:t>, .</w:t>
-      </w:r>
-      <w:proofErr w:type="gramEnd"/>
-      <w:r>
-        <w:t>, y &lt; espacio &gt;). Además, puede ser leído por prácticamente cualquier lector de código de barras en su configuración predeterminada.</w:t>
+        <w:t xml:space="preserve"> 128 puede representar todos los 128 caracteres del código ASCII (números, mayúsculas/minúsculas de alfabetos, símbolos y códigos de control).</w:t>
       </w:r>
     </w:p>
     <w:p>
@@ -5105,18 +5137,36 @@
       </w:pPr>
       <w:r>
         <w:rPr>
+          <w:b/>
+          <w:bCs/>
+        </w:rPr>
+        <w:t>ITF</w:t>
+      </w:r>
+    </w:p>
+    <w:p>
+      <w:pPr>
+        <w:pStyle w:val="Prrafodelista"/>
+        <w:spacing w:before="0" w:after="0"/>
+        <w:ind w:left="1429" w:firstLine="0"/>
+        <w:rPr>
+          <w:b/>
+          <w:bCs/>
+        </w:rPr>
+      </w:pPr>
+      <w:r>
+        <w:rPr>
           <w:rStyle w:val="Extranjerismo"/>
           <w:b/>
           <w:bCs/>
         </w:rPr>
-        <w:t xml:space="preserve">Code </w:t>
-      </w:r>
-      <w:r>
-        <w:rPr>
-          <w:b/>
-          <w:bCs/>
-        </w:rPr>
-        <w:t>128</w:t>
+        <w:t>Interleaved Two of Five (ITF</w:t>
+      </w:r>
+      <w:r>
+        <w:rPr>
+          <w:b/>
+          <w:bCs/>
+        </w:rPr>
+        <w:t>)</w:t>
       </w:r>
     </w:p>
     <w:p>
@@ -5126,31 +5176,16 @@
         <w:ind w:left="1429" w:firstLine="0"/>
       </w:pPr>
       <w:r>
+        <w:t xml:space="preserve">Es ampliamente utilizado como el código de distribución estándar impreso en cajas de cartón corrugado. Hay varios tipos llamados “2 </w:t>
+      </w:r>
+      <w:r>
         <w:rPr>
           <w:rStyle w:val="Extranjerismo"/>
         </w:rPr>
-        <w:t>Code</w:t>
-      </w:r>
-      <w:r>
-        <w:t xml:space="preserve"> 128 es un código de barras desarrollado por </w:t>
-      </w:r>
-      <w:r>
-        <w:rPr>
-          <w:rStyle w:val="Extranjerismo"/>
-        </w:rPr>
-        <w:t>Computer Identics Corporation (EE.UU.)</w:t>
-      </w:r>
-      <w:r>
-        <w:t xml:space="preserve"> en 1981. El código de barras </w:t>
-      </w:r>
-      <w:r>
-        <w:rPr>
-          <w:rStyle w:val="Extranjerismo"/>
-        </w:rPr>
-        <w:t>Code</w:t>
-      </w:r>
-      <w:r>
-        <w:t xml:space="preserve"> 128 puede representar todos los 128 caracteres del código ASCII (números, mayúsculas/minúsculas de alfabetos, símbolos y códigos de control).</w:t>
+        <w:t>of</w:t>
+      </w:r>
+      <w:r>
+        <w:t xml:space="preserve"> 5”. Aunque su composición es similar, el código es completamente diferente.</w:t>
       </w:r>
     </w:p>
     <w:p>
@@ -5171,7 +5206,7 @@
           <w:b/>
           <w:bCs/>
         </w:rPr>
-        <w:t>ITF</w:t>
+        <w:t>POSTNET</w:t>
       </w:r>
     </w:p>
     <w:p>
@@ -5179,44 +5214,9 @@
         <w:pStyle w:val="Prrafodelista"/>
         <w:spacing w:before="0" w:after="0"/>
         <w:ind w:left="1429" w:firstLine="0"/>
-        <w:rPr>
-          <w:b/>
-          <w:bCs/>
-        </w:rPr>
-      </w:pPr>
-      <w:r>
-        <w:rPr>
-          <w:rStyle w:val="Extranjerismo"/>
-          <w:b/>
-          <w:bCs/>
-        </w:rPr>
-        <w:t>Interleaved Two of Five (ITF</w:t>
-      </w:r>
-      <w:r>
-        <w:rPr>
-          <w:b/>
-          <w:bCs/>
-        </w:rPr>
-        <w:t>)</w:t>
-      </w:r>
-    </w:p>
-    <w:p>
-      <w:pPr>
-        <w:pStyle w:val="Prrafodelista"/>
-        <w:spacing w:before="0" w:after="0"/>
-        <w:ind w:left="1429" w:firstLine="0"/>
-      </w:pPr>
-      <w:r>
-        <w:t xml:space="preserve">Es ampliamente utilizado como el código de distribución estándar impreso en cajas de cartón corrugado. Hay varios tipos llamados “2 </w:t>
-      </w:r>
-      <w:r>
-        <w:rPr>
-          <w:rStyle w:val="Extranjerismo"/>
-        </w:rPr>
-        <w:t>of</w:t>
-      </w:r>
-      <w:r>
-        <w:t xml:space="preserve"> 5”. Aunque su composición es similar, el código es completamente diferente.</w:t>
+      </w:pPr>
+      <w:r>
+        <w:t>Es una técnica postal de codificación numérica que se utiliza para clasificar el correo para la entrega, con el código postal de destino.</w:t>
       </w:r>
     </w:p>
     <w:p>
@@ -5237,17 +5237,16 @@
           <w:b/>
           <w:bCs/>
         </w:rPr>
-        <w:t>POSTNET</w:t>
+        <w:t>PDF 417</w:t>
       </w:r>
     </w:p>
     <w:p>
       <w:pPr>
         <w:pStyle w:val="Prrafodelista"/>
-        <w:spacing w:before="0" w:after="0"/>
         <w:ind w:left="1429" w:firstLine="0"/>
       </w:pPr>
       <w:r>
-        <w:t>Es una técnica postal de codificación numérica que se utiliza para clasificar el correo para la entrega, con el código postal de destino.</w:t>
+        <w:t>Es un código de barras apiladas que se puede utilizar para codificar grandes cantidades de información a través de múltiples códigos. Cada patrón en un código de barras individual consiste exactamente de 4 barras y 4 espacios, y cada patrón es de 17 unidades de longitud.</w:t>
       </w:r>
     </w:p>
     <w:p>
@@ -5258,33 +5257,71 @@
           <w:numId w:val="7"/>
         </w:numPr>
         <w:spacing w:before="0" w:after="0"/>
-        <w:rPr>
-          <w:b/>
-          <w:bCs/>
-        </w:rPr>
-      </w:pPr>
-      <w:r>
-        <w:rPr>
-          <w:b/>
-          <w:bCs/>
-        </w:rPr>
-        <w:t>PDF 417</w:t>
+      </w:pPr>
+      <w:r>
+        <w:rPr>
+          <w:b/>
+          <w:bCs/>
+        </w:rPr>
+        <w:t>QR</w:t>
       </w:r>
     </w:p>
     <w:p>
       <w:pPr>
         <w:pStyle w:val="Prrafodelista"/>
+        <w:spacing w:before="0" w:after="0"/>
         <w:ind w:left="1429" w:firstLine="0"/>
       </w:pPr>
       <w:r>
-        <w:t>Es un código de barras apiladas que se puede utilizar para codificar grandes cantidades de información a través de múltiples códigos. Cada patrón en un código de barras individual consiste exactamente de 4 barras y 4 espacios, y cada patrón es de 17 unidades de longitud.</w:t>
-      </w:r>
-    </w:p>
-    <w:p>
-      <w:pPr>
-        <w:pStyle w:val="Prrafodelista"/>
-        <w:ind w:left="1429" w:firstLine="0"/>
-      </w:pPr>
+        <w:t>Combinación de barras y cuadros que acompaña a un producto o unidad de consumo para que pueda ser leído y descifrado mediante un lector óptico que transmite los datos a una máquina o una computadora.</w:t>
+      </w:r>
+    </w:p>
+    <w:p>
+      <w:pPr>
+        <w:pStyle w:val="Ttulo2"/>
+      </w:pPr>
+      <w:bookmarkStart w:id="8" w:name="_Toc232358896"/>
+      <w:r>
+        <w:lastRenderedPageBreak/>
+        <w:t>Software</w:t>
+      </w:r>
+      <w:r>
+        <w:t> para la captura de código de barras: características, funcionalidad, tipos</w:t>
+      </w:r>
+      <w:bookmarkEnd w:id="8"/>
+    </w:p>
+    <w:p>
+      <w:pPr>
+        <w:spacing w:before="0" w:after="0"/>
+        <w:ind w:left="360"/>
+        <w:rPr>
+          <w:rFonts w:cs="Calibri"/>
+          <w:lang w:eastAsia="es-CO"/>
+        </w:rPr>
+      </w:pPr>
+      <w:r>
+        <w:rPr>
+          <w:rFonts w:cs="Calibri"/>
+          <w:lang w:eastAsia="es-CO"/>
+        </w:rPr>
+        <w:t xml:space="preserve">Existen </w:t>
+      </w:r>
+      <w:proofErr w:type="gramStart"/>
+      <w:r>
+        <w:rPr>
+          <w:rFonts w:cs="Calibri"/>
+          <w:lang w:eastAsia="es-CO"/>
+        </w:rPr>
+        <w:t>diversos software</w:t>
+      </w:r>
+      <w:proofErr w:type="gramEnd"/>
+      <w:r>
+        <w:rPr>
+          <w:rFonts w:cs="Calibri"/>
+          <w:lang w:eastAsia="es-CO"/>
+        </w:rPr>
+        <w:t> para la captura de los códigos de barras, algunos de ellos son:</w:t>
+      </w:r>
     </w:p>
     <w:p>
       <w:pPr>
@@ -5294,428 +5331,397 @@
           <w:numId w:val="7"/>
         </w:numPr>
         <w:spacing w:before="0" w:after="0"/>
-      </w:pPr>
-      <w:r>
-        <w:rPr>
-          <w:b/>
-          <w:bCs/>
-        </w:rPr>
-        <w:lastRenderedPageBreak/>
-        <w:t>QR</w:t>
+        <w:ind w:left="1134"/>
+        <w:rPr>
+          <w:b/>
+          <w:bCs/>
+        </w:rPr>
+      </w:pPr>
+      <w:proofErr w:type="spellStart"/>
+      <w:r>
+        <w:rPr>
+          <w:b/>
+          <w:bCs/>
+        </w:rPr>
+        <w:t>Barcode</w:t>
+      </w:r>
+      <w:proofErr w:type="spellEnd"/>
+      <w:r>
+        <w:rPr>
+          <w:b/>
+          <w:bCs/>
+        </w:rPr>
+        <w:t xml:space="preserve"> Studio (Windows y Mac® OS)</w:t>
+      </w:r>
+    </w:p>
+    <w:p>
+      <w:pPr>
+        <w:spacing w:before="0" w:after="0"/>
+        <w:ind w:left="1080" w:firstLine="0"/>
+      </w:pPr>
+      <w:r>
+        <w:t>Proporciona una forma</w:t>
+      </w:r>
+      <w:r>
+        <w:t xml:space="preserve"> fácil y adecuada de crear códigos de barras visualmente y exportarlos como imagen o como un fichero de gráficos vectoriales, ofreciendo capacidades muy eficientes de impresión en las etiquetas.</w:t>
       </w:r>
     </w:p>
     <w:p>
       <w:pPr>
         <w:pStyle w:val="Prrafodelista"/>
-        <w:spacing w:before="0" w:after="0"/>
-        <w:ind w:left="1429" w:firstLine="0"/>
-      </w:pPr>
-      <w:r>
-        <w:t>Combinación de barras y cuadros que acompaña a un producto o unidad de consumo para que pueda ser leído y descifrado mediante un lector óptico que transmite los datos a una máquina o una computadora.</w:t>
-      </w:r>
-    </w:p>
-    <w:p>
-      <w:pPr>
-        <w:pStyle w:val="Prrafodelista"/>
-        <w:spacing w:before="0" w:after="0"/>
-        <w:ind w:left="1429" w:firstLine="0"/>
-      </w:pPr>
-    </w:p>
-    <w:p>
-      <w:pPr>
-        <w:pStyle w:val="Ttulo2"/>
-      </w:pPr>
-      <w:bookmarkStart w:id="8" w:name="_Toc232358896"/>
-      <w:r>
-        <w:rPr>
-          <w:rStyle w:val="Extranjerismo"/>
-        </w:rPr>
-        <w:t>Software</w:t>
-      </w:r>
-      <w:r>
-        <w:t> para la captura de código de barras: características, funcionalidad, tipos</w:t>
-      </w:r>
-      <w:bookmarkEnd w:id="8"/>
-    </w:p>
-    <w:p>
-      <w:pPr>
-        <w:spacing w:before="0" w:after="0"/>
-        <w:ind w:left="1080"/>
-      </w:pPr>
-      <w:r>
-        <w:t xml:space="preserve">Existen </w:t>
-      </w:r>
-      <w:proofErr w:type="gramStart"/>
-      <w:r>
-        <w:t>diversos </w:t>
-      </w:r>
-      <w:r>
-        <w:rPr>
-          <w:rStyle w:val="Extranjerismo"/>
-        </w:rPr>
-        <w:t>software</w:t>
-      </w:r>
-      <w:proofErr w:type="gramEnd"/>
-      <w:r>
-        <w:rPr>
-          <w:rStyle w:val="Extranjerismo"/>
-        </w:rPr>
-        <w:t> </w:t>
-      </w:r>
-      <w:r>
-        <w:t>para la captura de los códigos de barras, algunos de ellos son:</w:t>
-      </w:r>
-    </w:p>
-    <w:p>
-      <w:pPr>
-        <w:spacing w:before="0" w:after="0"/>
-        <w:ind w:left="1080"/>
-        <w:rPr>
-          <w:b/>
-          <w:bCs/>
-        </w:rPr>
-      </w:pPr>
-      <w:proofErr w:type="spellStart"/>
-      <w:r>
-        <w:rPr>
-          <w:b/>
-          <w:bCs/>
-        </w:rPr>
-        <w:t>Barcode</w:t>
-      </w:r>
-      <w:proofErr w:type="spellEnd"/>
-      <w:r>
-        <w:rPr>
-          <w:b/>
-          <w:bCs/>
-        </w:rPr>
-        <w:t xml:space="preserve"> Studio (Windows y Mac® OS)</w:t>
-      </w:r>
-    </w:p>
-    <w:p>
-      <w:pPr>
-        <w:spacing w:before="0" w:after="0"/>
-        <w:ind w:left="1080"/>
-      </w:pPr>
-      <w:r>
-        <w:t>Proporciona una forma</w:t>
-      </w:r>
-      <w:r>
-        <w:t xml:space="preserve"> fácil y adecuada de crear códigos de barras visualmente y exportarlos como imagen o como un fichero de gráficos vectoriales, ofreciendo capacidades muy eficientes de impresión en las etiquetas.</w:t>
-      </w:r>
-    </w:p>
-    <w:p>
-      <w:pPr>
-        <w:spacing w:before="0" w:after="0"/>
-        <w:ind w:left="1080"/>
-        <w:rPr>
-          <w:b/>
-          <w:bCs/>
-        </w:rPr>
-      </w:pPr>
-      <w:proofErr w:type="spellStart"/>
-      <w:r>
-        <w:rPr>
-          <w:b/>
-          <w:bCs/>
-        </w:rPr>
-        <w:t>TBarCode</w:t>
-      </w:r>
-      <w:proofErr w:type="spellEnd"/>
-      <w:r>
-        <w:rPr>
-          <w:b/>
-          <w:bCs/>
-        </w:rPr>
-        <w:t xml:space="preserve"> Office</w:t>
-      </w:r>
-    </w:p>
-    <w:p>
-      <w:pPr>
-        <w:spacing w:before="0" w:after="0"/>
-        <w:ind w:left="1080"/>
-      </w:pPr>
-      <w:r>
-        <w:t xml:space="preserve">El complemento de código de barras </w:t>
-      </w:r>
-      <w:proofErr w:type="spellStart"/>
-      <w:r>
-        <w:t>TBarCode</w:t>
-      </w:r>
-      <w:proofErr w:type="spellEnd"/>
-      <w:r>
-        <w:t xml:space="preserve"> Office se integra perfectamente en </w:t>
-      </w:r>
-      <w:r>
-        <w:t>Microsoft</w:t>
-      </w:r>
-      <w:r>
-        <w:t xml:space="preserve"> Office y es fácil de utilizar gracias a su intuitiva interfaz de usuario. Además, proporciona acceso a todos los parámetros del código de barras. Esta combinación hace de </w:t>
-      </w:r>
-      <w:proofErr w:type="spellStart"/>
-      <w:r>
-        <w:t>TBarCode</w:t>
-      </w:r>
-      <w:proofErr w:type="spellEnd"/>
-      <w:r>
-        <w:t xml:space="preserve"> Office el complemento de código de barras más avanzado del mercado.</w:t>
-      </w:r>
-    </w:p>
-    <w:p>
-      <w:pPr>
-        <w:spacing w:before="0" w:after="0"/>
-        <w:ind w:left="1080"/>
-        <w:rPr>
-          <w:b/>
-          <w:bCs/>
-        </w:rPr>
-      </w:pPr>
-      <w:proofErr w:type="spellStart"/>
-      <w:r>
-        <w:rPr>
-          <w:b/>
-          <w:bCs/>
-        </w:rPr>
-        <w:t>TBarCode</w:t>
-      </w:r>
-      <w:proofErr w:type="spellEnd"/>
-      <w:r>
-        <w:rPr>
-          <w:b/>
-          <w:bCs/>
-        </w:rPr>
-        <w:t xml:space="preserve"> SDK</w:t>
-      </w:r>
-    </w:p>
-    <w:p>
-      <w:pPr>
-        <w:spacing w:before="0" w:after="0"/>
-        <w:ind w:left="1080"/>
-      </w:pPr>
-      <w:r>
-        <w:t>El componente de </w:t>
-      </w:r>
-      <w:r>
-        <w:rPr>
-          <w:rStyle w:val="Extranjerismo"/>
-        </w:rPr>
-        <w:t>software</w:t>
-      </w:r>
-      <w:r>
-        <w:t> de código de barras</w:t>
-      </w:r>
-      <w:r>
-        <w:t xml:space="preserve"> </w:t>
-      </w:r>
-      <w:proofErr w:type="spellStart"/>
-      <w:r>
-        <w:t>TBarCode</w:t>
-      </w:r>
-      <w:proofErr w:type="spellEnd"/>
-      <w:r>
-        <w:t xml:space="preserve"> “Todo En Uno” (para </w:t>
-      </w:r>
-      <w:r>
-        <w:t>Microsoft</w:t>
-      </w:r>
-      <w:r>
-        <w:t xml:space="preserve">® </w:t>
-      </w:r>
-      <w:r>
-        <w:t>Windows</w:t>
-      </w:r>
-      <w:r>
-        <w:t xml:space="preserve">), genera e imprime todos los códigos de barras con aplicaciones diversas y cualquier tipo de impresora. Este flexible </w:t>
-      </w:r>
-      <w:r>
-        <w:lastRenderedPageBreak/>
-        <w:t>generador de código de barras soporta más de 100 tipos de códigos de barras diferentes. Entre ellos se encuentran códigos de barras lineales y 2D como </w:t>
-      </w:r>
-      <w:r>
-        <w:rPr>
-          <w:rStyle w:val="Extranjerismo"/>
-        </w:rPr>
-        <w:t>Code</w:t>
-      </w:r>
-      <w:r>
-        <w:t>128, EAN128</w:t>
-      </w:r>
-      <w:r>
-        <w:t xml:space="preserve">, </w:t>
-      </w:r>
-      <w:proofErr w:type="spellStart"/>
-      <w:r>
-        <w:t>Datamatrix</w:t>
-      </w:r>
-      <w:proofErr w:type="spellEnd"/>
-      <w:r>
-        <w:t>, QR </w:t>
-      </w:r>
-      <w:r>
-        <w:rPr>
-          <w:rStyle w:val="Extranjerismo"/>
-        </w:rPr>
-        <w:t>Code,</w:t>
-      </w:r>
-      <w:r>
-        <w:t xml:space="preserve"> PDF417, </w:t>
-      </w:r>
-      <w:r>
-        <w:t>Aztec </w:t>
-      </w:r>
-      <w:r>
-        <w:rPr>
-          <w:rStyle w:val="Extranjerismo"/>
-        </w:rPr>
-        <w:t>Code,</w:t>
-      </w:r>
-      <w:r>
-        <w:t xml:space="preserve"> GS1 </w:t>
-      </w:r>
-      <w:proofErr w:type="spellStart"/>
-      <w:r>
-        <w:t>DataBar</w:t>
-      </w:r>
-      <w:proofErr w:type="spellEnd"/>
-      <w:r>
-        <w:t>.</w:t>
-      </w:r>
-    </w:p>
-    <w:p>
-      <w:pPr>
-        <w:spacing w:before="0" w:after="0"/>
-        <w:ind w:left="1080"/>
-        <w:rPr>
-          <w:b/>
-          <w:bCs/>
-        </w:rPr>
-      </w:pPr>
-      <w:proofErr w:type="spellStart"/>
-      <w:r>
-        <w:rPr>
-          <w:b/>
-          <w:bCs/>
-        </w:rPr>
-        <w:t>TBarCode</w:t>
-      </w:r>
-      <w:proofErr w:type="spellEnd"/>
-      <w:r>
-        <w:rPr>
-          <w:b/>
-          <w:bCs/>
-        </w:rPr>
-        <w:t>/X</w:t>
-      </w:r>
-    </w:p>
-    <w:p>
-      <w:pPr>
-        <w:spacing w:before="0" w:after="0"/>
-        <w:ind w:left="1080"/>
-      </w:pPr>
-      <w:r>
-        <w:t>Es un complemento de </w:t>
-      </w:r>
-      <w:r>
-        <w:rPr>
-          <w:rStyle w:val="Extranjerismo"/>
-        </w:rPr>
-        <w:t>software </w:t>
-      </w:r>
-      <w:r>
-        <w:t>de código de barras para Linux®, UNIX® y Mac OS X. Permite producir todos los formatos más comunes de código de barras (lineales, 2D y compuestos) con una calidad perfecta creando códigos de barras automáticamente durante la impresión “sobre la marcha”. De este modo, puede convertir cada impresora de la empresa en una impresora de código de barras sin costes adicionales.</w:t>
-      </w:r>
-    </w:p>
-    <w:p>
-      <w:pPr>
-        <w:spacing w:before="0" w:after="0"/>
-        <w:ind w:left="1080"/>
-      </w:pPr>
-    </w:p>
-    <w:p>
-      <w:pPr>
-        <w:spacing w:before="0" w:after="0"/>
-        <w:ind w:left="1080"/>
-      </w:pPr>
-    </w:p>
-    <w:p>
-      <w:pPr>
-        <w:spacing w:before="0" w:after="0"/>
-        <w:ind w:left="1080"/>
-      </w:pPr>
-    </w:p>
-    <w:p>
-      <w:pPr>
-        <w:spacing w:before="0" w:after="0"/>
-        <w:ind w:left="1080"/>
-      </w:pPr>
-    </w:p>
-    <w:p>
-      <w:pPr>
-        <w:spacing w:before="0" w:after="0"/>
-        <w:ind w:left="1080"/>
-      </w:pPr>
-    </w:p>
-    <w:p>
-      <w:pPr>
-        <w:spacing w:before="0" w:after="0"/>
-        <w:ind w:left="1080"/>
-      </w:pPr>
-    </w:p>
-    <w:p>
-      <w:pPr>
-        <w:spacing w:before="0" w:after="0"/>
-        <w:ind w:left="1080"/>
-      </w:pPr>
-    </w:p>
-    <w:p>
-      <w:pPr>
-        <w:spacing w:before="0" w:after="0"/>
-        <w:ind w:left="1080"/>
-      </w:pPr>
-    </w:p>
-    <w:p>
-      <w:pPr>
-        <w:spacing w:before="0" w:after="0"/>
-        <w:ind w:left="1080"/>
-      </w:pPr>
-    </w:p>
-    <w:p>
-      <w:pPr>
-        <w:spacing w:before="0" w:after="0"/>
-        <w:ind w:left="1080"/>
-      </w:pPr>
-    </w:p>
-    <w:p>
-      <w:pPr>
-        <w:spacing w:before="0" w:after="0"/>
-        <w:ind w:left="1080"/>
-      </w:pPr>
-    </w:p>
-    <w:p>
-      <w:pPr>
-        <w:spacing w:before="0" w:after="0"/>
-        <w:ind w:left="1080"/>
-      </w:pPr>
-    </w:p>
-    <w:p>
-      <w:pPr>
-        <w:spacing w:before="0" w:after="0"/>
-        <w:ind w:left="1080"/>
-      </w:pPr>
-    </w:p>
-    <w:p>
-      <w:pPr>
-        <w:spacing w:before="0" w:after="0"/>
-        <w:ind w:left="1080"/>
-      </w:pPr>
-    </w:p>
-    <w:p>
-      <w:pPr>
-        <w:pStyle w:val="Ttulo1"/>
         <w:numPr>
           <w:ilvl w:val="0"/>
-          <w:numId w:val="4"/>
+          <w:numId w:val="7"/>
         </w:numPr>
+        <w:spacing w:before="0" w:after="0"/>
+        <w:ind w:left="1134"/>
+        <w:rPr>
+          <w:b/>
+          <w:bCs/>
+        </w:rPr>
+      </w:pPr>
+      <w:proofErr w:type="spellStart"/>
+      <w:r>
+        <w:rPr>
+          <w:b/>
+          <w:bCs/>
+        </w:rPr>
+        <w:t>TBarCode</w:t>
+      </w:r>
+      <w:proofErr w:type="spellEnd"/>
+      <w:r>
+        <w:rPr>
+          <w:b/>
+          <w:bCs/>
+        </w:rPr>
+        <w:t xml:space="preserve"> Office</w:t>
+      </w:r>
+    </w:p>
+    <w:p>
+      <w:pPr>
+        <w:spacing w:before="0" w:after="0"/>
+        <w:ind w:left="1080" w:firstLine="0"/>
+      </w:pPr>
+      <w:r>
+        <w:t xml:space="preserve">El complemento de código de barras </w:t>
+      </w:r>
+      <w:proofErr w:type="spellStart"/>
+      <w:r>
+        <w:t>TBarCode</w:t>
+      </w:r>
+      <w:proofErr w:type="spellEnd"/>
+      <w:r>
+        <w:t xml:space="preserve"> Office se integra perfectamente en </w:t>
+      </w:r>
+      <w:r>
+        <w:t>Microsoft</w:t>
+      </w:r>
+      <w:r>
+        <w:t xml:space="preserve"> Office y es fácil de utilizar gracias a su intuitiva interfaz de usuario. Además, proporciona acceso a todos los parámetros del código de barras. Esta combinación hace de </w:t>
+      </w:r>
+      <w:proofErr w:type="spellStart"/>
+      <w:r>
+        <w:t>TBarCode</w:t>
+      </w:r>
+      <w:proofErr w:type="spellEnd"/>
+      <w:r>
+        <w:t xml:space="preserve"> Office el complemento de código de barras más avanzado del mercado.</w:t>
+      </w:r>
+    </w:p>
+    <w:p>
+      <w:pPr>
+        <w:pStyle w:val="Prrafodelista"/>
+        <w:numPr>
+          <w:ilvl w:val="0"/>
+          <w:numId w:val="7"/>
+        </w:numPr>
+        <w:spacing w:before="0" w:after="0"/>
+        <w:ind w:left="1134"/>
+        <w:rPr>
+          <w:b/>
+          <w:bCs/>
+        </w:rPr>
+      </w:pPr>
+      <w:proofErr w:type="spellStart"/>
+      <w:r>
+        <w:rPr>
+          <w:b/>
+          <w:bCs/>
+        </w:rPr>
+        <w:t>TBarCode</w:t>
+      </w:r>
+      <w:proofErr w:type="spellEnd"/>
+      <w:r>
+        <w:rPr>
+          <w:b/>
+          <w:bCs/>
+        </w:rPr>
+        <w:t xml:space="preserve"> SDK</w:t>
+      </w:r>
+    </w:p>
+    <w:p>
+      <w:pPr>
+        <w:spacing w:before="0" w:after="0"/>
+        <w:ind w:left="1080" w:firstLine="0"/>
+      </w:pPr>
+      <w:r>
+        <w:t>El componente de </w:t>
+      </w:r>
+      <w:r>
+        <w:rPr>
+          <w:rStyle w:val="Extranjerismo"/>
+        </w:rPr>
+        <w:t>software</w:t>
+      </w:r>
+      <w:r>
+        <w:t> de código de barras</w:t>
+      </w:r>
+      <w:r>
+        <w:t xml:space="preserve"> </w:t>
+      </w:r>
+      <w:proofErr w:type="spellStart"/>
+      <w:r>
+        <w:t>TBarCode</w:t>
+      </w:r>
+      <w:proofErr w:type="spellEnd"/>
+      <w:r>
+        <w:t xml:space="preserve"> “Todo En Uno” (para </w:t>
+      </w:r>
+      <w:r>
+        <w:t>Microsoft</w:t>
+      </w:r>
+      <w:r>
+        <w:t xml:space="preserve">® </w:t>
+      </w:r>
+      <w:r>
+        <w:t>Windows</w:t>
+      </w:r>
+      <w:r>
+        <w:t>), genera e imprime todos los códigos de barras con aplicaciones diversas y cualquier tipo de impresora. Este flexible generador de código de barras soporta más de 100 tipos de códigos de barras diferentes. Entre ellos se encuentran códigos de barras lineales y 2D como </w:t>
+      </w:r>
+      <w:r>
+        <w:rPr>
+          <w:rStyle w:val="Extranjerismo"/>
+        </w:rPr>
+        <w:t>Code</w:t>
+      </w:r>
+      <w:r>
+        <w:t>128, EAN128</w:t>
+      </w:r>
+      <w:r>
+        <w:t xml:space="preserve">, </w:t>
+      </w:r>
+      <w:proofErr w:type="spellStart"/>
+      <w:r>
+        <w:t>Datamatrix</w:t>
+      </w:r>
+      <w:proofErr w:type="spellEnd"/>
+      <w:r>
+        <w:t>, QR </w:t>
+      </w:r>
+      <w:r>
+        <w:rPr>
+          <w:rStyle w:val="Extranjerismo"/>
+        </w:rPr>
+        <w:t>Code,</w:t>
+      </w:r>
+      <w:r>
+        <w:t xml:space="preserve"> PDF417, </w:t>
+      </w:r>
+      <w:r>
+        <w:t>Aztec </w:t>
+      </w:r>
+      <w:r>
+        <w:rPr>
+          <w:rStyle w:val="Extranjerismo"/>
+        </w:rPr>
+        <w:t>Code,</w:t>
+      </w:r>
+      <w:r>
+        <w:t xml:space="preserve"> GS1 </w:t>
+      </w:r>
+      <w:proofErr w:type="spellStart"/>
+      <w:r>
+        <w:t>DataBar</w:t>
+      </w:r>
+      <w:proofErr w:type="spellEnd"/>
+      <w:r>
+        <w:t>.</w:t>
+      </w:r>
+    </w:p>
+    <w:p>
+      <w:pPr>
+        <w:spacing w:before="0" w:after="0"/>
+        <w:ind w:left="1080" w:firstLine="336"/>
+      </w:pPr>
+    </w:p>
+    <w:p>
+      <w:pPr>
+        <w:spacing w:before="0" w:after="0"/>
+        <w:ind w:left="1080" w:firstLine="336"/>
+      </w:pPr>
+    </w:p>
+    <w:p>
+      <w:pPr>
+        <w:pStyle w:val="Prrafodelista"/>
+        <w:numPr>
+          <w:ilvl w:val="0"/>
+          <w:numId w:val="7"/>
+        </w:numPr>
+        <w:spacing w:before="0" w:after="0"/>
+        <w:ind w:left="1134"/>
+        <w:rPr>
+          <w:b/>
+          <w:bCs/>
+        </w:rPr>
+      </w:pPr>
+      <w:proofErr w:type="spellStart"/>
+      <w:r>
+        <w:rPr>
+          <w:b/>
+          <w:bCs/>
+        </w:rPr>
+        <w:lastRenderedPageBreak/>
+        <w:t>TBarCode</w:t>
+      </w:r>
+      <w:proofErr w:type="spellEnd"/>
+      <w:r>
+        <w:rPr>
+          <w:b/>
+          <w:bCs/>
+        </w:rPr>
+        <w:t>/X</w:t>
+      </w:r>
+    </w:p>
+    <w:p>
+      <w:pPr>
+        <w:spacing w:before="0" w:after="0"/>
+        <w:ind w:left="1080" w:firstLine="0"/>
+      </w:pPr>
+      <w:r>
+        <w:t>Es un complemento de </w:t>
+      </w:r>
+      <w:r>
+        <w:rPr>
+          <w:rStyle w:val="Extranjerismo"/>
+        </w:rPr>
+        <w:t>software </w:t>
+      </w:r>
+      <w:r>
+        <w:t>de código de barras para Linux®, UNIX® y Mac OS X. Permite producir todos los formatos más comunes de código de barras (lineales, 2D y compuestos) con una calidad perfecta creando códigos de barras automáticamente durante la impresión “sobre la marcha”. De este modo, puede convertir cada impresora de la empresa en una impresora de código de barras sin costes adicionales.</w:t>
+      </w:r>
+    </w:p>
+    <w:p>
+      <w:pPr>
+        <w:spacing w:before="0" w:after="0"/>
+        <w:ind w:left="1080"/>
+      </w:pPr>
+    </w:p>
+    <w:p>
+      <w:pPr>
+        <w:spacing w:before="0" w:after="0"/>
+        <w:ind w:left="1080"/>
+      </w:pPr>
+    </w:p>
+    <w:p>
+      <w:pPr>
+        <w:spacing w:before="0" w:after="0"/>
+        <w:ind w:left="1080"/>
+      </w:pPr>
+    </w:p>
+    <w:p>
+      <w:pPr>
+        <w:spacing w:before="0" w:after="0"/>
+        <w:ind w:left="1080"/>
+      </w:pPr>
+    </w:p>
+    <w:p>
+      <w:pPr>
+        <w:spacing w:before="0" w:after="0"/>
+        <w:ind w:left="1080"/>
+      </w:pPr>
+    </w:p>
+    <w:p>
+      <w:pPr>
+        <w:spacing w:before="0" w:after="0"/>
+        <w:ind w:left="1080"/>
+      </w:pPr>
+    </w:p>
+    <w:p>
+      <w:pPr>
+        <w:spacing w:before="0" w:after="0"/>
+        <w:ind w:left="1080"/>
+      </w:pPr>
+    </w:p>
+    <w:p>
+      <w:pPr>
+        <w:spacing w:before="0" w:after="0"/>
+        <w:ind w:left="1080"/>
+      </w:pPr>
+    </w:p>
+    <w:p>
+      <w:pPr>
+        <w:spacing w:before="0" w:after="0"/>
+        <w:ind w:left="1080"/>
+      </w:pPr>
+    </w:p>
+    <w:p>
+      <w:pPr>
+        <w:spacing w:before="0" w:after="0"/>
+        <w:ind w:left="1080"/>
+      </w:pPr>
+    </w:p>
+    <w:p>
+      <w:pPr>
+        <w:spacing w:before="0" w:after="0"/>
+        <w:ind w:left="1080"/>
+      </w:pPr>
+    </w:p>
+    <w:p>
+      <w:pPr>
+        <w:spacing w:before="0" w:after="0"/>
+        <w:ind w:left="1080"/>
+      </w:pPr>
+    </w:p>
+    <w:p>
+      <w:pPr>
+        <w:spacing w:before="0" w:after="0"/>
+        <w:ind w:left="1080"/>
+      </w:pPr>
+    </w:p>
+    <w:p>
+      <w:pPr>
+        <w:spacing w:before="0" w:after="0"/>
+        <w:ind w:left="1080"/>
+      </w:pPr>
+    </w:p>
+    <w:p>
+      <w:pPr>
+        <w:spacing w:before="0" w:after="0"/>
+        <w:ind w:left="1080"/>
+      </w:pPr>
+    </w:p>
+    <w:p>
+      <w:pPr>
+        <w:spacing w:before="0" w:after="0"/>
+        <w:ind w:left="1080"/>
+      </w:pPr>
+    </w:p>
+    <w:p>
+      <w:pPr>
+        <w:spacing w:before="0" w:after="0"/>
+        <w:ind w:left="1080"/>
+      </w:pPr>
+    </w:p>
+    <w:p>
+      <w:pPr>
+        <w:spacing w:before="0" w:after="0"/>
+        <w:ind w:left="1080"/>
+      </w:pPr>
+    </w:p>
+    <w:p>
+      <w:pPr>
+        <w:pStyle w:val="Ttulo1"/>
       </w:pPr>
       <w:bookmarkStart w:id="9" w:name="_Toc232358897"/>
       <w:r>
@@ -5782,6 +5788,7 @@
     <w:p>
       <w:pPr>
         <w:pStyle w:val="Prrafodelista"/>
+        <w:spacing w:before="0" w:after="0"/>
         <w:ind w:left="993" w:firstLine="0"/>
       </w:pPr>
     </w:p>
@@ -5894,7 +5901,6 @@
     <w:p>
       <w:pPr>
         <w:spacing w:before="0" w:after="0"/>
-        <w:ind w:left="1440" w:firstLine="0"/>
         <w:rPr>
           <w:b/>
           <w:bCs/>
@@ -6549,21 +6555,7 @@
         <w:rPr>
           <w:lang w:eastAsia="es-CO"/>
         </w:rPr>
-        <w:t>Nombre del Supervisor/</w:t>
-      </w:r>
-      <w:proofErr w:type="gramStart"/>
-      <w:r>
-        <w:rPr>
-          <w:lang w:eastAsia="es-CO"/>
-        </w:rPr>
-        <w:t>Director</w:t>
-      </w:r>
-      <w:proofErr w:type="gramEnd"/>
-      <w:r>
-        <w:rPr>
-          <w:lang w:eastAsia="es-CO"/>
-        </w:rPr>
-        <w:t>: [nombre].</w:t>
+        <w:t>Nombre del Supervisor/Director: [nombre].</w:t>
       </w:r>
     </w:p>
     <w:p>
@@ -7968,15 +7960,15 @@
         <w:rPr>
           <w:lang w:eastAsia="es-CO"/>
         </w:rPr>
+        <w:t>Las mercancías o productos pueden ser sólidos, líquidos o gaseosos y se clasifican en:</w:t>
+      </w:r>
+    </w:p>
+    <w:p>
+      <w:pPr>
+        <w:pStyle w:val="Figura"/>
+      </w:pPr>
+      <w:r>
         <w:lastRenderedPageBreak/>
-        <w:t>Las mercancías o productos pueden ser sólidos, líquidos o gaseosos y se clasifican en:</w:t>
-      </w:r>
-    </w:p>
-    <w:p>
-      <w:pPr>
-        <w:pStyle w:val="Figura"/>
-      </w:pPr>
-      <w:r>
         <w:t xml:space="preserve">Figura 1. </w:t>
       </w:r>
       <w:r>
@@ -8185,7 +8177,6 @@
           <w:bCs/>
           <w:lang w:eastAsia="es-CO"/>
         </w:rPr>
-        <w:lastRenderedPageBreak/>
         <w:t>Ley 336 de 1996</w:t>
       </w:r>
     </w:p>
@@ -8201,6 +8192,7 @@
         <w:rPr>
           <w:lang w:eastAsia="es-CO"/>
         </w:rPr>
+        <w:lastRenderedPageBreak/>
         <w:t>Contiene el Estatuto Nacional de Transporte, que establece los principios y disposiciones generales para la prestación del servicio de transporte de carga en Colombia.</w:t>
       </w:r>
     </w:p>
@@ -8396,11 +8388,14 @@
     </w:p>
     <w:p>
       <w:pPr>
+        <w:rPr>
+          <w:lang w:eastAsia="es-CO"/>
+        </w:rPr>
+      </w:pPr>
+    </w:p>
+    <w:p>
+      <w:pPr>
         <w:pStyle w:val="Ttulo1"/>
-        <w:numPr>
-          <w:ilvl w:val="0"/>
-          <w:numId w:val="4"/>
-        </w:numPr>
       </w:pPr>
       <w:bookmarkStart w:id="14" w:name="_Toc232358902"/>
       <w:r>
@@ -8412,7 +8407,6 @@
     <w:p>
       <w:pPr>
         <w:spacing w:before="0" w:after="0"/>
-        <w:ind w:left="1080" w:firstLine="0"/>
         <w:rPr>
           <w:rFonts w:cs="Calibri"/>
           <w:b/>
@@ -9259,23 +9253,7 @@
           <w:rFonts w:cs="Calibri"/>
           <w:lang w:eastAsia="es-CO"/>
         </w:rPr>
-        <w:t xml:space="preserve">Al hablar de referencias se </w:t>
-      </w:r>
-      <w:proofErr w:type="gramStart"/>
-      <w:r>
-        <w:rPr>
-          <w:rFonts w:cs="Calibri"/>
-          <w:lang w:eastAsia="es-CO"/>
-        </w:rPr>
-        <w:t>hace mención de</w:t>
-      </w:r>
-      <w:proofErr w:type="gramEnd"/>
-      <w:r>
-        <w:rPr>
-          <w:rFonts w:cs="Calibri"/>
-          <w:lang w:eastAsia="es-CO"/>
-        </w:rPr>
-        <w:t xml:space="preserve"> aquellos productos que buscan llenar una necesidad puntual y específica. Las mismas abarcan el modelo, función, marca, contenido y pueden ser tantas como artículos disponibles.</w:t>
+        <w:t>Al hablar de referencias se hace mención de aquellos productos que buscan llenar una necesidad puntual y específica. Las mismas abarcan el modelo, función, marca, contenido y pueden ser tantas como artículos disponibles.</w:t>
       </w:r>
     </w:p>
     <w:p>
@@ -9444,7 +9422,6 @@
     <w:p>
       <w:pPr>
         <w:pStyle w:val="Ttulo2"/>
-        <w:ind w:left="1418"/>
       </w:pPr>
       <w:bookmarkStart w:id="18" w:name="_Toc232358906"/>
       <w:r>
@@ -9951,7 +9928,6 @@
     <w:p>
       <w:pPr>
         <w:pStyle w:val="Ttulo2"/>
-        <w:ind w:left="1418"/>
       </w:pPr>
       <w:bookmarkStart w:id="19" w:name="_Toc232358907"/>
       <w:r>
@@ -10831,10 +10807,6 @@
     <w:p>
       <w:pPr>
         <w:pStyle w:val="Ttulo1"/>
-        <w:numPr>
-          <w:ilvl w:val="0"/>
-          <w:numId w:val="4"/>
-        </w:numPr>
       </w:pPr>
       <w:bookmarkStart w:id="20" w:name="_Toc232358908"/>
       <w:r>
@@ -11551,7 +11523,10 @@
     <w:p>
       <w:pPr>
         <w:pStyle w:val="Ttulo1"/>
-        <w:ind w:firstLine="708"/>
+        <w:numPr>
+          <w:ilvl w:val="0"/>
+          <w:numId w:val="0"/>
+        </w:numPr>
       </w:pPr>
       <w:bookmarkStart w:id="21" w:name="_Toc232358909"/>
       <w:r>
@@ -11779,7 +11754,10 @@
     <w:p>
       <w:pPr>
         <w:pStyle w:val="Ttulo1"/>
-        <w:ind w:firstLine="708"/>
+        <w:numPr>
+          <w:ilvl w:val="0"/>
+          <w:numId w:val="0"/>
+        </w:numPr>
       </w:pPr>
       <w:bookmarkStart w:id="22" w:name="_Toc176443725"/>
       <w:bookmarkStart w:id="23" w:name="_Toc232358910"/>
@@ -12171,7 +12149,10 @@
     <w:p>
       <w:pPr>
         <w:pStyle w:val="Ttulo1"/>
-        <w:ind w:firstLine="708"/>
+        <w:numPr>
+          <w:ilvl w:val="0"/>
+          <w:numId w:val="0"/>
+        </w:numPr>
       </w:pPr>
       <w:bookmarkStart w:id="24" w:name="_Toc176443726"/>
       <w:bookmarkStart w:id="25" w:name="_Toc232358911"/>
@@ -12513,6 +12494,10 @@
     <w:p>
       <w:pPr>
         <w:pStyle w:val="Ttulo1"/>
+        <w:numPr>
+          <w:ilvl w:val="0"/>
+          <w:numId w:val="0"/>
+        </w:numPr>
       </w:pPr>
       <w:bookmarkStart w:id="26" w:name="_Toc176443727"/>
       <w:bookmarkStart w:id="27" w:name="_Toc232358912"/>
@@ -14341,6 +14326,119 @@
     </w:lvl>
   </w:abstractNum>
   <w:abstractNum w:abstractNumId="4" w15:restartNumberingAfterBreak="0">
+    <w:nsid w:val="070D3078"/>
+    <w:multiLevelType w:val="hybridMultilevel"/>
+    <w:tmpl w:val="3E662194"/>
+    <w:lvl w:ilvl="0" w:tplc="240A0001">
+      <w:start w:val="1"/>
+      <w:numFmt w:val="bullet"/>
+      <w:lvlText w:val=""/>
+      <w:lvlJc w:val="left"/>
+      <w:pPr>
+        <w:ind w:left="1429" w:hanging="360"/>
+      </w:pPr>
+      <w:rPr>
+        <w:rFonts w:ascii="Symbol" w:hAnsi="Symbol" w:hint="default"/>
+      </w:rPr>
+    </w:lvl>
+    <w:lvl w:ilvl="1" w:tplc="240A0003" w:tentative="1">
+      <w:start w:val="1"/>
+      <w:numFmt w:val="bullet"/>
+      <w:lvlText w:val="o"/>
+      <w:lvlJc w:val="left"/>
+      <w:pPr>
+        <w:ind w:left="2149" w:hanging="360"/>
+      </w:pPr>
+      <w:rPr>
+        <w:rFonts w:ascii="Courier New" w:hAnsi="Courier New" w:cs="Courier New" w:hint="default"/>
+      </w:rPr>
+    </w:lvl>
+    <w:lvl w:ilvl="2" w:tplc="240A0005" w:tentative="1">
+      <w:start w:val="1"/>
+      <w:numFmt w:val="bullet"/>
+      <w:lvlText w:val=""/>
+      <w:lvlJc w:val="left"/>
+      <w:pPr>
+        <w:ind w:left="2869" w:hanging="360"/>
+      </w:pPr>
+      <w:rPr>
+        <w:rFonts w:ascii="Wingdings" w:hAnsi="Wingdings" w:hint="default"/>
+      </w:rPr>
+    </w:lvl>
+    <w:lvl w:ilvl="3" w:tplc="240A0001" w:tentative="1">
+      <w:start w:val="1"/>
+      <w:numFmt w:val="bullet"/>
+      <w:lvlText w:val=""/>
+      <w:lvlJc w:val="left"/>
+      <w:pPr>
+        <w:ind w:left="3589" w:hanging="360"/>
+      </w:pPr>
+      <w:rPr>
+        <w:rFonts w:ascii="Symbol" w:hAnsi="Symbol" w:hint="default"/>
+      </w:rPr>
+    </w:lvl>
+    <w:lvl w:ilvl="4" w:tplc="240A0003" w:tentative="1">
+      <w:start w:val="1"/>
+      <w:numFmt w:val="bullet"/>
+      <w:lvlText w:val="o"/>
+      <w:lvlJc w:val="left"/>
+      <w:pPr>
+        <w:ind w:left="4309" w:hanging="360"/>
+      </w:pPr>
+      <w:rPr>
+        <w:rFonts w:ascii="Courier New" w:hAnsi="Courier New" w:cs="Courier New" w:hint="default"/>
+      </w:rPr>
+    </w:lvl>
+    <w:lvl w:ilvl="5" w:tplc="240A0005" w:tentative="1">
+      <w:start w:val="1"/>
+      <w:numFmt w:val="bullet"/>
+      <w:lvlText w:val=""/>
+      <w:lvlJc w:val="left"/>
+      <w:pPr>
+        <w:ind w:left="5029" w:hanging="360"/>
+      </w:pPr>
+      <w:rPr>
+        <w:rFonts w:ascii="Wingdings" w:hAnsi="Wingdings" w:hint="default"/>
+      </w:rPr>
+    </w:lvl>
+    <w:lvl w:ilvl="6" w:tplc="240A0001" w:tentative="1">
+      <w:start w:val="1"/>
+      <w:numFmt w:val="bullet"/>
+      <w:lvlText w:val=""/>
+      <w:lvlJc w:val="left"/>
+      <w:pPr>
+        <w:ind w:left="5749" w:hanging="360"/>
+      </w:pPr>
+      <w:rPr>
+        <w:rFonts w:ascii="Symbol" w:hAnsi="Symbol" w:hint="default"/>
+      </w:rPr>
+    </w:lvl>
+    <w:lvl w:ilvl="7" w:tplc="240A0003" w:tentative="1">
+      <w:start w:val="1"/>
+      <w:numFmt w:val="bullet"/>
+      <w:lvlText w:val="o"/>
+      <w:lvlJc w:val="left"/>
+      <w:pPr>
+        <w:ind w:left="6469" w:hanging="360"/>
+      </w:pPr>
+      <w:rPr>
+        <w:rFonts w:ascii="Courier New" w:hAnsi="Courier New" w:cs="Courier New" w:hint="default"/>
+      </w:rPr>
+    </w:lvl>
+    <w:lvl w:ilvl="8" w:tplc="240A0005" w:tentative="1">
+      <w:start w:val="1"/>
+      <w:numFmt w:val="bullet"/>
+      <w:lvlText w:val=""/>
+      <w:lvlJc w:val="left"/>
+      <w:pPr>
+        <w:ind w:left="7189" w:hanging="360"/>
+      </w:pPr>
+      <w:rPr>
+        <w:rFonts w:ascii="Wingdings" w:hAnsi="Wingdings" w:hint="default"/>
+      </w:rPr>
+    </w:lvl>
+  </w:abstractNum>
+  <w:abstractNum w:abstractNumId="5" w15:restartNumberingAfterBreak="0">
     <w:nsid w:val="081C4EE8"/>
     <w:multiLevelType w:val="hybridMultilevel"/>
     <w:tmpl w:val="1E949F8A"/>
@@ -14430,7 +14528,7 @@
       </w:pPr>
     </w:lvl>
   </w:abstractNum>
-  <w:abstractNum w:abstractNumId="5" w15:restartNumberingAfterBreak="0">
+  <w:abstractNum w:abstractNumId="6" w15:restartNumberingAfterBreak="0">
     <w:nsid w:val="0A6D24A5"/>
     <w:multiLevelType w:val="multilevel"/>
     <w:tmpl w:val="F6662A80"/>
@@ -14579,7 +14677,7 @@
       </w:rPr>
     </w:lvl>
   </w:abstractNum>
-  <w:abstractNum w:abstractNumId="6" w15:restartNumberingAfterBreak="0">
+  <w:abstractNum w:abstractNumId="7" w15:restartNumberingAfterBreak="0">
     <w:nsid w:val="0A7267BA"/>
     <w:multiLevelType w:val="multilevel"/>
     <w:tmpl w:val="E72062A6"/>
@@ -14728,7 +14826,7 @@
       </w:rPr>
     </w:lvl>
   </w:abstractNum>
-  <w:abstractNum w:abstractNumId="7" w15:restartNumberingAfterBreak="0">
+  <w:abstractNum w:abstractNumId="8" w15:restartNumberingAfterBreak="0">
     <w:nsid w:val="11981999"/>
     <w:multiLevelType w:val="hybridMultilevel"/>
     <w:tmpl w:val="8026C2D0"/>
@@ -14818,7 +14916,7 @@
       </w:pPr>
     </w:lvl>
   </w:abstractNum>
-  <w:abstractNum w:abstractNumId="8" w15:restartNumberingAfterBreak="0">
+  <w:abstractNum w:abstractNumId="9" w15:restartNumberingAfterBreak="0">
     <w:nsid w:val="174F5748"/>
     <w:multiLevelType w:val="multilevel"/>
     <w:tmpl w:val="C71027DA"/>
@@ -14967,7 +15065,7 @@
       </w:rPr>
     </w:lvl>
   </w:abstractNum>
-  <w:abstractNum w:abstractNumId="9" w15:restartNumberingAfterBreak="0">
+  <w:abstractNum w:abstractNumId="10" w15:restartNumberingAfterBreak="0">
     <w:nsid w:val="1BDB58F8"/>
     <w:multiLevelType w:val="hybridMultilevel"/>
     <w:tmpl w:val="C9123B1C"/>
@@ -15053,7 +15151,7 @@
       </w:pPr>
     </w:lvl>
   </w:abstractNum>
-  <w:abstractNum w:abstractNumId="10" w15:restartNumberingAfterBreak="0">
+  <w:abstractNum w:abstractNumId="11" w15:restartNumberingAfterBreak="0">
     <w:nsid w:val="2E3F5A79"/>
     <w:multiLevelType w:val="multilevel"/>
     <w:tmpl w:val="3F728090"/>
@@ -15202,7 +15300,7 @@
       </w:rPr>
     </w:lvl>
   </w:abstractNum>
-  <w:abstractNum w:abstractNumId="11" w15:restartNumberingAfterBreak="0">
+  <w:abstractNum w:abstractNumId="12" w15:restartNumberingAfterBreak="0">
     <w:nsid w:val="30A26D78"/>
     <w:multiLevelType w:val="multilevel"/>
     <w:tmpl w:val="F5BCEBB6"/>
@@ -15351,7 +15449,7 @@
       </w:rPr>
     </w:lvl>
   </w:abstractNum>
-  <w:abstractNum w:abstractNumId="12" w15:restartNumberingAfterBreak="0">
+  <w:abstractNum w:abstractNumId="13" w15:restartNumberingAfterBreak="0">
     <w:nsid w:val="30DA4675"/>
     <w:multiLevelType w:val="multilevel"/>
     <w:tmpl w:val="8110EB80"/>
@@ -15500,7 +15598,7 @@
       </w:rPr>
     </w:lvl>
   </w:abstractNum>
-  <w:abstractNum w:abstractNumId="13" w15:restartNumberingAfterBreak="0">
+  <w:abstractNum w:abstractNumId="14" w15:restartNumberingAfterBreak="0">
     <w:nsid w:val="368E176E"/>
     <w:multiLevelType w:val="hybridMultilevel"/>
     <w:tmpl w:val="BDF054FE"/>
@@ -15594,7 +15692,7 @@
       </w:pPr>
     </w:lvl>
   </w:abstractNum>
-  <w:abstractNum w:abstractNumId="14" w15:restartNumberingAfterBreak="0">
+  <w:abstractNum w:abstractNumId="15" w15:restartNumberingAfterBreak="0">
     <w:nsid w:val="39786BB8"/>
     <w:multiLevelType w:val="hybridMultilevel"/>
     <w:tmpl w:val="7256BAD6"/>
@@ -15680,7 +15778,120 @@
       </w:pPr>
     </w:lvl>
   </w:abstractNum>
-  <w:abstractNum w:abstractNumId="15" w15:restartNumberingAfterBreak="0">
+  <w:abstractNum w:abstractNumId="16" w15:restartNumberingAfterBreak="0">
+    <w:nsid w:val="3DD66BBE"/>
+    <w:multiLevelType w:val="hybridMultilevel"/>
+    <w:tmpl w:val="6AC8E194"/>
+    <w:lvl w:ilvl="0" w:tplc="240A0001">
+      <w:start w:val="1"/>
+      <w:numFmt w:val="bullet"/>
+      <w:lvlText w:val=""/>
+      <w:lvlJc w:val="left"/>
+      <w:pPr>
+        <w:ind w:left="1494" w:hanging="360"/>
+      </w:pPr>
+      <w:rPr>
+        <w:rFonts w:ascii="Symbol" w:hAnsi="Symbol" w:hint="default"/>
+      </w:rPr>
+    </w:lvl>
+    <w:lvl w:ilvl="1" w:tplc="240A0003" w:tentative="1">
+      <w:start w:val="1"/>
+      <w:numFmt w:val="bullet"/>
+      <w:lvlText w:val="o"/>
+      <w:lvlJc w:val="left"/>
+      <w:pPr>
+        <w:ind w:left="2214" w:hanging="360"/>
+      </w:pPr>
+      <w:rPr>
+        <w:rFonts w:ascii="Courier New" w:hAnsi="Courier New" w:cs="Courier New" w:hint="default"/>
+      </w:rPr>
+    </w:lvl>
+    <w:lvl w:ilvl="2" w:tplc="240A0005" w:tentative="1">
+      <w:start w:val="1"/>
+      <w:numFmt w:val="bullet"/>
+      <w:lvlText w:val=""/>
+      <w:lvlJc w:val="left"/>
+      <w:pPr>
+        <w:ind w:left="2934" w:hanging="360"/>
+      </w:pPr>
+      <w:rPr>
+        <w:rFonts w:ascii="Wingdings" w:hAnsi="Wingdings" w:hint="default"/>
+      </w:rPr>
+    </w:lvl>
+    <w:lvl w:ilvl="3" w:tplc="240A0001" w:tentative="1">
+      <w:start w:val="1"/>
+      <w:numFmt w:val="bullet"/>
+      <w:lvlText w:val=""/>
+      <w:lvlJc w:val="left"/>
+      <w:pPr>
+        <w:ind w:left="3654" w:hanging="360"/>
+      </w:pPr>
+      <w:rPr>
+        <w:rFonts w:ascii="Symbol" w:hAnsi="Symbol" w:hint="default"/>
+      </w:rPr>
+    </w:lvl>
+    <w:lvl w:ilvl="4" w:tplc="240A0003" w:tentative="1">
+      <w:start w:val="1"/>
+      <w:numFmt w:val="bullet"/>
+      <w:lvlText w:val="o"/>
+      <w:lvlJc w:val="left"/>
+      <w:pPr>
+        <w:ind w:left="4374" w:hanging="360"/>
+      </w:pPr>
+      <w:rPr>
+        <w:rFonts w:ascii="Courier New" w:hAnsi="Courier New" w:cs="Courier New" w:hint="default"/>
+      </w:rPr>
+    </w:lvl>
+    <w:lvl w:ilvl="5" w:tplc="240A0005" w:tentative="1">
+      <w:start w:val="1"/>
+      <w:numFmt w:val="bullet"/>
+      <w:lvlText w:val=""/>
+      <w:lvlJc w:val="left"/>
+      <w:pPr>
+        <w:ind w:left="5094" w:hanging="360"/>
+      </w:pPr>
+      <w:rPr>
+        <w:rFonts w:ascii="Wingdings" w:hAnsi="Wingdings" w:hint="default"/>
+      </w:rPr>
+    </w:lvl>
+    <w:lvl w:ilvl="6" w:tplc="240A0001" w:tentative="1">
+      <w:start w:val="1"/>
+      <w:numFmt w:val="bullet"/>
+      <w:lvlText w:val=""/>
+      <w:lvlJc w:val="left"/>
+      <w:pPr>
+        <w:ind w:left="5814" w:hanging="360"/>
+      </w:pPr>
+      <w:rPr>
+        <w:rFonts w:ascii="Symbol" w:hAnsi="Symbol" w:hint="default"/>
+      </w:rPr>
+    </w:lvl>
+    <w:lvl w:ilvl="7" w:tplc="240A0003" w:tentative="1">
+      <w:start w:val="1"/>
+      <w:numFmt w:val="bullet"/>
+      <w:lvlText w:val="o"/>
+      <w:lvlJc w:val="left"/>
+      <w:pPr>
+        <w:ind w:left="6534" w:hanging="360"/>
+      </w:pPr>
+      <w:rPr>
+        <w:rFonts w:ascii="Courier New" w:hAnsi="Courier New" w:cs="Courier New" w:hint="default"/>
+      </w:rPr>
+    </w:lvl>
+    <w:lvl w:ilvl="8" w:tplc="240A0005" w:tentative="1">
+      <w:start w:val="1"/>
+      <w:numFmt w:val="bullet"/>
+      <w:lvlText w:val=""/>
+      <w:lvlJc w:val="left"/>
+      <w:pPr>
+        <w:ind w:left="7254" w:hanging="360"/>
+      </w:pPr>
+      <w:rPr>
+        <w:rFonts w:ascii="Wingdings" w:hAnsi="Wingdings" w:hint="default"/>
+      </w:rPr>
+    </w:lvl>
+  </w:abstractNum>
+  <w:abstractNum w:abstractNumId="17" w15:restartNumberingAfterBreak="0">
     <w:nsid w:val="40A40C22"/>
     <w:multiLevelType w:val="multilevel"/>
     <w:tmpl w:val="4A02C5D0"/>
@@ -15825,7 +16036,7 @@
       </w:rPr>
     </w:lvl>
   </w:abstractNum>
-  <w:abstractNum w:abstractNumId="16" w15:restartNumberingAfterBreak="0">
+  <w:abstractNum w:abstractNumId="18" w15:restartNumberingAfterBreak="0">
     <w:nsid w:val="42870216"/>
     <w:multiLevelType w:val="multilevel"/>
     <w:tmpl w:val="7C6838C2"/>
@@ -15974,7 +16185,7 @@
       </w:rPr>
     </w:lvl>
   </w:abstractNum>
-  <w:abstractNum w:abstractNumId="17" w15:restartNumberingAfterBreak="0">
+  <w:abstractNum w:abstractNumId="19" w15:restartNumberingAfterBreak="0">
     <w:nsid w:val="45115F5D"/>
     <w:multiLevelType w:val="multilevel"/>
     <w:tmpl w:val="8F624670"/>
@@ -16123,7 +16334,7 @@
       </w:rPr>
     </w:lvl>
   </w:abstractNum>
-  <w:abstractNum w:abstractNumId="18" w15:restartNumberingAfterBreak="0">
+  <w:abstractNum w:abstractNumId="20" w15:restartNumberingAfterBreak="0">
     <w:nsid w:val="469D29D3"/>
     <w:multiLevelType w:val="multilevel"/>
     <w:tmpl w:val="9828ADA4"/>
@@ -16272,7 +16483,7 @@
       </w:rPr>
     </w:lvl>
   </w:abstractNum>
-  <w:abstractNum w:abstractNumId="19" w15:restartNumberingAfterBreak="0">
+  <w:abstractNum w:abstractNumId="21" w15:restartNumberingAfterBreak="0">
     <w:nsid w:val="47AF52A6"/>
     <w:multiLevelType w:val="hybridMultilevel"/>
     <w:tmpl w:val="D3B081BA"/>
@@ -16385,10 +16596,10 @@
       </w:rPr>
     </w:lvl>
   </w:abstractNum>
-  <w:abstractNum w:abstractNumId="20" w15:restartNumberingAfterBreak="0">
+  <w:abstractNum w:abstractNumId="22" w15:restartNumberingAfterBreak="0">
     <w:nsid w:val="48122BA7"/>
     <w:multiLevelType w:val="hybridMultilevel"/>
-    <w:tmpl w:val="AC28091A"/>
+    <w:tmpl w:val="09102E26"/>
     <w:lvl w:ilvl="0" w:tplc="240A0001">
       <w:start w:val="1"/>
       <w:numFmt w:val="bullet"/>
@@ -16401,104 +16612,104 @@
         <w:rFonts w:ascii="Symbol" w:hAnsi="Symbol" w:hint="default"/>
       </w:rPr>
     </w:lvl>
-    <w:lvl w:ilvl="1" w:tplc="240A0003" w:tentative="1">
+    <w:lvl w:ilvl="1" w:tplc="240A0001">
+      <w:start w:val="1"/>
+      <w:numFmt w:val="bullet"/>
+      <w:lvlText w:val=""/>
+      <w:lvlJc w:val="left"/>
+      <w:pPr>
+        <w:ind w:left="2149" w:hanging="360"/>
+      </w:pPr>
+      <w:rPr>
+        <w:rFonts w:ascii="Symbol" w:hAnsi="Symbol" w:hint="default"/>
+      </w:rPr>
+    </w:lvl>
+    <w:lvl w:ilvl="2" w:tplc="240A0005" w:tentative="1">
+      <w:start w:val="1"/>
+      <w:numFmt w:val="bullet"/>
+      <w:lvlText w:val=""/>
+      <w:lvlJc w:val="left"/>
+      <w:pPr>
+        <w:ind w:left="2869" w:hanging="360"/>
+      </w:pPr>
+      <w:rPr>
+        <w:rFonts w:ascii="Wingdings" w:hAnsi="Wingdings" w:hint="default"/>
+      </w:rPr>
+    </w:lvl>
+    <w:lvl w:ilvl="3" w:tplc="240A0001" w:tentative="1">
+      <w:start w:val="1"/>
+      <w:numFmt w:val="bullet"/>
+      <w:lvlText w:val=""/>
+      <w:lvlJc w:val="left"/>
+      <w:pPr>
+        <w:ind w:left="3589" w:hanging="360"/>
+      </w:pPr>
+      <w:rPr>
+        <w:rFonts w:ascii="Symbol" w:hAnsi="Symbol" w:hint="default"/>
+      </w:rPr>
+    </w:lvl>
+    <w:lvl w:ilvl="4" w:tplc="240A0003" w:tentative="1">
       <w:start w:val="1"/>
       <w:numFmt w:val="bullet"/>
       <w:lvlText w:val="o"/>
       <w:lvlJc w:val="left"/>
       <w:pPr>
-        <w:ind w:left="2149" w:hanging="360"/>
+        <w:ind w:left="4309" w:hanging="360"/>
       </w:pPr>
       <w:rPr>
         <w:rFonts w:ascii="Courier New" w:hAnsi="Courier New" w:cs="Courier New" w:hint="default"/>
       </w:rPr>
     </w:lvl>
-    <w:lvl w:ilvl="2" w:tplc="240A0005" w:tentative="1">
+    <w:lvl w:ilvl="5" w:tplc="240A0005" w:tentative="1">
       <w:start w:val="1"/>
       <w:numFmt w:val="bullet"/>
       <w:lvlText w:val=""/>
       <w:lvlJc w:val="left"/>
       <w:pPr>
-        <w:ind w:left="2869" w:hanging="360"/>
+        <w:ind w:left="5029" w:hanging="360"/>
       </w:pPr>
       <w:rPr>
         <w:rFonts w:ascii="Wingdings" w:hAnsi="Wingdings" w:hint="default"/>
       </w:rPr>
     </w:lvl>
-    <w:lvl w:ilvl="3" w:tplc="240A0001" w:tentative="1">
+    <w:lvl w:ilvl="6" w:tplc="240A0001" w:tentative="1">
       <w:start w:val="1"/>
       <w:numFmt w:val="bullet"/>
       <w:lvlText w:val=""/>
       <w:lvlJc w:val="left"/>
       <w:pPr>
-        <w:ind w:left="3589" w:hanging="360"/>
+        <w:ind w:left="5749" w:hanging="360"/>
       </w:pPr>
       <w:rPr>
         <w:rFonts w:ascii="Symbol" w:hAnsi="Symbol" w:hint="default"/>
       </w:rPr>
     </w:lvl>
-    <w:lvl w:ilvl="4" w:tplc="240A0003" w:tentative="1">
+    <w:lvl w:ilvl="7" w:tplc="240A0003" w:tentative="1">
       <w:start w:val="1"/>
       <w:numFmt w:val="bullet"/>
       <w:lvlText w:val="o"/>
       <w:lvlJc w:val="left"/>
       <w:pPr>
-        <w:ind w:left="4309" w:hanging="360"/>
+        <w:ind w:left="6469" w:hanging="360"/>
       </w:pPr>
       <w:rPr>
         <w:rFonts w:ascii="Courier New" w:hAnsi="Courier New" w:cs="Courier New" w:hint="default"/>
       </w:rPr>
     </w:lvl>
-    <w:lvl w:ilvl="5" w:tplc="240A0005" w:tentative="1">
+    <w:lvl w:ilvl="8" w:tplc="240A0005" w:tentative="1">
       <w:start w:val="1"/>
       <w:numFmt w:val="bullet"/>
       <w:lvlText w:val=""/>
       <w:lvlJc w:val="left"/>
       <w:pPr>
-        <w:ind w:left="5029" w:hanging="360"/>
+        <w:ind w:left="7189" w:hanging="360"/>
       </w:pPr>
       <w:rPr>
         <w:rFonts w:ascii="Wingdings" w:hAnsi="Wingdings" w:hint="default"/>
       </w:rPr>
     </w:lvl>
-    <w:lvl w:ilvl="6" w:tplc="240A0001" w:tentative="1">
-      <w:start w:val="1"/>
-      <w:numFmt w:val="bullet"/>
-      <w:lvlText w:val=""/>
-      <w:lvlJc w:val="left"/>
-      <w:pPr>
-        <w:ind w:left="5749" w:hanging="360"/>
-      </w:pPr>
-      <w:rPr>
-        <w:rFonts w:ascii="Symbol" w:hAnsi="Symbol" w:hint="default"/>
-      </w:rPr>
-    </w:lvl>
-    <w:lvl w:ilvl="7" w:tplc="240A0003" w:tentative="1">
-      <w:start w:val="1"/>
-      <w:numFmt w:val="bullet"/>
-      <w:lvlText w:val="o"/>
-      <w:lvlJc w:val="left"/>
-      <w:pPr>
-        <w:ind w:left="6469" w:hanging="360"/>
-      </w:pPr>
-      <w:rPr>
-        <w:rFonts w:ascii="Courier New" w:hAnsi="Courier New" w:cs="Courier New" w:hint="default"/>
-      </w:rPr>
-    </w:lvl>
-    <w:lvl w:ilvl="8" w:tplc="240A0005" w:tentative="1">
-      <w:start w:val="1"/>
-      <w:numFmt w:val="bullet"/>
-      <w:lvlText w:val=""/>
-      <w:lvlJc w:val="left"/>
-      <w:pPr>
-        <w:ind w:left="7189" w:hanging="360"/>
-      </w:pPr>
-      <w:rPr>
-        <w:rFonts w:ascii="Wingdings" w:hAnsi="Wingdings" w:hint="default"/>
-      </w:rPr>
-    </w:lvl>
   </w:abstractNum>
-  <w:abstractNum w:abstractNumId="21" w15:restartNumberingAfterBreak="0">
+  <w:abstractNum w:abstractNumId="23" w15:restartNumberingAfterBreak="0">
     <w:nsid w:val="492F523C"/>
     <w:multiLevelType w:val="multilevel"/>
     <w:tmpl w:val="2BFCAD7C"/>
@@ -16647,7 +16858,7 @@
       </w:rPr>
     </w:lvl>
   </w:abstractNum>
-  <w:abstractNum w:abstractNumId="22" w15:restartNumberingAfterBreak="0">
+  <w:abstractNum w:abstractNumId="24" w15:restartNumberingAfterBreak="0">
     <w:nsid w:val="4E2F34C2"/>
     <w:multiLevelType w:val="hybridMultilevel"/>
     <w:tmpl w:val="8BA6CAD8"/>
@@ -16760,7 +16971,7 @@
       </w:rPr>
     </w:lvl>
   </w:abstractNum>
-  <w:abstractNum w:abstractNumId="23" w15:restartNumberingAfterBreak="0">
+  <w:abstractNum w:abstractNumId="25" w15:restartNumberingAfterBreak="0">
     <w:nsid w:val="4EBE1EF6"/>
     <w:multiLevelType w:val="hybridMultilevel"/>
     <w:tmpl w:val="A190C170"/>
@@ -16854,7 +17065,7 @@
       </w:pPr>
     </w:lvl>
   </w:abstractNum>
-  <w:abstractNum w:abstractNumId="24" w15:restartNumberingAfterBreak="0">
+  <w:abstractNum w:abstractNumId="26" w15:restartNumberingAfterBreak="0">
     <w:nsid w:val="57F93549"/>
     <w:multiLevelType w:val="hybridMultilevel"/>
     <w:tmpl w:val="E81ABD1E"/>
@@ -16967,7 +17178,7 @@
       </w:rPr>
     </w:lvl>
   </w:abstractNum>
-  <w:abstractNum w:abstractNumId="25" w15:restartNumberingAfterBreak="0">
+  <w:abstractNum w:abstractNumId="27" w15:restartNumberingAfterBreak="0">
     <w:nsid w:val="580165B1"/>
     <w:multiLevelType w:val="multilevel"/>
     <w:tmpl w:val="297AB75A"/>
@@ -17116,7 +17327,7 @@
       </w:rPr>
     </w:lvl>
   </w:abstractNum>
-  <w:abstractNum w:abstractNumId="26" w15:restartNumberingAfterBreak="0">
+  <w:abstractNum w:abstractNumId="28" w15:restartNumberingAfterBreak="0">
     <w:nsid w:val="5DA13499"/>
     <w:multiLevelType w:val="multilevel"/>
     <w:tmpl w:val="A7E44290"/>
@@ -17132,7 +17343,6 @@
     <w:lvl w:ilvl="1">
       <w:start w:val="1"/>
       <w:numFmt w:val="decimal"/>
-      <w:pStyle w:val="Ttulo2"/>
       <w:isLgl/>
       <w:lvlText w:val="%1.%2."/>
       <w:lvlJc w:val="left"/>
@@ -17235,7 +17445,7 @@
       </w:rPr>
     </w:lvl>
   </w:abstractNum>
-  <w:abstractNum w:abstractNumId="27" w15:restartNumberingAfterBreak="0">
+  <w:abstractNum w:abstractNumId="29" w15:restartNumberingAfterBreak="0">
     <w:nsid w:val="611C4D13"/>
     <w:multiLevelType w:val="hybridMultilevel"/>
     <w:tmpl w:val="A8F8C1DE"/>
@@ -17348,7 +17558,120 @@
       </w:rPr>
     </w:lvl>
   </w:abstractNum>
-  <w:abstractNum w:abstractNumId="28" w15:restartNumberingAfterBreak="0">
+  <w:abstractNum w:abstractNumId="30" w15:restartNumberingAfterBreak="0">
+    <w:nsid w:val="63382A66"/>
+    <w:multiLevelType w:val="multilevel"/>
+    <w:tmpl w:val="74F8C8E0"/>
+    <w:lvl w:ilvl="0">
+      <w:start w:val="1"/>
+      <w:numFmt w:val="decimal"/>
+      <w:lvlText w:val="%1."/>
+      <w:lvlJc w:val="left"/>
+      <w:pPr>
+        <w:ind w:left="600" w:hanging="600"/>
+      </w:pPr>
+      <w:rPr>
+        <w:rFonts w:hint="default"/>
+      </w:rPr>
+    </w:lvl>
+    <w:lvl w:ilvl="1">
+      <w:start w:val="6"/>
+      <w:numFmt w:val="decimal"/>
+      <w:lvlText w:val="%1.%2."/>
+      <w:lvlJc w:val="left"/>
+      <w:pPr>
+        <w:ind w:left="720" w:hanging="720"/>
+      </w:pPr>
+      <w:rPr>
+        <w:rFonts w:hint="default"/>
+      </w:rPr>
+    </w:lvl>
+    <w:lvl w:ilvl="2">
+      <w:start w:val="1"/>
+      <w:numFmt w:val="decimal"/>
+      <w:lvlText w:val="%1.%2.%3."/>
+      <w:lvlJc w:val="left"/>
+      <w:pPr>
+        <w:ind w:left="1080" w:hanging="1080"/>
+      </w:pPr>
+      <w:rPr>
+        <w:rFonts w:hint="default"/>
+      </w:rPr>
+    </w:lvl>
+    <w:lvl w:ilvl="3">
+      <w:start w:val="1"/>
+      <w:numFmt w:val="decimal"/>
+      <w:lvlText w:val="%1.%2.%3.%4."/>
+      <w:lvlJc w:val="left"/>
+      <w:pPr>
+        <w:ind w:left="1080" w:hanging="1080"/>
+      </w:pPr>
+      <w:rPr>
+        <w:rFonts w:hint="default"/>
+      </w:rPr>
+    </w:lvl>
+    <w:lvl w:ilvl="4">
+      <w:start w:val="1"/>
+      <w:numFmt w:val="decimal"/>
+      <w:lvlText w:val="%1.%2.%3.%4.%5."/>
+      <w:lvlJc w:val="left"/>
+      <w:pPr>
+        <w:ind w:left="1440" w:hanging="1440"/>
+      </w:pPr>
+      <w:rPr>
+        <w:rFonts w:hint="default"/>
+      </w:rPr>
+    </w:lvl>
+    <w:lvl w:ilvl="5">
+      <w:start w:val="1"/>
+      <w:numFmt w:val="decimal"/>
+      <w:lvlText w:val="%1.%2.%3.%4.%5.%6."/>
+      <w:lvlJc w:val="left"/>
+      <w:pPr>
+        <w:ind w:left="1800" w:hanging="1800"/>
+      </w:pPr>
+      <w:rPr>
+        <w:rFonts w:hint="default"/>
+      </w:rPr>
+    </w:lvl>
+    <w:lvl w:ilvl="6">
+      <w:start w:val="1"/>
+      <w:numFmt w:val="decimal"/>
+      <w:lvlText w:val="%1.%2.%3.%4.%5.%6.%7."/>
+      <w:lvlJc w:val="left"/>
+      <w:pPr>
+        <w:ind w:left="1800" w:hanging="1800"/>
+      </w:pPr>
+      <w:rPr>
+        <w:rFonts w:hint="default"/>
+      </w:rPr>
+    </w:lvl>
+    <w:lvl w:ilvl="7">
+      <w:start w:val="1"/>
+      <w:numFmt w:val="decimal"/>
+      <w:lvlText w:val="%1.%2.%3.%4.%5.%6.%7.%8."/>
+      <w:lvlJc w:val="left"/>
+      <w:pPr>
+        <w:ind w:left="2160" w:hanging="2160"/>
+      </w:pPr>
+      <w:rPr>
+        <w:rFonts w:hint="default"/>
+      </w:rPr>
+    </w:lvl>
+    <w:lvl w:ilvl="8">
+      <w:start w:val="1"/>
+      <w:numFmt w:val="decimal"/>
+      <w:lvlText w:val="%1.%2.%3.%4.%5.%6.%7.%8.%9."/>
+      <w:lvlJc w:val="left"/>
+      <w:pPr>
+        <w:ind w:left="2520" w:hanging="2520"/>
+      </w:pPr>
+      <w:rPr>
+        <w:rFonts w:hint="default"/>
+      </w:rPr>
+    </w:lvl>
+  </w:abstractNum>
+  <w:abstractNum w:abstractNumId="31" w15:restartNumberingAfterBreak="0">
     <w:nsid w:val="67AD3321"/>
     <w:multiLevelType w:val="hybridMultilevel"/>
     <w:tmpl w:val="C07017FE"/>
@@ -17461,7 +17784,7 @@
       </w:rPr>
     </w:lvl>
   </w:abstractNum>
-  <w:abstractNum w:abstractNumId="29" w15:restartNumberingAfterBreak="0">
+  <w:abstractNum w:abstractNumId="32" w15:restartNumberingAfterBreak="0">
     <w:nsid w:val="68B409FA"/>
     <w:multiLevelType w:val="hybridMultilevel"/>
     <w:tmpl w:val="ED28D48E"/>
@@ -17574,7 +17897,7 @@
       </w:rPr>
     </w:lvl>
   </w:abstractNum>
-  <w:abstractNum w:abstractNumId="30" w15:restartNumberingAfterBreak="0">
+  <w:abstractNum w:abstractNumId="33" w15:restartNumberingAfterBreak="0">
     <w:nsid w:val="68B65700"/>
     <w:multiLevelType w:val="multilevel"/>
     <w:tmpl w:val="D87CBBB6"/>
@@ -17723,7 +18046,7 @@
       </w:rPr>
     </w:lvl>
   </w:abstractNum>
-  <w:abstractNum w:abstractNumId="31" w15:restartNumberingAfterBreak="0">
+  <w:abstractNum w:abstractNumId="34" w15:restartNumberingAfterBreak="0">
     <w:nsid w:val="70937914"/>
     <w:multiLevelType w:val="multilevel"/>
     <w:tmpl w:val="A9F4A582"/>
@@ -17872,7 +18195,7 @@
       </w:rPr>
     </w:lvl>
   </w:abstractNum>
-  <w:abstractNum w:abstractNumId="32" w15:restartNumberingAfterBreak="0">
+  <w:abstractNum w:abstractNumId="35" w15:restartNumberingAfterBreak="0">
     <w:nsid w:val="71E53B85"/>
     <w:multiLevelType w:val="hybridMultilevel"/>
     <w:tmpl w:val="01F8FE2A"/>
@@ -17962,7 +18285,7 @@
       </w:pPr>
     </w:lvl>
   </w:abstractNum>
-  <w:abstractNum w:abstractNumId="33" w15:restartNumberingAfterBreak="0">
+  <w:abstractNum w:abstractNumId="36" w15:restartNumberingAfterBreak="0">
     <w:nsid w:val="749835A7"/>
     <w:multiLevelType w:val="hybridMultilevel"/>
     <w:tmpl w:val="1D34C88E"/>
@@ -18072,6 +18395,129 @@
       </w:pPr>
       <w:rPr>
         <w:rFonts w:ascii="Wingdings" w:hAnsi="Wingdings" w:hint="default"/>
+      </w:rPr>
+    </w:lvl>
+  </w:abstractNum>
+  <w:abstractNum w:abstractNumId="37" w15:restartNumberingAfterBreak="0">
+    <w:nsid w:val="78E65154"/>
+    <w:multiLevelType w:val="multilevel"/>
+    <w:tmpl w:val="1AC8D1BE"/>
+    <w:lvl w:ilvl="0">
+      <w:start w:val="1"/>
+      <w:numFmt w:val="decimal"/>
+      <w:pStyle w:val="Ttulo1"/>
+      <w:lvlText w:val="%1."/>
+      <w:lvlJc w:val="left"/>
+      <w:pPr>
+        <w:ind w:left="720" w:hanging="360"/>
+      </w:pPr>
+      <w:rPr>
+        <w:rFonts w:hint="default"/>
+      </w:rPr>
+    </w:lvl>
+    <w:lvl w:ilvl="1">
+      <w:start w:val="1"/>
+      <w:numFmt w:val="decimal"/>
+      <w:pStyle w:val="Ttulo2"/>
+      <w:isLgl/>
+      <w:lvlText w:val="%1.%2."/>
+      <w:lvlJc w:val="left"/>
+      <w:pPr>
+        <w:ind w:left="1080" w:hanging="720"/>
+      </w:pPr>
+      <w:rPr>
+        <w:rFonts w:hint="default"/>
+      </w:rPr>
+    </w:lvl>
+    <w:lvl w:ilvl="2">
+      <w:start w:val="1"/>
+      <w:numFmt w:val="decimal"/>
+      <w:isLgl/>
+      <w:lvlText w:val="%1.%2.%3."/>
+      <w:lvlJc w:val="left"/>
+      <w:pPr>
+        <w:ind w:left="1440" w:hanging="1080"/>
+      </w:pPr>
+      <w:rPr>
+        <w:rFonts w:hint="default"/>
+      </w:rPr>
+    </w:lvl>
+    <w:lvl w:ilvl="3">
+      <w:start w:val="1"/>
+      <w:numFmt w:val="decimal"/>
+      <w:isLgl/>
+      <w:lvlText w:val="%1.%2.%3.%4."/>
+      <w:lvlJc w:val="left"/>
+      <w:pPr>
+        <w:ind w:left="1440" w:hanging="1080"/>
+      </w:pPr>
+      <w:rPr>
+        <w:rFonts w:hint="default"/>
+      </w:rPr>
+    </w:lvl>
+    <w:lvl w:ilvl="4">
+      <w:start w:val="1"/>
+      <w:numFmt w:val="decimal"/>
+      <w:isLgl/>
+      <w:lvlText w:val="%1.%2.%3.%4.%5."/>
+      <w:lvlJc w:val="left"/>
+      <w:pPr>
+        <w:ind w:left="1800" w:hanging="1440"/>
+      </w:pPr>
+      <w:rPr>
+        <w:rFonts w:hint="default"/>
+      </w:rPr>
+    </w:lvl>
+    <w:lvl w:ilvl="5">
+      <w:start w:val="1"/>
+      <w:numFmt w:val="decimal"/>
+      <w:isLgl/>
+      <w:lvlText w:val="%1.%2.%3.%4.%5.%6."/>
+      <w:lvlJc w:val="left"/>
+      <w:pPr>
+        <w:ind w:left="2160" w:hanging="1800"/>
+      </w:pPr>
+      <w:rPr>
+        <w:rFonts w:hint="default"/>
+      </w:rPr>
+    </w:lvl>
+    <w:lvl w:ilvl="6">
+      <w:start w:val="1"/>
+      <w:numFmt w:val="decimal"/>
+      <w:isLgl/>
+      <w:lvlText w:val="%1.%2.%3.%4.%5.%6.%7."/>
+      <w:lvlJc w:val="left"/>
+      <w:pPr>
+        <w:ind w:left="2160" w:hanging="1800"/>
+      </w:pPr>
+      <w:rPr>
+        <w:rFonts w:hint="default"/>
+      </w:rPr>
+    </w:lvl>
+    <w:lvl w:ilvl="7">
+      <w:start w:val="1"/>
+      <w:numFmt w:val="decimal"/>
+      <w:isLgl/>
+      <w:lvlText w:val="%1.%2.%3.%4.%5.%6.%7.%8."/>
+      <w:lvlJc w:val="left"/>
+      <w:pPr>
+        <w:ind w:left="2520" w:hanging="2160"/>
+      </w:pPr>
+      <w:rPr>
+        <w:rFonts w:hint="default"/>
+      </w:rPr>
+    </w:lvl>
+    <w:lvl w:ilvl="8">
+      <w:start w:val="1"/>
+      <w:numFmt w:val="decimal"/>
+      <w:isLgl/>
+      <w:lvlText w:val="%1.%2.%3.%4.%5.%6.%7.%8.%9."/>
+      <w:lvlJc w:val="left"/>
+      <w:pPr>
+        <w:ind w:left="2880" w:hanging="2520"/>
+      </w:pPr>
+      <w:rPr>
+        <w:rFonts w:hint="default"/>
       </w:rPr>
     </w:lvl>
   </w:abstractNum>
@@ -18079,46 +18525,46 @@
     <w:abstractNumId w:val="0"/>
   </w:num>
   <w:num w:numId="2" w16cid:durableId="1587882489">
-    <w:abstractNumId w:val="23"/>
+    <w:abstractNumId w:val="25"/>
   </w:num>
   <w:num w:numId="3" w16cid:durableId="815605698">
-    <w:abstractNumId w:val="13"/>
+    <w:abstractNumId w:val="14"/>
   </w:num>
   <w:num w:numId="4" w16cid:durableId="1831018542">
-    <w:abstractNumId w:val="26"/>
+    <w:abstractNumId w:val="28"/>
   </w:num>
   <w:num w:numId="5" w16cid:durableId="1143623147">
-    <w:abstractNumId w:val="15"/>
+    <w:abstractNumId w:val="17"/>
   </w:num>
   <w:num w:numId="6" w16cid:durableId="1731266303">
-    <w:abstractNumId w:val="30"/>
+    <w:abstractNumId w:val="33"/>
   </w:num>
   <w:num w:numId="7" w16cid:durableId="1149790533">
-    <w:abstractNumId w:val="20"/>
+    <w:abstractNumId w:val="22"/>
   </w:num>
   <w:num w:numId="8" w16cid:durableId="1320570675">
-    <w:abstractNumId w:val="7"/>
+    <w:abstractNumId w:val="8"/>
   </w:num>
   <w:num w:numId="9" w16cid:durableId="116068437">
-    <w:abstractNumId w:val="19"/>
+    <w:abstractNumId w:val="21"/>
   </w:num>
   <w:num w:numId="10" w16cid:durableId="217591820">
-    <w:abstractNumId w:val="4"/>
+    <w:abstractNumId w:val="5"/>
   </w:num>
   <w:num w:numId="11" w16cid:durableId="2046708788">
-    <w:abstractNumId w:val="5"/>
+    <w:abstractNumId w:val="6"/>
   </w:num>
   <w:num w:numId="12" w16cid:durableId="1029405243">
-    <w:abstractNumId w:val="10"/>
+    <w:abstractNumId w:val="11"/>
   </w:num>
   <w:num w:numId="13" w16cid:durableId="147017474">
-    <w:abstractNumId w:val="31"/>
+    <w:abstractNumId w:val="34"/>
   </w:num>
   <w:num w:numId="14" w16cid:durableId="1831941254">
-    <w:abstractNumId w:val="16"/>
+    <w:abstractNumId w:val="18"/>
   </w:num>
   <w:num w:numId="15" w16cid:durableId="154534482">
-    <w:abstractNumId w:val="21"/>
+    <w:abstractNumId w:val="23"/>
   </w:num>
   <w:num w:numId="16" w16cid:durableId="753553426">
     <w:abstractNumId w:val="3"/>
@@ -18127,55 +18573,100 @@
     <w:abstractNumId w:val="1"/>
   </w:num>
   <w:num w:numId="18" w16cid:durableId="1146387370">
-    <w:abstractNumId w:val="25"/>
+    <w:abstractNumId w:val="27"/>
   </w:num>
   <w:num w:numId="19" w16cid:durableId="1111633335">
-    <w:abstractNumId w:val="33"/>
+    <w:abstractNumId w:val="36"/>
   </w:num>
   <w:num w:numId="20" w16cid:durableId="661928292">
-    <w:abstractNumId w:val="28"/>
+    <w:abstractNumId w:val="31"/>
   </w:num>
   <w:num w:numId="21" w16cid:durableId="1061320340">
-    <w:abstractNumId w:val="29"/>
+    <w:abstractNumId w:val="32"/>
   </w:num>
   <w:num w:numId="22" w16cid:durableId="275529568">
-    <w:abstractNumId w:val="12"/>
+    <w:abstractNumId w:val="13"/>
   </w:num>
   <w:num w:numId="23" w16cid:durableId="792212249">
     <w:abstractNumId w:val="2"/>
   </w:num>
   <w:num w:numId="24" w16cid:durableId="677584731">
+    <w:abstractNumId w:val="10"/>
+  </w:num>
+  <w:num w:numId="25" w16cid:durableId="752821452">
+    <w:abstractNumId w:val="24"/>
+  </w:num>
+  <w:num w:numId="26" w16cid:durableId="852648878">
+    <w:abstractNumId w:val="20"/>
+  </w:num>
+  <w:num w:numId="27" w16cid:durableId="1557735395">
+    <w:abstractNumId w:val="12"/>
+  </w:num>
+  <w:num w:numId="28" w16cid:durableId="1673606656">
+    <w:abstractNumId w:val="26"/>
+  </w:num>
+  <w:num w:numId="29" w16cid:durableId="644360250">
+    <w:abstractNumId w:val="35"/>
+  </w:num>
+  <w:num w:numId="30" w16cid:durableId="1273784962">
+    <w:abstractNumId w:val="19"/>
+  </w:num>
+  <w:num w:numId="31" w16cid:durableId="2092268106">
+    <w:abstractNumId w:val="15"/>
+  </w:num>
+  <w:num w:numId="32" w16cid:durableId="687566021">
     <w:abstractNumId w:val="9"/>
   </w:num>
-  <w:num w:numId="25" w16cid:durableId="752821452">
-    <w:abstractNumId w:val="22"/>
-  </w:num>
-  <w:num w:numId="26" w16cid:durableId="852648878">
-    <w:abstractNumId w:val="18"/>
-  </w:num>
-  <w:num w:numId="27" w16cid:durableId="1557735395">
-    <w:abstractNumId w:val="11"/>
-  </w:num>
-  <w:num w:numId="28" w16cid:durableId="1673606656">
-    <w:abstractNumId w:val="24"/>
-  </w:num>
-  <w:num w:numId="29" w16cid:durableId="644360250">
-    <w:abstractNumId w:val="32"/>
-  </w:num>
-  <w:num w:numId="30" w16cid:durableId="1273784962">
-    <w:abstractNumId w:val="17"/>
-  </w:num>
-  <w:num w:numId="31" w16cid:durableId="2092268106">
-    <w:abstractNumId w:val="14"/>
-  </w:num>
-  <w:num w:numId="32" w16cid:durableId="687566021">
-    <w:abstractNumId w:val="8"/>
-  </w:num>
   <w:num w:numId="33" w16cid:durableId="293602997">
-    <w:abstractNumId w:val="6"/>
+    <w:abstractNumId w:val="7"/>
   </w:num>
   <w:num w:numId="34" w16cid:durableId="2039118331">
-    <w:abstractNumId w:val="27"/>
+    <w:abstractNumId w:val="29"/>
+  </w:num>
+  <w:num w:numId="35" w16cid:durableId="743375398">
+    <w:abstractNumId w:val="28"/>
+  </w:num>
+  <w:num w:numId="36" w16cid:durableId="428045902">
+    <w:abstractNumId w:val="28"/>
+  </w:num>
+  <w:num w:numId="37" w16cid:durableId="45952977">
+    <w:abstractNumId w:val="28"/>
+  </w:num>
+  <w:num w:numId="38" w16cid:durableId="1702583182">
+    <w:abstractNumId w:val="28"/>
+  </w:num>
+  <w:num w:numId="39" w16cid:durableId="2055691945">
+    <w:abstractNumId w:val="16"/>
+  </w:num>
+  <w:num w:numId="40" w16cid:durableId="1396469316">
+    <w:abstractNumId w:val="4"/>
+  </w:num>
+  <w:num w:numId="41" w16cid:durableId="1610972185">
+    <w:abstractNumId w:val="30"/>
+  </w:num>
+  <w:num w:numId="42" w16cid:durableId="504829640">
+    <w:abstractNumId w:val="37"/>
+  </w:num>
+  <w:num w:numId="43" w16cid:durableId="617834358">
+    <w:abstractNumId w:val="37"/>
+    <w:lvlOverride w:ilvl="0">
+      <w:startOverride w:val="1"/>
+    </w:lvlOverride>
+  </w:num>
+  <w:num w:numId="44" w16cid:durableId="714087307">
+    <w:abstractNumId w:val="37"/>
+  </w:num>
+  <w:num w:numId="45" w16cid:durableId="1955557240">
+    <w:abstractNumId w:val="37"/>
+  </w:num>
+  <w:num w:numId="46" w16cid:durableId="262609354">
+    <w:abstractNumId w:val="37"/>
+  </w:num>
+  <w:num w:numId="47" w16cid:durableId="1487476870">
+    <w:abstractNumId w:val="37"/>
+  </w:num>
+  <w:num w:numId="48" w16cid:durableId="441001225">
+    <w:abstractNumId w:val="37"/>
   </w:num>
   <w:numIdMacAtCleanup w:val="33"/>
 </w:numbering>
@@ -18593,11 +19084,13 @@
     <w:autoRedefine/>
     <w:uiPriority w:val="9"/>
     <w:qFormat/>
-    <w:rsid w:val="00F775F4"/>
+    <w:rsid w:val="00224EC8"/>
     <w:pPr>
+      <w:numPr>
+        <w:numId w:val="42"/>
+      </w:numPr>
       <w:shd w:val="clear" w:color="auto" w:fill="FFFFFF"/>
       <w:spacing w:line="360" w:lineRule="auto"/>
-      <w:ind w:firstLine="0"/>
       <w:outlineLvl w:val="0"/>
     </w:pPr>
     <w:rPr>
@@ -18619,13 +19112,13 @@
     <w:uiPriority w:val="9"/>
     <w:unhideWhenUsed/>
     <w:qFormat/>
-    <w:rsid w:val="00DC3C03"/>
+    <w:rsid w:val="00224EC8"/>
     <w:pPr>
       <w:keepNext/>
       <w:keepLines/>
       <w:numPr>
         <w:ilvl w:val="1"/>
-        <w:numId w:val="4"/>
+        <w:numId w:val="42"/>
       </w:numPr>
       <w:spacing w:before="0" w:after="0"/>
       <w:outlineLvl w:val="1"/>
@@ -18782,6 +19275,7 @@
   <w:style w:type="character" w:default="1" w:styleId="Fuentedeprrafopredeter">
     <w:name w:val="Default Paragraph Font"/>
     <w:uiPriority w:val="1"/>
+    <w:semiHidden/>
     <w:unhideWhenUsed/>
   </w:style>
   <w:style w:type="table" w:default="1" w:styleId="Tablanormal">
@@ -18833,7 +19327,7 @@
     <w:name w:val="Título 1 Car"/>
     <w:link w:val="Ttulo1"/>
     <w:uiPriority w:val="9"/>
-    <w:rsid w:val="00F775F4"/>
+    <w:rsid w:val="00224EC8"/>
     <w:rPr>
       <w:rFonts w:eastAsia="Times New Roman" w:cs="Times New Roman (Títulos en alf"/>
       <w:b/>
@@ -18848,7 +19342,7 @@
     <w:name w:val="Título 2 Car"/>
     <w:link w:val="Ttulo2"/>
     <w:uiPriority w:val="9"/>
-    <w:rsid w:val="00DC3C03"/>
+    <w:rsid w:val="00224EC8"/>
     <w:rPr>
       <w:rFonts w:eastAsia="Times New Roman"/>
       <w:b/>
@@ -20018,6 +20512,21 @@
 </file>
 
 <file path=customXml/item1.xml><?xml version="1.0" encoding="utf-8"?>
+<b:Sources xmlns:b="http://schemas.openxmlformats.org/officeDocument/2006/bibliography" xmlns="http://schemas.openxmlformats.org/officeDocument/2006/bibliography" SelectedStyle="\APASixthEditionOfficeOnline.xsl" StyleName="APA" Version="6"/>
+</file>
+
+<file path=customXml/item2.xml><?xml version="1.0" encoding="utf-8"?>
+<p:properties xmlns:p="http://schemas.microsoft.com/office/2006/metadata/properties" xmlns:xsi="http://www.w3.org/2001/XMLSchema-instance" xmlns:pc="http://schemas.microsoft.com/office/infopath/2007/PartnerControls">
+  <documentManagement>
+    <TaxCatchAll xmlns="13c90a0b-73bc-4dc0-be5f-28d77b615beb" xsi:nil="true"/>
+    <lcf76f155ced4ddcb4097134ff3c332f xmlns="13c93bba-48ce-428c-bfe5-88b42c19b028">
+      <Terms xmlns="http://schemas.microsoft.com/office/infopath/2007/PartnerControls"/>
+    </lcf76f155ced4ddcb4097134ff3c332f>
+  </documentManagement>
+</p:properties>
+</file>
+
+<file path=customXml/item3.xml><?xml version="1.0" encoding="utf-8"?>
 <ct:contentTypeSchema xmlns:ct="http://schemas.microsoft.com/office/2006/metadata/contentType" xmlns:ma="http://schemas.microsoft.com/office/2006/metadata/properties/metaAttributes" ct:_="" ma:_="" ma:contentTypeName="Documento" ma:contentTypeID="0x0101006A81D6BD42E8DF4C91013959704817E1" ma:contentTypeVersion="15" ma:contentTypeDescription="Crear nuevo documento." ma:contentTypeScope="" ma:versionID="bf4f72ffd194f0963ff564daca6869f7">
   <xsd:schema xmlns:xsd="http://www.w3.org/2001/XMLSchema" xmlns:xs="http://www.w3.org/2001/XMLSchema" xmlns:p="http://schemas.microsoft.com/office/2006/metadata/properties" xmlns:ns2="13c90a0b-73bc-4dc0-be5f-28d77b615beb" xmlns:ns3="13c93bba-48ce-428c-bfe5-88b42c19b028" targetNamespace="http://schemas.microsoft.com/office/2006/metadata/properties" ma:root="true" ma:fieldsID="8718d6f4873a5b1392a45044efa78385" ns2:_="" ns3:_="">
     <xsd:import namespace="13c90a0b-73bc-4dc0-be5f-28d77b615beb"/>
@@ -20252,7 +20761,7 @@
 </ct:contentTypeSchema>
 </file>
 
-<file path=customXml/item2.xml><?xml version="1.0" encoding="utf-8"?>
+<file path=customXml/item4.xml><?xml version="1.0" encoding="utf-8"?>
 <?mso-contentType ?>
 <FormTemplates xmlns="http://schemas.microsoft.com/sharepoint/v3/contenttype/forms">
   <Display>DocumentLibraryForm</Display>
@@ -20261,22 +20770,26 @@
 </FormTemplates>
 </file>
 
-<file path=customXml/item3.xml><?xml version="1.0" encoding="utf-8"?>
-<b:Sources xmlns:b="http://schemas.openxmlformats.org/officeDocument/2006/bibliography" xmlns="http://schemas.openxmlformats.org/officeDocument/2006/bibliography" SelectedStyle="\APASixthEditionOfficeOnline.xsl" StyleName="APA" Version="6"/>
+<file path=customXml/itemProps1.xml><?xml version="1.0" encoding="utf-8"?>
+<ds:datastoreItem xmlns:ds="http://schemas.openxmlformats.org/officeDocument/2006/customXml" ds:itemID="{1AF2C25B-FB23-49D7-861B-D97474F002D2}">
+  <ds:schemaRefs>
+    <ds:schemaRef ds:uri="http://schemas.openxmlformats.org/officeDocument/2006/bibliography"/>
+  </ds:schemaRefs>
+</ds:datastoreItem>
 </file>
 
-<file path=customXml/item4.xml><?xml version="1.0" encoding="utf-8"?>
-<p:properties xmlns:p="http://schemas.microsoft.com/office/2006/metadata/properties" xmlns:xsi="http://www.w3.org/2001/XMLSchema-instance" xmlns:pc="http://schemas.microsoft.com/office/infopath/2007/PartnerControls">
-  <documentManagement>
-    <TaxCatchAll xmlns="13c90a0b-73bc-4dc0-be5f-28d77b615beb" xsi:nil="true"/>
-    <lcf76f155ced4ddcb4097134ff3c332f xmlns="13c93bba-48ce-428c-bfe5-88b42c19b028">
-      <Terms xmlns="http://schemas.microsoft.com/office/infopath/2007/PartnerControls"/>
-    </lcf76f155ced4ddcb4097134ff3c332f>
-  </documentManagement>
-</p:properties>
+<file path=customXml/itemProps2.xml><?xml version="1.0" encoding="utf-8"?>
+<ds:datastoreItem xmlns:ds="http://schemas.openxmlformats.org/officeDocument/2006/customXml" ds:itemID="{CEECB56F-E1D8-45BF-A0A3-B5258E7263D4}">
+  <ds:schemaRefs>
+    <ds:schemaRef ds:uri="http://schemas.microsoft.com/office/2006/metadata/properties"/>
+    <ds:schemaRef ds:uri="http://schemas.microsoft.com/office/infopath/2007/PartnerControls"/>
+    <ds:schemaRef ds:uri="13c90a0b-73bc-4dc0-be5f-28d77b615beb"/>
+    <ds:schemaRef ds:uri="13c93bba-48ce-428c-bfe5-88b42c19b028"/>
+  </ds:schemaRefs>
+</ds:datastoreItem>
 </file>
 
-<file path=customXml/itemProps1.xml><?xml version="1.0" encoding="utf-8"?>
+<file path=customXml/itemProps3.xml><?xml version="1.0" encoding="utf-8"?>
 <ds:datastoreItem xmlns:ds="http://schemas.openxmlformats.org/officeDocument/2006/customXml" ds:itemID="{4B3C6E78-634C-4AE7-B2E1-4D68F5BA9D52}">
   <ds:schemaRefs>
     <ds:schemaRef ds:uri="http://schemas.microsoft.com/office/2006/metadata/contentType"/>
@@ -20295,29 +20808,10 @@
 </ds:datastoreItem>
 </file>
 
-<file path=customXml/itemProps2.xml><?xml version="1.0" encoding="utf-8"?>
+<file path=customXml/itemProps4.xml><?xml version="1.0" encoding="utf-8"?>
 <ds:datastoreItem xmlns:ds="http://schemas.openxmlformats.org/officeDocument/2006/customXml" ds:itemID="{91756AAB-0645-4FFC-990B-34BB6096B23B}">
   <ds:schemaRefs>
     <ds:schemaRef ds:uri="http://schemas.microsoft.com/sharepoint/v3/contenttype/forms"/>
   </ds:schemaRefs>
 </ds:datastoreItem>
-</file>
-
-<file path=customXml/itemProps3.xml><?xml version="1.0" encoding="utf-8"?>
-<ds:datastoreItem xmlns:ds="http://schemas.openxmlformats.org/officeDocument/2006/customXml" ds:itemID="{1AF2C25B-FB23-49D7-861B-D97474F002D2}">
-  <ds:schemaRefs>
-    <ds:schemaRef ds:uri="http://schemas.openxmlformats.org/officeDocument/2006/bibliography"/>
-  </ds:schemaRefs>
-</ds:datastoreItem>
-</file>
-
-<file path=customXml/itemProps4.xml><?xml version="1.0" encoding="utf-8"?>
-<ds:datastoreItem xmlns:ds="http://schemas.openxmlformats.org/officeDocument/2006/customXml" ds:itemID="{CEECB56F-E1D8-45BF-A0A3-B5258E7263D4}">
-  <ds:schemaRefs>
-    <ds:schemaRef ds:uri="http://schemas.microsoft.com/office/2006/metadata/properties"/>
-    <ds:schemaRef ds:uri="http://schemas.microsoft.com/office/infopath/2007/PartnerControls"/>
-    <ds:schemaRef ds:uri="13c90a0b-73bc-4dc0-be5f-28d77b615beb"/>
-    <ds:schemaRef ds:uri="13c93bba-48ce-428c-bfe5-88b42c19b028"/>
-  </ds:schemaRefs>
-</ds:datastoreItem>
 </file>